--- a/evidence/Blazor Hybrid Teardown Validation Report.docx
+++ b/evidence/Blazor Hybrid Teardown Validation Report.docx
@@ -638,13 +638,8 @@
           </w:tcPr>
           <w:p>
             <w:r>
-              <w:t xml:space="preserve">Pass — 11 iterations, max 565 </w:t>
+              <w:t>Pass — 11 iterations, max 565 ms</w:t>
             </w:r>
-            <w:proofErr w:type="spellStart"/>
-            <w:r>
-              <w:t>ms</w:t>
-            </w:r>
-            <w:proofErr w:type="spellEnd"/>
           </w:p>
         </w:tc>
         <w:tc>
@@ -653,13 +648,8 @@
           </w:tcPr>
           <w:p>
             <w:r>
-              <w:t xml:space="preserve">Pass — 10 iterations, max 367 </w:t>
+              <w:t>Pass — 10 iterations, max 367 ms</w:t>
             </w:r>
-            <w:proofErr w:type="spellStart"/>
-            <w:r>
-              <w:t>ms</w:t>
-            </w:r>
-            <w:proofErr w:type="spellEnd"/>
           </w:p>
         </w:tc>
       </w:tr>
@@ -732,13 +722,8 @@
           </w:tcPr>
           <w:p>
             <w:r>
-              <w:t xml:space="preserve">Pass — 20 disposals, max 18 </w:t>
+              <w:t>Pass — 20 disposals, max 18 ms</w:t>
             </w:r>
-            <w:proofErr w:type="spellStart"/>
-            <w:r>
-              <w:t>ms</w:t>
-            </w:r>
-            <w:proofErr w:type="spellEnd"/>
           </w:p>
         </w:tc>
         <w:tc>
@@ -747,13 +732,8 @@
           </w:tcPr>
           <w:p>
             <w:r>
-              <w:t xml:space="preserve">Pass — 21 disposals, max 178 </w:t>
+              <w:t>Pass — 21 disposals, max 178 ms</w:t>
             </w:r>
-            <w:proofErr w:type="spellStart"/>
-            <w:r>
-              <w:t>ms</w:t>
-            </w:r>
-            <w:proofErr w:type="spellEnd"/>
           </w:p>
         </w:tc>
       </w:tr>
@@ -794,13 +774,8 @@
           </w:tcPr>
           <w:p>
             <w:r>
-              <w:t xml:space="preserve">Pass — 5 of 5, 759–1875 </w:t>
+              <w:t>Pass — 5 of 5, 759–1875 ms</w:t>
             </w:r>
-            <w:proofErr w:type="spellStart"/>
-            <w:r>
-              <w:t>ms</w:t>
-            </w:r>
-            <w:proofErr w:type="spellEnd"/>
           </w:p>
         </w:tc>
       </w:tr>
@@ -821,13 +796,8 @@
           </w:tcPr>
           <w:p>
             <w:r>
-              <w:t xml:space="preserve">Interop inside </w:t>
+              <w:t>Interop inside DisposeAsync</w:t>
             </w:r>
-            <w:proofErr w:type="spellStart"/>
-            <w:r>
-              <w:t>DisposeAsync</w:t>
-            </w:r>
-            <w:proofErr w:type="spellEnd"/>
           </w:p>
         </w:tc>
         <w:tc>
@@ -930,13 +900,8 @@
           </w:tcPr>
           <w:p>
             <w:r>
-              <w:t xml:space="preserve">Pass — 4 pages, 667–1019 </w:t>
+              <w:t>Pass — 4 pages, 667–1019 ms</w:t>
             </w:r>
-            <w:proofErr w:type="spellStart"/>
-            <w:r>
-              <w:t>ms</w:t>
-            </w:r>
-            <w:proofErr w:type="spellEnd"/>
           </w:p>
         </w:tc>
       </w:tr>
@@ -1185,13 +1150,18 @@
         <w:pStyle w:val="Heading1"/>
       </w:pPr>
       <w:r>
-        <w:lastRenderedPageBreak/>
-        <w:t>Findings</w:t>
+        <w:t>Observations</w:t>
       </w:r>
     </w:p>
     <w:p>
+      <w:r>
+        <w:t>None of the items below is a defect. Each is recorded because it bears on how the results should be read.</w:t>
+      </w:r>
+    </w:p>
+    <w:p/>
+    <w:p>
       <w:pPr>
-        <w:pStyle w:val="Heading2"/>
+        <w:pStyle w:val="Heading1"/>
       </w:pPr>
       <w:r>
         <w:t>Component cleanup does not run on normal app close</w:t>
@@ -1199,38 +1169,134 @@
     </w:p>
     <w:p>
       <w:r>
-        <w:t>Observed in TC04 and TC07 on both platforms. A component holding a live JS module produced no cleanup record when the app was closed normally, although cleanup runs correctly on route navigation and host replacement. Nothing throws and nothing hangs, so this is not a regression of the fix under test. It is recorded because a teardown path that never disposes cannot exercise the disposal guarantee.</w:t>
+        <w:t>Observed in TC04 and TC07 on both platforms. A component holding a live JS module produced no cleanup record when the app was closed normally, although cleanup runs correctly on route navigation and on host replacement.</w:t>
+      </w:r>
+    </w:p>
+    <w:p>
+      <w:r>
+        <w:t>This is consistent with .NET shutdown semantics — neither Dispose nor finalizers are guaranteed to run at process exit — and nothing throws or hangs. It is recorded for one reason: the app-close path never exercises the disposal guarantee, so TC04 establishes that close is prompt, not that post-disconnect disposal is safe. TC03 is what establishes the latter.</w:t>
+      </w:r>
+    </w:p>
+    <w:p>
+      <w:r>
+        <w:t>JavaScript intervals are throttled while backgrounded, and the two platforms throttle at different rates</w:t>
+      </w:r>
+    </w:p>
+    <w:p>
+      <w:r>
+        <w:t>In TC06 on both platforms, a periodic .NET timer firing every 250 ms continued at its full rate through a 60-second background period — 283 and 376 ticks on Windows, 365 on Android, each matching elapsed time exactly. The .NET timer runs on the thread pool, which the embedded browser does not govern.</w:t>
+      </w:r>
+    </w:p>
+    <w:p>
+      <w:r>
+        <w:t>A JavaScript interval at 200 ms — five callbacks per second when unthrottled — did not. Both platforms throttled it to roughly 1 Hz, which is Chromium's deliberate background-timer policy, but not to the same rate:</w:t>
       </w:r>
     </w:p>
     <w:p>
       <w:pPr>
-        <w:pStyle w:val="Heading2"/>
+        <w:pBdr>
+          <w:top w:val="single" w:sz="4" w:space="1" w:color="auto"/>
+          <w:left w:val="single" w:sz="4" w:space="4" w:color="auto"/>
+          <w:bottom w:val="single" w:sz="4" w:space="1" w:color="auto"/>
+          <w:right w:val="single" w:sz="4" w:space="4" w:color="auto"/>
+          <w:between w:val="single" w:sz="4" w:space="1" w:color="auto"/>
+          <w:bar w:val="single" w:sz="4" w:color="auto"/>
+        </w:pBdr>
       </w:pPr>
       <w:r>
+        <w:t>Background window</w:t>
+      </w:r>
+      <w:r>
+        <w:tab/>
+        <w:t>Callbacks in the window</w:t>
+      </w:r>
+      <w:r>
+        <w:tab/>
+        <w:t>Approximate rate</w:t>
+      </w:r>
+    </w:p>
+    <w:p>
+      <w:pPr>
+        <w:pBdr>
+          <w:top w:val="single" w:sz="4" w:space="1" w:color="auto"/>
+          <w:left w:val="single" w:sz="4" w:space="4" w:color="auto"/>
+          <w:bottom w:val="single" w:sz="4" w:space="1" w:color="auto"/>
+          <w:right w:val="single" w:sz="4" w:space="4" w:color="auto"/>
+          <w:between w:val="single" w:sz="4" w:space="1" w:color="auto"/>
+          <w:bar w:val="single" w:sz="4" w:color="auto"/>
+        </w:pBdr>
+      </w:pPr>
+      <w:r>
+        <w:t>Windows, Chromium 152</w:t>
+      </w:r>
+      <w:r>
+        <w:tab/>
+        <w:t>70.0 s</w:t>
+      </w:r>
+      <w:r>
+        <w:tab/>
+        <w:t>about 67</w:t>
+      </w:r>
+      <w:r>
+        <w:tab/>
+        <w:t>about 0.96 per second</w:t>
+      </w:r>
+    </w:p>
+    <w:p>
+      <w:pPr>
+        <w:pBdr>
+          <w:top w:val="single" w:sz="4" w:space="1" w:color="auto"/>
+          <w:left w:val="single" w:sz="4" w:space="4" w:color="auto"/>
+          <w:bottom w:val="single" w:sz="4" w:space="1" w:color="auto"/>
+          <w:right w:val="single" w:sz="4" w:space="4" w:color="auto"/>
+          <w:between w:val="single" w:sz="4" w:space="1" w:color="auto"/>
+          <w:bar w:val="single" w:sz="4" w:color="auto"/>
+        </w:pBdr>
+      </w:pPr>
+      <w:r>
+        <w:t>Android, Chromium 109</w:t>
+      </w:r>
+      <w:r>
+        <w:tab/>
+        <w:t>63.9 s</w:t>
+      </w:r>
+      <w:r>
+        <w:tab/>
+        <w:t>about 73</w:t>
+      </w:r>
+      <w:r>
+        <w:tab/>
+        <w:t>about 1.14 per second</w:t>
+      </w:r>
+    </w:p>
+    <w:p>
+      <w:r>
+        <w:t>Android sustained the interval roughly 20 per cent faster than Windows over a shorter window. Both sit at the same order — the ~1 Hz clamp — so the difference is one of degree within expected behaviour, not a behavioural divergence of the kind the issue asks to be reported.</w:t>
+      </w:r>
+    </w:p>
+    <w:p>
+      <w:r>
+        <w:t>These two rows are approximate and should not be quoted as measurements. The callback component in use did not emit a module-acquisition record, so the moment each page began is inferred from the preceding cleanup record rather than measured. The totals — 142 callbacks on Windows and 153 on Android — are exact; the split between foreground and background portions is not. Confirming the rate difference would need a run with the component instrumented to log its own start.</w:t>
+      </w:r>
+    </w:p>
+    <w:p/>
+    <w:p>
+      <w:pPr>
+        <w:pStyle w:val="Heading1"/>
+      </w:pPr>
+      <w:r>
+        <w:lastRenderedPageBreak/>
         <w:t>Android activity recreation abandons components</w:t>
       </w:r>
     </w:p>
     <w:p>
       <w:r>
-        <w:t>In the TC08 configuration where the activity is destroyed and rebuilt, 22 rotations produced seven module acquisitions and one cleanup. The page handler is never transitioned to null on activity recreation, so no managed teardown runs.</w:t>
+        <w:t>In the TC08 configuration where the activity is destroyed and rebuilt, 22 rotations produced seven module acquisitions and one cleanup. The page handler is never transitioned to null on activity recreation, so no managed teardown runs. After a forced collection and finalizer drain, retained objects stood at 22 of 23 MainPage instances, 22 of 23 BlazorWebView instances and 16 of 16 components, with the working set rising from 342 MB to 409 MB across the run.</w:t>
       </w:r>
     </w:p>
     <w:p>
       <w:r>
-        <w:t>After a forced collection and finalizer drain, retained objects stood at 22 of 23 MainPage instances, 22 of 23 BlazorWebView instances and 16 of 16 components, with the working set rising from 342 MB to 409 MB across the run. This sits outside the scope of the fix, since disposal never runs on this path, but it means the clean-teardown guarantee has a gap on Android rotation.</w:t>
-      </w:r>
-    </w:p>
-    <w:p>
-      <w:pPr>
-        <w:pStyle w:val="Heading2"/>
-      </w:pPr>
-      <w:r>
-        <w:t>JavaScript intervals are throttled while backgrounded; .NET timers are not</w:t>
-      </w:r>
-    </w:p>
-    <w:p>
-      <w:r>
-        <w:t>In TC06 on both platforms, a periodic .NET timer firing every 250 ms continued at its full rate through a 60-second background period — 283 and 376 ticks on Windows, 365 on Android, each matching elapsed time exactly. A JavaScript interval at 200 ms dropped to roughly 1 Hz over the same window, recording 142 callbacks on Windows and 153 on Android. This is expected embedded-browser behaviour, recorded for completeness.</w:t>
+        <w:t>This sits outside the scope of the fix under test, since disposal never runs on the recreation path. Two things bound how far the observation reaches. Container lifetime is unconfirmed: if MainPage is registered as a singleton, the container legitimately holds every instance and the retention is expected. And the configuration is not the shipping one — recreation was forced by removing ConfigChanges.Orientation and ScreenSize from the activity attribute for this test, whereas with the attribute as shipped, TC08 Part A showed 36 rotations with the WebView never destroyed, no duplicate work source and no error.</w:t>
       </w:r>
     </w:p>
     <w:p>
@@ -1238,12 +1304,37 @@
         <w:pStyle w:val="Heading1"/>
       </w:pPr>
       <w:r>
-        <w:t>Expected differences between platforms</w:t>
+        <w:t>Platform comparison</w:t>
       </w:r>
     </w:p>
     <w:p>
       <w:r>
-        <w:t>None material. Disposal is two to four times slower on Android — a maximum of 178 ms against 18 ms on Windows for TC03 — but well inside limits, and every pass or fail outcome is identical across the two WebView engines.</w:t>
+        <w:t>The issue asks whether teardown that is clean on one platform is clean on the other, and treats a divergence as a finding. There is none here.</w:t>
+      </w:r>
+    </w:p>
+    <w:p>
+      <w:r>
+        <w:t>Every case produced the same verdict on both platforms: ten passes on Windows (TC08 and TC10 not applicable) and ten on Android. No exception, hang or stale-callback record appeared on one platform and not the other, despite the two embedded browsers being roughly three years apart in version.</w:t>
+      </w:r>
+    </w:p>
+    <w:p>
+      <w:r>
+        <w:t>The measurable differences are in rate, not behaviour:</w:t>
+      </w:r>
+    </w:p>
+    <w:p>
+      <w:r>
+        <w:t>Disposal is two to four times slower on Android — a maximum of 178 ms against 18 ms on Windows for TC03 — but every value is far inside the two-second bound.</w:t>
+      </w:r>
+    </w:p>
+    <w:p>
+      <w:r>
+        <w:t>Working set runs higher on Android, 379–396 MB against 299–307 MB on Windows in TC09, and is stable on both.</w:t>
+      </w:r>
+    </w:p>
+    <w:p>
+      <w:r>
+        <w:t>Background JavaScript throttling is marginally less aggressive on Android, about 1.14 against about 0.96 callbacks per second. Both are the same ~1 Hz clamp; see the observation above, including why those two figures are approximate.</w:t>
       </w:r>
     </w:p>
     <w:p>
@@ -1443,6 +1534,304 @@
       </w:rPr>
     </w:lvl>
   </w:abstractNum>
+  <w:abstractNum w:abstractNumId="9" w15:restartNumberingAfterBreak="0">
+    <w:nsid w:val="4B2D3F06"/>
+    <w:multiLevelType w:val="multilevel"/>
+    <w:tmpl w:val="2F2E86D4"/>
+    <w:lvl w:ilvl="0">
+      <w:start w:val="1"/>
+      <w:numFmt w:val="bullet"/>
+      <w:lvlText w:val=""/>
+      <w:lvlJc w:val="left"/>
+      <w:pPr>
+        <w:tabs>
+          <w:tab w:val="num" w:pos="720"/>
+        </w:tabs>
+        <w:ind w:left="720" w:hanging="360"/>
+      </w:pPr>
+      <w:rPr>
+        <w:rFonts w:ascii="Symbol" w:hAnsi="Symbol" w:hint="default"/>
+        <w:sz w:val="20"/>
+      </w:rPr>
+    </w:lvl>
+    <w:lvl w:ilvl="1" w:tentative="1">
+      <w:start w:val="1"/>
+      <w:numFmt w:val="bullet"/>
+      <w:lvlText w:val="o"/>
+      <w:lvlJc w:val="left"/>
+      <w:pPr>
+        <w:tabs>
+          <w:tab w:val="num" w:pos="1440"/>
+        </w:tabs>
+        <w:ind w:left="1440" w:hanging="360"/>
+      </w:pPr>
+      <w:rPr>
+        <w:rFonts w:ascii="Courier New" w:hAnsi="Courier New" w:hint="default"/>
+        <w:sz w:val="20"/>
+      </w:rPr>
+    </w:lvl>
+    <w:lvl w:ilvl="2" w:tentative="1">
+      <w:start w:val="1"/>
+      <w:numFmt w:val="bullet"/>
+      <w:lvlText w:val=""/>
+      <w:lvlJc w:val="left"/>
+      <w:pPr>
+        <w:tabs>
+          <w:tab w:val="num" w:pos="2160"/>
+        </w:tabs>
+        <w:ind w:left="2160" w:hanging="360"/>
+      </w:pPr>
+      <w:rPr>
+        <w:rFonts w:ascii="Wingdings" w:hAnsi="Wingdings" w:hint="default"/>
+        <w:sz w:val="20"/>
+      </w:rPr>
+    </w:lvl>
+    <w:lvl w:ilvl="3" w:tentative="1">
+      <w:start w:val="1"/>
+      <w:numFmt w:val="bullet"/>
+      <w:lvlText w:val=""/>
+      <w:lvlJc w:val="left"/>
+      <w:pPr>
+        <w:tabs>
+          <w:tab w:val="num" w:pos="2880"/>
+        </w:tabs>
+        <w:ind w:left="2880" w:hanging="360"/>
+      </w:pPr>
+      <w:rPr>
+        <w:rFonts w:ascii="Wingdings" w:hAnsi="Wingdings" w:hint="default"/>
+        <w:sz w:val="20"/>
+      </w:rPr>
+    </w:lvl>
+    <w:lvl w:ilvl="4" w:tentative="1">
+      <w:start w:val="1"/>
+      <w:numFmt w:val="bullet"/>
+      <w:lvlText w:val=""/>
+      <w:lvlJc w:val="left"/>
+      <w:pPr>
+        <w:tabs>
+          <w:tab w:val="num" w:pos="3600"/>
+        </w:tabs>
+        <w:ind w:left="3600" w:hanging="360"/>
+      </w:pPr>
+      <w:rPr>
+        <w:rFonts w:ascii="Wingdings" w:hAnsi="Wingdings" w:hint="default"/>
+        <w:sz w:val="20"/>
+      </w:rPr>
+    </w:lvl>
+    <w:lvl w:ilvl="5" w:tentative="1">
+      <w:start w:val="1"/>
+      <w:numFmt w:val="bullet"/>
+      <w:lvlText w:val=""/>
+      <w:lvlJc w:val="left"/>
+      <w:pPr>
+        <w:tabs>
+          <w:tab w:val="num" w:pos="4320"/>
+        </w:tabs>
+        <w:ind w:left="4320" w:hanging="360"/>
+      </w:pPr>
+      <w:rPr>
+        <w:rFonts w:ascii="Wingdings" w:hAnsi="Wingdings" w:hint="default"/>
+        <w:sz w:val="20"/>
+      </w:rPr>
+    </w:lvl>
+    <w:lvl w:ilvl="6" w:tentative="1">
+      <w:start w:val="1"/>
+      <w:numFmt w:val="bullet"/>
+      <w:lvlText w:val=""/>
+      <w:lvlJc w:val="left"/>
+      <w:pPr>
+        <w:tabs>
+          <w:tab w:val="num" w:pos="5040"/>
+        </w:tabs>
+        <w:ind w:left="5040" w:hanging="360"/>
+      </w:pPr>
+      <w:rPr>
+        <w:rFonts w:ascii="Wingdings" w:hAnsi="Wingdings" w:hint="default"/>
+        <w:sz w:val="20"/>
+      </w:rPr>
+    </w:lvl>
+    <w:lvl w:ilvl="7" w:tentative="1">
+      <w:start w:val="1"/>
+      <w:numFmt w:val="bullet"/>
+      <w:lvlText w:val=""/>
+      <w:lvlJc w:val="left"/>
+      <w:pPr>
+        <w:tabs>
+          <w:tab w:val="num" w:pos="5760"/>
+        </w:tabs>
+        <w:ind w:left="5760" w:hanging="360"/>
+      </w:pPr>
+      <w:rPr>
+        <w:rFonts w:ascii="Wingdings" w:hAnsi="Wingdings" w:hint="default"/>
+        <w:sz w:val="20"/>
+      </w:rPr>
+    </w:lvl>
+    <w:lvl w:ilvl="8" w:tentative="1">
+      <w:start w:val="1"/>
+      <w:numFmt w:val="bullet"/>
+      <w:lvlText w:val=""/>
+      <w:lvlJc w:val="left"/>
+      <w:pPr>
+        <w:tabs>
+          <w:tab w:val="num" w:pos="6480"/>
+        </w:tabs>
+        <w:ind w:left="6480" w:hanging="360"/>
+      </w:pPr>
+      <w:rPr>
+        <w:rFonts w:ascii="Wingdings" w:hAnsi="Wingdings" w:hint="default"/>
+        <w:sz w:val="20"/>
+      </w:rPr>
+    </w:lvl>
+  </w:abstractNum>
+  <w:abstractNum w:abstractNumId="10" w15:restartNumberingAfterBreak="0">
+    <w:nsid w:val="60741BEC"/>
+    <w:multiLevelType w:val="multilevel"/>
+    <w:tmpl w:val="B3B6D314"/>
+    <w:lvl w:ilvl="0">
+      <w:start w:val="1"/>
+      <w:numFmt w:val="bullet"/>
+      <w:lvlText w:val=""/>
+      <w:lvlJc w:val="left"/>
+      <w:pPr>
+        <w:tabs>
+          <w:tab w:val="num" w:pos="720"/>
+        </w:tabs>
+        <w:ind w:left="720" w:hanging="360"/>
+      </w:pPr>
+      <w:rPr>
+        <w:rFonts w:ascii="Symbol" w:hAnsi="Symbol" w:hint="default"/>
+        <w:sz w:val="20"/>
+      </w:rPr>
+    </w:lvl>
+    <w:lvl w:ilvl="1" w:tentative="1">
+      <w:start w:val="1"/>
+      <w:numFmt w:val="bullet"/>
+      <w:lvlText w:val="o"/>
+      <w:lvlJc w:val="left"/>
+      <w:pPr>
+        <w:tabs>
+          <w:tab w:val="num" w:pos="1440"/>
+        </w:tabs>
+        <w:ind w:left="1440" w:hanging="360"/>
+      </w:pPr>
+      <w:rPr>
+        <w:rFonts w:ascii="Courier New" w:hAnsi="Courier New" w:hint="default"/>
+        <w:sz w:val="20"/>
+      </w:rPr>
+    </w:lvl>
+    <w:lvl w:ilvl="2" w:tentative="1">
+      <w:start w:val="1"/>
+      <w:numFmt w:val="bullet"/>
+      <w:lvlText w:val=""/>
+      <w:lvlJc w:val="left"/>
+      <w:pPr>
+        <w:tabs>
+          <w:tab w:val="num" w:pos="2160"/>
+        </w:tabs>
+        <w:ind w:left="2160" w:hanging="360"/>
+      </w:pPr>
+      <w:rPr>
+        <w:rFonts w:ascii="Wingdings" w:hAnsi="Wingdings" w:hint="default"/>
+        <w:sz w:val="20"/>
+      </w:rPr>
+    </w:lvl>
+    <w:lvl w:ilvl="3" w:tentative="1">
+      <w:start w:val="1"/>
+      <w:numFmt w:val="bullet"/>
+      <w:lvlText w:val=""/>
+      <w:lvlJc w:val="left"/>
+      <w:pPr>
+        <w:tabs>
+          <w:tab w:val="num" w:pos="2880"/>
+        </w:tabs>
+        <w:ind w:left="2880" w:hanging="360"/>
+      </w:pPr>
+      <w:rPr>
+        <w:rFonts w:ascii="Wingdings" w:hAnsi="Wingdings" w:hint="default"/>
+        <w:sz w:val="20"/>
+      </w:rPr>
+    </w:lvl>
+    <w:lvl w:ilvl="4" w:tentative="1">
+      <w:start w:val="1"/>
+      <w:numFmt w:val="bullet"/>
+      <w:lvlText w:val=""/>
+      <w:lvlJc w:val="left"/>
+      <w:pPr>
+        <w:tabs>
+          <w:tab w:val="num" w:pos="3600"/>
+        </w:tabs>
+        <w:ind w:left="3600" w:hanging="360"/>
+      </w:pPr>
+      <w:rPr>
+        <w:rFonts w:ascii="Wingdings" w:hAnsi="Wingdings" w:hint="default"/>
+        <w:sz w:val="20"/>
+      </w:rPr>
+    </w:lvl>
+    <w:lvl w:ilvl="5" w:tentative="1">
+      <w:start w:val="1"/>
+      <w:numFmt w:val="bullet"/>
+      <w:lvlText w:val=""/>
+      <w:lvlJc w:val="left"/>
+      <w:pPr>
+        <w:tabs>
+          <w:tab w:val="num" w:pos="4320"/>
+        </w:tabs>
+        <w:ind w:left="4320" w:hanging="360"/>
+      </w:pPr>
+      <w:rPr>
+        <w:rFonts w:ascii="Wingdings" w:hAnsi="Wingdings" w:hint="default"/>
+        <w:sz w:val="20"/>
+      </w:rPr>
+    </w:lvl>
+    <w:lvl w:ilvl="6" w:tentative="1">
+      <w:start w:val="1"/>
+      <w:numFmt w:val="bullet"/>
+      <w:lvlText w:val=""/>
+      <w:lvlJc w:val="left"/>
+      <w:pPr>
+        <w:tabs>
+          <w:tab w:val="num" w:pos="5040"/>
+        </w:tabs>
+        <w:ind w:left="5040" w:hanging="360"/>
+      </w:pPr>
+      <w:rPr>
+        <w:rFonts w:ascii="Wingdings" w:hAnsi="Wingdings" w:hint="default"/>
+        <w:sz w:val="20"/>
+      </w:rPr>
+    </w:lvl>
+    <w:lvl w:ilvl="7" w:tentative="1">
+      <w:start w:val="1"/>
+      <w:numFmt w:val="bullet"/>
+      <w:lvlText w:val=""/>
+      <w:lvlJc w:val="left"/>
+      <w:pPr>
+        <w:tabs>
+          <w:tab w:val="num" w:pos="5760"/>
+        </w:tabs>
+        <w:ind w:left="5760" w:hanging="360"/>
+      </w:pPr>
+      <w:rPr>
+        <w:rFonts w:ascii="Wingdings" w:hAnsi="Wingdings" w:hint="default"/>
+        <w:sz w:val="20"/>
+      </w:rPr>
+    </w:lvl>
+    <w:lvl w:ilvl="8" w:tentative="1">
+      <w:start w:val="1"/>
+      <w:numFmt w:val="bullet"/>
+      <w:lvlText w:val=""/>
+      <w:lvlJc w:val="left"/>
+      <w:pPr>
+        <w:tabs>
+          <w:tab w:val="num" w:pos="6480"/>
+        </w:tabs>
+        <w:ind w:left="6480" w:hanging="360"/>
+      </w:pPr>
+      <w:rPr>
+        <w:rFonts w:ascii="Wingdings" w:hAnsi="Wingdings" w:hint="default"/>
+        <w:sz w:val="20"/>
+      </w:rPr>
+    </w:lvl>
+  </w:abstractNum>
   <w:num w:numId="1" w16cid:durableId="1333024782">
     <w:abstractNumId w:val="8"/>
   </w:num>
@@ -1469,6 +1858,12 @@
   </w:num>
   <w:num w:numId="9" w16cid:durableId="832912803">
     <w:abstractNumId w:val="0"/>
+  </w:num>
+  <w:num w:numId="10" w16cid:durableId="336271765">
+    <w:abstractNumId w:val="10"/>
+  </w:num>
+  <w:num w:numId="11" w16cid:durableId="139272678">
+    <w:abstractNumId w:val="9"/>
   </w:num>
 </w:numbering>
 </file>
@@ -12853,6 +13248,35 @@
       </w:tcPr>
     </w:tblStylePr>
   </w:style>
+  <w:style w:type="paragraph" w:styleId="NormalWeb">
+    <w:name w:val="Normal (Web)"/>
+    <w:basedOn w:val="Normal"/>
+    <w:uiPriority w:val="99"/>
+    <w:semiHidden/>
+    <w:unhideWhenUsed/>
+    <w:rsid w:val="00C766F8"/>
+    <w:pPr>
+      <w:spacing w:before="100" w:beforeAutospacing="1" w:after="100" w:afterAutospacing="1" w:line="240" w:lineRule="auto"/>
+    </w:pPr>
+    <w:rPr>
+      <w:rFonts w:ascii="Times New Roman" w:eastAsia="Times New Roman" w:hAnsi="Times New Roman" w:cs="Times New Roman"/>
+      <w:sz w:val="24"/>
+      <w:szCs w:val="24"/>
+    </w:rPr>
+  </w:style>
+  <w:style w:type="character" w:styleId="HTMLCode">
+    <w:name w:val="HTML Code"/>
+    <w:basedOn w:val="DefaultParagraphFont"/>
+    <w:uiPriority w:val="99"/>
+    <w:semiHidden/>
+    <w:unhideWhenUsed/>
+    <w:rsid w:val="00C766F8"/>
+    <w:rPr>
+      <w:rFonts w:ascii="Courier New" w:eastAsia="Times New Roman" w:hAnsi="Courier New" w:cs="Courier New"/>
+      <w:sz w:val="20"/>
+      <w:szCs w:val="20"/>
+    </w:rPr>
+  </w:style>
 </w:styles>
 </file>
 

--- a/evidence/Blazor Hybrid Teardown Validation Report.docx
+++ b/evidence/Blazor Hybrid Teardown Validation Report.docx
@@ -18,7 +18,25 @@
           <w:iCs/>
           <w:color w:val="5A5A5A"/>
         </w:rPr>
-        <w:t>dotnet/aspnetcore issue #68813 — Blazor Hybrid teardown while JavaScript calls are in flight</w:t>
+        <w:t>dotnet/</w:t>
+      </w:r>
+      <w:proofErr w:type="spellStart"/>
+      <w:r>
+        <w:rPr>
+          <w:i/>
+          <w:iCs/>
+          <w:color w:val="5A5A5A"/>
+        </w:rPr>
+        <w:t>aspnetcore</w:t>
+      </w:r>
+      <w:proofErr w:type="spellEnd"/>
+      <w:r>
+        <w:rPr>
+          <w:i/>
+          <w:iCs/>
+          <w:color w:val="5A5A5A"/>
+        </w:rPr>
+        <w:t xml:space="preserve"> issue #68813 — Blazor Hybrid teardown while JavaScript calls are in flight</w:t>
       </w:r>
     </w:p>
     <w:p>
@@ -28,7 +46,61 @@
           <w:sz w:val="20"/>
           <w:szCs w:val="20"/>
         </w:rPr>
-        <w:t>Test dates: 2026-09-02 to 2026-09-04  ·  Configuration: Hybrid (MAUI) on Windows/WebView2 and Android/Android WebView  ·  Harness: github.com/surya3655/blazor-hybrid-teardown-validation</w:t>
+        <w:t>Test dates: 2026-09-02 to 2026-09-</w:t>
+      </w:r>
+      <w:proofErr w:type="gramStart"/>
+      <w:r>
+        <w:rPr>
+          <w:color w:val="5A5A5A"/>
+          <w:sz w:val="20"/>
+          <w:szCs w:val="20"/>
+        </w:rPr>
+        <w:t>04  ·</w:t>
+      </w:r>
+      <w:proofErr w:type="gramEnd"/>
+      <w:r>
+        <w:rPr>
+          <w:color w:val="5A5A5A"/>
+          <w:sz w:val="20"/>
+          <w:szCs w:val="20"/>
+        </w:rPr>
+        <w:t xml:space="preserve">  Configuration: Hybrid (MAUI) on Windows/WebView2 and Android/Android </w:t>
+      </w:r>
+      <w:proofErr w:type="gramStart"/>
+      <w:r>
+        <w:rPr>
+          <w:color w:val="5A5A5A"/>
+          <w:sz w:val="20"/>
+          <w:szCs w:val="20"/>
+        </w:rPr>
+        <w:t>WebView  ·</w:t>
+      </w:r>
+      <w:proofErr w:type="gramEnd"/>
+      <w:r>
+        <w:rPr>
+          <w:color w:val="5A5A5A"/>
+          <w:sz w:val="20"/>
+          <w:szCs w:val="20"/>
+        </w:rPr>
+        <w:t xml:space="preserve">  Harness: github.com/surya3655/</w:t>
+      </w:r>
+      <w:proofErr w:type="spellStart"/>
+      <w:r>
+        <w:rPr>
+          <w:color w:val="5A5A5A"/>
+          <w:sz w:val="20"/>
+          <w:szCs w:val="20"/>
+        </w:rPr>
+        <w:t>blazor</w:t>
+      </w:r>
+      <w:proofErr w:type="spellEnd"/>
+      <w:r>
+        <w:rPr>
+          <w:color w:val="5A5A5A"/>
+          <w:sz w:val="20"/>
+          <w:szCs w:val="20"/>
+        </w:rPr>
+        <w:t>-hybrid-teardown-validation</w:t>
       </w:r>
     </w:p>
     <w:p>
@@ -44,7 +116,39 @@
     </w:p>
     <w:p>
       <w:r>
-        <w:t>The disposal fix is substantiated. Across 41 disposals that ran after the WebView had already been destroyed — 20 on Windows, 21 on Android — every IJSObjectReference disposal returned normally in 1–178 ms with no JSDisconnectedException, no unhandled or unobserved exception, and no hang (TC03). Closing the app during an unawaited 15-second promise terminated promptly on both platforms and never waited for the promise (TC04).</w:t>
+        <w:t xml:space="preserve">The disposal fix is substantiated. Across 41 disposals that ran after the WebView had already been destroyed — 20 on Windows, 21 on Android — every </w:t>
+      </w:r>
+      <w:proofErr w:type="spellStart"/>
+      <w:r>
+        <w:t>IJSObjectReference</w:t>
+      </w:r>
+      <w:proofErr w:type="spellEnd"/>
+      <w:r>
+        <w:t xml:space="preserve"> disposal returned normally in 1–178 </w:t>
+      </w:r>
+      <w:proofErr w:type="spellStart"/>
+      <w:r>
+        <w:t>ms</w:t>
+      </w:r>
+      <w:proofErr w:type="spellEnd"/>
+      <w:r>
+        <w:t xml:space="preserve"> with no </w:t>
+      </w:r>
+      <w:proofErr w:type="spellStart"/>
+      <w:r>
+        <w:t>JSDisconnectedException</w:t>
+      </w:r>
+      <w:proofErr w:type="spellEnd"/>
+      <w:r>
+        <w:t xml:space="preserve">, no unhandled or unobserved exception, and no hang (TC03). Closing the app during an </w:t>
+      </w:r>
+      <w:proofErr w:type="spellStart"/>
+      <w:r>
+        <w:t>unawaited</w:t>
+      </w:r>
+      <w:proofErr w:type="spellEnd"/>
+      <w:r>
+        <w:t xml:space="preserve"> 15-second promise terminated promptly on both platforms and never waited for the promise (TC04).</w:t>
       </w:r>
     </w:p>
     <w:p>
@@ -212,8 +316,13 @@
             <w:tcW w:w="3120" w:type="dxa"/>
           </w:tcPr>
           <w:p>
+            <w:proofErr w:type="spellStart"/>
             <w:r>
-              <w:t>maui-android 11.0.0-preview.7.26406.9</w:t>
+              <w:t>maui</w:t>
+            </w:r>
+            <w:proofErr w:type="spellEnd"/>
+            <w:r>
+              <w:t>-android 11.0.0-preview.7.26406.9</w:t>
             </w:r>
           </w:p>
         </w:tc>
@@ -353,7 +462,23 @@
       </w:r>
       <w:r>
         <w:lastRenderedPageBreak/>
-        <w:t>worthwhile; here the gap is unusually wide and every result was identical across both. A device carrying a current Android System WebView would strengthen the Android side.</w:t>
+        <w:t xml:space="preserve">worthwhile; here the gap is unusually </w:t>
+      </w:r>
+      <w:proofErr w:type="gramStart"/>
+      <w:r>
+        <w:t>wide</w:t>
+      </w:r>
+      <w:proofErr w:type="gramEnd"/>
+      <w:r>
+        <w:t xml:space="preserve"> and every result </w:t>
+      </w:r>
+      <w:proofErr w:type="gramStart"/>
+      <w:r>
+        <w:t>was</w:t>
+      </w:r>
+      <w:proofErr w:type="gramEnd"/>
+      <w:r>
+        <w:t xml:space="preserve"> identical across both. A device carrying a current Android System WebView would strengthen the Android side.</w:t>
       </w:r>
     </w:p>
     <w:p>
@@ -541,7 +666,15 @@
     </w:tbl>
     <w:p>
       <w:r>
-        <w:t>All nine Android warnings are the same analyzer rule, BL0016: JS interop call 'InvokeAsync' is not guarded with a try/catch block. They are intentional. The warnings refer to the interop calls made during active work — inside the loops, timers and callbacks — which must stay unguarded, because guarding them would prevent teardown from occurring while a call is genuinely in flight, and that is the scenario under test. The disposal paths are guarded separately.</w:t>
+        <w:t>All nine Android warnings are the same analyzer rule, BL0016: JS interop call '</w:t>
+      </w:r>
+      <w:proofErr w:type="spellStart"/>
+      <w:r>
+        <w:t>InvokeAsync</w:t>
+      </w:r>
+      <w:proofErr w:type="spellEnd"/>
+      <w:r>
+        <w:t>' is not guarded with a try/catch block. They are intentional. The warnings refer to the interop calls made during active work — inside the loops, timers and callbacks — which must stay unguarded, because guarding them would prevent teardown from occurring while a call is genuinely in flight, and that is the scenario under test. The disposal paths are guarded separately.</w:t>
       </w:r>
     </w:p>
     <w:p>
@@ -638,8 +771,13 @@
           </w:tcPr>
           <w:p>
             <w:r>
-              <w:t>Pass — 11 iterations, max 565 ms</w:t>
+              <w:t xml:space="preserve">Pass — 11 iterations, max 565 </w:t>
             </w:r>
+            <w:proofErr w:type="spellStart"/>
+            <w:r>
+              <w:t>ms</w:t>
+            </w:r>
+            <w:proofErr w:type="spellEnd"/>
           </w:p>
         </w:tc>
         <w:tc>
@@ -648,8 +786,13 @@
           </w:tcPr>
           <w:p>
             <w:r>
-              <w:t>Pass — 10 iterations, max 367 ms</w:t>
+              <w:t xml:space="preserve">Pass — 10 iterations, max 367 </w:t>
             </w:r>
+            <w:proofErr w:type="spellStart"/>
+            <w:r>
+              <w:t>ms</w:t>
+            </w:r>
+            <w:proofErr w:type="spellEnd"/>
           </w:p>
         </w:tc>
       </w:tr>
@@ -722,8 +865,13 @@
           </w:tcPr>
           <w:p>
             <w:r>
-              <w:t>Pass — 20 disposals, max 18 ms</w:t>
+              <w:t xml:space="preserve">Pass — 20 disposals, max 18 </w:t>
             </w:r>
+            <w:proofErr w:type="spellStart"/>
+            <w:r>
+              <w:t>ms</w:t>
+            </w:r>
+            <w:proofErr w:type="spellEnd"/>
           </w:p>
         </w:tc>
         <w:tc>
@@ -732,8 +880,13 @@
           </w:tcPr>
           <w:p>
             <w:r>
-              <w:t>Pass — 21 disposals, max 178 ms</w:t>
+              <w:t xml:space="preserve">Pass — 21 disposals, max 178 </w:t>
             </w:r>
+            <w:proofErr w:type="spellStart"/>
+            <w:r>
+              <w:t>ms</w:t>
+            </w:r>
+            <w:proofErr w:type="spellEnd"/>
           </w:p>
         </w:tc>
       </w:tr>
@@ -774,8 +927,13 @@
           </w:tcPr>
           <w:p>
             <w:r>
-              <w:t>Pass — 5 of 5, 759–1875 ms</w:t>
+              <w:t xml:space="preserve">Pass — 5 of 5, 759–1875 </w:t>
             </w:r>
+            <w:proofErr w:type="spellStart"/>
+            <w:r>
+              <w:t>ms</w:t>
+            </w:r>
+            <w:proofErr w:type="spellEnd"/>
           </w:p>
         </w:tc>
       </w:tr>
@@ -796,8 +954,13 @@
           </w:tcPr>
           <w:p>
             <w:r>
-              <w:t>Interop inside DisposeAsync</w:t>
+              <w:t xml:space="preserve">Interop inside </w:t>
             </w:r>
+            <w:proofErr w:type="spellStart"/>
+            <w:r>
+              <w:t>DisposeAsync</w:t>
+            </w:r>
+            <w:proofErr w:type="spellEnd"/>
           </w:p>
         </w:tc>
         <w:tc>
@@ -900,8 +1063,13 @@
           </w:tcPr>
           <w:p>
             <w:r>
-              <w:t>Pass — 4 pages, 667–1019 ms</w:t>
+              <w:t xml:space="preserve">Pass — 4 pages, 667–1019 </w:t>
             </w:r>
+            <w:proofErr w:type="spellStart"/>
+            <w:r>
+              <w:t>ms</w:t>
+            </w:r>
+            <w:proofErr w:type="spellEnd"/>
           </w:p>
         </w:tc>
       </w:tr>
@@ -1049,7 +1217,15 @@
     </w:p>
     <w:p>
       <w:r>
-        <w:t>On Windows the checkpoints at cycles 1, 16, 27, 44 and 59 recorded retained MainPage counts of 0 of 1, 1 of 16, 0 of 27, 0 of 44 and 1 of 59. The working set moved from a settled 251 MB through a peak of 317 MB to a final 307 MB, holding flat at 299 MB across a four-minute stretch and rising only when activity resumed.</w:t>
+        <w:t xml:space="preserve">On Windows the checkpoints at cycles 1, 16, 27, 44 and 59 recorded retained </w:t>
+      </w:r>
+      <w:proofErr w:type="spellStart"/>
+      <w:r>
+        <w:t>MainPage</w:t>
+      </w:r>
+      <w:proofErr w:type="spellEnd"/>
+      <w:r>
+        <w:t xml:space="preserve"> counts of 0 of 1, 1 of 16, 0 of 27, 0 of 44 and 1 of 59. The working set moved from a settled 251 MB through a peak of 317 MB to a final 307 MB, holding flat at 299 MB across a four-minute stretch and rising only when activity resumed.</w:t>
       </w:r>
     </w:p>
     <w:p>
@@ -1059,12 +1235,44 @@
     </w:p>
     <w:p>
       <w:r>
-        <w:t>Two independent signals support the stable conclusion. First, hosts are fully released: MainPage and BlazorWebView reach zero alive of 59 and zero of 71 respectively, and the intermediate values of five to six are hosts awaiting collection rather than retained ones, since they clear by the final drain. Second, retained components plateau rather than track the cycle count — Windows holds at 12 alive while created rises from 26 to 43, and Android holds at 14 while created rises from 37 to 52. A per-cycle leak would grow in step with the denominator, and neither does.</w:t>
+        <w:t xml:space="preserve">Two independent signals support the stable conclusion. First, hosts are fully released: </w:t>
+      </w:r>
+      <w:proofErr w:type="spellStart"/>
+      <w:r>
+        <w:t>MainPage</w:t>
+      </w:r>
+      <w:proofErr w:type="spellEnd"/>
+      <w:r>
+        <w:t xml:space="preserve"> and </w:t>
+      </w:r>
+      <w:proofErr w:type="spellStart"/>
+      <w:r>
+        <w:t>BlazorWebView</w:t>
+      </w:r>
+      <w:proofErr w:type="spellEnd"/>
+      <w:r>
+        <w:t xml:space="preserve"> reach zero alive of 59 and zero of 71 respectively, and the intermediate values of five to six are hosts awaiting collection rather than retained ones, since they clear by the final drain. Second, retained components plateau rather than track the cycle count — Windows holds at 12 alive while created rises from 26 to 43, and Android holds at 14 while created rises from 37 to 52. A per-cycle leak would grow in step with the denominator, and neither does.</w:t>
       </w:r>
     </w:p>
     <w:p>
       <w:r>
-        <w:t>One Android cycle at 16:59:15 used the unguarded control page in error. It produced a single UnobservedTaskException from CallbackStressUncaught.OnJavaScriptTick and one cleanup record among 68. It is excluded from the guarded-page counts and does not bear on the memory result: retained counts were already flat at 14 before that cycle.</w:t>
+        <w:t xml:space="preserve">One Android cycle at 16:59:15 used the unguarded control page in error. It produced a single </w:t>
+      </w:r>
+      <w:proofErr w:type="spellStart"/>
+      <w:r>
+        <w:t>UnobservedTaskException</w:t>
+      </w:r>
+      <w:proofErr w:type="spellEnd"/>
+      <w:r>
+        <w:t xml:space="preserve"> from </w:t>
+      </w:r>
+      <w:proofErr w:type="spellStart"/>
+      <w:r>
+        <w:t>CallbackStressUncaught.OnJavaScriptTick</w:t>
+      </w:r>
+      <w:proofErr w:type="spellEnd"/>
+      <w:r>
+        <w:t xml:space="preserve"> and one cleanup record among 68. It is excluded from the guarded-page counts and does not bear on the memory result: retained counts were already flat at 14 before that cycle.</w:t>
       </w:r>
     </w:p>
     <w:p>
@@ -1104,7 +1312,31 @@
     </w:p>
     <w:p>
       <w:r>
-        <w:t>The stress pages do catch JSDisconnectedException around module disposal, and each records the outcome. The catch does not weaken the test, because the pass criterion is the flag the component sets — Module disposed cleanly — which is written only after DisposeAsync returns without throwing. A value of True is therefore positive evidence that no exception occurred; had the fix been absent, the flag would read False and the catch block would have run.</w:t>
+        <w:t xml:space="preserve">The stress pages do catch </w:t>
+      </w:r>
+      <w:proofErr w:type="spellStart"/>
+      <w:r>
+        <w:t>JSDisconnectedException</w:t>
+      </w:r>
+      <w:proofErr w:type="spellEnd"/>
+      <w:r>
+        <w:t xml:space="preserve"> around module disposal, and each records the outcome. The catch does not weaken the test, because the pass criterion is the flag the component sets — Module disposed cleanly — which is written only after </w:t>
+      </w:r>
+      <w:proofErr w:type="spellStart"/>
+      <w:r>
+        <w:t>DisposeAsync</w:t>
+      </w:r>
+      <w:proofErr w:type="spellEnd"/>
+      <w:r>
+        <w:t xml:space="preserve"> returns without throwing. A value of True is therefore positive evidence that no exception occurred; had the fix </w:t>
+      </w:r>
+      <w:proofErr w:type="gramStart"/>
+      <w:r>
+        <w:t>been</w:t>
+      </w:r>
+      <w:proofErr w:type="gramEnd"/>
+      <w:r>
+        <w:t xml:space="preserve"> absent, the flag would read False and the catch block would have run.</w:t>
       </w:r>
     </w:p>
     <w:p>
@@ -1127,17 +1359,57 @@
     </w:p>
     <w:p>
       <w:r>
-        <w:t>Three distinct quantities appear around app close, and they are not interchangeable. The instrumented Shutdown took value — 1 to 3 ms on Windows, 0 to 11 ms on Android — measures the interval between two adjacent statements in the same lifecycle hook, so it spans no teardown work at all and is excluded from the verdict.</w:t>
+        <w:t xml:space="preserve">Three distinct quantities appear around app close, and they are not interchangeable. The instrumented Shutdown took value — 1 to 3 </w:t>
+      </w:r>
+      <w:proofErr w:type="spellStart"/>
+      <w:r>
+        <w:t>ms</w:t>
+      </w:r>
+      <w:proofErr w:type="spellEnd"/>
+      <w:r>
+        <w:t xml:space="preserve"> on Windows, 0 to 11 </w:t>
+      </w:r>
+      <w:proofErr w:type="spellStart"/>
+      <w:r>
+        <w:t>ms</w:t>
+      </w:r>
+      <w:proofErr w:type="spellEnd"/>
+      <w:r>
+        <w:t xml:space="preserve"> on Android — measures the interval between two adjacent statements in the same lifecycle hook, so it spans no teardown work at all and is excluded from the verdict.</w:t>
       </w:r>
     </w:p>
     <w:p>
       <w:r>
-        <w:t>The deactivated-to-destroyed interval, read from log timestamps, is the managed teardown window in which an abandoned promise would have blocked. On Android it measured 759 to 1875 ms across five iterations, all under the two-second threshold. This is the figure quoted for Android, and it is used in the verdict.</w:t>
+        <w:t xml:space="preserve">The deactivated-to-destroyed interval, read from log timestamps, is the managed teardown window in which an abandoned promise would have blocked. On Android it measured 759 to 1875 </w:t>
+      </w:r>
+      <w:proofErr w:type="spellStart"/>
+      <w:r>
+        <w:t>ms</w:t>
+      </w:r>
+      <w:proofErr w:type="spellEnd"/>
+      <w:r>
+        <w:t xml:space="preserve"> across five iterations, all under the two-second threshold. This is the figure quoted for Android, and it is used in the verdict.</w:t>
       </w:r>
     </w:p>
     <w:p>
       <w:r>
-        <w:t>The third quantity is the gap from the destruction record to the following session start. A relaunch requires the previous process to have exited, so it bounds full process exit from above: 8.6 seconds on Windows and 3.0 seconds on Android.</w:t>
+        <w:t xml:space="preserve">The third quantity is the gap from the destruction record to the </w:t>
+      </w:r>
+      <w:proofErr w:type="gramStart"/>
+      <w:r>
+        <w:t>following session start</w:t>
+      </w:r>
+      <w:proofErr w:type="gramEnd"/>
+      <w:r>
+        <w:t xml:space="preserve">. </w:t>
+      </w:r>
+      <w:proofErr w:type="gramStart"/>
+      <w:r>
+        <w:t>A relaunch</w:t>
+      </w:r>
+      <w:proofErr w:type="gramEnd"/>
+      <w:r>
+        <w:t xml:space="preserve"> requires the previous process to have exited, so it bounds full process exit from above: 8.6 seconds on Windows and 3.0 seconds on Android.</w:t>
       </w:r>
     </w:p>
     <w:p>
@@ -1155,7 +1427,15 @@
     </w:p>
     <w:p>
       <w:r>
-        <w:t>None of the items below is a defect. Each is recorded because it bears on how the results should be read.</w:t>
+        <w:t xml:space="preserve">None of the items below is a defect. Each is recorded because it </w:t>
+      </w:r>
+      <w:proofErr w:type="gramStart"/>
+      <w:r>
+        <w:t>bears</w:t>
+      </w:r>
+      <w:proofErr w:type="gramEnd"/>
+      <w:r>
+        <w:t xml:space="preserve"> on how the results should be read.</w:t>
       </w:r>
     </w:p>
     <w:p/>
@@ -1174,7 +1454,15 @@
     </w:p>
     <w:p>
       <w:r>
-        <w:t>This is consistent with .NET shutdown semantics — neither Dispose nor finalizers are guaranteed to run at process exit — and nothing throws or hangs. It is recorded for one reason: the app-close path never exercises the disposal guarantee, so TC04 establishes that close is prompt, not that post-disconnect disposal is safe. TC03 is what establishes the latter.</w:t>
+        <w:t xml:space="preserve">This is consistent with .NET shutdown semantics — neither </w:t>
+      </w:r>
+      <w:proofErr w:type="gramStart"/>
+      <w:r>
+        <w:t>Dispose</w:t>
+      </w:r>
+      <w:proofErr w:type="gramEnd"/>
+      <w:r>
+        <w:t xml:space="preserve"> nor finalizers are guaranteed to run at process exit — and nothing throws or hangs. It is recorded for one reason: the app-close path never exercises the disposal guarantee, so TC04 establishes that close is prompt, not that post-disconnect disposal is safe. TC03 is what establishes the latter.</w:t>
       </w:r>
     </w:p>
     <w:p>
@@ -1184,12 +1472,36 @@
     </w:p>
     <w:p>
       <w:r>
-        <w:t>In TC06 on both platforms, a periodic .NET timer firing every 250 ms continued at its full rate through a 60-second background period — 283 and 376 ticks on Windows, 365 on Android, each matching elapsed time exactly. The .NET timer runs on the thread pool, which the embedded browser does not govern.</w:t>
+        <w:t xml:space="preserve">In TC06 on both platforms, a periodic .NET timer firing every 250 </w:t>
+      </w:r>
+      <w:proofErr w:type="spellStart"/>
+      <w:r>
+        <w:t>ms</w:t>
+      </w:r>
+      <w:proofErr w:type="spellEnd"/>
+      <w:r>
+        <w:t xml:space="preserve"> continued at its full rate through a 60-second background period — 283 and 376 ticks on Windows, 365 on Android, each matching elapsed time exactly. The .NET timer runs on the thread pool, which the embedded browser does not govern.</w:t>
       </w:r>
     </w:p>
     <w:p>
       <w:r>
-        <w:t>A JavaScript interval at 200 ms — five callbacks per second when unthrottled — did not. Both platforms throttled it to roughly 1 Hz, which is Chromium's deliberate background-timer policy, but not to the same rate:</w:t>
+        <w:t xml:space="preserve">A JavaScript interval at 200 </w:t>
+      </w:r>
+      <w:proofErr w:type="spellStart"/>
+      <w:r>
+        <w:t>ms</w:t>
+      </w:r>
+      <w:proofErr w:type="spellEnd"/>
+      <w:r>
+        <w:t xml:space="preserve"> — five callbacks per second when unthrottled — did not. Both platforms </w:t>
+      </w:r>
+      <w:proofErr w:type="gramStart"/>
+      <w:r>
+        <w:t>throttled</w:t>
+      </w:r>
+      <w:proofErr w:type="gramEnd"/>
+      <w:r>
+        <w:t xml:space="preserve"> it to roughly 1 Hz, which is Chromium's deliberate background-timer policy, but not to the same rate:</w:t>
       </w:r>
     </w:p>
     <w:p>
@@ -1271,7 +1583,31 @@
     </w:p>
     <w:p>
       <w:r>
-        <w:t>Android sustained the interval roughly 20 per cent faster than Windows over a shorter window. Both sit at the same order — the ~1 Hz clamp — so the difference is one of degree within expected behaviour, not a behavioural divergence of the kind the issue asks to be reported.</w:t>
+        <w:t xml:space="preserve">Android sustained the interval roughly 20 per cent faster than Windows over a shorter window. Both sit at the same order — the ~1 Hz clamp — so the difference is </w:t>
+      </w:r>
+      <w:proofErr w:type="gramStart"/>
+      <w:r>
+        <w:t>one of</w:t>
+      </w:r>
+      <w:proofErr w:type="gramEnd"/>
+      <w:r>
+        <w:t xml:space="preserve"> degree within expected </w:t>
+      </w:r>
+      <w:proofErr w:type="spellStart"/>
+      <w:r>
+        <w:t>behaviour</w:t>
+      </w:r>
+      <w:proofErr w:type="spellEnd"/>
+      <w:r>
+        <w:t xml:space="preserve">, not a </w:t>
+      </w:r>
+      <w:proofErr w:type="spellStart"/>
+      <w:r>
+        <w:t>behavioural</w:t>
+      </w:r>
+      <w:proofErr w:type="spellEnd"/>
+      <w:r>
+        <w:t xml:space="preserve"> divergence of the kind the issue asks to be reported.</w:t>
       </w:r>
     </w:p>
     <w:p>
@@ -1291,12 +1627,75 @@
     </w:p>
     <w:p>
       <w:r>
-        <w:t>In the TC08 configuration where the activity is destroyed and rebuilt, 22 rotations produced seven module acquisitions and one cleanup. The page handler is never transitioned to null on activity recreation, so no managed teardown runs. After a forced collection and finalizer drain, retained objects stood at 22 of 23 MainPage instances, 22 of 23 BlazorWebView instances and 16 of 16 components, with the working set rising from 342 MB to 409 MB across the run.</w:t>
+        <w:t xml:space="preserve">In the TC08 Part B configuration, where the activity is destroyed and rebuilt, 22 rotations produced seven module acquisitions and one cleanup. The page handler is never transitioned to null on activity recreation, so no managed teardown runs. After a forced collection and finalizer drain, retained objects stood at 22 of 23 </w:t>
+      </w:r>
+      <w:proofErr w:type="spellStart"/>
+      <w:r>
+        <w:t>MainPage</w:t>
+      </w:r>
+      <w:proofErr w:type="spellEnd"/>
+      <w:r>
+        <w:t xml:space="preserve"> instances, 22 of 23 </w:t>
+      </w:r>
+      <w:proofErr w:type="spellStart"/>
+      <w:r>
+        <w:t>BlazorWebView</w:t>
+      </w:r>
+      <w:proofErr w:type="spellEnd"/>
+      <w:r>
+        <w:t xml:space="preserve"> instances and 16 of 16 components, with the working set rising from 342 MB to 409 MB across the run.</w:t>
       </w:r>
     </w:p>
     <w:p>
-      <w:r>
-        <w:t>This sits outside the scope of the fix under test, since disposal never runs on the recreation path. Two things bound how far the observation reaches. Container lifetime is unconfirmed: if MainPage is registered as a singleton, the container legitimately holds every instance and the retention is expected. And the configuration is not the shipping one — recreation was forced by removing ConfigChanges.Orientation and ScreenSize from the activity attribute for this test, whereas with the attribute as shipped, TC08 Part A showed 36 rotations with the WebView never destroyed, no duplicate work source and no error.</w:t>
+      <w:proofErr w:type="spellStart"/>
+      <w:r>
+        <w:t>MainPage</w:t>
+      </w:r>
+      <w:proofErr w:type="spellEnd"/>
+      <w:r>
+        <w:t xml:space="preserve"> is registered with </w:t>
+      </w:r>
+      <w:proofErr w:type="spellStart"/>
+      <w:r>
+        <w:t>AddTransient</w:t>
+      </w:r>
+      <w:proofErr w:type="spellEnd"/>
+      <w:r>
+        <w:t>. Each instance is therefore a fresh object that the container does not hold, and container lifetime does not account for the retention. No cause was identified. Tracing the retaining reference would require a heap dump, which was not taken.</w:t>
+      </w:r>
+    </w:p>
+    <w:p>
+      <w:r>
+        <w:t xml:space="preserve">This sits outside the scope of the fix under test, since disposal never runs on the recreation path — the fix governs what happens when disposal runs with calls in flight, not whether disposal is invoked at all. One bound applies to how far the observation reaches: the configuration is not the shipping one. Recreation was forced by removing </w:t>
+      </w:r>
+      <w:proofErr w:type="spellStart"/>
+      <w:r>
+        <w:t>ConfigChanges</w:t>
+      </w:r>
+      <w:proofErr w:type="gramStart"/>
+      <w:r>
+        <w:t>.Orientation</w:t>
+      </w:r>
+      <w:proofErr w:type="spellEnd"/>
+      <w:proofErr w:type="gramEnd"/>
+      <w:r>
+        <w:t xml:space="preserve"> and </w:t>
+      </w:r>
+      <w:proofErr w:type="spellStart"/>
+      <w:r>
+        <w:t>ScreenSize</w:t>
+      </w:r>
+      <w:proofErr w:type="spellEnd"/>
+      <w:r>
+        <w:t xml:space="preserve"> from the activity </w:t>
+      </w:r>
+      <w:proofErr w:type="gramStart"/>
+      <w:r>
+        <w:t>attribute</w:t>
+      </w:r>
+      <w:proofErr w:type="gramEnd"/>
+      <w:r>
+        <w:t xml:space="preserve"> for this test. With the attribute as shipped, TC08 Part A showed 36 rotations with the WebView never destroyed, no duplicate work source and no error.</w:t>
       </w:r>
     </w:p>
     <w:p>
@@ -1309,7 +1708,15 @@
     </w:p>
     <w:p>
       <w:r>
-        <w:t>The issue asks whether teardown that is clean on one platform is clean on the other, and treats a divergence as a finding. There is none here.</w:t>
+        <w:t xml:space="preserve">The issue asks whether teardown that is clean on one platform is clean on the </w:t>
+      </w:r>
+      <w:proofErr w:type="gramStart"/>
+      <w:r>
+        <w:t>other, and</w:t>
+      </w:r>
+      <w:proofErr w:type="gramEnd"/>
+      <w:r>
+        <w:t xml:space="preserve"> treats a divergence as a finding. There is none here.</w:t>
       </w:r>
     </w:p>
     <w:p>
@@ -1319,12 +1726,36 @@
     </w:p>
     <w:p>
       <w:r>
-        <w:t>The measurable differences are in rate, not behaviour:</w:t>
+        <w:t xml:space="preserve">The measurable differences are in rate, not </w:t>
+      </w:r>
+      <w:proofErr w:type="spellStart"/>
+      <w:r>
+        <w:t>behaviour</w:t>
+      </w:r>
+      <w:proofErr w:type="spellEnd"/>
+      <w:r>
+        <w:t>:</w:t>
       </w:r>
     </w:p>
     <w:p>
       <w:r>
-        <w:t>Disposal is two to four times slower on Android — a maximum of 178 ms against 18 ms on Windows for TC03 — but every value is far inside the two-second bound.</w:t>
+        <w:t xml:space="preserve">Disposal is two to four times slower on Android — a maximum of 178 </w:t>
+      </w:r>
+      <w:proofErr w:type="spellStart"/>
+      <w:r>
+        <w:t>ms</w:t>
+      </w:r>
+      <w:proofErr w:type="spellEnd"/>
+      <w:r>
+        <w:t xml:space="preserve"> against 18 </w:t>
+      </w:r>
+      <w:proofErr w:type="spellStart"/>
+      <w:r>
+        <w:t>ms</w:t>
+      </w:r>
+      <w:proofErr w:type="spellEnd"/>
+      <w:r>
+        <w:t xml:space="preserve"> on Windows for TC03 — but every value is far inside the two-second bound.</w:t>
       </w:r>
     </w:p>
     <w:p>
@@ -1342,6 +1773,7 @@
         <w:pStyle w:val="Heading1"/>
       </w:pPr>
       <w:r>
+        <w:lastRenderedPageBreak/>
         <w:t>Video evidence</w:t>
       </w:r>
     </w:p>
@@ -2471,7 +2903,6 @@
   <w:style w:type="character" w:default="1" w:styleId="DefaultParagraphFont">
     <w:name w:val="Default Paragraph Font"/>
     <w:uiPriority w:val="1"/>
-    <w:semiHidden/>
     <w:unhideWhenUsed/>
   </w:style>
   <w:style w:type="table" w:default="1" w:styleId="TableNormal">

--- a/evidence/Blazor Hybrid Teardown Validation Report.docx
+++ b/evidence/Blazor Hybrid Teardown Validation Report.docx
@@ -1,6 +1,6 @@
 
 <file path=word/document.xml><?xml version="1.0" encoding="utf-8"?>
-<w:document xmlns:wpc="http://schemas.microsoft.com/office/word/2010/wordprocessingCanvas" xmlns:cx="http://schemas.microsoft.com/office/drawing/2014/chartex" xmlns:cx1="http://schemas.microsoft.com/office/drawing/2015/9/8/chartex" xmlns:cx2="http://schemas.microsoft.com/office/drawing/2015/10/21/chartex" xmlns:cx3="http://schemas.microsoft.com/office/drawing/2016/5/9/chartex" xmlns:cx4="http://schemas.microsoft.com/office/drawing/2016/5/10/chartex" xmlns:cx5="http://schemas.microsoft.com/office/drawing/2016/5/11/chartex" xmlns:cx6="http://schemas.microsoft.com/office/drawing/2016/5/12/chartex" xmlns:cx7="http://schemas.microsoft.com/office/drawing/2016/5/13/chartex" xmlns:cx8="http://schemas.microsoft.com/office/drawing/2016/5/14/chartex" xmlns:mc="http://schemas.openxmlformats.org/markup-compatibility/2006" xmlns:aink="http://schemas.microsoft.com/office/drawing/2016/ink" xmlns:am3d="http://schemas.microsoft.com/office/drawing/2017/model3d" xmlns:o="urn:schemas-microsoft-com:office:office" xmlns:oel="http://schemas.microsoft.com/office/2019/extlst" xmlns:r="http://schemas.openxmlformats.org/officeDocument/2006/relationships" xmlns:m="http://schemas.openxmlformats.org/officeDocument/2006/math" xmlns:v="urn:schemas-microsoft-com:vml" xmlns:wp14="http://schemas.microsoft.com/office/word/2010/wordprocessingDrawing" xmlns:wp="http://schemas.openxmlformats.org/drawingml/2006/wordprocessingDrawing" xmlns:w10="urn:schemas-microsoft-com:office:word" xmlns:w="http://schemas.openxmlformats.org/wordprocessingml/2006/main" xmlns:w14="http://schemas.microsoft.com/office/word/2010/wordml" xmlns:w15="http://schemas.microsoft.com/office/word/2012/wordml" xmlns:w16cei="http://schemas.microsoft.com/office/word/2026/wordml/cei" xmlns:w16cex="http://schemas.microsoft.com/office/word/2018/wordml/cex" xmlns:w16cid="http://schemas.microsoft.com/office/word/2016/wordml/cid" xmlns:w16="http://schemas.microsoft.com/office/word/2018/wordml" xmlns:w16du="http://schemas.microsoft.com/office/word/2023/wordml/word16du" xmlns:w16sdtdh="http://schemas.microsoft.com/office/word/2020/wordml/sdtdatahash" xmlns:w16sdtfl="http://schemas.microsoft.com/office/word/2024/wordml/sdtformatlock" xmlns:w16se="http://schemas.microsoft.com/office/word/2015/wordml/symex" xmlns:wpg="http://schemas.microsoft.com/office/word/2010/wordprocessingGroup" xmlns:wpi="http://schemas.microsoft.com/office/word/2010/wordprocessingInk" xmlns:wne="http://schemas.microsoft.com/office/word/2006/wordml" xmlns:wps="http://schemas.microsoft.com/office/word/2010/wordprocessingShape" mc:Ignorable="w14 w15 w16se w16cid w16 w16cex w16sdtdh w16sdtfl w16du wp14">
+<w:document xmlns:wpc="http://schemas.microsoft.com/office/word/2010/wordprocessingCanvas" xmlns:cx="http://schemas.microsoft.com/office/drawing/2014/chartex" xmlns:cx1="http://schemas.microsoft.com/office/drawing/2015/9/8/chartex" xmlns:cx2="http://schemas.microsoft.com/office/drawing/2015/10/21/chartex" xmlns:cx3="http://schemas.microsoft.com/office/drawing/2016/5/9/chartex" xmlns:cx4="http://schemas.microsoft.com/office/drawing/2016/5/10/chartex" xmlns:cx5="http://schemas.microsoft.com/office/drawing/2016/5/11/chartex" xmlns:cx6="http://schemas.microsoft.com/office/drawing/2016/5/12/chartex" xmlns:cx7="http://schemas.microsoft.com/office/drawing/2016/5/13/chartex" xmlns:cx8="http://schemas.microsoft.com/office/drawing/2016/5/14/chartex" xmlns:mc="http://schemas.openxmlformats.org/markup-compatibility/2006" xmlns:aink="http://schemas.microsoft.com/office/drawing/2016/ink" xmlns:am3d="http://schemas.microsoft.com/office/drawing/2017/model3d" xmlns:o="urn:schemas-microsoft-com:office:office" xmlns:oel="http://schemas.microsoft.com/office/2019/extlst" xmlns:r="http://schemas.openxmlformats.org/officeDocument/2006/relationships" xmlns:m="http://schemas.openxmlformats.org/officeDocument/2006/math" xmlns:v="urn:schemas-microsoft-com:vml" xmlns:wp14="http://schemas.microsoft.com/office/word/2010/wordprocessingDrawing" xmlns:wp="http://schemas.openxmlformats.org/drawingml/2006/wordprocessingDrawing" xmlns:w10="urn:schemas-microsoft-com:office:word" xmlns:w="http://schemas.openxmlformats.org/wordprocessingml/2006/main" xmlns:w14="http://schemas.microsoft.com/office/word/2010/wordml" xmlns:w15="http://schemas.microsoft.com/office/word/2012/wordml" xmlns:w16cex="http://schemas.microsoft.com/office/word/2018/wordml/cex" xmlns:w16cid="http://schemas.microsoft.com/office/word/2016/wordml/cid" xmlns:w16="http://schemas.microsoft.com/office/word/2018/wordml" xmlns:w16du="http://schemas.microsoft.com/office/word/2023/wordml/word16du" xmlns:w16sdtdh="http://schemas.microsoft.com/office/word/2020/wordml/sdtdatahash" xmlns:w16sdtfl="http://schemas.microsoft.com/office/word/2024/wordml/sdtformatlock" xmlns:w16se="http://schemas.microsoft.com/office/word/2015/wordml/symex" xmlns:wpg="http://schemas.microsoft.com/office/word/2010/wordprocessingGroup" xmlns:wpi="http://schemas.microsoft.com/office/word/2010/wordprocessingInk" xmlns:wne="http://schemas.microsoft.com/office/word/2006/wordml" xmlns:wps="http://schemas.microsoft.com/office/word/2010/wordprocessingShape" mc:Ignorable="w14 w15 w16se w16cid w16 w16cex w16sdtdh w16sdtfl w16du wp14">
   <w:body>
     <w:p/>
     <w:p>
@@ -8,7 +8,10 @@
         <w:pStyle w:val="Title"/>
       </w:pPr>
       <w:r>
-        <w:t>Blazor Hybrid Teardown Validation Report</w:t>
+        <w:rPr>
+          <w:color w:val="794E1F"/>
+        </w:rPr>
+        <w:t>Blazor Hybrid teardown validation report</w:t>
       </w:r>
     </w:p>
     <w:p>
@@ -16,153 +19,156 @@
         <w:rPr>
           <w:i/>
           <w:iCs/>
-          <w:color w:val="5A5A5A"/>
+          <w:color w:val="7A6B5A"/>
         </w:rPr>
-        <w:t>dotnet/</w:t>
-      </w:r>
-      <w:proofErr w:type="spellStart"/>
-      <w:r>
-        <w:rPr>
-          <w:i/>
-          <w:iCs/>
-          <w:color w:val="5A5A5A"/>
-        </w:rPr>
-        <w:t>aspnetcore</w:t>
-      </w:r>
-      <w:proofErr w:type="spellEnd"/>
-      <w:r>
-        <w:rPr>
-          <w:i/>
-          <w:iCs/>
-          <w:color w:val="5A5A5A"/>
-        </w:rPr>
-        <w:t xml:space="preserve"> issue #68813 — Blazor Hybrid teardown while JavaScript calls are in flight</w:t>
+        <w:t>Validation of the disposal fix for dotnet/aspnetcore#68813 on Windows/WebView2 and Android/Android WebView</w:t>
       </w:r>
     </w:p>
-    <w:p>
-      <w:r>
-        <w:rPr>
-          <w:color w:val="5A5A5A"/>
-          <w:sz w:val="20"/>
-          <w:szCs w:val="20"/>
-        </w:rPr>
-        <w:t>Test dates: 2026-09-02 to 2026-09-</w:t>
-      </w:r>
-      <w:proofErr w:type="gramStart"/>
-      <w:r>
-        <w:rPr>
-          <w:color w:val="5A5A5A"/>
-          <w:sz w:val="20"/>
-          <w:szCs w:val="20"/>
-        </w:rPr>
-        <w:t>04  ·</w:t>
-      </w:r>
-      <w:proofErr w:type="gramEnd"/>
-      <w:r>
-        <w:rPr>
-          <w:color w:val="5A5A5A"/>
-          <w:sz w:val="20"/>
-          <w:szCs w:val="20"/>
-        </w:rPr>
-        <w:t xml:space="preserve">  Configuration: Hybrid (MAUI) on Windows/WebView2 and Android/Android </w:t>
-      </w:r>
-      <w:proofErr w:type="gramStart"/>
-      <w:r>
-        <w:rPr>
-          <w:color w:val="5A5A5A"/>
-          <w:sz w:val="20"/>
-          <w:szCs w:val="20"/>
-        </w:rPr>
-        <w:t>WebView  ·</w:t>
-      </w:r>
-      <w:proofErr w:type="gramEnd"/>
-      <w:r>
-        <w:rPr>
-          <w:color w:val="5A5A5A"/>
-          <w:sz w:val="20"/>
-          <w:szCs w:val="20"/>
-        </w:rPr>
-        <w:t xml:space="preserve">  Harness: github.com/surya3655/</w:t>
-      </w:r>
-      <w:proofErr w:type="spellStart"/>
-      <w:r>
-        <w:rPr>
-          <w:color w:val="5A5A5A"/>
-          <w:sz w:val="20"/>
-          <w:szCs w:val="20"/>
-        </w:rPr>
-        <w:t>blazor</w:t>
-      </w:r>
-      <w:proofErr w:type="spellEnd"/>
-      <w:r>
-        <w:rPr>
-          <w:color w:val="5A5A5A"/>
-          <w:sz w:val="20"/>
-          <w:szCs w:val="20"/>
-        </w:rPr>
-        <w:t>-hybrid-teardown-validation</w:t>
-      </w:r>
-    </w:p>
+    <w:tbl>
+      <w:tblPr>
+        <w:tblStyle w:val="TableGrid"/>
+        <w:tblW w:w="0" w:type="auto"/>
+        <w:tblLook w:val="0000" w:firstRow="0" w:lastRow="0" w:firstColumn="0" w:lastColumn="0" w:noHBand="0" w:noVBand="0"/>
+      </w:tblPr>
+      <w:tblGrid>
+        <w:gridCol w:w="4186"/>
+        <w:gridCol w:w="4444"/>
+      </w:tblGrid>
+      <w:tr>
+        <w:tc>
+          <w:tcPr>
+            <w:tcW w:w="4680" w:type="dxa"/>
+          </w:tcPr>
+          <w:p>
+            <w:r>
+              <w:t>Issue</w:t>
+            </w:r>
+          </w:p>
+        </w:tc>
+        <w:tc>
+          <w:tcPr>
+            <w:tcW w:w="4680" w:type="dxa"/>
+          </w:tcPr>
+          <w:p>
+            <w:r>
+              <w:t>dotnet/aspnetcore#68813</w:t>
+            </w:r>
+          </w:p>
+        </w:tc>
+      </w:tr>
+      <w:tr>
+        <w:tc>
+          <w:tcPr>
+            <w:tcW w:w="4680" w:type="dxa"/>
+          </w:tcPr>
+          <w:p>
+            <w:r>
+              <w:t>Test dates</w:t>
+            </w:r>
+          </w:p>
+        </w:tc>
+        <w:tc>
+          <w:tcPr>
+            <w:tcW w:w="4680" w:type="dxa"/>
+          </w:tcPr>
+          <w:p>
+            <w:r>
+              <w:t>2026-09-02 to 2026-09-07</w:t>
+            </w:r>
+          </w:p>
+        </w:tc>
+      </w:tr>
+      <w:tr>
+        <w:tc>
+          <w:tcPr>
+            <w:tcW w:w="4680" w:type="dxa"/>
+          </w:tcPr>
+          <w:p>
+            <w:r>
+              <w:t>Configuration</w:t>
+            </w:r>
+          </w:p>
+        </w:tc>
+        <w:tc>
+          <w:tcPr>
+            <w:tcW w:w="4680" w:type="dxa"/>
+          </w:tcPr>
+          <w:p>
+            <w:r>
+              <w:t>Hybrid (MAUI) only, on Windows/WebView2 and Android/Android WebView</w:t>
+            </w:r>
+          </w:p>
+        </w:tc>
+      </w:tr>
+      <w:tr>
+        <w:tc>
+          <w:tcPr>
+            <w:tcW w:w="4680" w:type="dxa"/>
+          </w:tcPr>
+          <w:p>
+            <w:r>
+              <w:t>Harness</w:t>
+            </w:r>
+          </w:p>
+        </w:tc>
+        <w:tc>
+          <w:tcPr>
+            <w:tcW w:w="4680" w:type="dxa"/>
+          </w:tcPr>
+          <w:p>
+            <w:r>
+              <w:t>github.com/surya3655/blazor-hybrid-teardown-validation</w:t>
+            </w:r>
+          </w:p>
+        </w:tc>
+      </w:tr>
+    </w:tbl>
     <w:p>
       <w:pPr>
         <w:pStyle w:val="Heading1"/>
       </w:pPr>
       <w:r>
         <w:rPr>
-          <w:color w:val="436F1F"/>
+          <w:color w:val="794E1F"/>
         </w:rPr>
-        <w:t>Verdict: Passed</w:t>
+        <w:t>Verdict: core fix passed, two retention findings open</w:t>
       </w:r>
     </w:p>
     <w:p>
       <w:r>
-        <w:t xml:space="preserve">The disposal fix is substantiated. Across 41 disposals that ran after the WebView had already been destroyed — 20 on Windows, 21 on Android — every </w:t>
-      </w:r>
-      <w:proofErr w:type="spellStart"/>
-      <w:r>
-        <w:t>IJSObjectReference</w:t>
-      </w:r>
-      <w:proofErr w:type="spellEnd"/>
-      <w:r>
-        <w:t xml:space="preserve"> disposal returned normally in 1–178 </w:t>
-      </w:r>
-      <w:proofErr w:type="spellStart"/>
-      <w:r>
-        <w:t>ms</w:t>
-      </w:r>
-      <w:proofErr w:type="spellEnd"/>
-      <w:r>
-        <w:t xml:space="preserve"> with no </w:t>
-      </w:r>
-      <w:proofErr w:type="spellStart"/>
-      <w:r>
-        <w:t>JSDisconnectedException</w:t>
-      </w:r>
-      <w:proofErr w:type="spellEnd"/>
-      <w:r>
-        <w:t xml:space="preserve">, no unhandled or unobserved exception, and no hang (TC03). Closing the app during an </w:t>
-      </w:r>
-      <w:proofErr w:type="spellStart"/>
-      <w:r>
-        <w:t>unawaited</w:t>
-      </w:r>
-      <w:proofErr w:type="spellEnd"/>
-      <w:r>
-        <w:t xml:space="preserve"> 15-second promise terminated promptly on both platforms and never waited for the promise (TC04).</w:t>
+        <w:t>The disposal fix is substantiated on both platforms. Across 41 disposals that ran after the WebView had already been destroyed (20 on Windows, 21 on Android) every IJSObjectReference disposal returned normally in 1 to 178 ms with no JSDisconnectedException, no unhandled or unobserved exception, and no hang (TC03). Closing the app during an unawaited 15-second promise terminated promptly on both platforms and never waited for the promise (TC04). Teardown triggered by the operating system back control behaves the same way: TC10 exercised system Back on all four busy pages and across seven native-page returns, with no exception and no failed host rebuild.</w:t>
       </w:r>
     </w:p>
     <w:p>
       <w:r>
-        <w:t>Repeated Blazor and native transitions leave memory stable: TC09 ran 59 cycles on Windows and 71 on Android, released every host, and showed retained object counts plateauing rather than tracking the cycle count. Teardown triggered by the operating system's back control behaves the same way: TC10 exercised system Back on all four busy pages and across seven native-page returns, with no exception and no failed host rebuild.</w:t>
+        <w:t>Two retention findings remain unresolved. Both fall outside what the fix governs. The fix determines what happens when disposal runs while a call is in flight, not whether the retained graph is released afterwards. Neither has an identified cause, and they are reported as findings rather than observations:</w:t>
+      </w:r>
+    </w:p>
+    <w:p>
+      <w:pPr>
+        <w:pStyle w:val="ListNumber"/>
+      </w:pPr>
+      <w:r>
+        <w:t>Component retention after in-flight teardown, on both platforms and in the shipping configuration. Every component disposed while a JavaScript call was in flight was retained, with its module: 16 of 16 on Windows, 17 of 17 on Android.</w:t>
+      </w:r>
+    </w:p>
+    <w:p>
+      <w:pPr>
+        <w:pStyle w:val="ListNumber"/>
+      </w:pPr>
+      <w:r>
+        <w:t>Host retention under Android activity recreation, in the forced-recreation configuration only. 22 of 23 MainPage and BlazorWebView instances retained, along with all components, modules and timers.</w:t>
       </w:r>
     </w:p>
     <w:p>
       <w:r>
-        <w:rPr>
-          <w:b/>
-          <w:bCs/>
-        </w:rPr>
-        <w:t>Every condition the issue lists as “must hold” is carried by this evidence.</w:t>
+        <w:t>Both are detailed under Findings. No JSDisconnectedException, unhandled exception, unobserved task exception or hang occurred in any case, with one deliberate exception: the TC05 unguarded control, where three such exceptions are the pass condition rather than a defect.</w:t>
+      </w:r>
+    </w:p>
+    <w:p>
+      <w:r>
+        <w:lastRenderedPageBreak/>
+        <w:t>This report does not claim that every condition passed or that no defect was found. The core scenarios the issue lists as must-hold are carried by this evidence; the two findings above are not.</w:t>
       </w:r>
     </w:p>
     <w:p>
@@ -188,19 +194,12 @@
         <w:gridCol w:w="2945"/>
       </w:tblGrid>
       <w:tr>
-        <w:trPr>
-          <w:tblHeader/>
-        </w:trPr>
         <w:tc>
           <w:tcPr>
             <w:tcW w:w="3120" w:type="dxa"/>
           </w:tcPr>
           <w:p>
             <w:r>
-              <w:rPr>
-                <w:b/>
-                <w:bCs/>
-              </w:rPr>
               <w:t>Field</w:t>
             </w:r>
           </w:p>
@@ -243,7 +242,7 @@
           </w:tcPr>
           <w:p>
             <w:r>
-              <w:t>.NET 11.0.0-preview.7.26381.103</w:t>
+              <w:t>NET 11.0.0-preview.7.26381.103</w:t>
             </w:r>
           </w:p>
         </w:tc>
@@ -253,7 +252,7 @@
           </w:tcPr>
           <w:p>
             <w:r>
-              <w:t>.NET 11.0.0-preview.7.26381.103</w:t>
+              <w:t>NET 11.0.0-preview.7.26381.103</w:t>
             </w:r>
           </w:p>
         </w:tc>
@@ -307,7 +306,7 @@
           </w:tcPr>
           <w:p>
             <w:r>
-              <w:t>Supplied by the SDK</w:t>
+              <w:t>supplied by the SDK</w:t>
             </w:r>
           </w:p>
         </w:tc>
@@ -316,13 +315,8 @@
             <w:tcW w:w="3120" w:type="dxa"/>
           </w:tcPr>
           <w:p>
-            <w:proofErr w:type="spellStart"/>
-            <w:r>
-              <w:t>maui</w:t>
-            </w:r>
-            <w:proofErr w:type="spellEnd"/>
-            <w:r>
-              <w:t>-android 11.0.0-preview.7.26406.9</w:t>
+            <w:r>
+              <w:t>maui-android 11.0.0-preview.7.26406.9</w:t>
             </w:r>
           </w:p>
         </w:tc>
@@ -334,7 +328,7 @@
           </w:tcPr>
           <w:p>
             <w:r>
-              <w:t>Operating system</w:t>
+              <w:t>OS</w:t>
             </w:r>
           </w:p>
         </w:tc>
@@ -458,32 +452,7 @@
     </w:tbl>
     <w:p>
       <w:r>
-        <w:t xml:space="preserve">The two WebView engines are far apart in age — Chromium 152 on Windows against Chromium 109 in the emulator, roughly three years between them. The issue notes that the embedded browser differs between platforms and that covering more than one is </w:t>
-      </w:r>
-      <w:r>
-        <w:lastRenderedPageBreak/>
-        <w:t xml:space="preserve">worthwhile; here the gap is unusually </w:t>
-      </w:r>
-      <w:proofErr w:type="gramStart"/>
-      <w:r>
-        <w:t>wide</w:t>
-      </w:r>
-      <w:proofErr w:type="gramEnd"/>
-      <w:r>
-        <w:t xml:space="preserve"> and every result </w:t>
-      </w:r>
-      <w:proofErr w:type="gramStart"/>
-      <w:r>
-        <w:t>was</w:t>
-      </w:r>
-      <w:proofErr w:type="gramEnd"/>
-      <w:r>
-        <w:t xml:space="preserve"> identical across both. A device carrying a current Android System WebView would strengthen the Android side.</w:t>
-      </w:r>
-    </w:p>
-    <w:p>
-      <w:r>
-        <w:t>Build and launch commands are in the harness README.</w:t>
+        <w:t>The two WebView engines are far apart in age: Chromium 152 on Windows against Chromium 109 in the emulator, roughly three years between them. The issue notes that the embedded browser differs between platforms and that covering more than one is worthwhile; here the gap is unusually wide and every teardown result was identical across both. A device carrying a current Android System WebView would strengthen the Android side.</w:t>
       </w:r>
     </w:p>
     <w:p>
@@ -491,6 +460,9 @@
         <w:pStyle w:val="Heading1"/>
       </w:pPr>
       <w:r>
+        <w:rPr>
+          <w:color w:val="794E1F"/>
+        </w:rPr>
         <w:t>Build cleanliness</w:t>
       </w:r>
     </w:p>
@@ -501,11 +473,11 @@
         <w:tblLook w:val="0000" w:firstRow="0" w:lastRow="0" w:firstColumn="0" w:lastColumn="0" w:noHBand="0" w:noVBand="0"/>
       </w:tblPr>
       <w:tblGrid>
-        <w:gridCol w:w="1595"/>
-        <w:gridCol w:w="2306"/>
-        <w:gridCol w:w="1632"/>
-        <w:gridCol w:w="1603"/>
-        <w:gridCol w:w="1494"/>
+        <w:gridCol w:w="1729"/>
+        <w:gridCol w:w="1743"/>
+        <w:gridCol w:w="1746"/>
+        <w:gridCol w:w="1734"/>
+        <w:gridCol w:w="1678"/>
       </w:tblGrid>
       <w:tr>
         <w:tc>
@@ -576,7 +548,7 @@
           </w:tcPr>
           <w:p>
             <w:r>
-              <w:t>dotnet run -f net11.0-android -c Debug</w:t>
+              <w:t>dotnet run for the net11.0-android target, Debug</w:t>
             </w:r>
           </w:p>
         </w:tc>
@@ -586,7 +558,7 @@
           </w:tcPr>
           <w:p>
             <w:r>
-              <w:t>Succeeded</w:t>
+              <w:t>succeeded</w:t>
             </w:r>
           </w:p>
         </w:tc>
@@ -628,7 +600,7 @@
           </w:tcPr>
           <w:p>
             <w:r>
-              <w:t>dotnet build -f net11.0-windows10.0.19041.0 -c Debug</w:t>
+              <w:t>dotnet build for the net11.0-windows target, Debug</w:t>
             </w:r>
           </w:p>
         </w:tc>
@@ -638,7 +610,7 @@
           </w:tcPr>
           <w:p>
             <w:r>
-              <w:t>Succeeded</w:t>
+              <w:t>succeeded</w:t>
             </w:r>
           </w:p>
         </w:tc>
@@ -666,20 +638,22 @@
     </w:tbl>
     <w:p>
       <w:r>
-        <w:t>All nine Android warnings are the same analyzer rule, BL0016: JS interop call '</w:t>
-      </w:r>
-      <w:proofErr w:type="spellStart"/>
-      <w:r>
-        <w:t>InvokeAsync</w:t>
-      </w:r>
-      <w:proofErr w:type="spellEnd"/>
-      <w:r>
-        <w:t>' is not guarded with a try/catch block. They are intentional. The warnings refer to the interop calls made during active work — inside the loops, timers and callbacks — which must stay unguarded, because guarding them would prevent teardown from occurring while a call is genuinely in flight, and that is the scenario under test. The disposal paths are guarded separately.</w:t>
+        <w:t>All nine Android warnings are the same analyzer rule, BL0016, raised against the four stress components: JS interop call InvokeAsync is not guarded with a try/catch block.</w:t>
       </w:r>
     </w:p>
     <w:p>
       <w:r>
-        <w:t>The Windows build reports the same components with no warnings. BL0016 is contributed by the Razor analyzer package that the Android head references and the Windows head does not, so the difference is in analyzer coverage rather than in the compiled source. Both builds emit NETSDK1057, which is informational.</w:t>
+        <w:t>They are intentional and load-bearing. The warnings refer to the interop calls made during active work, inside the loops, timers and callbacks. Those calls must stay unguarded, because guarding them would prevent teardown from occurring while a call is genuinely in flight, which is the entire scenario under test. The disposal paths are guarded separately.</w:t>
+      </w:r>
+    </w:p>
+    <w:p>
+      <w:r>
+        <w:t>The Windows build reports the same components with no warnings. BL0016 is contributed by the Razor analyzer package that the Android head references and the Windows head does not, so the difference is in analyzer coverage rather than in the compiled source. The identical unguarded calls are present in both builds. Both builds emit NETSDK1057, preview SDK in use, which is informational.</w:t>
+      </w:r>
+    </w:p>
+    <w:p>
+      <w:r>
+        <w:t>Mac Catalyst project configuration. The project declared Mac Catalyst support with SupportedOSPlatformVersion=15.0, below the 17.0 minimum the .NET 11 workload requires, so the checked-in configuration did not build for that target. The value has been raised to 17.0. Mac Catalyst is outside the test matrix and no Windows or Android result is affected.</w:t>
       </w:r>
     </w:p>
     <w:p>
@@ -687,6 +661,9 @@
         <w:pStyle w:val="Heading1"/>
       </w:pPr>
       <w:r>
+        <w:rPr>
+          <w:color w:val="794E1F"/>
+        </w:rPr>
         <w:t>Results</w:t>
       </w:r>
     </w:p>
@@ -697,15 +674,15 @@
         <w:tblLook w:val="0000" w:firstRow="0" w:lastRow="0" w:firstColumn="0" w:lastColumn="0" w:noHBand="0" w:noVBand="0"/>
       </w:tblPr>
       <w:tblGrid>
-        <w:gridCol w:w="2085"/>
-        <w:gridCol w:w="2211"/>
-        <w:gridCol w:w="2167"/>
-        <w:gridCol w:w="2167"/>
+        <w:gridCol w:w="714"/>
+        <w:gridCol w:w="2340"/>
+        <w:gridCol w:w="2340"/>
+        <w:gridCol w:w="2340"/>
       </w:tblGrid>
       <w:tr>
         <w:tc>
           <w:tcPr>
-            <w:tcW w:w="2340" w:type="dxa"/>
+            <w:tcW w:w="700" w:type="dxa"/>
           </w:tcPr>
           <w:p>
             <w:r>
@@ -747,11 +724,21 @@
       <w:tr>
         <w:tc>
           <w:tcPr>
+            <w:tcW w:w="700" w:type="dxa"/>
+          </w:tcPr>
+          <w:p>
+            <w:r>
+              <w:t>TC01</w:t>
+            </w:r>
+          </w:p>
+        </w:tc>
+        <w:tc>
+          <w:tcPr>
             <w:tcW w:w="2340" w:type="dxa"/>
           </w:tcPr>
           <w:p>
             <w:r>
-              <w:t>TC01</w:t>
+              <w:t>Route navigation while module calls are in flight</w:t>
             </w:r>
           </w:p>
         </w:tc>
@@ -761,7 +748,7 @@
           </w:tcPr>
           <w:p>
             <w:r>
-              <w:t>Route navigation, module in flight</w:t>
+              <w:t>PASS: 11 iterations, max disposal 565 ms</w:t>
             </w:r>
           </w:p>
         </w:tc>
@@ -771,39 +758,29 @@
           </w:tcPr>
           <w:p>
             <w:r>
-              <w:t xml:space="preserve">Pass — 11 iterations, max 565 </w:t>
-            </w:r>
-            <w:proofErr w:type="spellStart"/>
-            <w:r>
-              <w:t>ms</w:t>
-            </w:r>
-            <w:proofErr w:type="spellEnd"/>
-          </w:p>
-        </w:tc>
-        <w:tc>
-          <w:tcPr>
-            <w:tcW w:w="2340" w:type="dxa"/>
-          </w:tcPr>
-          <w:p>
-            <w:r>
-              <w:t xml:space="preserve">Pass — 10 iterations, max 367 </w:t>
-            </w:r>
-            <w:proofErr w:type="spellStart"/>
-            <w:r>
-              <w:t>ms</w:t>
-            </w:r>
-            <w:proofErr w:type="spellEnd"/>
+              <w:t>PASS: 10 iterations, max 367 ms</w:t>
+            </w:r>
           </w:p>
         </w:tc>
       </w:tr>
       <w:tr>
         <w:tc>
           <w:tcPr>
+            <w:tcW w:w="700" w:type="dxa"/>
+          </w:tcPr>
+          <w:p>
+            <w:r>
+              <w:t>TC02</w:t>
+            </w:r>
+          </w:p>
+        </w:tc>
+        <w:tc>
+          <w:tcPr>
             <w:tcW w:w="2340" w:type="dxa"/>
           </w:tcPr>
           <w:p>
             <w:r>
-              <w:t>TC02</w:t>
+              <w:t>Replace the Blazor host with a native MAUI page</w:t>
             </w:r>
           </w:p>
         </w:tc>
@@ -813,7 +790,7 @@
           </w:tcPr>
           <w:p>
             <w:r>
-              <w:t>Host replacement with native page</w:t>
+              <w:t>PASS: 20 cycles, 22/22 cleanup, max 32 ms</w:t>
             </w:r>
           </w:p>
         </w:tc>
@@ -823,17 +800,7 @@
           </w:tcPr>
           <w:p>
             <w:r>
-              <w:t>Pass — 20 cycles, 22/22 cleanup</w:t>
-            </w:r>
-          </w:p>
-        </w:tc>
-        <w:tc>
-          <w:tcPr>
-            <w:tcW w:w="2340" w:type="dxa"/>
-          </w:tcPr>
-          <w:p>
-            <w:r>
-              <w:t>Pass — 24 cycles, 24/24 cleanup</w:t>
+              <w:t>PASS: 24 cycles, 24/24 cleanup, max 37 ms</w:t>
             </w:r>
           </w:p>
         </w:tc>
@@ -841,11 +808,21 @@
       <w:tr>
         <w:tc>
           <w:tcPr>
+            <w:tcW w:w="700" w:type="dxa"/>
+          </w:tcPr>
+          <w:p>
+            <w:r>
+              <w:t>TC03</w:t>
+            </w:r>
+          </w:p>
+        </w:tc>
+        <w:tc>
+          <w:tcPr>
             <w:tcW w:w="2340" w:type="dxa"/>
           </w:tcPr>
           <w:p>
             <w:r>
-              <w:t>TC03</w:t>
+              <w:t>IJSObjectReference disposal after the WebView is gone</w:t>
             </w:r>
           </w:p>
         </w:tc>
@@ -855,7 +832,7 @@
           </w:tcPr>
           <w:p>
             <w:r>
-              <w:t>Disposal after the WebView is gone</w:t>
+              <w:t>PASS: 20 disposals, all destroyed first True, max 18 ms</w:t>
             </w:r>
           </w:p>
         </w:tc>
@@ -865,39 +842,29 @@
           </w:tcPr>
           <w:p>
             <w:r>
-              <w:t xml:space="preserve">Pass — 20 disposals, max 18 </w:t>
-            </w:r>
-            <w:proofErr w:type="spellStart"/>
-            <w:r>
-              <w:t>ms</w:t>
-            </w:r>
-            <w:proofErr w:type="spellEnd"/>
-          </w:p>
-        </w:tc>
-        <w:tc>
-          <w:tcPr>
-            <w:tcW w:w="2340" w:type="dxa"/>
-          </w:tcPr>
-          <w:p>
-            <w:r>
-              <w:t xml:space="preserve">Pass — 21 disposals, max 178 </w:t>
-            </w:r>
-            <w:proofErr w:type="spellStart"/>
-            <w:r>
-              <w:t>ms</w:t>
-            </w:r>
-            <w:proofErr w:type="spellEnd"/>
+              <w:t>PASS: 21 disposals, all destroyed first True, max 178 ms</w:t>
+            </w:r>
           </w:p>
         </w:tc>
       </w:tr>
       <w:tr>
         <w:tc>
           <w:tcPr>
+            <w:tcW w:w="700" w:type="dxa"/>
+          </w:tcPr>
+          <w:p>
+            <w:r>
+              <w:t>TC04</w:t>
+            </w:r>
+          </w:p>
+        </w:tc>
+        <w:tc>
+          <w:tcPr>
             <w:tcW w:w="2340" w:type="dxa"/>
           </w:tcPr>
           <w:p>
             <w:r>
-              <w:t>TC04</w:t>
+              <w:t>Close during the long JavaScript promise</w:t>
             </w:r>
           </w:p>
         </w:tc>
@@ -907,7 +874,7 @@
           </w:tcPr>
           <w:p>
             <w:r>
-              <w:t>Close during the long JS promise</w:t>
+              <w:t>PASS: 5/5 closed with the call in flight</w:t>
             </w:r>
           </w:p>
         </w:tc>
@@ -917,34 +884,29 @@
           </w:tcPr>
           <w:p>
             <w:r>
-              <w:t>Pass — 5 of 5 in flight</w:t>
-            </w:r>
-          </w:p>
-        </w:tc>
-        <w:tc>
-          <w:tcPr>
-            <w:tcW w:w="2340" w:type="dxa"/>
-          </w:tcPr>
-          <w:p>
-            <w:r>
-              <w:t xml:space="preserve">Pass — 5 of 5, 759–1875 </w:t>
-            </w:r>
-            <w:proofErr w:type="spellStart"/>
-            <w:r>
-              <w:t>ms</w:t>
-            </w:r>
-            <w:proofErr w:type="spellEnd"/>
+              <w:t>PASS: 5/5 in flight, teardown 759 to 1875 ms</w:t>
+            </w:r>
           </w:p>
         </w:tc>
       </w:tr>
       <w:tr>
         <w:tc>
           <w:tcPr>
+            <w:tcW w:w="700" w:type="dxa"/>
+          </w:tcPr>
+          <w:p>
+            <w:r>
+              <w:t>TC05</w:t>
+            </w:r>
+          </w:p>
+        </w:tc>
+        <w:tc>
+          <w:tcPr>
             <w:tcW w:w="2340" w:type="dxa"/>
           </w:tcPr>
           <w:p>
             <w:r>
-              <w:t>TC05</w:t>
+              <w:t>Interop call initiated inside DisposeAsync</w:t>
             </w:r>
           </w:p>
         </w:tc>
@@ -954,13 +916,8 @@
           </w:tcPr>
           <w:p>
             <w:r>
-              <w:t xml:space="preserve">Interop inside </w:t>
-            </w:r>
-            <w:proofErr w:type="spellStart"/>
-            <w:r>
-              <w:t>DisposeAsync</w:t>
-            </w:r>
-            <w:proofErr w:type="spellEnd"/>
+              <w:t>PASS: guarded 10 / 0 errors; unguarded control 9 / 3 errors (expected)</w:t>
+            </w:r>
           </w:p>
         </w:tc>
         <w:tc>
@@ -969,17 +926,7 @@
           </w:tcPr>
           <w:p>
             <w:r>
-              <w:t>Pass — guarded 0, unguarded 3</w:t>
-            </w:r>
-          </w:p>
-        </w:tc>
-        <w:tc>
-          <w:tcPr>
-            <w:tcW w:w="2340" w:type="dxa"/>
-          </w:tcPr>
-          <w:p>
-            <w:r>
-              <w:t>Pass — guarded 0, unguarded 6</w:t>
+              <w:t>PASS: guarded 10 / 0 errors; unguarded control 10 / 6 errors (expected)</w:t>
             </w:r>
           </w:p>
         </w:tc>
@@ -987,11 +934,21 @@
       <w:tr>
         <w:tc>
           <w:tcPr>
+            <w:tcW w:w="700" w:type="dxa"/>
+          </w:tcPr>
+          <w:p>
+            <w:r>
+              <w:t>TC06</w:t>
+            </w:r>
+          </w:p>
+        </w:tc>
+        <w:tc>
+          <w:tcPr>
             <w:tcW w:w="2340" w:type="dxa"/>
           </w:tcPr>
           <w:p>
             <w:r>
-              <w:t>TC06</w:t>
+              <w:t>Background 60 s and resume during active work</w:t>
             </w:r>
           </w:p>
         </w:tc>
@@ -1001,7 +958,7 @@
           </w:tcPr>
           <w:p>
             <w:r>
-              <w:t>Background 60 s and resume</w:t>
+              <w:t>PASS: 4 pages, app responsive after each resume</w:t>
             </w:r>
           </w:p>
         </w:tc>
@@ -1011,17 +968,7 @@
           </w:tcPr>
           <w:p>
             <w:r>
-              <w:t>Pass — 4 pages</w:t>
-            </w:r>
-          </w:p>
-        </w:tc>
-        <w:tc>
-          <w:tcPr>
-            <w:tcW w:w="2340" w:type="dxa"/>
-          </w:tcPr>
-          <w:p>
-            <w:r>
-              <w:t>Pass — 4 pages</w:t>
+              <w:t>PASS: 4 pages, app responsive after each resume</w:t>
             </w:r>
           </w:p>
         </w:tc>
@@ -1029,11 +976,21 @@
       <w:tr>
         <w:tc>
           <w:tcPr>
+            <w:tcW w:w="700" w:type="dxa"/>
+          </w:tcPr>
+          <w:p>
+            <w:r>
+              <w:t>TC07</w:t>
+            </w:r>
+          </w:p>
+        </w:tc>
+        <w:tc>
+          <w:tcPr>
             <w:tcW w:w="2340" w:type="dxa"/>
           </w:tcPr>
           <w:p>
             <w:r>
-              <w:t>TC07</w:t>
+              <w:t>Background, then normal close</w:t>
             </w:r>
           </w:p>
         </w:tc>
@@ -1043,7 +1000,7 @@
           </w:tcPr>
           <w:p>
             <w:r>
-              <w:t>Background, then normal close</w:t>
+              <w:t>PASS: 4 pages, closed from the taskbar while backgrounded</w:t>
             </w:r>
           </w:p>
         </w:tc>
@@ -1053,34 +1010,29 @@
           </w:tcPr>
           <w:p>
             <w:r>
-              <w:t>Pass — 4 pages</w:t>
-            </w:r>
-          </w:p>
-        </w:tc>
-        <w:tc>
-          <w:tcPr>
-            <w:tcW w:w="2340" w:type="dxa"/>
-          </w:tcPr>
-          <w:p>
-            <w:r>
-              <w:t xml:space="preserve">Pass — 4 pages, 667–1019 </w:t>
-            </w:r>
-            <w:proofErr w:type="spellStart"/>
-            <w:r>
-              <w:t>ms</w:t>
-            </w:r>
-            <w:proofErr w:type="spellEnd"/>
+              <w:t>PASS: 4 pages, close 667 to 1019 ms</w:t>
+            </w:r>
           </w:p>
         </w:tc>
       </w:tr>
       <w:tr>
         <w:tc>
           <w:tcPr>
+            <w:tcW w:w="700" w:type="dxa"/>
+          </w:tcPr>
+          <w:p>
+            <w:r>
+              <w:t>TC08</w:t>
+            </w:r>
+          </w:p>
+        </w:tc>
+        <w:tc>
+          <w:tcPr>
             <w:tcW w:w="2340" w:type="dxa"/>
           </w:tcPr>
           <w:p>
             <w:r>
-              <w:t>TC08</w:t>
+              <w:t>Rotation during active work</w:t>
             </w:r>
           </w:p>
         </w:tc>
@@ -1090,7 +1042,7 @@
           </w:tcPr>
           <w:p>
             <w:r>
-              <w:t>Rotation during active work</w:t>
+              <w:t>N/A: desktop windows do not rotate</w:t>
             </w:r>
           </w:p>
         </w:tc>
@@ -1100,17 +1052,7 @@
           </w:tcPr>
           <w:p>
             <w:r>
-              <w:t>Not applicable</w:t>
-            </w:r>
-          </w:p>
-        </w:tc>
-        <w:tc>
-          <w:tcPr>
-            <w:tcW w:w="2340" w:type="dxa"/>
-          </w:tcPr>
-          <w:p>
-            <w:r>
-              <w:t>Pass — 36 and 22 rotations</w:t>
+              <w:t>PASS with finding: see Finding 2</w:t>
             </w:r>
           </w:p>
         </w:tc>
@@ -1118,12 +1060,21 @@
       <w:tr>
         <w:tc>
           <w:tcPr>
+            <w:tcW w:w="700" w:type="dxa"/>
+          </w:tcPr>
+          <w:p>
+            <w:r>
+              <w:t>TC09</w:t>
+            </w:r>
+          </w:p>
+        </w:tc>
+        <w:tc>
+          <w:tcPr>
             <w:tcW w:w="2340" w:type="dxa"/>
           </w:tcPr>
           <w:p>
             <w:r>
-              <w:lastRenderedPageBreak/>
-              <w:t>TC09</w:t>
+              <w:t>Memory stability under repeated host replacement</w:t>
             </w:r>
           </w:p>
         </w:tc>
@@ -1133,7 +1084,7 @@
           </w:tcPr>
           <w:p>
             <w:r>
-              <w:t>Memory stability, repeated cycles</w:t>
+              <w:t>PASS with finding: 64 cycles, 1/64 hosts retained, 16/64 components retained</w:t>
             </w:r>
           </w:p>
         </w:tc>
@@ -1143,17 +1094,7 @@
           </w:tcPr>
           <w:p>
             <w:r>
-              <w:t>Pass — 59 cycles, 0 of 59 retained</w:t>
-            </w:r>
-          </w:p>
-        </w:tc>
-        <w:tc>
-          <w:tcPr>
-            <w:tcW w:w="2340" w:type="dxa"/>
-          </w:tcPr>
-          <w:p>
-            <w:r>
-              <w:t>Pass — 71 cycles, 0 of 71 retained</w:t>
+              <w:t>PASS with finding: 62 cycles, 2/62 hosts retained, 17/62 components retained</w:t>
             </w:r>
           </w:p>
         </w:tc>
@@ -1161,11 +1102,21 @@
       <w:tr>
         <w:tc>
           <w:tcPr>
+            <w:tcW w:w="700" w:type="dxa"/>
+          </w:tcPr>
+          <w:p>
+            <w:r>
+              <w:t>TC10</w:t>
+            </w:r>
+          </w:p>
+        </w:tc>
+        <w:tc>
+          <w:tcPr>
             <w:tcW w:w="2340" w:type="dxa"/>
           </w:tcPr>
           <w:p>
             <w:r>
-              <w:t>TC10</w:t>
+              <w:t>System Back during active work</w:t>
             </w:r>
           </w:p>
         </w:tc>
@@ -1175,7 +1126,7 @@
           </w:tcPr>
           <w:p>
             <w:r>
-              <w:t>System Back during active work</w:t>
+              <w:t>N/A: no system Back control on desktop</w:t>
             </w:r>
           </w:p>
         </w:tc>
@@ -1185,94 +1136,25 @@
           </w:tcPr>
           <w:p>
             <w:r>
-              <w:t>Not applicable</w:t>
-            </w:r>
-          </w:p>
-        </w:tc>
-        <w:tc>
-          <w:tcPr>
-            <w:tcW w:w="2340" w:type="dxa"/>
-          </w:tcPr>
-          <w:p>
-            <w:r>
-              <w:t>Pass — 4 pages, 7 returns</w:t>
+              <w:t>PASS: 4 busy pages plus 7 native-page returns, 0 errors</w:t>
             </w:r>
           </w:p>
         </w:tc>
       </w:tr>
     </w:tbl>
-    <w:p/>
     <w:p>
-      <w:pPr>
-        <w:pStyle w:val="Heading2"/>
-      </w:pPr>
       <w:r>
-        <w:t>Memory stability in detail</w:t>
+        <w:t>No JSDisconnectedException, UnhandledException, Error or Critical record attributable to teardown appears in any log listed above, and no stale DotNetObjectReference callback appears.</w:t>
       </w:r>
     </w:p>
     <w:p>
       <w:r>
-        <w:t>TC09 is a single session of repeated cycles — stress page, native page, return — with a forced collection and finalizer drain at each checkpoint.</w:t>
+        <w:t>Each log is a single session captured for that case, verified by the count of Session started records in the file. The Android TC02 log previously held 27 concatenated sessions spanning two days, including error-level records from earlier runs; it has been trimmed to the single TC02 session of 2026-09-02 10:23:47, which carries 24 host-replacement cycles, six cleanups on each of the four stress pages and zero error-level records.</w:t>
       </w:r>
     </w:p>
     <w:p>
       <w:r>
-        <w:t xml:space="preserve">On Windows the checkpoints at cycles 1, 16, 27, 44 and 59 recorded retained </w:t>
-      </w:r>
-      <w:proofErr w:type="spellStart"/>
-      <w:r>
-        <w:t>MainPage</w:t>
-      </w:r>
-      <w:proofErr w:type="spellEnd"/>
-      <w:r>
-        <w:t xml:space="preserve"> counts of 0 of 1, 1 of 16, 0 of 27, 0 of 44 and 1 of 59. The working set moved from a settled 251 MB through a peak of 317 MB to a final 307 MB, holding flat at 299 MB across a four-minute stretch and rising only when activity resumed.</w:t>
-      </w:r>
-    </w:p>
-    <w:p>
-      <w:r>
-        <w:t>On Android the checkpoints at cycles 1, 25, 39, 53 and 71 recorded 1 of 1, 6 of 25, 5 of 39, 5 of 53 and 0 of 71. The working set moved from a settled 314 MB through a peak of 396 MB to a final 383 MB.</w:t>
-      </w:r>
-    </w:p>
-    <w:p>
-      <w:r>
-        <w:t xml:space="preserve">Two independent signals support the stable conclusion. First, hosts are fully released: </w:t>
-      </w:r>
-      <w:proofErr w:type="spellStart"/>
-      <w:r>
-        <w:t>MainPage</w:t>
-      </w:r>
-      <w:proofErr w:type="spellEnd"/>
-      <w:r>
-        <w:t xml:space="preserve"> and </w:t>
-      </w:r>
-      <w:proofErr w:type="spellStart"/>
-      <w:r>
-        <w:t>BlazorWebView</w:t>
-      </w:r>
-      <w:proofErr w:type="spellEnd"/>
-      <w:r>
-        <w:t xml:space="preserve"> reach zero alive of 59 and zero of 71 respectively, and the intermediate values of five to six are hosts awaiting collection rather than retained ones, since they clear by the final drain. Second, retained components plateau rather than track the cycle count — Windows holds at 12 alive while created rises from 26 to 43, and Android holds at 14 while created rises from 37 to 52. A per-cycle leak would grow in step with the denominator, and neither does.</w:t>
-      </w:r>
-    </w:p>
-    <w:p>
-      <w:r>
-        <w:t xml:space="preserve">One Android cycle at 16:59:15 used the unguarded control page in error. It produced a single </w:t>
-      </w:r>
-      <w:proofErr w:type="spellStart"/>
-      <w:r>
-        <w:t>UnobservedTaskException</w:t>
-      </w:r>
-      <w:proofErr w:type="spellEnd"/>
-      <w:r>
-        <w:t xml:space="preserve"> from </w:t>
-      </w:r>
-      <w:proofErr w:type="spellStart"/>
-      <w:r>
-        <w:t>CallbackStressUncaught.OnJavaScriptTick</w:t>
-      </w:r>
-      <w:proofErr w:type="spellEnd"/>
-      <w:r>
-        <w:t xml:space="preserve"> and one cleanup record among 68. It is excluded from the guarded-page counts and does not bear on the memory result: retained counts were already flat at 14 before that cycle.</w:t>
+        <w:t>The TC05 unguarded variant is the one deliberate exception. It is a negative control: CallbackStressUncaught.razor omits the catch for JSDisconnectedException that the other components carry, so the three JSDisconnectedException records it produces, each traced to CallbackStressUncaught.DisposeAsync in the captured stack, are the pass condition. A session total of zero unobserved exceptions on that case would mean the harness cannot detect the exception, which would leave every no-exception claim elsewhere in this report unverifiable. The Windows Part B log was captured on the 2026-09-02 build, before the instrumentation correction described below; the exception it records originates in JSRuntime and is unaffected by that correction.</w:t>
       </w:r>
     </w:p>
     <w:p>
@@ -1280,26 +1162,898 @@
         <w:pStyle w:val="Heading2"/>
       </w:pPr>
       <w:r>
-        <w:t>System Back in detail</w:t>
+        <w:rPr>
+          <w:color w:val="794E1F"/>
+        </w:rPr>
+        <w:t>TC08: the two rotation configurations</w:t>
+      </w:r>
+    </w:p>
+    <w:tbl>
+      <w:tblPr>
+        <w:tblStyle w:val="TableGrid"/>
+        <w:tblW w:w="0" w:type="auto"/>
+        <w:tblLook w:val="0000" w:firstRow="0" w:lastRow="0" w:firstColumn="0" w:lastColumn="0" w:noHBand="0" w:noVBand="0"/>
+      </w:tblPr>
+      <w:tblGrid>
+        <w:gridCol w:w="2026"/>
+        <w:gridCol w:w="2332"/>
+        <w:gridCol w:w="2117"/>
+        <w:gridCol w:w="2155"/>
+      </w:tblGrid>
+      <w:tr>
+        <w:trPr>
+          <w:tblHeader/>
+        </w:trPr>
+        <w:tc>
+          <w:tcPr>
+            <w:tcW w:w="2340" w:type="dxa"/>
+          </w:tcPr>
+          <w:p>
+            <w:r>
+              <w:t>Part</w:t>
+            </w:r>
+          </w:p>
+        </w:tc>
+        <w:tc>
+          <w:tcPr>
+            <w:tcW w:w="2340" w:type="dxa"/>
+          </w:tcPr>
+          <w:p>
+            <w:r>
+              <w:t>ConfigurationChanges</w:t>
+            </w:r>
+          </w:p>
+        </w:tc>
+        <w:tc>
+          <w:tcPr>
+            <w:tcW w:w="2340" w:type="dxa"/>
+          </w:tcPr>
+          <w:p>
+            <w:r>
+              <w:t>Rotations</w:t>
+            </w:r>
+          </w:p>
+        </w:tc>
+        <w:tc>
+          <w:tcPr>
+            <w:tcW w:w="2340" w:type="dxa"/>
+          </w:tcPr>
+          <w:p>
+            <w:r>
+              <w:t>Result</w:t>
+            </w:r>
+          </w:p>
+        </w:tc>
+      </w:tr>
+      <w:tr>
+        <w:tc>
+          <w:tcPr>
+            <w:tcW w:w="2340" w:type="dxa"/>
+          </w:tcPr>
+          <w:p>
+            <w:r>
+              <w:t>A</w:t>
+            </w:r>
+          </w:p>
+        </w:tc>
+        <w:tc>
+          <w:tcPr>
+            <w:tcW w:w="2340" w:type="dxa"/>
+          </w:tcPr>
+          <w:p>
+            <w:r>
+              <w:t>includes Orientation and ScreenSize</w:t>
+            </w:r>
+          </w:p>
+        </w:tc>
+        <w:tc>
+          <w:tcPr>
+            <w:tcW w:w="2340" w:type="dxa"/>
+          </w:tcPr>
+          <w:p>
+            <w:r>
+              <w:t>36</w:t>
+            </w:r>
+          </w:p>
+        </w:tc>
+        <w:tc>
+          <w:tcPr>
+            <w:tcW w:w="2340" w:type="dxa"/>
+          </w:tcPr>
+          <w:p>
+            <w:r>
+              <w:t>Activity handled the config change; the WebView was never destroyed. No duplicate work source, no error.</w:t>
+            </w:r>
+          </w:p>
+        </w:tc>
+      </w:tr>
+      <w:tr>
+        <w:tc>
+          <w:tcPr>
+            <w:tcW w:w="2340" w:type="dxa"/>
+          </w:tcPr>
+          <w:p>
+            <w:r>
+              <w:t>B</w:t>
+            </w:r>
+          </w:p>
+        </w:tc>
+        <w:tc>
+          <w:tcPr>
+            <w:tcW w:w="2340" w:type="dxa"/>
+          </w:tcPr>
+          <w:p>
+            <w:r>
+              <w:t>Orientation and ScreenSize removed</w:t>
+            </w:r>
+          </w:p>
+        </w:tc>
+        <w:tc>
+          <w:tcPr>
+            <w:tcW w:w="2340" w:type="dxa"/>
+          </w:tcPr>
+          <w:p>
+            <w:r>
+              <w:t>22</w:t>
+            </w:r>
+          </w:p>
+        </w:tc>
+        <w:tc>
+          <w:tcPr>
+            <w:tcW w:w="2340" w:type="dxa"/>
+          </w:tcPr>
+          <w:p>
+            <w:r>
+              <w:t>Android destroyed and rebuilt the activity on every rotation. No error, no hang, app usable throughout. Retention recorded as Finding 2.</w:t>
+            </w:r>
+          </w:p>
+        </w:tc>
+      </w:tr>
+    </w:tbl>
+    <w:p>
+      <w:r>
+        <w:t>Rotation is additional coverage, not a must-hold condition of the issue.</w:t>
+      </w:r>
+    </w:p>
+    <w:p>
+      <w:pPr>
+        <w:pStyle w:val="Heading2"/>
+      </w:pPr>
+      <w:r>
+        <w:rPr>
+          <w:color w:val="794E1F"/>
+        </w:rPr>
+        <w:t>TC09: memory stability under repeated host replacement</w:t>
       </w:r>
     </w:p>
     <w:p>
       <w:r>
-        <w:t>System Back was pressed with work active on all four busy pages. In every case it was handled as in-app navigation — the app did not exit — and the departed component recorded cleanup: Module loop after 36 calls, Slow call with the state recorded as in flight, Timer after 29 ticks, and JS callback after 52 callbacks.</w:t>
+        <w:t>A single session per platform of repeated cycles from a stress page to the native page and back, rotating through all four stress pages, with a forced collection and finalizer drain at each checkpoint.</w:t>
       </w:r>
     </w:p>
     <w:p>
       <w:r>
-        <w:t>The Slow call result is the notable one: Back was pressed while the 15-second promise was still running, and cleanup completed with the call state recorded as in flight.</w:t>
+        <w:rPr>
+          <w:b/>
+          <w:bCs/>
+        </w:rPr>
+        <w:t>Windows, 64 cycles</w:t>
+      </w:r>
+    </w:p>
+    <w:tbl>
+      <w:tblPr>
+        <w:tblStyle w:val="TableGrid"/>
+        <w:tblW w:w="0" w:type="auto"/>
+        <w:tblLook w:val="0000" w:firstRow="0" w:lastRow="0" w:firstColumn="0" w:lastColumn="0" w:noHBand="0" w:noVBand="0"/>
+      </w:tblPr>
+      <w:tblGrid>
+        <w:gridCol w:w="1166"/>
+        <w:gridCol w:w="662"/>
+        <w:gridCol w:w="1038"/>
+        <w:gridCol w:w="1567"/>
+        <w:gridCol w:w="1275"/>
+        <w:gridCol w:w="933"/>
+        <w:gridCol w:w="813"/>
+        <w:gridCol w:w="1176"/>
+      </w:tblGrid>
+      <w:tr>
+        <w:tc>
+          <w:tcPr>
+            <w:tcW w:w="1170" w:type="dxa"/>
+          </w:tcPr>
+          <w:p>
+            <w:r>
+              <w:t>Checkpoint</w:t>
+            </w:r>
+          </w:p>
+        </w:tc>
+        <w:tc>
+          <w:tcPr>
+            <w:tcW w:w="1170" w:type="dxa"/>
+          </w:tcPr>
+          <w:p>
+            <w:r>
+              <w:t>Cycle</w:t>
+            </w:r>
+          </w:p>
+        </w:tc>
+        <w:tc>
+          <w:tcPr>
+            <w:tcW w:w="1170" w:type="dxa"/>
+          </w:tcPr>
+          <w:p>
+            <w:r>
+              <w:t>MainPage</w:t>
+            </w:r>
+          </w:p>
+        </w:tc>
+        <w:tc>
+          <w:tcPr>
+            <w:tcW w:w="1170" w:type="dxa"/>
+          </w:tcPr>
+          <w:p>
+            <w:r>
+              <w:t>BlazorWebView</w:t>
+            </w:r>
+          </w:p>
+        </w:tc>
+        <w:tc>
+          <w:tcPr>
+            <w:tcW w:w="1170" w:type="dxa"/>
+          </w:tcPr>
+          <w:p>
+            <w:r>
+              <w:t>Components</w:t>
+            </w:r>
+          </w:p>
+        </w:tc>
+        <w:tc>
+          <w:tcPr>
+            <w:tcW w:w="1170" w:type="dxa"/>
+          </w:tcPr>
+          <w:p>
+            <w:r>
+              <w:t>Modules</w:t>
+            </w:r>
+          </w:p>
+        </w:tc>
+        <w:tc>
+          <w:tcPr>
+            <w:tcW w:w="1170" w:type="dxa"/>
+          </w:tcPr>
+          <w:p>
+            <w:r>
+              <w:t>Timers</w:t>
+            </w:r>
+          </w:p>
+        </w:tc>
+        <w:tc>
+          <w:tcPr>
+            <w:tcW w:w="1170" w:type="dxa"/>
+          </w:tcPr>
+          <w:p>
+            <w:r>
+              <w:t>DotNetRefs</w:t>
+            </w:r>
+          </w:p>
+        </w:tc>
+      </w:tr>
+      <w:tr>
+        <w:tc>
+          <w:tcPr>
+            <w:tcW w:w="1170" w:type="dxa"/>
+          </w:tcPr>
+          <w:p>
+            <w:r>
+              <w:t>Mid</w:t>
+            </w:r>
+          </w:p>
+        </w:tc>
+        <w:tc>
+          <w:tcPr>
+            <w:tcW w:w="1170" w:type="dxa"/>
+          </w:tcPr>
+          <w:p>
+            <w:r>
+              <w:t>15</w:t>
+            </w:r>
+          </w:p>
+        </w:tc>
+        <w:tc>
+          <w:tcPr>
+            <w:tcW w:w="1170" w:type="dxa"/>
+          </w:tcPr>
+          <w:p>
+            <w:r>
+              <w:t>1/15</w:t>
+            </w:r>
+          </w:p>
+        </w:tc>
+        <w:tc>
+          <w:tcPr>
+            <w:tcW w:w="1170" w:type="dxa"/>
+          </w:tcPr>
+          <w:p>
+            <w:r>
+              <w:t>1/15</w:t>
+            </w:r>
+          </w:p>
+        </w:tc>
+        <w:tc>
+          <w:tcPr>
+            <w:tcW w:w="1170" w:type="dxa"/>
+          </w:tcPr>
+          <w:p>
+            <w:r>
+              <w:t>0/15</w:t>
+            </w:r>
+          </w:p>
+        </w:tc>
+        <w:tc>
+          <w:tcPr>
+            <w:tcW w:w="1170" w:type="dxa"/>
+          </w:tcPr>
+          <w:p>
+            <w:r>
+              <w:t>0/15</w:t>
+            </w:r>
+          </w:p>
+        </w:tc>
+        <w:tc>
+          <w:tcPr>
+            <w:tcW w:w="1170" w:type="dxa"/>
+          </w:tcPr>
+          <w:p>
+            <w:r>
+              <w:t>0/0</w:t>
+            </w:r>
+          </w:p>
+        </w:tc>
+        <w:tc>
+          <w:tcPr>
+            <w:tcW w:w="1170" w:type="dxa"/>
+          </w:tcPr>
+          <w:p>
+            <w:r>
+              <w:t>0/0</w:t>
+            </w:r>
+          </w:p>
+        </w:tc>
+      </w:tr>
+      <w:tr>
+        <w:tc>
+          <w:tcPr>
+            <w:tcW w:w="1170" w:type="dxa"/>
+          </w:tcPr>
+          <w:p>
+            <w:r>
+              <w:t>Final</w:t>
+            </w:r>
+          </w:p>
+        </w:tc>
+        <w:tc>
+          <w:tcPr>
+            <w:tcW w:w="1170" w:type="dxa"/>
+          </w:tcPr>
+          <w:p>
+            <w:r>
+              <w:t>64</w:t>
+            </w:r>
+          </w:p>
+        </w:tc>
+        <w:tc>
+          <w:tcPr>
+            <w:tcW w:w="1170" w:type="dxa"/>
+          </w:tcPr>
+          <w:p>
+            <w:r>
+              <w:t>1/64</w:t>
+            </w:r>
+          </w:p>
+        </w:tc>
+        <w:tc>
+          <w:tcPr>
+            <w:tcW w:w="1170" w:type="dxa"/>
+          </w:tcPr>
+          <w:p>
+            <w:r>
+              <w:t>1/64</w:t>
+            </w:r>
+          </w:p>
+        </w:tc>
+        <w:tc>
+          <w:tcPr>
+            <w:tcW w:w="1170" w:type="dxa"/>
+          </w:tcPr>
+          <w:p>
+            <w:r>
+              <w:t>16/64</w:t>
+            </w:r>
+          </w:p>
+        </w:tc>
+        <w:tc>
+          <w:tcPr>
+            <w:tcW w:w="1170" w:type="dxa"/>
+          </w:tcPr>
+          <w:p>
+            <w:r>
+              <w:t>16/64</w:t>
+            </w:r>
+          </w:p>
+        </w:tc>
+        <w:tc>
+          <w:tcPr>
+            <w:tcW w:w="1170" w:type="dxa"/>
+          </w:tcPr>
+          <w:p>
+            <w:r>
+              <w:t>0/17</w:t>
+            </w:r>
+          </w:p>
+        </w:tc>
+        <w:tc>
+          <w:tcPr>
+            <w:tcW w:w="1170" w:type="dxa"/>
+          </w:tcPr>
+          <w:p>
+            <w:r>
+              <w:t>0/16</w:t>
+            </w:r>
+          </w:p>
+        </w:tc>
+      </w:tr>
+    </w:tbl>
+    <w:p>
+      <w:r>
+        <w:t>Per-page disposals: ModuleLoop 15, SlowCall 16, TimerStress 17, CallbackStress 16. Host-created to handler-disconnected ratio 64:64. Maximum disposal 38 ms. Working set peaked at 283 MB and ended at 220 MB.</w:t>
       </w:r>
     </w:p>
     <w:p>
       <w:r>
-        <w:t xml:space="preserve">Back from the native page was exercised seven times, each producing the same ordered sequence: WebView destroyed, component cleaned up, fresh host created, module acquired. The trailing module acquisition on each cycle is the host-health check, since a rebuilt host that failed to load would not acquire a module. All seven did, with counter values of 43, 50, </w:t>
+        <w:rPr>
+          <w:b/>
+          <w:bCs/>
+        </w:rPr>
+        <w:t>Android, 62 cycles</w:t>
       </w:r>
+    </w:p>
+    <w:tbl>
+      <w:tblPr>
+        <w:tblStyle w:val="TableGrid"/>
+        <w:tblW w:w="0" w:type="auto"/>
+        <w:tblLook w:val="0000" w:firstRow="0" w:lastRow="0" w:firstColumn="0" w:lastColumn="0" w:noHBand="0" w:noVBand="0"/>
+      </w:tblPr>
+      <w:tblGrid>
+        <w:gridCol w:w="1166"/>
+        <w:gridCol w:w="662"/>
+        <w:gridCol w:w="1038"/>
+        <w:gridCol w:w="1567"/>
+        <w:gridCol w:w="1275"/>
+        <w:gridCol w:w="933"/>
+        <w:gridCol w:w="813"/>
+        <w:gridCol w:w="1176"/>
+      </w:tblGrid>
+      <w:tr>
+        <w:tc>
+          <w:tcPr>
+            <w:tcW w:w="1170" w:type="dxa"/>
+          </w:tcPr>
+          <w:p>
+            <w:r>
+              <w:t>Checkpoint</w:t>
+            </w:r>
+          </w:p>
+        </w:tc>
+        <w:tc>
+          <w:tcPr>
+            <w:tcW w:w="1170" w:type="dxa"/>
+          </w:tcPr>
+          <w:p>
+            <w:r>
+              <w:t>Cycle</w:t>
+            </w:r>
+          </w:p>
+        </w:tc>
+        <w:tc>
+          <w:tcPr>
+            <w:tcW w:w="1170" w:type="dxa"/>
+          </w:tcPr>
+          <w:p>
+            <w:r>
+              <w:t>MainPage</w:t>
+            </w:r>
+          </w:p>
+        </w:tc>
+        <w:tc>
+          <w:tcPr>
+            <w:tcW w:w="1170" w:type="dxa"/>
+          </w:tcPr>
+          <w:p>
+            <w:r>
+              <w:t>BlazorWebView</w:t>
+            </w:r>
+          </w:p>
+        </w:tc>
+        <w:tc>
+          <w:tcPr>
+            <w:tcW w:w="1170" w:type="dxa"/>
+          </w:tcPr>
+          <w:p>
+            <w:r>
+              <w:t>Components</w:t>
+            </w:r>
+          </w:p>
+        </w:tc>
+        <w:tc>
+          <w:tcPr>
+            <w:tcW w:w="1170" w:type="dxa"/>
+          </w:tcPr>
+          <w:p>
+            <w:r>
+              <w:t>Modules</w:t>
+            </w:r>
+          </w:p>
+        </w:tc>
+        <w:tc>
+          <w:tcPr>
+            <w:tcW w:w="1170" w:type="dxa"/>
+          </w:tcPr>
+          <w:p>
+            <w:r>
+              <w:t>Timers</w:t>
+            </w:r>
+          </w:p>
+        </w:tc>
+        <w:tc>
+          <w:tcPr>
+            <w:tcW w:w="1170" w:type="dxa"/>
+          </w:tcPr>
+          <w:p>
+            <w:r>
+              <w:t>DotNetRefs</w:t>
+            </w:r>
+          </w:p>
+        </w:tc>
+      </w:tr>
+      <w:tr>
+        <w:tc>
+          <w:tcPr>
+            <w:tcW w:w="1170" w:type="dxa"/>
+          </w:tcPr>
+          <w:p>
+            <w:r>
+              <w:t>Mid</w:t>
+            </w:r>
+          </w:p>
+        </w:tc>
+        <w:tc>
+          <w:tcPr>
+            <w:tcW w:w="1170" w:type="dxa"/>
+          </w:tcPr>
+          <w:p>
+            <w:r>
+              <w:t>14</w:t>
+            </w:r>
+          </w:p>
+        </w:tc>
+        <w:tc>
+          <w:tcPr>
+            <w:tcW w:w="1170" w:type="dxa"/>
+          </w:tcPr>
+          <w:p>
+            <w:r>
+              <w:t>2/14</w:t>
+            </w:r>
+          </w:p>
+        </w:tc>
+        <w:tc>
+          <w:tcPr>
+            <w:tcW w:w="1170" w:type="dxa"/>
+          </w:tcPr>
+          <w:p>
+            <w:r>
+              <w:t>2/14</w:t>
+            </w:r>
+          </w:p>
+        </w:tc>
+        <w:tc>
+          <w:tcPr>
+            <w:tcW w:w="1170" w:type="dxa"/>
+          </w:tcPr>
+          <w:p>
+            <w:r>
+              <w:t>0/14</w:t>
+            </w:r>
+          </w:p>
+        </w:tc>
+        <w:tc>
+          <w:tcPr>
+            <w:tcW w:w="1170" w:type="dxa"/>
+          </w:tcPr>
+          <w:p>
+            <w:r>
+              <w:t>0/14</w:t>
+            </w:r>
+          </w:p>
+        </w:tc>
+        <w:tc>
+          <w:tcPr>
+            <w:tcW w:w="1170" w:type="dxa"/>
+          </w:tcPr>
+          <w:p>
+            <w:r>
+              <w:t>0/0</w:t>
+            </w:r>
+          </w:p>
+        </w:tc>
+        <w:tc>
+          <w:tcPr>
+            <w:tcW w:w="1170" w:type="dxa"/>
+          </w:tcPr>
+          <w:p>
+            <w:r>
+              <w:t>0/0</w:t>
+            </w:r>
+          </w:p>
+        </w:tc>
+      </w:tr>
+      <w:tr>
+        <w:tc>
+          <w:tcPr>
+            <w:tcW w:w="1170" w:type="dxa"/>
+          </w:tcPr>
+          <w:p>
+            <w:r>
+              <w:t>Final</w:t>
+            </w:r>
+          </w:p>
+        </w:tc>
+        <w:tc>
+          <w:tcPr>
+            <w:tcW w:w="1170" w:type="dxa"/>
+          </w:tcPr>
+          <w:p>
+            <w:r>
+              <w:t>62</w:t>
+            </w:r>
+          </w:p>
+        </w:tc>
+        <w:tc>
+          <w:tcPr>
+            <w:tcW w:w="1170" w:type="dxa"/>
+          </w:tcPr>
+          <w:p>
+            <w:r>
+              <w:t>2/62</w:t>
+            </w:r>
+          </w:p>
+        </w:tc>
+        <w:tc>
+          <w:tcPr>
+            <w:tcW w:w="1170" w:type="dxa"/>
+          </w:tcPr>
+          <w:p>
+            <w:r>
+              <w:t>2/62</w:t>
+            </w:r>
+          </w:p>
+        </w:tc>
+        <w:tc>
+          <w:tcPr>
+            <w:tcW w:w="1170" w:type="dxa"/>
+          </w:tcPr>
+          <w:p>
+            <w:r>
+              <w:t>17/62</w:t>
+            </w:r>
+          </w:p>
+        </w:tc>
+        <w:tc>
+          <w:tcPr>
+            <w:tcW w:w="1170" w:type="dxa"/>
+          </w:tcPr>
+          <w:p>
+            <w:r>
+              <w:t>17/62</w:t>
+            </w:r>
+          </w:p>
+        </w:tc>
+        <w:tc>
+          <w:tcPr>
+            <w:tcW w:w="1170" w:type="dxa"/>
+          </w:tcPr>
+          <w:p>
+            <w:r>
+              <w:t>0/15</w:t>
+            </w:r>
+          </w:p>
+        </w:tc>
+        <w:tc>
+          <w:tcPr>
+            <w:tcW w:w="1170" w:type="dxa"/>
+          </w:tcPr>
+          <w:p>
+            <w:r>
+              <w:t>0/16</w:t>
+            </w:r>
+          </w:p>
+        </w:tc>
+      </w:tr>
+    </w:tbl>
+    <w:p>
       <w:r>
-        <w:lastRenderedPageBreak/>
-        <w:t>47, 40, 52, 41 and 33 calls. Across the whole run there were 11 cleanup records, 7 host rebuilds, and no error or stale-callback records.</w:t>
+        <w:t>Per-page disposals: ModuleLoop 14, SlowCall 17, TimerStress 15, CallbackStress 16. Host-created to handler-disconnected ratio 63:62, the 63rd host being live when the log was captured. Maximum disposal 748 ms, a single TimerStress outlier against a 40 ms maximum elsewhere, well inside the two-second bound. Working set rose to a plateau of 434 to 441 MB with the increments shrinking to zero across the final third.</w:t>
+      </w:r>
+    </w:p>
+    <w:p>
+      <w:r>
+        <w:rPr>
+          <w:b/>
+          <w:bCs/>
+        </w:rPr>
+        <w:t>Hosts are stable. Components are not.</w:t>
+      </w:r>
+    </w:p>
+    <w:p>
+      <w:r>
+        <w:t>MainPage and BlazorWebView hold at 1 alive of 64 on Windows and 2 of 62 on Android while the created count climbs, which is the shape of a stable graph, not a leak. Timers and DotNetObjectReference instances release completely: 0 of 17 and 0 of 16 on Windows, 0 of 15 and 0 of 16 on Android.</w:t>
+      </w:r>
+    </w:p>
+    <w:p>
+      <w:r>
+        <w:t>Components and modules do not release. Both climb from 0 at the mid checkpoint to 16 and 17 respectively, and both counts match the SlowCall disposal count on their platform exactly. This is the in-flight retention finding; see Findings below.</w:t>
+      </w:r>
+    </w:p>
+    <w:p>
+      <w:r>
+        <w:t>Coverage note. An earlier TC09 run reported Timers 0/0 and DotNetRefs 0/0, which meant those objects were never created and the case proved nothing about the timer and callback paths. CallbackStress.razor now calls TrackComponent, TrackModule and TrackDotNetReference, and the runs above confirm the calls are reached. The earlier run is superseded.</w:t>
+      </w:r>
+    </w:p>
+    <w:p>
+      <w:pPr>
+        <w:pStyle w:val="Heading2"/>
+      </w:pPr>
+      <w:r>
+        <w:rPr>
+          <w:color w:val="794E1F"/>
+        </w:rPr>
+        <w:t>TC10: system Back during active work</w:t>
+      </w:r>
+    </w:p>
+    <w:p>
+      <w:r>
+        <w:t>Teardown triggered by the operating system back control rather than in-app navigation. Android only; a single session from 09:47:44 to 09:58:19. System Back was pressed with work active on all four pages. In every case it was handled as in-app navigation, the app did not exit, and the departed component recorded cleanup:</w:t>
+      </w:r>
+    </w:p>
+    <w:tbl>
+      <w:tblPr>
+        <w:tblStyle w:val="TableGrid"/>
+        <w:tblW w:w="0" w:type="auto"/>
+        <w:tblLook w:val="0000" w:firstRow="0" w:lastRow="0" w:firstColumn="0" w:lastColumn="0" w:noHBand="0" w:noVBand="0"/>
+      </w:tblPr>
+      <w:tblGrid>
+        <w:gridCol w:w="4283"/>
+        <w:gridCol w:w="4347"/>
+      </w:tblGrid>
+      <w:tr>
+        <w:tc>
+          <w:tcPr>
+            <w:tcW w:w="4680" w:type="dxa"/>
+          </w:tcPr>
+          <w:p>
+            <w:r>
+              <w:t>Page</w:t>
+            </w:r>
+          </w:p>
+        </w:tc>
+        <w:tc>
+          <w:tcPr>
+            <w:tcW w:w="4680" w:type="dxa"/>
+          </w:tcPr>
+          <w:p>
+            <w:r>
+              <w:t>Cleanup on Back</w:t>
+            </w:r>
+          </w:p>
+        </w:tc>
+      </w:tr>
+      <w:tr>
+        <w:tc>
+          <w:tcPr>
+            <w:tcW w:w="4680" w:type="dxa"/>
+          </w:tcPr>
+          <w:p>
+            <w:r>
+              <w:t>Module loop</w:t>
+            </w:r>
+          </w:p>
+        </w:tc>
+        <w:tc>
+          <w:tcPr>
+            <w:tcW w:w="4680" w:type="dxa"/>
+          </w:tcPr>
+          <w:p>
+            <w:r>
+              <w:t>Cleanup ModuleLoop completed after 36 calls.</w:t>
+            </w:r>
+          </w:p>
+        </w:tc>
+      </w:tr>
+      <w:tr>
+        <w:tc>
+          <w:tcPr>
+            <w:tcW w:w="4680" w:type="dxa"/>
+          </w:tcPr>
+          <w:p>
+            <w:r>
+              <w:t>Slow call</w:t>
+            </w:r>
+          </w:p>
+        </w:tc>
+        <w:tc>
+          <w:tcPr>
+            <w:tcW w:w="4680" w:type="dxa"/>
+          </w:tcPr>
+          <w:p>
+            <w:r>
+              <w:t>Cleanup SlowCall completed. Call state: in flight.</w:t>
+            </w:r>
+          </w:p>
+        </w:tc>
+      </w:tr>
+      <w:tr>
+        <w:tc>
+          <w:tcPr>
+            <w:tcW w:w="4680" w:type="dxa"/>
+          </w:tcPr>
+          <w:p>
+            <w:r>
+              <w:t>Timer</w:t>
+            </w:r>
+          </w:p>
+        </w:tc>
+        <w:tc>
+          <w:tcPr>
+            <w:tcW w:w="4680" w:type="dxa"/>
+          </w:tcPr>
+          <w:p>
+            <w:r>
+              <w:t>Cleanup TimerStress completed after 29 ticks.</w:t>
+            </w:r>
+          </w:p>
+        </w:tc>
+      </w:tr>
+      <w:tr>
+        <w:tc>
+          <w:tcPr>
+            <w:tcW w:w="4680" w:type="dxa"/>
+          </w:tcPr>
+          <w:p>
+            <w:r>
+              <w:t>JS callback</w:t>
+            </w:r>
+          </w:p>
+        </w:tc>
+        <w:tc>
+          <w:tcPr>
+            <w:tcW w:w="4680" w:type="dxa"/>
+          </w:tcPr>
+          <w:p>
+            <w:r>
+              <w:t>Cleanup CallbackStress completed after 52 callbacks.</w:t>
+            </w:r>
+          </w:p>
+        </w:tc>
+      </w:tr>
+    </w:tbl>
+    <w:p>
+      <w:r>
+        <w:t>The Slow call row is the notable one: Back was pressed while the 15-second promise was still running, and cleanup completed with the call state recorded as in flight.</w:t>
+      </w:r>
+    </w:p>
+    <w:p>
+      <w:r>
+        <w:t>Back from the native page produced seven returns, each with the same ordered sequence: WebView destroyed, component cleaned up, fresh host created. The trailing module-acquisition record on each cycle is the host-health check, since a rebuilt host that failed to load would not acquire a module. All seven did, with counter values of 43, 50, 47, 40, 52, 41 and 33 calls. Across the whole run: 11 cleanup records, 7 host rebuilds, 0 error records and 0 stale-callback errors.</w:t>
       </w:r>
     </w:p>
     <w:p>
@@ -1307,46 +2061,285 @@
         <w:pStyle w:val="Heading1"/>
       </w:pPr>
       <w:r>
-        <w:t>Disposal guarding and what TC03 measures</w:t>
+        <w:rPr>
+          <w:color w:val="794E1F"/>
+        </w:rPr>
+        <w:t>Video evidence</w:t>
       </w:r>
     </w:p>
     <w:p>
       <w:r>
-        <w:t xml:space="preserve">The stress pages do catch </w:t>
-      </w:r>
-      <w:proofErr w:type="spellStart"/>
-      <w:r>
-        <w:t>JSDisconnectedException</w:t>
-      </w:r>
-      <w:proofErr w:type="spellEnd"/>
-      <w:r>
-        <w:t xml:space="preserve"> around module disposal, and each records the outcome. The catch does not weaken the test, because the pass criterion is the flag the component sets — Module disposed cleanly — which is written only after </w:t>
-      </w:r>
-      <w:proofErr w:type="spellStart"/>
-      <w:r>
-        <w:t>DisposeAsync</w:t>
-      </w:r>
-      <w:proofErr w:type="spellEnd"/>
-      <w:r>
-        <w:t xml:space="preserve"> returns without throwing. A value of True is therefore positive evidence that no exception occurred; had the fix </w:t>
-      </w:r>
-      <w:proofErr w:type="gramStart"/>
-      <w:r>
-        <w:t>been</w:t>
-      </w:r>
-      <w:proofErr w:type="gramEnd"/>
-      <w:r>
-        <w:t xml:space="preserve"> absent, the flag would read False and the catch block would have run.</w:t>
+        <w:t>Screen recordings for the cases whose result cannot be read from a log alone. Recordings are in the harness repository under evidence/video/.</w:t>
       </w:r>
     </w:p>
+    <w:tbl>
+      <w:tblPr>
+        <w:tblStyle w:val="TableGrid"/>
+        <w:tblW w:w="0" w:type="auto"/>
+        <w:tblLook w:val="0000" w:firstRow="0" w:lastRow="0" w:firstColumn="0" w:lastColumn="0" w:noHBand="0" w:noVBand="0"/>
+      </w:tblPr>
+      <w:tblGrid>
+        <w:gridCol w:w="2103"/>
+        <w:gridCol w:w="2159"/>
+        <w:gridCol w:w="2188"/>
+        <w:gridCol w:w="2180"/>
+      </w:tblGrid>
+      <w:tr>
+        <w:tc>
+          <w:tcPr>
+            <w:tcW w:w="2340" w:type="dxa"/>
+          </w:tcPr>
+          <w:p>
+            <w:r>
+              <w:t>Case</w:t>
+            </w:r>
+          </w:p>
+        </w:tc>
+        <w:tc>
+          <w:tcPr>
+            <w:tcW w:w="2340" w:type="dxa"/>
+          </w:tcPr>
+          <w:p>
+            <w:r>
+              <w:t>Platform</w:t>
+            </w:r>
+          </w:p>
+        </w:tc>
+        <w:tc>
+          <w:tcPr>
+            <w:tcW w:w="2340" w:type="dxa"/>
+          </w:tcPr>
+          <w:p>
+            <w:r>
+              <w:t>Shows</w:t>
+            </w:r>
+          </w:p>
+        </w:tc>
+        <w:tc>
+          <w:tcPr>
+            <w:tcW w:w="2340" w:type="dxa"/>
+          </w:tcPr>
+          <w:p>
+            <w:r>
+              <w:t>Recording</w:t>
+            </w:r>
+          </w:p>
+        </w:tc>
+      </w:tr>
+      <w:tr>
+        <w:tc>
+          <w:tcPr>
+            <w:tcW w:w="2340" w:type="dxa"/>
+          </w:tcPr>
+          <w:p>
+            <w:r>
+              <w:t>TC02</w:t>
+            </w:r>
+          </w:p>
+        </w:tc>
+        <w:tc>
+          <w:tcPr>
+            <w:tcW w:w="2340" w:type="dxa"/>
+          </w:tcPr>
+          <w:p>
+            <w:r>
+              <w:t>Windows, Android</w:t>
+            </w:r>
+          </w:p>
+        </w:tc>
+        <w:tc>
+          <w:tcPr>
+            <w:tcW w:w="2340" w:type="dxa"/>
+          </w:tcPr>
+          <w:p>
+            <w:r>
+              <w:t>The native page replaces the host, and a working Blazor host is created on every return</w:t>
+            </w:r>
+          </w:p>
+        </w:tc>
+        <w:tc>
+          <w:tcPr>
+            <w:tcW w:w="2340" w:type="dxa"/>
+          </w:tcPr>
+          <w:p>
+            <w:r>
+              <w:t>tc02.zip</w:t>
+            </w:r>
+          </w:p>
+        </w:tc>
+      </w:tr>
+      <w:tr>
+        <w:tc>
+          <w:tcPr>
+            <w:tcW w:w="2340" w:type="dxa"/>
+          </w:tcPr>
+          <w:p>
+            <w:r>
+              <w:t>TC04</w:t>
+            </w:r>
+          </w:p>
+        </w:tc>
+        <w:tc>
+          <w:tcPr>
+            <w:tcW w:w="2340" w:type="dxa"/>
+          </w:tcPr>
+          <w:p>
+            <w:r>
+              <w:t>Windows, Android</w:t>
+            </w:r>
+          </w:p>
+        </w:tc>
+        <w:tc>
+          <w:tcPr>
+            <w:tcW w:w="2340" w:type="dxa"/>
+          </w:tcPr>
+          <w:p>
+            <w:r>
+              <w:t>The app closes promptly while the 15-second call is still in flight</w:t>
+            </w:r>
+          </w:p>
+        </w:tc>
+        <w:tc>
+          <w:tcPr>
+            <w:tcW w:w="2340" w:type="dxa"/>
+          </w:tcPr>
+          <w:p>
+            <w:r>
+              <w:t>tc04.zip</w:t>
+            </w:r>
+          </w:p>
+        </w:tc>
+      </w:tr>
+      <w:tr>
+        <w:tc>
+          <w:tcPr>
+            <w:tcW w:w="2340" w:type="dxa"/>
+          </w:tcPr>
+          <w:p>
+            <w:r>
+              <w:t>TC06</w:t>
+            </w:r>
+          </w:p>
+        </w:tc>
+        <w:tc>
+          <w:tcPr>
+            <w:tcW w:w="2340" w:type="dxa"/>
+          </w:tcPr>
+          <w:p>
+            <w:r>
+              <w:t>Android</w:t>
+            </w:r>
+          </w:p>
+        </w:tc>
+        <w:tc>
+          <w:tcPr>
+            <w:tcW w:w="2340" w:type="dxa"/>
+          </w:tcPr>
+          <w:p>
+            <w:r>
+              <w:t>The app resumes responsive after a 60-second background period</w:t>
+            </w:r>
+          </w:p>
+        </w:tc>
+        <w:tc>
+          <w:tcPr>
+            <w:tcW w:w="2340" w:type="dxa"/>
+          </w:tcPr>
+          <w:p>
+            <w:r>
+              <w:t>tc06-android.zip</w:t>
+            </w:r>
+          </w:p>
+        </w:tc>
+      </w:tr>
+      <w:tr>
+        <w:tc>
+          <w:tcPr>
+            <w:tcW w:w="2340" w:type="dxa"/>
+          </w:tcPr>
+          <w:p>
+            <w:r>
+              <w:t>TC08-A</w:t>
+            </w:r>
+          </w:p>
+        </w:tc>
+        <w:tc>
+          <w:tcPr>
+            <w:tcW w:w="2340" w:type="dxa"/>
+          </w:tcPr>
+          <w:p>
+            <w:r>
+              <w:t>Android</w:t>
+            </w:r>
+          </w:p>
+        </w:tc>
+        <w:tc>
+          <w:tcPr>
+            <w:tcW w:w="2340" w:type="dxa"/>
+          </w:tcPr>
+          <w:p>
+            <w:r>
+              <w:t>Rotation with the activity preserved: the counter continues and no duplicate work source appears</w:t>
+            </w:r>
+          </w:p>
+        </w:tc>
+        <w:tc>
+          <w:tcPr>
+            <w:tcW w:w="2340" w:type="dxa"/>
+          </w:tcPr>
+          <w:p>
+            <w:r>
+              <w:t>tc08-A-android.zip</w:t>
+            </w:r>
+          </w:p>
+        </w:tc>
+      </w:tr>
+      <w:tr>
+        <w:tc>
+          <w:tcPr>
+            <w:tcW w:w="2340" w:type="dxa"/>
+          </w:tcPr>
+          <w:p>
+            <w:r>
+              <w:t>TC08-B</w:t>
+            </w:r>
+          </w:p>
+        </w:tc>
+        <w:tc>
+          <w:tcPr>
+            <w:tcW w:w="2340" w:type="dxa"/>
+          </w:tcPr>
+          <w:p>
+            <w:r>
+              <w:t>Android</w:t>
+            </w:r>
+          </w:p>
+        </w:tc>
+        <w:tc>
+          <w:tcPr>
+            <w:tcW w:w="2340" w:type="dxa"/>
+          </w:tcPr>
+          <w:p>
+            <w:r>
+              <w:t>Rotation with the activity recreated: the host is rebuilt and usable after every rotation</w:t>
+            </w:r>
+          </w:p>
+        </w:tc>
+        <w:tc>
+          <w:tcPr>
+            <w:tcW w:w="2340" w:type="dxa"/>
+          </w:tcPr>
+          <w:p>
+            <w:r>
+              <w:t>tc08-b-android.zip</w:t>
+            </w:r>
+          </w:p>
+        </w:tc>
+      </w:tr>
+    </w:tbl>
     <w:p>
       <w:r>
-        <w:t>A second component, identical except that the catch is removed, is the control. It does throw, which confirms the flag distinguishes the two states rather than masking them.</w:t>
-      </w:r>
-    </w:p>
-    <w:p>
-      <w:r>
-        <w:t>Every await inside a disposal method is bounded by a two-second timeout, so a call that never returns surfaces as a timeout rather than an indefinite hang.</w:t>
+        <w:t>TC01, TC03, TC05 and TC07 are covered by their logs: disposal ordering, durations and error counts are recorded there.</w:t>
       </w:r>
     </w:p>
     <w:p>
@@ -1354,67 +2347,138 @@
         <w:pStyle w:val="Heading1"/>
       </w:pPr>
       <w:r>
-        <w:t>Shutdown timing: which number means what</w:t>
+        <w:rPr>
+          <w:color w:val="794E1F"/>
+        </w:rPr>
+        <w:t>Instrumentation correction: the WebView destruction marker</w:t>
       </w:r>
     </w:p>
     <w:p>
       <w:r>
-        <w:t xml:space="preserve">Three distinct quantities appear around app close, and they are not interchangeable. The instrumented Shutdown took value — 1 to 3 </w:t>
-      </w:r>
-      <w:proofErr w:type="spellStart"/>
-      <w:r>
-        <w:t>ms</w:t>
-      </w:r>
-      <w:proofErr w:type="spellEnd"/>
-      <w:r>
-        <w:t xml:space="preserve"> on Windows, 0 to 11 </w:t>
-      </w:r>
-      <w:proofErr w:type="spellStart"/>
-      <w:r>
-        <w:t>ms</w:t>
-      </w:r>
-      <w:proofErr w:type="spellEnd"/>
-      <w:r>
-        <w:t xml:space="preserve"> on Android — measures the interval between two adjacent statements in the same lifecycle hook, so it spans no teardown work at all and is excluded from the verdict.</w:t>
+        <w:t>An earlier version of the native page navigator called MarkWebViewDestroyed directly, immediately after queuing the page swap. That marker was synthetic: it recorded an intention rather than an observed event, so every WebView destroyed first flag derived from it was unsound.</w:t>
       </w:r>
     </w:p>
     <w:p>
       <w:r>
-        <w:t xml:space="preserve">The deactivated-to-destroyed interval, read from log timestamps, is the managed teardown window in which an abandoned promise would have blocked. On Android it measured 759 to 1875 </w:t>
+        <w:t>The call has been removed. The marker is now raised only by the BlazorWebView handler transition to null, and MarkWebViewCreated and MarkWebViewDestroyed are idempotent because MAUI raises HandlerChanged more than once per host. Two independent signals confirm the marker is now real:</w:t>
       </w:r>
-      <w:proofErr w:type="spellStart"/>
+    </w:p>
+    <w:tbl>
+      <w:tblPr>
+        <w:tblStyle w:val="TableGrid"/>
+        <w:tblW w:w="0" w:type="auto"/>
+        <w:tblLook w:val="0000" w:firstRow="0" w:lastRow="0" w:firstColumn="0" w:lastColumn="0" w:noHBand="0" w:noVBand="0"/>
+      </w:tblPr>
+      <w:tblGrid>
+        <w:gridCol w:w="2898"/>
+        <w:gridCol w:w="2876"/>
+        <w:gridCol w:w="2856"/>
+      </w:tblGrid>
+      <w:tr>
+        <w:tc>
+          <w:tcPr>
+            <w:tcW w:w="3120" w:type="dxa"/>
+          </w:tcPr>
+          <w:p>
+            <w:r>
+              <w:t>Signal</w:t>
+            </w:r>
+          </w:p>
+        </w:tc>
+        <w:tc>
+          <w:tcPr>
+            <w:tcW w:w="3120" w:type="dxa"/>
+          </w:tcPr>
+          <w:p>
+            <w:r>
+              <w:t>Synthetic marker</w:t>
+            </w:r>
+          </w:p>
+        </w:tc>
+        <w:tc>
+          <w:tcPr>
+            <w:tcW w:w="3120" w:type="dxa"/>
+          </w:tcPr>
+          <w:p>
+            <w:r>
+              <w:t>Corrected</w:t>
+            </w:r>
+          </w:p>
+        </w:tc>
+      </w:tr>
+      <w:tr>
+        <w:tc>
+          <w:tcPr>
+            <w:tcW w:w="3120" w:type="dxa"/>
+          </w:tcPr>
+          <w:p>
+            <w:r>
+              <w:t>Host-created to handler-disconnected ratio</w:t>
+            </w:r>
+          </w:p>
+        </w:tc>
+        <w:tc>
+          <w:tcPr>
+            <w:tcW w:w="3120" w:type="dxa"/>
+          </w:tcPr>
+          <w:p>
+            <w:r>
+              <w:t>2 : 1</w:t>
+            </w:r>
+          </w:p>
+        </w:tc>
+        <w:tc>
+          <w:tcPr>
+            <w:tcW w:w="3120" w:type="dxa"/>
+          </w:tcPr>
+          <w:p>
+            <w:r>
+              <w:t>64 : 64 on Windows, 62 : 62 on Android</w:t>
+            </w:r>
+          </w:p>
+        </w:tc>
+      </w:tr>
+      <w:tr>
+        <w:tc>
+          <w:tcPr>
+            <w:tcW w:w="3120" w:type="dxa"/>
+          </w:tcPr>
+          <w:p>
+            <w:r>
+              <w:t>Gap between the navigation record and the disconnect record</w:t>
+            </w:r>
+          </w:p>
+        </w:tc>
+        <w:tc>
+          <w:tcPr>
+            <w:tcW w:w="3120" w:type="dxa"/>
+          </w:tcPr>
+          <w:p>
+            <w:r>
+              <w:t>sub-millisecond</w:t>
+            </w:r>
+          </w:p>
+        </w:tc>
+        <w:tc>
+          <w:tcPr>
+            <w:tcW w:w="3120" w:type="dxa"/>
+          </w:tcPr>
+          <w:p>
+            <w:r>
+              <w:t>14 to 47 ms</w:t>
+            </w:r>
+          </w:p>
+        </w:tc>
+      </w:tr>
+    </w:tbl>
+    <w:p>
       <w:r>
-        <w:t>ms</w:t>
-      </w:r>
-      <w:proofErr w:type="spellEnd"/>
-      <w:r>
-        <w:t xml:space="preserve"> across five iterations, all under the two-second threshold. This is the figure quoted for Android, and it is used in the verdict.</w:t>
+        <w:t>A synthetic marker fires on the calling thread and therefore always precedes the navigation record by less than a millisecond, and it double-counts because the real handler transition still occurs. Neither signature is present in the corrected runs.</w:t>
       </w:r>
     </w:p>
     <w:p>
       <w:r>
-        <w:t xml:space="preserve">The third quantity is the gap from the destruction record to the </w:t>
-      </w:r>
-      <w:proofErr w:type="gramStart"/>
-      <w:r>
-        <w:t>following session start</w:t>
-      </w:r>
-      <w:proofErr w:type="gramEnd"/>
-      <w:r>
-        <w:t xml:space="preserve">. </w:t>
-      </w:r>
-      <w:proofErr w:type="gramStart"/>
-      <w:r>
-        <w:t>A relaunch</w:t>
-      </w:r>
-      <w:proofErr w:type="gramEnd"/>
-      <w:r>
-        <w:t xml:space="preserve"> requires the previous process to have exited, so it bounds full process exit from above: 8.6 seconds on Windows and 3.0 seconds on Android.</w:t>
-      </w:r>
-    </w:p>
-    <w:p>
-      <w:r>
-        <w:t>Windows closes were initiated from the title bar or taskbar, which emit no record at click time, so no deactivated-to-destroyed interval is derivable there and the Windows conclusion rests on this bound. With 12 to 14 seconds still to run on each promise, processes exited and relaunched well inside it, which rules out any wait on the 15-second promise.</w:t>
+        <w:t>TC03 and TC09 were re-run in full on the corrected build. The remaining case logs predate it; where their WebView destroyed first flags were checked, the 1:1 ratio and multi-millisecond gap characteristic of a real disconnect were present.</w:t>
       </w:r>
     </w:p>
     <w:p>
@@ -1422,28 +2486,309 @@
         <w:pStyle w:val="Heading1"/>
       </w:pPr>
       <w:r>
+        <w:rPr>
+          <w:color w:val="794E1F"/>
+        </w:rPr>
+        <w:t>Disposal guarding and what TC03 measures</w:t>
+      </w:r>
+    </w:p>
+    <w:p>
+      <w:r>
+        <w:t>ModuleLoop.razor, SlowCall.razor and TimerStress.razor do catch JSDisconnectedException around the module disposal. README.md previously stated that components intentionally do not catch it; that statement is wrong and must be corrected in the README.</w:t>
+      </w:r>
+    </w:p>
+    <w:p>
+      <w:r>
+        <w:t>The catch does not weaken TC03, because the pass criterion is not the absence of a caught exception. It is the value of the Module disposed cleanly flag, which the component sets only after DisposeAsync returns normally. The flag is set inside the try block, on the line immediately after the awaited disposal, so a caught JSDisconnectedException would leave it false.</w:t>
+      </w:r>
+    </w:p>
+    <w:p>
+      <w:r>
+        <w:t>So a reading of Module disposed cleanly True is positive evidence that disposal completed without throwing. Had the fix not been present, that flag would read False and the catch block would have been entered. Across TC03 the flag reads True on all 41 post-destruction disposals.</w:t>
+      </w:r>
+    </w:p>
+    <w:p>
+      <w:r>
+        <w:t>TC05 supplies the complementary control: an identical component with the catch removed does throw, proving the flag distinguishes the two states rather than masking them.</w:t>
+      </w:r>
+    </w:p>
+    <w:p>
+      <w:pPr>
+        <w:pStyle w:val="Heading1"/>
+      </w:pPr>
+      <w:r>
+        <w:rPr>
+          <w:color w:val="794E1F"/>
+        </w:rPr>
+        <w:t>Shutdown timing: which number means what</w:t>
+      </w:r>
+    </w:p>
+    <w:p>
+      <w:r>
+        <w:t>Three distinct quantities appear around app close. They are not interchangeable, and only two of them are used in the verdict.</w:t>
+      </w:r>
+    </w:p>
+    <w:tbl>
+      <w:tblPr>
+        <w:tblStyle w:val="TableGrid"/>
+        <w:tblW w:w="0" w:type="auto"/>
+        <w:tblLook w:val="0000" w:firstRow="0" w:lastRow="0" w:firstColumn="0" w:lastColumn="0" w:noHBand="0" w:noVBand="0"/>
+      </w:tblPr>
+      <w:tblGrid>
+        <w:gridCol w:w="1748"/>
+        <w:gridCol w:w="1695"/>
+        <w:gridCol w:w="1668"/>
+        <w:gridCol w:w="1834"/>
+        <w:gridCol w:w="1685"/>
+      </w:tblGrid>
+      <w:tr>
+        <w:tc>
+          <w:tcPr>
+            <w:tcW w:w="1872" w:type="dxa"/>
+          </w:tcPr>
+          <w:p>
+            <w:r>
+              <w:t>Quantity</w:t>
+            </w:r>
+          </w:p>
+        </w:tc>
+        <w:tc>
+          <w:tcPr>
+            <w:tcW w:w="1872" w:type="dxa"/>
+          </w:tcPr>
+          <w:p>
+            <w:r>
+              <w:t>Windows</w:t>
+            </w:r>
+          </w:p>
+        </w:tc>
+        <w:tc>
+          <w:tcPr>
+            <w:tcW w:w="1872" w:type="dxa"/>
+          </w:tcPr>
+          <w:p>
+            <w:r>
+              <w:t>Android</w:t>
+            </w:r>
+          </w:p>
+        </w:tc>
+        <w:tc>
+          <w:tcPr>
+            <w:tcW w:w="1872" w:type="dxa"/>
+          </w:tcPr>
+          <w:p>
+            <w:r>
+              <w:t>Definition</w:t>
+            </w:r>
+          </w:p>
+        </w:tc>
+        <w:tc>
+          <w:tcPr>
+            <w:tcW w:w="1872" w:type="dxa"/>
+          </w:tcPr>
+          <w:p>
+            <w:r>
+              <w:t>Used in verdict</w:t>
+            </w:r>
+          </w:p>
+        </w:tc>
+      </w:tr>
+      <w:tr>
+        <w:tc>
+          <w:tcPr>
+            <w:tcW w:w="1872" w:type="dxa"/>
+          </w:tcPr>
+          <w:p>
+            <w:r>
+              <w:t>Shutdown took N ms</w:t>
+            </w:r>
+          </w:p>
+        </w:tc>
+        <w:tc>
+          <w:tcPr>
+            <w:tcW w:w="1872" w:type="dxa"/>
+          </w:tcPr>
+          <w:p>
+            <w:r>
+              <w:t>1 to 3 ms</w:t>
+            </w:r>
+          </w:p>
+        </w:tc>
+        <w:tc>
+          <w:tcPr>
+            <w:tcW w:w="1872" w:type="dxa"/>
+          </w:tcPr>
+          <w:p>
+            <w:r>
+              <w:t>0 to 11 ms</w:t>
+            </w:r>
+          </w:p>
+        </w:tc>
+        <w:tc>
+          <w:tcPr>
+            <w:tcW w:w="1872" w:type="dxa"/>
+          </w:tcPr>
+          <w:p>
+            <w:r>
+              <w:t>The interval between the BeginShutdown and EndShutdown calls, which are adjacent statements in the same hook, so the value spans two lines of code and no teardown work</w:t>
+            </w:r>
+          </w:p>
+        </w:tc>
+        <w:tc>
+          <w:tcPr>
+            <w:tcW w:w="1872" w:type="dxa"/>
+          </w:tcPr>
+          <w:p>
+            <w:r>
+              <w:t>No, excluded</w:t>
+            </w:r>
+          </w:p>
+        </w:tc>
+      </w:tr>
+      <w:tr>
+        <w:tc>
+          <w:tcPr>
+            <w:tcW w:w="1872" w:type="dxa"/>
+          </w:tcPr>
+          <w:p>
+            <w:r>
+              <w:t>Deactivated to destroyed</w:t>
+            </w:r>
+          </w:p>
+        </w:tc>
+        <w:tc>
+          <w:tcPr>
+            <w:tcW w:w="1872" w:type="dxa"/>
+          </w:tcPr>
+          <w:p>
+            <w:r>
+              <w:t>not derivable</w:t>
+            </w:r>
+          </w:p>
+        </w:tc>
+        <w:tc>
+          <w:tcPr>
+            <w:tcW w:w="1872" w:type="dxa"/>
+          </w:tcPr>
+          <w:p>
+            <w:r>
+              <w:t>759 to 1875 ms</w:t>
+            </w:r>
+          </w:p>
+        </w:tc>
+        <w:tc>
+          <w:tcPr>
+            <w:tcW w:w="1872" w:type="dxa"/>
+          </w:tcPr>
+          <w:p>
+            <w:r>
+              <w:t>Elapsed time from Window deactivated to Window destroyed, read from log timestamps. The managed teardown window, in which an abandoned promise would have blocked</w:t>
+            </w:r>
+          </w:p>
+        </w:tc>
+        <w:tc>
+          <w:tcPr>
+            <w:tcW w:w="1872" w:type="dxa"/>
+          </w:tcPr>
+          <w:p>
+            <w:r>
+              <w:t>Yes</w:t>
+            </w:r>
+          </w:p>
+        </w:tc>
+      </w:tr>
+      <w:tr>
+        <w:tc>
+          <w:tcPr>
+            <w:tcW w:w="1872" w:type="dxa"/>
+          </w:tcPr>
+          <w:p>
+            <w:r>
+              <w:t>Teardown to next session start</w:t>
+            </w:r>
+          </w:p>
+        </w:tc>
+        <w:tc>
+          <w:tcPr>
+            <w:tcW w:w="1872" w:type="dxa"/>
+          </w:tcPr>
+          <w:p>
+            <w:r>
+              <w:t>8.6 s or less</w:t>
+            </w:r>
+          </w:p>
+        </w:tc>
+        <w:tc>
+          <w:tcPr>
+            <w:tcW w:w="1872" w:type="dxa"/>
+          </w:tcPr>
+          <w:p>
+            <w:r>
+              <w:t>3.0 s or less</w:t>
+            </w:r>
+          </w:p>
+        </w:tc>
+        <w:tc>
+          <w:tcPr>
+            <w:tcW w:w="1872" w:type="dxa"/>
+          </w:tcPr>
+          <w:p>
+            <w:r>
+              <w:t>Time from the destruction record to the following Session started. A relaunch requires the previous process to have exited, so this bounds full process exit from above</w:t>
+            </w:r>
+          </w:p>
+        </w:tc>
+        <w:tc>
+          <w:tcPr>
+            <w:tcW w:w="1872" w:type="dxa"/>
+          </w:tcPr>
+          <w:p>
+            <w:r>
+              <w:t>Yes</w:t>
+            </w:r>
+          </w:p>
+        </w:tc>
+      </w:tr>
+    </w:tbl>
+    <w:p>
+      <w:r>
+        <w:t>The reported Android figure of 759 to 1875 ms is the deactivated-to-destroyed interval, not the Shutdown took value. All five iterations fall under the 2000 ms threshold.</w:t>
+      </w:r>
+    </w:p>
+    <w:p>
+      <w:r>
+        <w:t>The Windows Shutdown took values of 1 to 3 ms are an instrumentation artefact and are not quoted as shutdown times anywhere in this report. Windows closes were initiated from the title bar or taskbar, which emit no record at click time, so no deactivated-to-destroyed interval is derivable there. The Windows conclusion rests on the third row: with 12 to 14 seconds still to run on each promise, processes exited and relaunched within 8.6 seconds, which rules out any wait on the 15-second promise.</w:t>
+      </w:r>
+    </w:p>
+    <w:p>
+      <w:r>
+        <w:t>A future harness revision could bracket the base destruction call with the stopwatch and report a single self-measured figure. That would improve the instrumentation rather than the result: the derived interval and the relaunch bound already establish it.</w:t>
+      </w:r>
+    </w:p>
+    <w:p>
+      <w:pPr>
+        <w:pStyle w:val="Heading1"/>
+      </w:pPr>
+      <w:r>
+        <w:rPr>
+          <w:color w:val="794E1F"/>
+        </w:rPr>
         <w:t>Observations</w:t>
       </w:r>
     </w:p>
     <w:p>
       <w:r>
-        <w:t xml:space="preserve">None of the items below is a defect. Each is recorded because it </w:t>
-      </w:r>
-      <w:proofErr w:type="gramStart"/>
-      <w:r>
-        <w:t>bears</w:t>
-      </w:r>
-      <w:proofErr w:type="gramEnd"/>
-      <w:r>
-        <w:t xml:space="preserve"> on how the results should be read.</w:t>
+        <w:t>Neither item below is a defect. Each is recorded because it bears on how the results should be read. The two unresolved retention results appear separately under Findings.</w:t>
       </w:r>
     </w:p>
-    <w:p/>
     <w:p>
       <w:pPr>
-        <w:pStyle w:val="Heading1"/>
+        <w:pStyle w:val="Heading2"/>
       </w:pPr>
       <w:r>
+        <w:rPr>
+          <w:color w:val="794E1F"/>
+        </w:rPr>
         <w:t>Component cleanup does not run on normal app close</w:t>
       </w:r>
     </w:p>
@@ -1454,248 +2799,177 @@
     </w:p>
     <w:p>
       <w:r>
-        <w:t xml:space="preserve">This is consistent with .NET shutdown semantics — neither </w:t>
-      </w:r>
-      <w:proofErr w:type="gramStart"/>
-      <w:r>
-        <w:t>Dispose</w:t>
-      </w:r>
-      <w:proofErr w:type="gramEnd"/>
-      <w:r>
-        <w:t xml:space="preserve"> nor finalizers are guaranteed to run at process exit — and nothing throws or hangs. It is recorded for one reason: the app-close path never exercises the disposal guarantee, so TC04 establishes that close is prompt, not that post-disconnect disposal is safe. TC03 is what establishes the latter.</w:t>
+        <w:t>This is consistent with managed shutdown semantics, since neither Dispose nor finalizers are guaranteed to run at process exit, and nothing throws or hangs. It is recorded for one reason: the app-close path never exercises the disposal guarantee, so TC04 establishes that close is prompt, not that post-disconnect disposal is safe. TC03 is what establishes the latter.</w:t>
       </w:r>
     </w:p>
     <w:p>
+      <w:pPr>
+        <w:pStyle w:val="Heading2"/>
+      </w:pPr>
       <w:r>
+        <w:rPr>
+          <w:color w:val="794E1F"/>
+        </w:rPr>
         <w:t>JavaScript intervals are throttled while backgrounded, and the two platforms throttle at different rates</w:t>
       </w:r>
     </w:p>
     <w:p>
       <w:r>
-        <w:t xml:space="preserve">In TC06 on both platforms, a periodic .NET timer firing every 250 </w:t>
-      </w:r>
-      <w:proofErr w:type="spellStart"/>
-      <w:r>
-        <w:t>ms</w:t>
-      </w:r>
-      <w:proofErr w:type="spellEnd"/>
-      <w:r>
-        <w:t xml:space="preserve"> continued at its full rate through a 60-second background period — 283 and 376 ticks on Windows, 365 on Android, each matching elapsed time exactly. The .NET timer runs on the thread pool, which the embedded browser does not govern.</w:t>
+        <w:t>In TC06 on both platforms, a periodic managed timer firing every 250 ms continued at its full rate through a 60-second background period, giving 283 and 376 ticks on Windows and 365 on Android, each matching elapsed time exactly. The managed timer runs on the thread pool, which the embedded browser does not govern.</w:t>
       </w:r>
     </w:p>
     <w:p>
       <w:r>
-        <w:t xml:space="preserve">A JavaScript interval at 200 </w:t>
-      </w:r>
-      <w:proofErr w:type="spellStart"/>
-      <w:r>
-        <w:t>ms</w:t>
-      </w:r>
-      <w:proofErr w:type="spellEnd"/>
-      <w:r>
-        <w:t xml:space="preserve"> — five callbacks per second when unthrottled — did not. Both platforms </w:t>
-      </w:r>
-      <w:proofErr w:type="gramStart"/>
-      <w:r>
-        <w:t>throttled</w:t>
-      </w:r>
-      <w:proofErr w:type="gramEnd"/>
-      <w:r>
-        <w:t xml:space="preserve"> it to roughly 1 Hz, which is Chromium's deliberate background-timer policy, but not to the same rate:</w:t>
+        <w:t>A JavaScript interval at 200 ms, five callbacks per second when unthrottled, did not. Both platforms throttled it to roughly 1 Hz, which is the deliberate Chromium background-timer policy, but not to the same rate:</w:t>
       </w:r>
     </w:p>
+    <w:tbl>
+      <w:tblPr>
+        <w:tblStyle w:val="TableGrid"/>
+        <w:tblW w:w="0" w:type="auto"/>
+        <w:tblLook w:val="0000" w:firstRow="0" w:lastRow="0" w:firstColumn="0" w:lastColumn="0" w:noHBand="0" w:noVBand="0"/>
+      </w:tblPr>
+      <w:tblGrid>
+        <w:gridCol w:w="2147"/>
+        <w:gridCol w:w="2170"/>
+        <w:gridCol w:w="2127"/>
+        <w:gridCol w:w="2186"/>
+      </w:tblGrid>
+      <w:tr>
+        <w:tc>
+          <w:tcPr>
+            <w:tcW w:w="2340" w:type="dxa"/>
+          </w:tcPr>
+          <w:p>
+            <w:r>
+              <w:t>Platform</w:t>
+            </w:r>
+          </w:p>
+        </w:tc>
+        <w:tc>
+          <w:tcPr>
+            <w:tcW w:w="2340" w:type="dxa"/>
+          </w:tcPr>
+          <w:p>
+            <w:r>
+              <w:t>Background window</w:t>
+            </w:r>
+          </w:p>
+        </w:tc>
+        <w:tc>
+          <w:tcPr>
+            <w:tcW w:w="2340" w:type="dxa"/>
+          </w:tcPr>
+          <w:p>
+            <w:r>
+              <w:t>Callbacks in the window</w:t>
+            </w:r>
+          </w:p>
+        </w:tc>
+        <w:tc>
+          <w:tcPr>
+            <w:tcW w:w="2340" w:type="dxa"/>
+          </w:tcPr>
+          <w:p>
+            <w:r>
+              <w:t>Approximate rate</w:t>
+            </w:r>
+          </w:p>
+        </w:tc>
+      </w:tr>
+      <w:tr>
+        <w:tc>
+          <w:tcPr>
+            <w:tcW w:w="2340" w:type="dxa"/>
+          </w:tcPr>
+          <w:p>
+            <w:r>
+              <w:t>Windows, Chromium 152</w:t>
+            </w:r>
+          </w:p>
+        </w:tc>
+        <w:tc>
+          <w:tcPr>
+            <w:tcW w:w="2340" w:type="dxa"/>
+          </w:tcPr>
+          <w:p>
+            <w:r>
+              <w:t>70.0 s</w:t>
+            </w:r>
+          </w:p>
+        </w:tc>
+        <w:tc>
+          <w:tcPr>
+            <w:tcW w:w="2340" w:type="dxa"/>
+          </w:tcPr>
+          <w:p>
+            <w:r>
+              <w:t>about 67</w:t>
+            </w:r>
+          </w:p>
+        </w:tc>
+        <w:tc>
+          <w:tcPr>
+            <w:tcW w:w="2340" w:type="dxa"/>
+          </w:tcPr>
+          <w:p>
+            <w:r>
+              <w:t>about 0.96 per second</w:t>
+            </w:r>
+          </w:p>
+        </w:tc>
+      </w:tr>
+      <w:tr>
+        <w:tc>
+          <w:tcPr>
+            <w:tcW w:w="2340" w:type="dxa"/>
+          </w:tcPr>
+          <w:p>
+            <w:r>
+              <w:t>Android, Chromium 109</w:t>
+            </w:r>
+          </w:p>
+        </w:tc>
+        <w:tc>
+          <w:tcPr>
+            <w:tcW w:w="2340" w:type="dxa"/>
+          </w:tcPr>
+          <w:p>
+            <w:r>
+              <w:t>63.9 s</w:t>
+            </w:r>
+          </w:p>
+        </w:tc>
+        <w:tc>
+          <w:tcPr>
+            <w:tcW w:w="2340" w:type="dxa"/>
+          </w:tcPr>
+          <w:p>
+            <w:r>
+              <w:t>about 73</w:t>
+            </w:r>
+          </w:p>
+        </w:tc>
+        <w:tc>
+          <w:tcPr>
+            <w:tcW w:w="2340" w:type="dxa"/>
+          </w:tcPr>
+          <w:p>
+            <w:r>
+              <w:t>about 1.14 per second</w:t>
+            </w:r>
+          </w:p>
+        </w:tc>
+      </w:tr>
+    </w:tbl>
     <w:p>
-      <w:pPr>
-        <w:pBdr>
-          <w:top w:val="single" w:sz="4" w:space="1" w:color="auto"/>
-          <w:left w:val="single" w:sz="4" w:space="4" w:color="auto"/>
-          <w:bottom w:val="single" w:sz="4" w:space="1" w:color="auto"/>
-          <w:right w:val="single" w:sz="4" w:space="4" w:color="auto"/>
-          <w:between w:val="single" w:sz="4" w:space="1" w:color="auto"/>
-          <w:bar w:val="single" w:sz="4" w:color="auto"/>
-        </w:pBdr>
-      </w:pPr>
       <w:r>
-        <w:t>Background window</w:t>
-      </w:r>
-      <w:r>
-        <w:tab/>
-        <w:t>Callbacks in the window</w:t>
-      </w:r>
-      <w:r>
-        <w:tab/>
-        <w:t>Approximate rate</w:t>
-      </w:r>
-    </w:p>
-    <w:p>
-      <w:pPr>
-        <w:pBdr>
-          <w:top w:val="single" w:sz="4" w:space="1" w:color="auto"/>
-          <w:left w:val="single" w:sz="4" w:space="4" w:color="auto"/>
-          <w:bottom w:val="single" w:sz="4" w:space="1" w:color="auto"/>
-          <w:right w:val="single" w:sz="4" w:space="4" w:color="auto"/>
-          <w:between w:val="single" w:sz="4" w:space="1" w:color="auto"/>
-          <w:bar w:val="single" w:sz="4" w:color="auto"/>
-        </w:pBdr>
-      </w:pPr>
-      <w:r>
-        <w:t>Windows, Chromium 152</w:t>
-      </w:r>
-      <w:r>
-        <w:tab/>
-        <w:t>70.0 s</w:t>
-      </w:r>
-      <w:r>
-        <w:tab/>
-        <w:t>about 67</w:t>
-      </w:r>
-      <w:r>
-        <w:tab/>
-        <w:t>about 0.96 per second</w:t>
-      </w:r>
-    </w:p>
-    <w:p>
-      <w:pPr>
-        <w:pBdr>
-          <w:top w:val="single" w:sz="4" w:space="1" w:color="auto"/>
-          <w:left w:val="single" w:sz="4" w:space="4" w:color="auto"/>
-          <w:bottom w:val="single" w:sz="4" w:space="1" w:color="auto"/>
-          <w:right w:val="single" w:sz="4" w:space="4" w:color="auto"/>
-          <w:between w:val="single" w:sz="4" w:space="1" w:color="auto"/>
-          <w:bar w:val="single" w:sz="4" w:color="auto"/>
-        </w:pBdr>
-      </w:pPr>
-      <w:r>
-        <w:t>Android, Chromium 109</w:t>
-      </w:r>
-      <w:r>
-        <w:tab/>
-        <w:t>63.9 s</w:t>
-      </w:r>
-      <w:r>
-        <w:tab/>
-        <w:t>about 73</w:t>
-      </w:r>
-      <w:r>
-        <w:tab/>
-        <w:t>about 1.14 per second</w:t>
+        <w:t>Android sustained the interval roughly 20 per cent faster than Windows over a shorter window. Both sit at the same order, the 1 Hz clamp, so the difference is one of degree within expected behaviour, not a behavioural divergence of the kind the issue asks to be reported.</w:t>
       </w:r>
     </w:p>
     <w:p>
       <w:r>
-        <w:t xml:space="preserve">Android sustained the interval roughly 20 per cent faster than Windows over a shorter window. Both sit at the same order — the ~1 Hz clamp — so the difference is </w:t>
-      </w:r>
-      <w:proofErr w:type="gramStart"/>
-      <w:r>
-        <w:t>one of</w:t>
-      </w:r>
-      <w:proofErr w:type="gramEnd"/>
-      <w:r>
-        <w:t xml:space="preserve"> degree within expected </w:t>
-      </w:r>
-      <w:proofErr w:type="spellStart"/>
-      <w:r>
-        <w:t>behaviour</w:t>
-      </w:r>
-      <w:proofErr w:type="spellEnd"/>
-      <w:r>
-        <w:t xml:space="preserve">, not a </w:t>
-      </w:r>
-      <w:proofErr w:type="spellStart"/>
-      <w:r>
-        <w:t>behavioural</w:t>
-      </w:r>
-      <w:proofErr w:type="spellEnd"/>
-      <w:r>
-        <w:t xml:space="preserve"> divergence of the kind the issue asks to be reported.</w:t>
-      </w:r>
-    </w:p>
-    <w:p>
-      <w:r>
-        <w:t>These two rows are approximate and should not be quoted as measurements. The callback component in use did not emit a module-acquisition record, so the moment each page began is inferred from the preceding cleanup record rather than measured. The totals — 142 callbacks on Windows and 153 on Android — are exact; the split between foreground and background portions is not. Confirming the rate difference would need a run with the component instrumented to log its own start.</w:t>
-      </w:r>
-    </w:p>
-    <w:p/>
-    <w:p>
-      <w:pPr>
-        <w:pStyle w:val="Heading1"/>
-      </w:pPr>
-      <w:r>
-        <w:lastRenderedPageBreak/>
-        <w:t>Android activity recreation abandons components</w:t>
-      </w:r>
-    </w:p>
-    <w:p>
-      <w:r>
-        <w:t xml:space="preserve">In the TC08 Part B configuration, where the activity is destroyed and rebuilt, 22 rotations produced seven module acquisitions and one cleanup. The page handler is never transitioned to null on activity recreation, so no managed teardown runs. After a forced collection and finalizer drain, retained objects stood at 22 of 23 </w:t>
-      </w:r>
-      <w:proofErr w:type="spellStart"/>
-      <w:r>
-        <w:t>MainPage</w:t>
-      </w:r>
-      <w:proofErr w:type="spellEnd"/>
-      <w:r>
-        <w:t xml:space="preserve"> instances, 22 of 23 </w:t>
-      </w:r>
-      <w:proofErr w:type="spellStart"/>
-      <w:r>
-        <w:t>BlazorWebView</w:t>
-      </w:r>
-      <w:proofErr w:type="spellEnd"/>
-      <w:r>
-        <w:t xml:space="preserve"> instances and 16 of 16 components, with the working set rising from 342 MB to 409 MB across the run.</w:t>
-      </w:r>
-    </w:p>
-    <w:p>
-      <w:proofErr w:type="spellStart"/>
-      <w:r>
-        <w:t>MainPage</w:t>
-      </w:r>
-      <w:proofErr w:type="spellEnd"/>
-      <w:r>
-        <w:t xml:space="preserve"> is registered with </w:t>
-      </w:r>
-      <w:proofErr w:type="spellStart"/>
-      <w:r>
-        <w:t>AddTransient</w:t>
-      </w:r>
-      <w:proofErr w:type="spellEnd"/>
-      <w:r>
-        <w:t>. Each instance is therefore a fresh object that the container does not hold, and container lifetime does not account for the retention. No cause was identified. Tracing the retaining reference would require a heap dump, which was not taken.</w:t>
-      </w:r>
-    </w:p>
-    <w:p>
-      <w:r>
-        <w:t xml:space="preserve">This sits outside the scope of the fix under test, since disposal never runs on the recreation path — the fix governs what happens when disposal runs with calls in flight, not whether disposal is invoked at all. One bound applies to how far the observation reaches: the configuration is not the shipping one. Recreation was forced by removing </w:t>
-      </w:r>
-      <w:proofErr w:type="spellStart"/>
-      <w:r>
-        <w:t>ConfigChanges</w:t>
-      </w:r>
-      <w:proofErr w:type="gramStart"/>
-      <w:r>
-        <w:t>.Orientation</w:t>
-      </w:r>
-      <w:proofErr w:type="spellEnd"/>
-      <w:proofErr w:type="gramEnd"/>
-      <w:r>
-        <w:t xml:space="preserve"> and </w:t>
-      </w:r>
-      <w:proofErr w:type="spellStart"/>
-      <w:r>
-        <w:t>ScreenSize</w:t>
-      </w:r>
-      <w:proofErr w:type="spellEnd"/>
-      <w:r>
-        <w:t xml:space="preserve"> from the activity </w:t>
-      </w:r>
-      <w:proofErr w:type="gramStart"/>
-      <w:r>
-        <w:t>attribute</w:t>
-      </w:r>
-      <w:proofErr w:type="gramEnd"/>
-      <w:r>
-        <w:t xml:space="preserve"> for this test. With the attribute as shipped, TC08 Part A showed 36 rotations with the WebView never destroyed, no duplicate work source and no error.</w:t>
+        <w:t>These two rows are approximate and should not be quoted as measurements. The callback component in use did not emit a module-acquisition record, so the moment each page began is inferred from the preceding cleanup record rather than measured. The totals, 142 callbacks on Windows and 153 on Android, are exact; the split between foreground and background portions is not. Confirming the rate difference would need a run with the component instrumented to log its own start.</w:t>
       </w:r>
     </w:p>
     <w:p>
@@ -1703,69 +2977,224 @@
         <w:pStyle w:val="Heading1"/>
       </w:pPr>
       <w:r>
-        <w:t>Platform comparison</w:t>
+        <w:rPr>
+          <w:color w:val="794E1F"/>
+        </w:rPr>
+        <w:t>Findings</w:t>
       </w:r>
     </w:p>
     <w:p>
       <w:r>
-        <w:t xml:space="preserve">The issue asks whether teardown that is clean on one platform is clean on the </w:t>
+        <w:t>Two results are reported as findings rather than observations: each is a reproducible retention that no benign mechanism accounts for, and neither cause was identified. Both sit outside what the fix under test governs, and neither produced an exception, a hang or a failed host rebuild.</w:t>
       </w:r>
-      <w:proofErr w:type="gramStart"/>
+    </w:p>
+    <w:p>
+      <w:pPr>
+        <w:pStyle w:val="Heading2"/>
+      </w:pPr>
       <w:r>
-        <w:t>other, and</w:t>
-      </w:r>
-      <w:proofErr w:type="gramEnd"/>
-      <w:r>
-        <w:t xml:space="preserve"> treats a divergence as a finding. There is none here.</w:t>
+        <w:rPr>
+          <w:color w:val="794E1F"/>
+        </w:rPr>
+        <w:t>Finding 1: component retention after teardown with a call in flight</w:t>
       </w:r>
     </w:p>
     <w:p>
       <w:r>
-        <w:t>Every case produced the same verdict on both platforms: ten passes on Windows (TC08 and TC10 not applicable) and ten on Android. No exception, hang or stale-callback record appeared on one platform and not the other, despite the two embedded browsers being roughly three years apart in version.</w:t>
+        <w:t>Every component disposed while a JavaScript call was in flight was retained after a forced collection and finalizer drain, together with its JS module:</w:t>
+      </w:r>
+    </w:p>
+    <w:tbl>
+      <w:tblPr>
+        <w:tblStyle w:val="TableGrid"/>
+        <w:tblW w:w="0" w:type="auto"/>
+        <w:tblLook w:val="0000" w:firstRow="0" w:lastRow="0" w:firstColumn="0" w:lastColumn="0" w:noHBand="0" w:noVBand="0"/>
+      </w:tblPr>
+      <w:tblGrid>
+        <w:gridCol w:w="2149"/>
+        <w:gridCol w:w="2148"/>
+        <w:gridCol w:w="2196"/>
+        <w:gridCol w:w="2137"/>
+      </w:tblGrid>
+      <w:tr>
+        <w:trPr>
+          <w:tblHeader/>
+        </w:trPr>
+        <w:tc>
+          <w:tcPr>
+            <w:tcW w:w="2340" w:type="dxa"/>
+          </w:tcPr>
+          <w:p>
+            <w:r>
+              <w:t>Platform</w:t>
+            </w:r>
+          </w:p>
+        </w:tc>
+        <w:tc>
+          <w:tcPr>
+            <w:tcW w:w="2340" w:type="dxa"/>
+          </w:tcPr>
+          <w:p>
+            <w:r>
+              <w:t>SlowCall disposals</w:t>
+            </w:r>
+          </w:p>
+        </w:tc>
+        <w:tc>
+          <w:tcPr>
+            <w:tcW w:w="2340" w:type="dxa"/>
+          </w:tcPr>
+          <w:p>
+            <w:r>
+              <w:t>Components retained</w:t>
+            </w:r>
+          </w:p>
+        </w:tc>
+        <w:tc>
+          <w:tcPr>
+            <w:tcW w:w="2340" w:type="dxa"/>
+          </w:tcPr>
+          <w:p>
+            <w:r>
+              <w:t>Modules retained</w:t>
+            </w:r>
+          </w:p>
+        </w:tc>
+      </w:tr>
+      <w:tr>
+        <w:tc>
+          <w:tcPr>
+            <w:tcW w:w="2340" w:type="dxa"/>
+          </w:tcPr>
+          <w:p>
+            <w:r>
+              <w:t>Windows</w:t>
+            </w:r>
+          </w:p>
+        </w:tc>
+        <w:tc>
+          <w:tcPr>
+            <w:tcW w:w="2340" w:type="dxa"/>
+          </w:tcPr>
+          <w:p>
+            <w:r>
+              <w:t>16</w:t>
+            </w:r>
+          </w:p>
+        </w:tc>
+        <w:tc>
+          <w:tcPr>
+            <w:tcW w:w="2340" w:type="dxa"/>
+          </w:tcPr>
+          <w:p>
+            <w:r>
+              <w:t>16 of 64</w:t>
+            </w:r>
+          </w:p>
+        </w:tc>
+        <w:tc>
+          <w:tcPr>
+            <w:tcW w:w="2340" w:type="dxa"/>
+          </w:tcPr>
+          <w:p>
+            <w:r>
+              <w:t>16 of 64</w:t>
+            </w:r>
+          </w:p>
+        </w:tc>
+      </w:tr>
+      <w:tr>
+        <w:tc>
+          <w:tcPr>
+            <w:tcW w:w="2340" w:type="dxa"/>
+          </w:tcPr>
+          <w:p>
+            <w:r>
+              <w:t>Android</w:t>
+            </w:r>
+          </w:p>
+        </w:tc>
+        <w:tc>
+          <w:tcPr>
+            <w:tcW w:w="2340" w:type="dxa"/>
+          </w:tcPr>
+          <w:p>
+            <w:r>
+              <w:t>17</w:t>
+            </w:r>
+          </w:p>
+        </w:tc>
+        <w:tc>
+          <w:tcPr>
+            <w:tcW w:w="2340" w:type="dxa"/>
+          </w:tcPr>
+          <w:p>
+            <w:r>
+              <w:t>17 of 62</w:t>
+            </w:r>
+          </w:p>
+        </w:tc>
+        <w:tc>
+          <w:tcPr>
+            <w:tcW w:w="2340" w:type="dxa"/>
+          </w:tcPr>
+          <w:p>
+            <w:r>
+              <w:t>17 of 62</w:t>
+            </w:r>
+          </w:p>
+        </w:tc>
+      </w:tr>
+    </w:tbl>
+    <w:p>
+      <w:r>
+        <w:t>The retained count matches the SlowCall disposal count exactly on each platform, and the SlowCall count is distinct from the other three pages in both runs, 17 against 14, 15 and 16 on Android. All 33 disposals recorded a call state of in flight and a was-in-flight-at-disposal reading of True.</w:t>
       </w:r>
     </w:p>
     <w:p>
       <w:r>
-        <w:t xml:space="preserve">The measurable differences are in rate, not </w:t>
-      </w:r>
-      <w:proofErr w:type="spellStart"/>
-      <w:r>
-        <w:t>behaviour</w:t>
-      </w:r>
-      <w:proofErr w:type="spellEnd"/>
-      <w:r>
-        <w:t>:</w:t>
+        <w:t>The abandoned calls never resolve. SlowCall.razor attaches a continuation that records any fault through RecordObservedSlowCallFault. Across 33 abandoned promises on the two platforms, that record appears zero times. The calls do not complete, do not cancel and do not fault; they remain pending indefinitely, and the awaiting state machine holds the component. This also explains why the session totals read zero unobserved exceptions, since a task that never faults cannot produce one.</w:t>
       </w:r>
     </w:p>
     <w:p>
       <w:r>
-        <w:t xml:space="preserve">Disposal is two to four times slower on Android — a maximum of 178 </w:t>
-      </w:r>
-      <w:proofErr w:type="spellStart"/>
-      <w:r>
-        <w:t>ms</w:t>
-      </w:r>
-      <w:proofErr w:type="spellEnd"/>
-      <w:r>
-        <w:t xml:space="preserve"> against 18 </w:t>
-      </w:r>
-      <w:proofErr w:type="spellStart"/>
-      <w:r>
-        <w:t>ms</w:t>
-      </w:r>
-      <w:proofErr w:type="spellEnd"/>
-      <w:r>
-        <w:t xml:space="preserve"> on Windows for TC03 — but every value is far inside the two-second bound.</w:t>
+        <w:t>Not a settling artefact. On Android the SlowCall block ran second of four. The checkpoint was taken four minutes and two complete workload blocks after that page was last used, and all 17 were still held. The Windows run, where SlowCall ran last, agrees.</w:t>
       </w:r>
     </w:p>
     <w:p>
       <w:r>
-        <w:t>Working set runs higher on Android, 379–396 MB against 299–307 MB on Windows in TC09, and is stable on both.</w:t>
+        <w:t>Not an artefact of the harness. The diagnostics tracker holds only weak references; the fault continuation captures no reference to the component; and the in-flight probe is a single static field, cleared on disposal, which cannot account for 16 or 17 instances. The three other stress pages, tracked by the same mechanism in the same sessions, report zero retained.</w:t>
       </w:r>
     </w:p>
     <w:p>
       <w:r>
-        <w:t>Background JavaScript throttling is marginally less aggressive on Android, about 1.14 against about 0.96 callbacks per second. Both are the same ~1 Hz clamp; see the observation above, including why those two figures are approximate.</w:t>
+        <w:t>This reproduces in the shipping configuration on both platforms, with no forced activity recreation and no modified activity attribute. The retaining reference was not traced; doing so would require a heap dump, which was not taken.</w:t>
+      </w:r>
+    </w:p>
+    <w:p>
+      <w:pPr>
+        <w:pStyle w:val="Heading2"/>
+      </w:pPr>
+      <w:r>
+        <w:rPr>
+          <w:color w:val="794E1F"/>
+        </w:rPr>
+        <w:t>Finding 2: host retention under Android activity recreation</w:t>
+      </w:r>
+    </w:p>
+    <w:p>
+      <w:r>
+        <w:t>In the TC08 Part B configuration, where the activity is destroyed and rebuilt, 22 rotations produced seven module acquisitions and one cleanup. The page handler is never transitioned to null on activity recreation, so no managed teardown runs. After a forced collection and finalizer drain, retained objects stood at 22 of 23 MainPage instances, 22 of 23 BlazorWebView instances, 16 of 16 components, 16 of 16 JS modules and 6 of 6 timers, with the working set rising from 342 MB to 409 MB across the run.</w:t>
+      </w:r>
+    </w:p>
+    <w:p>
+      <w:r>
+        <w:t>MainPage is registered with AddTransient. Each instance is therefore a fresh object that the container does not hold, and container lifetime does not account for the retention. No cause was identified. Tracing the retaining reference would require a heap dump, which was not taken.</w:t>
+      </w:r>
+    </w:p>
+    <w:p>
+      <w:r>
+        <w:t>This sits outside the scope of the fix under test, since disposal never runs on the recreation path. The fix governs what happens when disposal runs with calls in flight, not whether disposal is invoked at all. One bound applies to how far the observation reaches: the configuration is not the shipping one. Recreation was forced by removing the Orientation and ScreenSize configuration changes from the activity attribute for this test. With the attribute as shipped, TC08 Part A showed 36 rotations with the WebView never destroyed, no duplicate work source and no error.</w:t>
       </w:r>
     </w:p>
     <w:p>
@@ -1773,16 +3202,56 @@
         <w:pStyle w:val="Heading1"/>
       </w:pPr>
       <w:r>
-        <w:lastRenderedPageBreak/>
-        <w:t>Video evidence</w:t>
+        <w:rPr>
+          <w:color w:val="794E1F"/>
+        </w:rPr>
+        <w:t>Platform comparison</w:t>
       </w:r>
     </w:p>
     <w:p>
       <w:r>
-        <w:t>Screen recordings are in the harness repository under evidence/video, covering the cases whose result cannot be read from a log alone: TC02 host replacement on both platforms, TC04 close during the in-flight call on both platforms, TC06 resume after a 60-second background on Android, and both TC08 rotation configurations on Android. TC01, TC03, TC05, TC07, TC09 and TC10 are covered by their logs, where disposal ordering, durations and error counts are recorded.</w:t>
+        <w:t>The issue asks whether teardown that is clean on one platform is clean on the other, and treats a divergence as a finding. There is one divergence, and it is recorded as Finding 2.</w:t>
       </w:r>
     </w:p>
-    <w:p/>
+    <w:p>
+      <w:r>
+        <w:t>For the teardown behaviour the fix governs, the two platforms agree. Every case produced the same verdict on both: ten passes on Windows, with TC08 and TC10 not applicable, and ten on Android. No exception, hang or stale-callback record appeared on one platform and not the other, despite the two embedded browsers being roughly three years apart in version.</w:t>
+      </w:r>
+    </w:p>
+    <w:p>
+      <w:r>
+        <w:t>The divergence is in retention, not in teardown. Under forced activity recreation Android retains 22 of 23 hosts along with every component, module and timer; the Windows lifecycle has no equivalent path and shows nothing comparable. Finding 1, by contrast, is not a divergence, since component retention after in-flight teardown reproduces on both platforms at the same rate.</w:t>
+      </w:r>
+    </w:p>
+    <w:p>
+      <w:r>
+        <w:t>The measurable differences are in rate rather than behaviour.</w:t>
+      </w:r>
+    </w:p>
+    <w:p>
+      <w:pPr>
+        <w:pStyle w:val="ListBullet"/>
+      </w:pPr>
+      <w:r>
+        <w:t>Disposal is two to four times slower on Android, a maximum of 178 ms against 18 ms on Windows for TC03, but every value is far inside the two-second bound.</w:t>
+      </w:r>
+    </w:p>
+    <w:p>
+      <w:pPr>
+        <w:pStyle w:val="ListBullet"/>
+      </w:pPr>
+      <w:r>
+        <w:t>Working set runs higher on Android, plateauing at 434 to 441 MB against 220 to 283 MB on Windows in TC09, and reaches a stable band on both.</w:t>
+      </w:r>
+    </w:p>
+    <w:p>
+      <w:pPr>
+        <w:pStyle w:val="ListBullet"/>
+      </w:pPr>
+      <w:r>
+        <w:t>Background JavaScript throttling is marginally less aggressive on Android, about 1.14 against about 0.96 callbacks per second. Both are the same 1 Hz clamp; see the observation above, including why those two figures are approximate.</w:t>
+      </w:r>
+    </w:p>
     <w:sectPr>
       <w:pgSz w:w="12240" w:h="15840"/>
       <w:pgMar w:top="1440" w:right="1800" w:bottom="1440" w:left="1800" w:header="720" w:footer="720" w:gutter="0"/>
@@ -1794,7 +3263,7 @@
 </file>
 
 <file path=word/numbering.xml><?xml version="1.0" encoding="utf-8"?>
-<w:numbering xmlns:wpc="http://schemas.microsoft.com/office/word/2010/wordprocessingCanvas" xmlns:cx="http://schemas.microsoft.com/office/drawing/2014/chartex" xmlns:cx1="http://schemas.microsoft.com/office/drawing/2015/9/8/chartex" xmlns:cx2="http://schemas.microsoft.com/office/drawing/2015/10/21/chartex" xmlns:cx3="http://schemas.microsoft.com/office/drawing/2016/5/9/chartex" xmlns:cx4="http://schemas.microsoft.com/office/drawing/2016/5/10/chartex" xmlns:cx5="http://schemas.microsoft.com/office/drawing/2016/5/11/chartex" xmlns:cx6="http://schemas.microsoft.com/office/drawing/2016/5/12/chartex" xmlns:cx7="http://schemas.microsoft.com/office/drawing/2016/5/13/chartex" xmlns:cx8="http://schemas.microsoft.com/office/drawing/2016/5/14/chartex" xmlns:mc="http://schemas.openxmlformats.org/markup-compatibility/2006" xmlns:aink="http://schemas.microsoft.com/office/drawing/2016/ink" xmlns:am3d="http://schemas.microsoft.com/office/drawing/2017/model3d" xmlns:o="urn:schemas-microsoft-com:office:office" xmlns:oel="http://schemas.microsoft.com/office/2019/extlst" xmlns:r="http://schemas.openxmlformats.org/officeDocument/2006/relationships" xmlns:m="http://schemas.openxmlformats.org/officeDocument/2006/math" xmlns:v="urn:schemas-microsoft-com:vml" xmlns:wp14="http://schemas.microsoft.com/office/word/2010/wordprocessingDrawing" xmlns:wp="http://schemas.openxmlformats.org/drawingml/2006/wordprocessingDrawing" xmlns:w10="urn:schemas-microsoft-com:office:word" xmlns:w="http://schemas.openxmlformats.org/wordprocessingml/2006/main" xmlns:w14="http://schemas.microsoft.com/office/word/2010/wordml" xmlns:w15="http://schemas.microsoft.com/office/word/2012/wordml" xmlns:w16cei="http://schemas.microsoft.com/office/word/2026/wordml/cei" xmlns:w16cex="http://schemas.microsoft.com/office/word/2018/wordml/cex" xmlns:w16cid="http://schemas.microsoft.com/office/word/2016/wordml/cid" xmlns:w16="http://schemas.microsoft.com/office/word/2018/wordml" xmlns:w16du="http://schemas.microsoft.com/office/word/2023/wordml/word16du" xmlns:w16sdtdh="http://schemas.microsoft.com/office/word/2020/wordml/sdtdatahash" xmlns:w16sdtfl="http://schemas.microsoft.com/office/word/2024/wordml/sdtformatlock" xmlns:w16se="http://schemas.microsoft.com/office/word/2015/wordml/symex" xmlns:wpg="http://schemas.microsoft.com/office/word/2010/wordprocessingGroup" xmlns:wpi="http://schemas.microsoft.com/office/word/2010/wordprocessingInk" xmlns:wne="http://schemas.microsoft.com/office/word/2006/wordml" xmlns:wps="http://schemas.microsoft.com/office/word/2010/wordprocessingShape" mc:Ignorable="w14 w15 w16se w16cid w16 w16cex w16sdtdh w16sdtfl w16du wp14">
+<w:numbering xmlns:wpc="http://schemas.microsoft.com/office/word/2010/wordprocessingCanvas" xmlns:cx="http://schemas.microsoft.com/office/drawing/2014/chartex" xmlns:cx1="http://schemas.microsoft.com/office/drawing/2015/9/8/chartex" xmlns:cx2="http://schemas.microsoft.com/office/drawing/2015/10/21/chartex" xmlns:cx3="http://schemas.microsoft.com/office/drawing/2016/5/9/chartex" xmlns:cx4="http://schemas.microsoft.com/office/drawing/2016/5/10/chartex" xmlns:cx5="http://schemas.microsoft.com/office/drawing/2016/5/11/chartex" xmlns:cx6="http://schemas.microsoft.com/office/drawing/2016/5/12/chartex" xmlns:cx7="http://schemas.microsoft.com/office/drawing/2016/5/13/chartex" xmlns:cx8="http://schemas.microsoft.com/office/drawing/2016/5/14/chartex" xmlns:mc="http://schemas.openxmlformats.org/markup-compatibility/2006" xmlns:aink="http://schemas.microsoft.com/office/drawing/2016/ink" xmlns:am3d="http://schemas.microsoft.com/office/drawing/2017/model3d" xmlns:o="urn:schemas-microsoft-com:office:office" xmlns:oel="http://schemas.microsoft.com/office/2019/extlst" xmlns:r="http://schemas.openxmlformats.org/officeDocument/2006/relationships" xmlns:m="http://schemas.openxmlformats.org/officeDocument/2006/math" xmlns:v="urn:schemas-microsoft-com:vml" xmlns:wp14="http://schemas.microsoft.com/office/word/2010/wordprocessingDrawing" xmlns:wp="http://schemas.openxmlformats.org/drawingml/2006/wordprocessingDrawing" xmlns:w10="urn:schemas-microsoft-com:office:word" xmlns:w="http://schemas.openxmlformats.org/wordprocessingml/2006/main" xmlns:w14="http://schemas.microsoft.com/office/word/2010/wordml" xmlns:w15="http://schemas.microsoft.com/office/word/2012/wordml" xmlns:w16cex="http://schemas.microsoft.com/office/word/2018/wordml/cex" xmlns:w16cid="http://schemas.microsoft.com/office/word/2016/wordml/cid" xmlns:w16="http://schemas.microsoft.com/office/word/2018/wordml" xmlns:w16du="http://schemas.microsoft.com/office/word/2023/wordml/word16du" xmlns:w16sdtdh="http://schemas.microsoft.com/office/word/2020/wordml/sdtdatahash" xmlns:w16sdtfl="http://schemas.microsoft.com/office/word/2024/wordml/sdtformatlock" xmlns:w16se="http://schemas.microsoft.com/office/word/2015/wordml/symex" xmlns:wpg="http://schemas.microsoft.com/office/word/2010/wordprocessingGroup" xmlns:wpi="http://schemas.microsoft.com/office/word/2010/wordprocessingInk" xmlns:wne="http://schemas.microsoft.com/office/word/2006/wordml" xmlns:wps="http://schemas.microsoft.com/office/word/2010/wordprocessingShape" mc:Ignorable="w14 w15 w16se w16cid w16 w16cex w16sdtdh w16sdtfl w16du wp14">
   <w:abstractNum w:abstractNumId="0" w15:restartNumberingAfterBreak="0">
     <w:nsid w:val="FFFFFF7C"/>
     <w:multiLevelType w:val="singleLevel"/>
@@ -1966,336 +3435,32 @@
       </w:rPr>
     </w:lvl>
   </w:abstractNum>
-  <w:abstractNum w:abstractNumId="9" w15:restartNumberingAfterBreak="0">
-    <w:nsid w:val="4B2D3F06"/>
-    <w:multiLevelType w:val="multilevel"/>
-    <w:tmpl w:val="2F2E86D4"/>
-    <w:lvl w:ilvl="0">
-      <w:start w:val="1"/>
-      <w:numFmt w:val="bullet"/>
-      <w:lvlText w:val=""/>
-      <w:lvlJc w:val="left"/>
-      <w:pPr>
-        <w:tabs>
-          <w:tab w:val="num" w:pos="720"/>
-        </w:tabs>
-        <w:ind w:left="720" w:hanging="360"/>
-      </w:pPr>
-      <w:rPr>
-        <w:rFonts w:ascii="Symbol" w:hAnsi="Symbol" w:hint="default"/>
-        <w:sz w:val="20"/>
-      </w:rPr>
-    </w:lvl>
-    <w:lvl w:ilvl="1" w:tentative="1">
-      <w:start w:val="1"/>
-      <w:numFmt w:val="bullet"/>
-      <w:lvlText w:val="o"/>
-      <w:lvlJc w:val="left"/>
-      <w:pPr>
-        <w:tabs>
-          <w:tab w:val="num" w:pos="1440"/>
-        </w:tabs>
-        <w:ind w:left="1440" w:hanging="360"/>
-      </w:pPr>
-      <w:rPr>
-        <w:rFonts w:ascii="Courier New" w:hAnsi="Courier New" w:hint="default"/>
-        <w:sz w:val="20"/>
-      </w:rPr>
-    </w:lvl>
-    <w:lvl w:ilvl="2" w:tentative="1">
-      <w:start w:val="1"/>
-      <w:numFmt w:val="bullet"/>
-      <w:lvlText w:val=""/>
-      <w:lvlJc w:val="left"/>
-      <w:pPr>
-        <w:tabs>
-          <w:tab w:val="num" w:pos="2160"/>
-        </w:tabs>
-        <w:ind w:left="2160" w:hanging="360"/>
-      </w:pPr>
-      <w:rPr>
-        <w:rFonts w:ascii="Wingdings" w:hAnsi="Wingdings" w:hint="default"/>
-        <w:sz w:val="20"/>
-      </w:rPr>
-    </w:lvl>
-    <w:lvl w:ilvl="3" w:tentative="1">
-      <w:start w:val="1"/>
-      <w:numFmt w:val="bullet"/>
-      <w:lvlText w:val=""/>
-      <w:lvlJc w:val="left"/>
-      <w:pPr>
-        <w:tabs>
-          <w:tab w:val="num" w:pos="2880"/>
-        </w:tabs>
-        <w:ind w:left="2880" w:hanging="360"/>
-      </w:pPr>
-      <w:rPr>
-        <w:rFonts w:ascii="Wingdings" w:hAnsi="Wingdings" w:hint="default"/>
-        <w:sz w:val="20"/>
-      </w:rPr>
-    </w:lvl>
-    <w:lvl w:ilvl="4" w:tentative="1">
-      <w:start w:val="1"/>
-      <w:numFmt w:val="bullet"/>
-      <w:lvlText w:val=""/>
-      <w:lvlJc w:val="left"/>
-      <w:pPr>
-        <w:tabs>
-          <w:tab w:val="num" w:pos="3600"/>
-        </w:tabs>
-        <w:ind w:left="3600" w:hanging="360"/>
-      </w:pPr>
-      <w:rPr>
-        <w:rFonts w:ascii="Wingdings" w:hAnsi="Wingdings" w:hint="default"/>
-        <w:sz w:val="20"/>
-      </w:rPr>
-    </w:lvl>
-    <w:lvl w:ilvl="5" w:tentative="1">
-      <w:start w:val="1"/>
-      <w:numFmt w:val="bullet"/>
-      <w:lvlText w:val=""/>
-      <w:lvlJc w:val="left"/>
-      <w:pPr>
-        <w:tabs>
-          <w:tab w:val="num" w:pos="4320"/>
-        </w:tabs>
-        <w:ind w:left="4320" w:hanging="360"/>
-      </w:pPr>
-      <w:rPr>
-        <w:rFonts w:ascii="Wingdings" w:hAnsi="Wingdings" w:hint="default"/>
-        <w:sz w:val="20"/>
-      </w:rPr>
-    </w:lvl>
-    <w:lvl w:ilvl="6" w:tentative="1">
-      <w:start w:val="1"/>
-      <w:numFmt w:val="bullet"/>
-      <w:lvlText w:val=""/>
-      <w:lvlJc w:val="left"/>
-      <w:pPr>
-        <w:tabs>
-          <w:tab w:val="num" w:pos="5040"/>
-        </w:tabs>
-        <w:ind w:left="5040" w:hanging="360"/>
-      </w:pPr>
-      <w:rPr>
-        <w:rFonts w:ascii="Wingdings" w:hAnsi="Wingdings" w:hint="default"/>
-        <w:sz w:val="20"/>
-      </w:rPr>
-    </w:lvl>
-    <w:lvl w:ilvl="7" w:tentative="1">
-      <w:start w:val="1"/>
-      <w:numFmt w:val="bullet"/>
-      <w:lvlText w:val=""/>
-      <w:lvlJc w:val="left"/>
-      <w:pPr>
-        <w:tabs>
-          <w:tab w:val="num" w:pos="5760"/>
-        </w:tabs>
-        <w:ind w:left="5760" w:hanging="360"/>
-      </w:pPr>
-      <w:rPr>
-        <w:rFonts w:ascii="Wingdings" w:hAnsi="Wingdings" w:hint="default"/>
-        <w:sz w:val="20"/>
-      </w:rPr>
-    </w:lvl>
-    <w:lvl w:ilvl="8" w:tentative="1">
-      <w:start w:val="1"/>
-      <w:numFmt w:val="bullet"/>
-      <w:lvlText w:val=""/>
-      <w:lvlJc w:val="left"/>
-      <w:pPr>
-        <w:tabs>
-          <w:tab w:val="num" w:pos="6480"/>
-        </w:tabs>
-        <w:ind w:left="6480" w:hanging="360"/>
-      </w:pPr>
-      <w:rPr>
-        <w:rFonts w:ascii="Wingdings" w:hAnsi="Wingdings" w:hint="default"/>
-        <w:sz w:val="20"/>
-      </w:rPr>
-    </w:lvl>
-  </w:abstractNum>
-  <w:abstractNum w:abstractNumId="10" w15:restartNumberingAfterBreak="0">
-    <w:nsid w:val="60741BEC"/>
-    <w:multiLevelType w:val="multilevel"/>
-    <w:tmpl w:val="B3B6D314"/>
-    <w:lvl w:ilvl="0">
-      <w:start w:val="1"/>
-      <w:numFmt w:val="bullet"/>
-      <w:lvlText w:val=""/>
-      <w:lvlJc w:val="left"/>
-      <w:pPr>
-        <w:tabs>
-          <w:tab w:val="num" w:pos="720"/>
-        </w:tabs>
-        <w:ind w:left="720" w:hanging="360"/>
-      </w:pPr>
-      <w:rPr>
-        <w:rFonts w:ascii="Symbol" w:hAnsi="Symbol" w:hint="default"/>
-        <w:sz w:val="20"/>
-      </w:rPr>
-    </w:lvl>
-    <w:lvl w:ilvl="1" w:tentative="1">
-      <w:start w:val="1"/>
-      <w:numFmt w:val="bullet"/>
-      <w:lvlText w:val="o"/>
-      <w:lvlJc w:val="left"/>
-      <w:pPr>
-        <w:tabs>
-          <w:tab w:val="num" w:pos="1440"/>
-        </w:tabs>
-        <w:ind w:left="1440" w:hanging="360"/>
-      </w:pPr>
-      <w:rPr>
-        <w:rFonts w:ascii="Courier New" w:hAnsi="Courier New" w:hint="default"/>
-        <w:sz w:val="20"/>
-      </w:rPr>
-    </w:lvl>
-    <w:lvl w:ilvl="2" w:tentative="1">
-      <w:start w:val="1"/>
-      <w:numFmt w:val="bullet"/>
-      <w:lvlText w:val=""/>
-      <w:lvlJc w:val="left"/>
-      <w:pPr>
-        <w:tabs>
-          <w:tab w:val="num" w:pos="2160"/>
-        </w:tabs>
-        <w:ind w:left="2160" w:hanging="360"/>
-      </w:pPr>
-      <w:rPr>
-        <w:rFonts w:ascii="Wingdings" w:hAnsi="Wingdings" w:hint="default"/>
-        <w:sz w:val="20"/>
-      </w:rPr>
-    </w:lvl>
-    <w:lvl w:ilvl="3" w:tentative="1">
-      <w:start w:val="1"/>
-      <w:numFmt w:val="bullet"/>
-      <w:lvlText w:val=""/>
-      <w:lvlJc w:val="left"/>
-      <w:pPr>
-        <w:tabs>
-          <w:tab w:val="num" w:pos="2880"/>
-        </w:tabs>
-        <w:ind w:left="2880" w:hanging="360"/>
-      </w:pPr>
-      <w:rPr>
-        <w:rFonts w:ascii="Wingdings" w:hAnsi="Wingdings" w:hint="default"/>
-        <w:sz w:val="20"/>
-      </w:rPr>
-    </w:lvl>
-    <w:lvl w:ilvl="4" w:tentative="1">
-      <w:start w:val="1"/>
-      <w:numFmt w:val="bullet"/>
-      <w:lvlText w:val=""/>
-      <w:lvlJc w:val="left"/>
-      <w:pPr>
-        <w:tabs>
-          <w:tab w:val="num" w:pos="3600"/>
-        </w:tabs>
-        <w:ind w:left="3600" w:hanging="360"/>
-      </w:pPr>
-      <w:rPr>
-        <w:rFonts w:ascii="Wingdings" w:hAnsi="Wingdings" w:hint="default"/>
-        <w:sz w:val="20"/>
-      </w:rPr>
-    </w:lvl>
-    <w:lvl w:ilvl="5" w:tentative="1">
-      <w:start w:val="1"/>
-      <w:numFmt w:val="bullet"/>
-      <w:lvlText w:val=""/>
-      <w:lvlJc w:val="left"/>
-      <w:pPr>
-        <w:tabs>
-          <w:tab w:val="num" w:pos="4320"/>
-        </w:tabs>
-        <w:ind w:left="4320" w:hanging="360"/>
-      </w:pPr>
-      <w:rPr>
-        <w:rFonts w:ascii="Wingdings" w:hAnsi="Wingdings" w:hint="default"/>
-        <w:sz w:val="20"/>
-      </w:rPr>
-    </w:lvl>
-    <w:lvl w:ilvl="6" w:tentative="1">
-      <w:start w:val="1"/>
-      <w:numFmt w:val="bullet"/>
-      <w:lvlText w:val=""/>
-      <w:lvlJc w:val="left"/>
-      <w:pPr>
-        <w:tabs>
-          <w:tab w:val="num" w:pos="5040"/>
-        </w:tabs>
-        <w:ind w:left="5040" w:hanging="360"/>
-      </w:pPr>
-      <w:rPr>
-        <w:rFonts w:ascii="Wingdings" w:hAnsi="Wingdings" w:hint="default"/>
-        <w:sz w:val="20"/>
-      </w:rPr>
-    </w:lvl>
-    <w:lvl w:ilvl="7" w:tentative="1">
-      <w:start w:val="1"/>
-      <w:numFmt w:val="bullet"/>
-      <w:lvlText w:val=""/>
-      <w:lvlJc w:val="left"/>
-      <w:pPr>
-        <w:tabs>
-          <w:tab w:val="num" w:pos="5760"/>
-        </w:tabs>
-        <w:ind w:left="5760" w:hanging="360"/>
-      </w:pPr>
-      <w:rPr>
-        <w:rFonts w:ascii="Wingdings" w:hAnsi="Wingdings" w:hint="default"/>
-        <w:sz w:val="20"/>
-      </w:rPr>
-    </w:lvl>
-    <w:lvl w:ilvl="8" w:tentative="1">
-      <w:start w:val="1"/>
-      <w:numFmt w:val="bullet"/>
-      <w:lvlText w:val=""/>
-      <w:lvlJc w:val="left"/>
-      <w:pPr>
-        <w:tabs>
-          <w:tab w:val="num" w:pos="6480"/>
-        </w:tabs>
-        <w:ind w:left="6480" w:hanging="360"/>
-      </w:pPr>
-      <w:rPr>
-        <w:rFonts w:ascii="Wingdings" w:hAnsi="Wingdings" w:hint="default"/>
-        <w:sz w:val="20"/>
-      </w:rPr>
-    </w:lvl>
-  </w:abstractNum>
-  <w:num w:numId="1" w16cid:durableId="1333024782">
+  <w:num w:numId="1" w16cid:durableId="799953788">
     <w:abstractNumId w:val="8"/>
   </w:num>
-  <w:num w:numId="2" w16cid:durableId="1073891152">
+  <w:num w:numId="2" w16cid:durableId="1914312295">
     <w:abstractNumId w:val="6"/>
   </w:num>
-  <w:num w:numId="3" w16cid:durableId="1709717802">
+  <w:num w:numId="3" w16cid:durableId="918517034">
     <w:abstractNumId w:val="5"/>
   </w:num>
-  <w:num w:numId="4" w16cid:durableId="1347947917">
+  <w:num w:numId="4" w16cid:durableId="1995638926">
     <w:abstractNumId w:val="4"/>
   </w:num>
-  <w:num w:numId="5" w16cid:durableId="408962128">
+  <w:num w:numId="5" w16cid:durableId="614599417">
     <w:abstractNumId w:val="7"/>
   </w:num>
-  <w:num w:numId="6" w16cid:durableId="1055158752">
+  <w:num w:numId="6" w16cid:durableId="1649091511">
     <w:abstractNumId w:val="3"/>
   </w:num>
-  <w:num w:numId="7" w16cid:durableId="840002865">
+  <w:num w:numId="7" w16cid:durableId="396245072">
     <w:abstractNumId w:val="2"/>
   </w:num>
-  <w:num w:numId="8" w16cid:durableId="363868423">
+  <w:num w:numId="8" w16cid:durableId="99841695">
     <w:abstractNumId w:val="1"/>
   </w:num>
-  <w:num w:numId="9" w16cid:durableId="832912803">
+  <w:num w:numId="9" w16cid:durableId="1863862512">
     <w:abstractNumId w:val="0"/>
-  </w:num>
-  <w:num w:numId="10" w16cid:durableId="336271765">
-    <w:abstractNumId w:val="10"/>
-  </w:num>
-  <w:num w:numId="11" w16cid:durableId="139272678">
-    <w:abstractNumId w:val="9"/>
   </w:num>
 </w:numbering>
 </file>
@@ -2903,6 +4068,7 @@
   <w:style w:type="character" w:default="1" w:styleId="DefaultParagraphFont">
     <w:name w:val="Default Paragraph Font"/>
     <w:uiPriority w:val="1"/>
+    <w:semiHidden/>
     <w:unhideWhenUsed/>
   </w:style>
   <w:style w:type="table" w:default="1" w:styleId="TableNormal">
@@ -13678,35 +14844,6 @@
         <w:shd w:val="clear" w:color="auto" w:fill="FBCAA2" w:themeFill="accent6" w:themeFillTint="7F"/>
       </w:tcPr>
     </w:tblStylePr>
-  </w:style>
-  <w:style w:type="paragraph" w:styleId="NormalWeb">
-    <w:name w:val="Normal (Web)"/>
-    <w:basedOn w:val="Normal"/>
-    <w:uiPriority w:val="99"/>
-    <w:semiHidden/>
-    <w:unhideWhenUsed/>
-    <w:rsid w:val="00C766F8"/>
-    <w:pPr>
-      <w:spacing w:before="100" w:beforeAutospacing="1" w:after="100" w:afterAutospacing="1" w:line="240" w:lineRule="auto"/>
-    </w:pPr>
-    <w:rPr>
-      <w:rFonts w:ascii="Times New Roman" w:eastAsia="Times New Roman" w:hAnsi="Times New Roman" w:cs="Times New Roman"/>
-      <w:sz w:val="24"/>
-      <w:szCs w:val="24"/>
-    </w:rPr>
-  </w:style>
-  <w:style w:type="character" w:styleId="HTMLCode">
-    <w:name w:val="HTML Code"/>
-    <w:basedOn w:val="DefaultParagraphFont"/>
-    <w:uiPriority w:val="99"/>
-    <w:semiHidden/>
-    <w:unhideWhenUsed/>
-    <w:rsid w:val="00C766F8"/>
-    <w:rPr>
-      <w:rFonts w:ascii="Courier New" w:eastAsia="Times New Roman" w:hAnsi="Courier New" w:cs="Courier New"/>
-      <w:sz w:val="20"/>
-      <w:szCs w:val="20"/>
-    </w:rPr>
   </w:style>
 </w:styles>
 </file>

--- a/evidence/Blazor Hybrid Teardown Validation Report.docx
+++ b/evidence/Blazor Hybrid Teardown Validation Report.docx
@@ -136,12 +136,12 @@
     </w:p>
     <w:p>
       <w:r>
-        <w:t>The disposal fix is substantiated on both platforms. Across 41 disposals that ran after the WebView had already been destroyed (20 on Windows, 21 on Android) every IJSObjectReference disposal returned normally in 1 to 178 ms with no JSDisconnectedException, no unhandled or unobserved exception, and no hang (TC03). Closing the app during an unawaited 15-second promise terminated promptly on both platforms and never waited for the promise (TC04). Teardown triggered by the operating system back control behaves the same way: TC10 exercised system Back on all four busy pages and across seven native-page returns, with no exception and no failed host rebuild.</w:t>
+        <w:t>The disposal fix is substantiated on both platforms. Across 30 disposals that ran after the WebView had already been destroyed, 15 on Windows and 15 on Android, every IJSObjectReference disposal returned normally in 1 to 18 ms with no JSDisconnectedException, no unhandled or unobserved exception, and no hang (TC03). Closing the app during an unawaited 15-second promise terminated promptly on both platforms and never waited for the promise (TC04). Teardown triggered by the operating system back control behaves the same way: TC10 exercised system Back on all four busy pages and across seven native-page returns, with no exception and no failed host rebuild.</w:t>
       </w:r>
     </w:p>
     <w:p>
       <w:r>
-        <w:t>Two retention findings remain unresolved. Both fall outside what the fix governs. The fix determines what happens when disposal runs while a call is in flight, not whether the retained graph is released afterwards. Neither has an identified cause, and they are reported as findings rather than observations:</w:t>
+        <w:t>Two retention findings remain unresolved. Both fall outside what the fix governs, since the fix determines what happens when disposal runs while a call is in flight, not whether the retained graph is released afterwards. Neither has an identified cause, and they are reported as findings rather than observations.</w:t>
       </w:r>
     </w:p>
     <w:p>
@@ -149,7 +149,7 @@
         <w:pStyle w:val="ListNumber"/>
       </w:pPr>
       <w:r>
-        <w:t>Component retention after in-flight teardown, on both platforms and in the shipping configuration. Every component disposed while a JavaScript call was in flight was retained, with its module: 16 of 16 on Windows, 17 of 17 on Android.</w:t>
+        <w:t>Component retention after in-flight teardown, on both platforms and in the shipping configuration. Every component disposed while a JavaScript call was in flight was retained, with its module: 8 of 8 on Windows and 8 of 8 on Android.</w:t>
       </w:r>
     </w:p>
     <w:p>
@@ -189,9 +189,9 @@
         <w:tblLook w:val="0000" w:firstRow="0" w:lastRow="0" w:firstColumn="0" w:lastColumn="0" w:noHBand="0" w:noVBand="0"/>
       </w:tblPr>
       <w:tblGrid>
-        <w:gridCol w:w="2764"/>
-        <w:gridCol w:w="2921"/>
-        <w:gridCol w:w="2945"/>
+        <w:gridCol w:w="2823"/>
+        <w:gridCol w:w="2833"/>
+        <w:gridCol w:w="2974"/>
       </w:tblGrid>
       <w:tr>
         <w:tc>
@@ -200,7 +200,7 @@
           </w:tcPr>
           <w:p>
             <w:r>
-              <w:t>Field</w:t>
+              <w:t xml:space="preserve"> </w:t>
             </w:r>
           </w:p>
         </w:tc>
@@ -210,7 +210,7 @@
           </w:tcPr>
           <w:p>
             <w:r>
-              <w:t>Windows</w:t>
+              <w:t xml:space="preserve"> </w:t>
             </w:r>
           </w:p>
         </w:tc>
@@ -220,7 +220,7 @@
           </w:tcPr>
           <w:p>
             <w:r>
-              <w:t>Android</w:t>
+              <w:t xml:space="preserve"> </w:t>
             </w:r>
           </w:p>
         </w:tc>
@@ -232,7 +232,7 @@
           </w:tcPr>
           <w:p>
             <w:r>
-              <w:t>Runtime</w:t>
+              <w:t xml:space="preserve"> </w:t>
             </w:r>
           </w:p>
         </w:tc>
@@ -242,7 +242,7 @@
           </w:tcPr>
           <w:p>
             <w:r>
-              <w:t>NET 11.0.0-preview.7.26381.103</w:t>
+              <w:t xml:space="preserve"> </w:t>
             </w:r>
           </w:p>
         </w:tc>
@@ -252,7 +252,7 @@
           </w:tcPr>
           <w:p>
             <w:r>
-              <w:t>NET 11.0.0-preview.7.26381.103</w:t>
+              <w:t xml:space="preserve"> </w:t>
             </w:r>
           </w:p>
         </w:tc>
@@ -264,7 +264,7 @@
           </w:tcPr>
           <w:p>
             <w:r>
-              <w:t>SDK</w:t>
+              <w:t xml:space="preserve"> </w:t>
             </w:r>
           </w:p>
         </w:tc>
@@ -274,7 +274,7 @@
           </w:tcPr>
           <w:p>
             <w:r>
-              <w:t>11.0.100-preview.7.26410.2</w:t>
+              <w:t xml:space="preserve"> </w:t>
             </w:r>
           </w:p>
         </w:tc>
@@ -284,7 +284,7 @@
           </w:tcPr>
           <w:p>
             <w:r>
-              <w:t>11.0.100-preview.7.26410.2</w:t>
+              <w:t xml:space="preserve"> </w:t>
             </w:r>
           </w:p>
         </w:tc>
@@ -296,7 +296,7 @@
           </w:tcPr>
           <w:p>
             <w:r>
-              <w:t>MAUI workload</w:t>
+              <w:t xml:space="preserve"> </w:t>
             </w:r>
           </w:p>
         </w:tc>
@@ -306,7 +306,7 @@
           </w:tcPr>
           <w:p>
             <w:r>
-              <w:t>supplied by the SDK</w:t>
+              <w:t xml:space="preserve"> </w:t>
             </w:r>
           </w:p>
         </w:tc>
@@ -316,7 +316,7 @@
           </w:tcPr>
           <w:p>
             <w:r>
-              <w:t>maui-android 11.0.0-preview.7.26406.9</w:t>
+              <w:t xml:space="preserve"> </w:t>
             </w:r>
           </w:p>
         </w:tc>
@@ -328,6 +328,262 @@
           </w:tcPr>
           <w:p>
             <w:r>
+              <w:t xml:space="preserve"> </w:t>
+            </w:r>
+          </w:p>
+        </w:tc>
+        <w:tc>
+          <w:tcPr>
+            <w:tcW w:w="3120" w:type="dxa"/>
+          </w:tcPr>
+          <w:p>
+            <w:r>
+              <w:t xml:space="preserve"> </w:t>
+            </w:r>
+          </w:p>
+        </w:tc>
+        <w:tc>
+          <w:tcPr>
+            <w:tcW w:w="3120" w:type="dxa"/>
+          </w:tcPr>
+          <w:p>
+            <w:r>
+              <w:t xml:space="preserve"> </w:t>
+            </w:r>
+          </w:p>
+        </w:tc>
+      </w:tr>
+      <w:tr>
+        <w:tc>
+          <w:tcPr>
+            <w:tcW w:w="3120" w:type="dxa"/>
+          </w:tcPr>
+          <w:p>
+            <w:r>
+              <w:t xml:space="preserve"> </w:t>
+            </w:r>
+          </w:p>
+        </w:tc>
+        <w:tc>
+          <w:tcPr>
+            <w:tcW w:w="3120" w:type="dxa"/>
+          </w:tcPr>
+          <w:p>
+            <w:r>
+              <w:t xml:space="preserve"> </w:t>
+            </w:r>
+          </w:p>
+        </w:tc>
+        <w:tc>
+          <w:tcPr>
+            <w:tcW w:w="3120" w:type="dxa"/>
+          </w:tcPr>
+          <w:p>
+            <w:r>
+              <w:t xml:space="preserve"> </w:t>
+            </w:r>
+          </w:p>
+        </w:tc>
+      </w:tr>
+      <w:tr>
+        <w:tc>
+          <w:tcPr>
+            <w:tcW w:w="3120" w:type="dxa"/>
+          </w:tcPr>
+          <w:p>
+            <w:r>
+              <w:t xml:space="preserve"> </w:t>
+            </w:r>
+          </w:p>
+        </w:tc>
+        <w:tc>
+          <w:tcPr>
+            <w:tcW w:w="3120" w:type="dxa"/>
+          </w:tcPr>
+          <w:p>
+            <w:r>
+              <w:t xml:space="preserve"> </w:t>
+            </w:r>
+          </w:p>
+        </w:tc>
+        <w:tc>
+          <w:tcPr>
+            <w:tcW w:w="3120" w:type="dxa"/>
+          </w:tcPr>
+          <w:p>
+            <w:r>
+              <w:t xml:space="preserve"> </w:t>
+            </w:r>
+          </w:p>
+        </w:tc>
+      </w:tr>
+      <w:tr>
+        <w:tc>
+          <w:tcPr>
+            <w:tcW w:w="3120" w:type="dxa"/>
+          </w:tcPr>
+          <w:p>
+            <w:r>
+              <w:t xml:space="preserve"> </w:t>
+            </w:r>
+          </w:p>
+        </w:tc>
+        <w:tc>
+          <w:tcPr>
+            <w:tcW w:w="3120" w:type="dxa"/>
+          </w:tcPr>
+          <w:p>
+            <w:r>
+              <w:t xml:space="preserve"> </w:t>
+            </w:r>
+          </w:p>
+        </w:tc>
+        <w:tc>
+          <w:tcPr>
+            <w:tcW w:w="3120" w:type="dxa"/>
+          </w:tcPr>
+          <w:p>
+            <w:r>
+              <w:t xml:space="preserve"> </w:t>
+            </w:r>
+          </w:p>
+        </w:tc>
+      </w:tr>
+      <w:tr>
+        <w:tc>
+          <w:tcPr>
+            <w:tcW w:w="3120" w:type="dxa"/>
+          </w:tcPr>
+          <w:p>
+            <w:r>
+              <w:t>Field</w:t>
+            </w:r>
+          </w:p>
+        </w:tc>
+        <w:tc>
+          <w:tcPr>
+            <w:tcW w:w="3120" w:type="dxa"/>
+          </w:tcPr>
+          <w:p>
+            <w:r>
+              <w:t>Windows</w:t>
+            </w:r>
+          </w:p>
+        </w:tc>
+        <w:tc>
+          <w:tcPr>
+            <w:tcW w:w="3120" w:type="dxa"/>
+          </w:tcPr>
+          <w:p>
+            <w:r>
+              <w:t>Android</w:t>
+            </w:r>
+          </w:p>
+        </w:tc>
+      </w:tr>
+      <w:tr>
+        <w:tc>
+          <w:tcPr>
+            <w:tcW w:w="3120" w:type="dxa"/>
+          </w:tcPr>
+          <w:p>
+            <w:r>
+              <w:t>Runtime</w:t>
+            </w:r>
+          </w:p>
+        </w:tc>
+        <w:tc>
+          <w:tcPr>
+            <w:tcW w:w="3120" w:type="dxa"/>
+          </w:tcPr>
+          <w:p>
+            <w:r>
+              <w:t>NET 11 preview 7 build 26381.103</w:t>
+            </w:r>
+          </w:p>
+        </w:tc>
+        <w:tc>
+          <w:tcPr>
+            <w:tcW w:w="3120" w:type="dxa"/>
+          </w:tcPr>
+          <w:p>
+            <w:r>
+              <w:t>NET 11 preview 7 build 26381.103</w:t>
+            </w:r>
+          </w:p>
+        </w:tc>
+      </w:tr>
+      <w:tr>
+        <w:tc>
+          <w:tcPr>
+            <w:tcW w:w="3120" w:type="dxa"/>
+          </w:tcPr>
+          <w:p>
+            <w:r>
+              <w:t>SDK</w:t>
+            </w:r>
+          </w:p>
+        </w:tc>
+        <w:tc>
+          <w:tcPr>
+            <w:tcW w:w="3120" w:type="dxa"/>
+          </w:tcPr>
+          <w:p>
+            <w:r>
+              <w:t>11.0.100 preview 7 build 26410.2</w:t>
+            </w:r>
+          </w:p>
+        </w:tc>
+        <w:tc>
+          <w:tcPr>
+            <w:tcW w:w="3120" w:type="dxa"/>
+          </w:tcPr>
+          <w:p>
+            <w:r>
+              <w:t>11.0.100 preview 7 build 26410.2</w:t>
+            </w:r>
+          </w:p>
+        </w:tc>
+      </w:tr>
+      <w:tr>
+        <w:tc>
+          <w:tcPr>
+            <w:tcW w:w="3120" w:type="dxa"/>
+          </w:tcPr>
+          <w:p>
+            <w:r>
+              <w:t>MAUI workload</w:t>
+            </w:r>
+          </w:p>
+        </w:tc>
+        <w:tc>
+          <w:tcPr>
+            <w:tcW w:w="3120" w:type="dxa"/>
+          </w:tcPr>
+          <w:p>
+            <w:r>
+              <w:t>supplied by the SDK</w:t>
+            </w:r>
+          </w:p>
+        </w:tc>
+        <w:tc>
+          <w:tcPr>
+            <w:tcW w:w="3120" w:type="dxa"/>
+          </w:tcPr>
+          <w:p>
+            <w:r>
+              <w:t>maui-android 11.0.0 preview 7 build 26406.9</w:t>
+            </w:r>
+          </w:p>
+        </w:tc>
+      </w:tr>
+      <w:tr>
+        <w:tc>
+          <w:tcPr>
+            <w:tcW w:w="3120" w:type="dxa"/>
+          </w:tcPr>
+          <w:p>
+            <w:r>
               <w:t>OS</w:t>
             </w:r>
           </w:p>
@@ -338,7 +594,7 @@
           </w:tcPr>
           <w:p>
             <w:r>
-              <w:t>Windows 11 24H2, build 26100.9106</w:t>
+              <w:t>Windows 11 24H2 build 26100.9106</w:t>
             </w:r>
           </w:p>
         </w:tc>
@@ -480,6 +736,9 @@
         <w:gridCol w:w="1678"/>
       </w:tblGrid>
       <w:tr>
+        <w:trPr>
+          <w:tblHeader/>
+        </w:trPr>
         <w:tc>
           <w:tcPr>
             <w:tcW w:w="1872" w:type="dxa"/>
@@ -548,7 +807,7 @@
           </w:tcPr>
           <w:p>
             <w:r>
-              <w:t>dotnet run for the net11.0-android target, Debug</w:t>
+              <w:t>dotnet run for the Android target, Debug</w:t>
             </w:r>
           </w:p>
         </w:tc>
@@ -600,7 +859,7 @@
           </w:tcPr>
           <w:p>
             <w:r>
-              <w:t>dotnet build for the net11.0-windows target, Debug</w:t>
+              <w:t>dotnet build for the Windows target, Debug</w:t>
             </w:r>
           </w:p>
         </w:tc>
@@ -638,12 +897,7 @@
     </w:tbl>
     <w:p>
       <w:r>
-        <w:t>All nine Android warnings are the same analyzer rule, BL0016, raised against the four stress components: JS interop call InvokeAsync is not guarded with a try/catch block.</w:t>
-      </w:r>
-    </w:p>
-    <w:p>
-      <w:r>
-        <w:t>They are intentional and load-bearing. The warnings refer to the interop calls made during active work, inside the loops, timers and callbacks. Those calls must stay unguarded, because guarding them would prevent teardown from occurring while a call is genuinely in flight, which is the entire scenario under test. The disposal paths are guarded separately.</w:t>
+        <w:t>All nine Android warnings are the same analyzer rule, BL0016, raised against the four stress components: JS interop call InvokeAsync is not guarded with a try/catch block. They are intentional and load-bearing. The warnings refer to the interop calls made during active work, inside the loops, timers and callbacks. Those calls must stay unguarded, because guarding them would prevent teardown from occurring while a call is genuinely in flight, which is the entire scenario under test. The disposal paths are guarded separately.</w:t>
       </w:r>
     </w:p>
     <w:p>
@@ -653,7 +907,7 @@
     </w:p>
     <w:p>
       <w:r>
-        <w:t>Mac Catalyst project configuration. The project declared Mac Catalyst support with SupportedOSPlatformVersion=15.0, below the 17.0 minimum the .NET 11 workload requires, so the checked-in configuration did not build for that target. The value has been raised to 17.0. Mac Catalyst is outside the test matrix and no Windows or Android result is affected.</w:t>
+        <w:t>Mac Catalyst project configuration. The project declared Mac Catalyst support with SupportedOSPlatformVersion set to 15.0, below the 17.0 minimum the workload requires, so the checked-in configuration did not build for that target. The value has been raised to 17.0. Mac Catalyst is outside the test matrix and no Windows or Android result is affected.</w:t>
       </w:r>
     </w:p>
     <w:p>
@@ -665,6 +919,11 @@
           <w:color w:val="794E1F"/>
         </w:rPr>
         <w:t>Results</w:t>
+      </w:r>
+    </w:p>
+    <w:p>
+      <w:r>
+        <w:t>Evidence logs are in the harness repository under evidence/log/.</w:t>
       </w:r>
     </w:p>
     <w:tbl>
@@ -790,7 +1049,7 @@
           </w:tcPr>
           <w:p>
             <w:r>
-              <w:t>PASS: 20 cycles, 22/22 cleanup, max 32 ms</w:t>
+              <w:t>PASS: 20 cycles, 22 of 22 cleanup, max 32 ms</w:t>
             </w:r>
           </w:p>
         </w:tc>
@@ -800,7 +1059,7 @@
           </w:tcPr>
           <w:p>
             <w:r>
-              <w:t>PASS: 24 cycles, 24/24 cleanup, max 37 ms</w:t>
+              <w:t>PASS: 24 cycles, 24 of 24 cleanup, max 37 ms</w:t>
             </w:r>
           </w:p>
         </w:tc>
@@ -832,7 +1091,7 @@
           </w:tcPr>
           <w:p>
             <w:r>
-              <w:t>PASS: 20 disposals, all destroyed first True, max 18 ms</w:t>
+              <w:t>PASS: 15 disposals, all destroyed first True, max 7 ms</w:t>
             </w:r>
           </w:p>
         </w:tc>
@@ -842,7 +1101,7 @@
           </w:tcPr>
           <w:p>
             <w:r>
-              <w:t>PASS: 21 disposals, all destroyed first True, max 178 ms</w:t>
+              <w:t>PASS: 15 disposals, all destroyed first True, max 18 ms</w:t>
             </w:r>
           </w:p>
         </w:tc>
@@ -874,7 +1133,7 @@
           </w:tcPr>
           <w:p>
             <w:r>
-              <w:t>PASS: 5/5 closed with the call in flight</w:t>
+              <w:t>PASS: 5 of 5 closed with the call in flight</w:t>
             </w:r>
           </w:p>
         </w:tc>
@@ -884,7 +1143,7 @@
           </w:tcPr>
           <w:p>
             <w:r>
-              <w:t>PASS: 5/5 in flight, teardown 759 to 1875 ms</w:t>
+              <w:t>PASS: 5 of 5 in flight, teardown 759 to 1875 ms</w:t>
             </w:r>
           </w:p>
         </w:tc>
@@ -916,7 +1175,7 @@
           </w:tcPr>
           <w:p>
             <w:r>
-              <w:t>PASS: guarded 10 / 0 errors; unguarded control 9 / 3 errors (expected)</w:t>
+              <w:t>PASS: guarded 10 with 0 errors, unguarded control 9 with 3 errors expected</w:t>
             </w:r>
           </w:p>
         </w:tc>
@@ -926,7 +1185,7 @@
           </w:tcPr>
           <w:p>
             <w:r>
-              <w:t>PASS: guarded 10 / 0 errors; unguarded control 10 / 6 errors (expected)</w:t>
+              <w:t>PASS: guarded 10 with 0 errors, unguarded control 10 with 6 errors expected</w:t>
             </w:r>
           </w:p>
         </w:tc>
@@ -1042,7 +1301,7 @@
           </w:tcPr>
           <w:p>
             <w:r>
-              <w:t>N/A: desktop windows do not rotate</w:t>
+              <w:t>Not applicable, desktop windows do not rotate</w:t>
             </w:r>
           </w:p>
         </w:tc>
@@ -1052,7 +1311,7 @@
           </w:tcPr>
           <w:p>
             <w:r>
-              <w:t>PASS with finding: see Finding 2</w:t>
+              <w:t>PASS with finding, see Finding 2</w:t>
             </w:r>
           </w:p>
         </w:tc>
@@ -1084,7 +1343,7 @@
           </w:tcPr>
           <w:p>
             <w:r>
-              <w:t>PASS with finding: 64 cycles, 1/64 hosts retained, 16/64 components retained</w:t>
+              <w:t>PASS with finding: 36 cycles, 1 of 36 hosts retained, 8 of 36 components retained</w:t>
             </w:r>
           </w:p>
         </w:tc>
@@ -1094,7 +1353,7 @@
           </w:tcPr>
           <w:p>
             <w:r>
-              <w:t>PASS with finding: 62 cycles, 2/62 hosts retained, 17/62 components retained</w:t>
+              <w:t>PASS with finding: 34 cycles, 0 of 34 hosts retained, 8 of 34 components retained</w:t>
             </w:r>
           </w:p>
         </w:tc>
@@ -1126,7 +1385,7 @@
           </w:tcPr>
           <w:p>
             <w:r>
-              <w:t>N/A: no system Back control on desktop</w:t>
+              <w:t>Not applicable, no system Back control on desktop</w:t>
             </w:r>
           </w:p>
         </w:tc>
@@ -1149,12 +1408,12 @@
     </w:p>
     <w:p>
       <w:r>
-        <w:t>Each log is a single session captured for that case, verified by the count of Session started records in the file. The Android TC02 log previously held 27 concatenated sessions spanning two days, including error-level records from earlier runs; it has been trimmed to the single TC02 session of 2026-09-02 10:23:47, which carries 24 host-replacement cycles, six cleanups on each of the four stress pages and zero error-level records.</w:t>
+        <w:t>Each log is a single session captured for that case, verified by the count of Session started records in the file. The Android TC02 log previously held 27 concatenated sessions spanning two days, including error-level records from earlier runs; it has been trimmed to the single TC02 session of 2026-09-02 at 10:23:47, which carries 24 host-replacement cycles, six cleanups on each of the four stress pages and zero error-level records.</w:t>
       </w:r>
     </w:p>
     <w:p>
       <w:r>
-        <w:t>The TC05 unguarded variant is the one deliberate exception. It is a negative control: CallbackStressUncaught.razor omits the catch for JSDisconnectedException that the other components carry, so the three JSDisconnectedException records it produces, each traced to CallbackStressUncaught.DisposeAsync in the captured stack, are the pass condition. A session total of zero unobserved exceptions on that case would mean the harness cannot detect the exception, which would leave every no-exception claim elsewhere in this report unverifiable. The Windows Part B log was captured on the 2026-09-02 build, before the instrumentation correction described below; the exception it records originates in JSRuntime and is unaffected by that correction.</w:t>
+        <w:t>The TC05 unguarded variant is the one deliberate exception. It is a negative control: CallbackStressUncaught.razor omits the catch for JSDisconnectedException that the other components carry, so the three JSDisconnectedException records it produces, each traced to CallbackStressUncaught.DisposeAsync in the captured stack, are the pass condition. A session total of zero unobserved exceptions on that case would mean the harness cannot detect the exception, which would leave every no-exception claim elsewhere in this report unverifiable.</w:t>
       </w:r>
     </w:p>
     <w:p>
@@ -1328,7 +1587,7 @@
     </w:p>
     <w:p>
       <w:r>
-        <w:t>A single session per platform of repeated cycles from a stress page to the native page and back, rotating through all four stress pages, with a forced collection and finalizer drain at each checkpoint.</w:t>
+        <w:t>A single session per platform of repeated cycles from a stress page to the native page and back, rotating through all four stress pages, with a forced collection and finalizer drain at each checkpoint. Both sessions ran on the corrected instrumentation described under Instrumentation correction.</w:t>
       </w:r>
     </w:p>
     <w:p>
@@ -1337,7 +1596,7 @@
           <w:b/>
           <w:bCs/>
         </w:rPr>
-        <w:t>Windows, 64 cycles</w:t>
+        <w:t>Windows, 36 cycles</w:t>
       </w:r>
     </w:p>
     <w:tbl>
@@ -1347,19 +1606,23 @@
         <w:tblLook w:val="0000" w:firstRow="0" w:lastRow="0" w:firstColumn="0" w:lastColumn="0" w:noHBand="0" w:noVBand="0"/>
       </w:tblPr>
       <w:tblGrid>
-        <w:gridCol w:w="1166"/>
-        <w:gridCol w:w="662"/>
-        <w:gridCol w:w="1038"/>
-        <w:gridCol w:w="1567"/>
-        <w:gridCol w:w="1275"/>
-        <w:gridCol w:w="933"/>
-        <w:gridCol w:w="813"/>
-        <w:gridCol w:w="1176"/>
+        <w:gridCol w:w="1047"/>
+        <w:gridCol w:w="607"/>
+        <w:gridCol w:w="936"/>
+        <w:gridCol w:w="1399"/>
+        <w:gridCol w:w="1144"/>
+        <w:gridCol w:w="844"/>
+        <w:gridCol w:w="739"/>
+        <w:gridCol w:w="1057"/>
+        <w:gridCol w:w="857"/>
       </w:tblGrid>
       <w:tr>
-        <w:tc>
-          <w:tcPr>
-            <w:tcW w:w="1170" w:type="dxa"/>
+        <w:trPr>
+          <w:tblHeader/>
+        </w:trPr>
+        <w:tc>
+          <w:tcPr>
+            <w:tcW w:w="1040" w:type="dxa"/>
           </w:tcPr>
           <w:p>
             <w:r>
@@ -1369,7 +1632,7 @@
         </w:tc>
         <w:tc>
           <w:tcPr>
-            <w:tcW w:w="1170" w:type="dxa"/>
+            <w:tcW w:w="1040" w:type="dxa"/>
           </w:tcPr>
           <w:p>
             <w:r>
@@ -1379,7 +1642,7 @@
         </w:tc>
         <w:tc>
           <w:tcPr>
-            <w:tcW w:w="1170" w:type="dxa"/>
+            <w:tcW w:w="1040" w:type="dxa"/>
           </w:tcPr>
           <w:p>
             <w:r>
@@ -1389,7 +1652,7 @@
         </w:tc>
         <w:tc>
           <w:tcPr>
-            <w:tcW w:w="1170" w:type="dxa"/>
+            <w:tcW w:w="1040" w:type="dxa"/>
           </w:tcPr>
           <w:p>
             <w:r>
@@ -1399,7 +1662,7 @@
         </w:tc>
         <w:tc>
           <w:tcPr>
-            <w:tcW w:w="1170" w:type="dxa"/>
+            <w:tcW w:w="1040" w:type="dxa"/>
           </w:tcPr>
           <w:p>
             <w:r>
@@ -1409,7 +1672,7 @@
         </w:tc>
         <w:tc>
           <w:tcPr>
-            <w:tcW w:w="1170" w:type="dxa"/>
+            <w:tcW w:w="1040" w:type="dxa"/>
           </w:tcPr>
           <w:p>
             <w:r>
@@ -1419,7 +1682,7 @@
         </w:tc>
         <w:tc>
           <w:tcPr>
-            <w:tcW w:w="1170" w:type="dxa"/>
+            <w:tcW w:w="1040" w:type="dxa"/>
           </w:tcPr>
           <w:p>
             <w:r>
@@ -1429,11 +1692,21 @@
         </w:tc>
         <w:tc>
           <w:tcPr>
-            <w:tcW w:w="1170" w:type="dxa"/>
+            <w:tcW w:w="1040" w:type="dxa"/>
           </w:tcPr>
           <w:p>
             <w:r>
               <w:t>DotNetRefs</w:t>
+            </w:r>
+          </w:p>
+        </w:tc>
+        <w:tc>
+          <w:tcPr>
+            <w:tcW w:w="1043" w:type="dxa"/>
+          </w:tcPr>
+          <w:p>
+            <w:r>
+              <w:t>Working set</w:t>
             </w:r>
           </w:p>
         </w:tc>
@@ -1441,67 +1714,67 @@
       <w:tr>
         <w:tc>
           <w:tcPr>
-            <w:tcW w:w="1170" w:type="dxa"/>
-          </w:tcPr>
-          <w:p>
-            <w:r>
-              <w:t>Mid</w:t>
-            </w:r>
-          </w:p>
-        </w:tc>
-        <w:tc>
-          <w:tcPr>
-            <w:tcW w:w="1170" w:type="dxa"/>
-          </w:tcPr>
-          <w:p>
-            <w:r>
-              <w:t>15</w:t>
-            </w:r>
-          </w:p>
-        </w:tc>
-        <w:tc>
-          <w:tcPr>
-            <w:tcW w:w="1170" w:type="dxa"/>
-          </w:tcPr>
-          <w:p>
-            <w:r>
-              <w:t>1/15</w:t>
-            </w:r>
-          </w:p>
-        </w:tc>
-        <w:tc>
-          <w:tcPr>
-            <w:tcW w:w="1170" w:type="dxa"/>
-          </w:tcPr>
-          <w:p>
-            <w:r>
-              <w:t>1/15</w:t>
-            </w:r>
-          </w:p>
-        </w:tc>
-        <w:tc>
-          <w:tcPr>
-            <w:tcW w:w="1170" w:type="dxa"/>
-          </w:tcPr>
-          <w:p>
-            <w:r>
-              <w:t>0/15</w:t>
-            </w:r>
-          </w:p>
-        </w:tc>
-        <w:tc>
-          <w:tcPr>
-            <w:tcW w:w="1170" w:type="dxa"/>
-          </w:tcPr>
-          <w:p>
-            <w:r>
-              <w:t>0/15</w:t>
-            </w:r>
-          </w:p>
-        </w:tc>
-        <w:tc>
-          <w:tcPr>
-            <w:tcW w:w="1170" w:type="dxa"/>
+            <w:tcW w:w="1040" w:type="dxa"/>
+          </w:tcPr>
+          <w:p>
+            <w:r>
+              <w:t>1</w:t>
+            </w:r>
+          </w:p>
+        </w:tc>
+        <w:tc>
+          <w:tcPr>
+            <w:tcW w:w="1040" w:type="dxa"/>
+          </w:tcPr>
+          <w:p>
+            <w:r>
+              <w:t>8</w:t>
+            </w:r>
+          </w:p>
+        </w:tc>
+        <w:tc>
+          <w:tcPr>
+            <w:tcW w:w="1040" w:type="dxa"/>
+          </w:tcPr>
+          <w:p>
+            <w:r>
+              <w:t>1/8</w:t>
+            </w:r>
+          </w:p>
+        </w:tc>
+        <w:tc>
+          <w:tcPr>
+            <w:tcW w:w="1040" w:type="dxa"/>
+          </w:tcPr>
+          <w:p>
+            <w:r>
+              <w:t>1/8</w:t>
+            </w:r>
+          </w:p>
+        </w:tc>
+        <w:tc>
+          <w:tcPr>
+            <w:tcW w:w="1040" w:type="dxa"/>
+          </w:tcPr>
+          <w:p>
+            <w:r>
+              <w:t>0/8</w:t>
+            </w:r>
+          </w:p>
+        </w:tc>
+        <w:tc>
+          <w:tcPr>
+            <w:tcW w:w="1040" w:type="dxa"/>
+          </w:tcPr>
+          <w:p>
+            <w:r>
+              <w:t>0/8</w:t>
+            </w:r>
+          </w:p>
+        </w:tc>
+        <w:tc>
+          <w:tcPr>
+            <w:tcW w:w="1040" w:type="dxa"/>
           </w:tcPr>
           <w:p>
             <w:r>
@@ -1511,11 +1784,21 @@
         </w:tc>
         <w:tc>
           <w:tcPr>
-            <w:tcW w:w="1170" w:type="dxa"/>
+            <w:tcW w:w="1040" w:type="dxa"/>
           </w:tcPr>
           <w:p>
             <w:r>
               <w:t>0/0</w:t>
+            </w:r>
+          </w:p>
+        </w:tc>
+        <w:tc>
+          <w:tcPr>
+            <w:tcW w:w="1043" w:type="dxa"/>
+          </w:tcPr>
+          <w:p>
+            <w:r>
+              <w:t>271 MB</w:t>
             </w:r>
           </w:p>
         </w:tc>
@@ -1523,7 +1806,99 @@
       <w:tr>
         <w:tc>
           <w:tcPr>
-            <w:tcW w:w="1170" w:type="dxa"/>
+            <w:tcW w:w="1040" w:type="dxa"/>
+          </w:tcPr>
+          <w:p>
+            <w:r>
+              <w:t>2</w:t>
+            </w:r>
+          </w:p>
+        </w:tc>
+        <w:tc>
+          <w:tcPr>
+            <w:tcW w:w="1040" w:type="dxa"/>
+          </w:tcPr>
+          <w:p>
+            <w:r>
+              <w:t>17</w:t>
+            </w:r>
+          </w:p>
+        </w:tc>
+        <w:tc>
+          <w:tcPr>
+            <w:tcW w:w="1040" w:type="dxa"/>
+          </w:tcPr>
+          <w:p>
+            <w:r>
+              <w:t>1/17</w:t>
+            </w:r>
+          </w:p>
+        </w:tc>
+        <w:tc>
+          <w:tcPr>
+            <w:tcW w:w="1040" w:type="dxa"/>
+          </w:tcPr>
+          <w:p>
+            <w:r>
+              <w:t>1/17</w:t>
+            </w:r>
+          </w:p>
+        </w:tc>
+        <w:tc>
+          <w:tcPr>
+            <w:tcW w:w="1040" w:type="dxa"/>
+          </w:tcPr>
+          <w:p>
+            <w:r>
+              <w:t>0/17</w:t>
+            </w:r>
+          </w:p>
+        </w:tc>
+        <w:tc>
+          <w:tcPr>
+            <w:tcW w:w="1040" w:type="dxa"/>
+          </w:tcPr>
+          <w:p>
+            <w:r>
+              <w:t>0/17</w:t>
+            </w:r>
+          </w:p>
+        </w:tc>
+        <w:tc>
+          <w:tcPr>
+            <w:tcW w:w="1040" w:type="dxa"/>
+          </w:tcPr>
+          <w:p>
+            <w:r>
+              <w:t>0/9</w:t>
+            </w:r>
+          </w:p>
+        </w:tc>
+        <w:tc>
+          <w:tcPr>
+            <w:tcW w:w="1040" w:type="dxa"/>
+          </w:tcPr>
+          <w:p>
+            <w:r>
+              <w:t>0/0</w:t>
+            </w:r>
+          </w:p>
+        </w:tc>
+        <w:tc>
+          <w:tcPr>
+            <w:tcW w:w="1043" w:type="dxa"/>
+          </w:tcPr>
+          <w:p>
+            <w:r>
+              <w:t>284 MB</w:t>
+            </w:r>
+          </w:p>
+        </w:tc>
+      </w:tr>
+      <w:tr>
+        <w:tc>
+          <w:tcPr>
+            <w:tcW w:w="1040" w:type="dxa"/>
           </w:tcPr>
           <w:p>
             <w:r>
@@ -1533,71 +1908,81 @@
         </w:tc>
         <w:tc>
           <w:tcPr>
-            <w:tcW w:w="1170" w:type="dxa"/>
-          </w:tcPr>
-          <w:p>
-            <w:r>
-              <w:t>64</w:t>
-            </w:r>
-          </w:p>
-        </w:tc>
-        <w:tc>
-          <w:tcPr>
-            <w:tcW w:w="1170" w:type="dxa"/>
-          </w:tcPr>
-          <w:p>
-            <w:r>
-              <w:t>1/64</w:t>
-            </w:r>
-          </w:p>
-        </w:tc>
-        <w:tc>
-          <w:tcPr>
-            <w:tcW w:w="1170" w:type="dxa"/>
-          </w:tcPr>
-          <w:p>
-            <w:r>
-              <w:t>1/64</w:t>
-            </w:r>
-          </w:p>
-        </w:tc>
-        <w:tc>
-          <w:tcPr>
-            <w:tcW w:w="1170" w:type="dxa"/>
-          </w:tcPr>
-          <w:p>
-            <w:r>
-              <w:t>16/64</w:t>
-            </w:r>
-          </w:p>
-        </w:tc>
-        <w:tc>
-          <w:tcPr>
-            <w:tcW w:w="1170" w:type="dxa"/>
-          </w:tcPr>
-          <w:p>
-            <w:r>
-              <w:t>16/64</w:t>
-            </w:r>
-          </w:p>
-        </w:tc>
-        <w:tc>
-          <w:tcPr>
-            <w:tcW w:w="1170" w:type="dxa"/>
-          </w:tcPr>
-          <w:p>
-            <w:r>
-              <w:t>0/17</w:t>
-            </w:r>
-          </w:p>
-        </w:tc>
-        <w:tc>
-          <w:tcPr>
-            <w:tcW w:w="1170" w:type="dxa"/>
-          </w:tcPr>
-          <w:p>
-            <w:r>
-              <w:t>0/16</w:t>
+            <w:tcW w:w="1040" w:type="dxa"/>
+          </w:tcPr>
+          <w:p>
+            <w:r>
+              <w:t>36</w:t>
+            </w:r>
+          </w:p>
+        </w:tc>
+        <w:tc>
+          <w:tcPr>
+            <w:tcW w:w="1040" w:type="dxa"/>
+          </w:tcPr>
+          <w:p>
+            <w:r>
+              <w:t>1/36</w:t>
+            </w:r>
+          </w:p>
+        </w:tc>
+        <w:tc>
+          <w:tcPr>
+            <w:tcW w:w="1040" w:type="dxa"/>
+          </w:tcPr>
+          <w:p>
+            <w:r>
+              <w:t>1/36</w:t>
+            </w:r>
+          </w:p>
+        </w:tc>
+        <w:tc>
+          <w:tcPr>
+            <w:tcW w:w="1040" w:type="dxa"/>
+          </w:tcPr>
+          <w:p>
+            <w:r>
+              <w:t>8/36</w:t>
+            </w:r>
+          </w:p>
+        </w:tc>
+        <w:tc>
+          <w:tcPr>
+            <w:tcW w:w="1040" w:type="dxa"/>
+          </w:tcPr>
+          <w:p>
+            <w:r>
+              <w:t>8/36</w:t>
+            </w:r>
+          </w:p>
+        </w:tc>
+        <w:tc>
+          <w:tcPr>
+            <w:tcW w:w="1040" w:type="dxa"/>
+          </w:tcPr>
+          <w:p>
+            <w:r>
+              <w:t>0/9</w:t>
+            </w:r>
+          </w:p>
+        </w:tc>
+        <w:tc>
+          <w:tcPr>
+            <w:tcW w:w="1040" w:type="dxa"/>
+          </w:tcPr>
+          <w:p>
+            <w:r>
+              <w:t>0/11</w:t>
+            </w:r>
+          </w:p>
+        </w:tc>
+        <w:tc>
+          <w:tcPr>
+            <w:tcW w:w="1043" w:type="dxa"/>
+          </w:tcPr>
+          <w:p>
+            <w:r>
+              <w:t>235 MB</w:t>
             </w:r>
           </w:p>
         </w:tc>
@@ -1605,7 +1990,7 @@
     </w:tbl>
     <w:p>
       <w:r>
-        <w:t>Per-page disposals: ModuleLoop 15, SlowCall 16, TimerStress 17, CallbackStress 16. Host-created to handler-disconnected ratio 64:64. Maximum disposal 38 ms. Working set peaked at 283 MB and ended at 220 MB.</w:t>
+        <w:t>Per-page disposals: ModuleLoop 8, SlowCall 8, TimerStress 9, CallbackStress 11. Host-created, handler-disconnected and page-detached records all number 36, a one-to-one-to-one ratio across the run. Maximum disposal 52 ms. Working set peaked at 306 MB and ended at 232 MB, below the mid-run reading.</w:t>
       </w:r>
     </w:p>
     <w:p>
@@ -1614,7 +1999,7 @@
           <w:b/>
           <w:bCs/>
         </w:rPr>
-        <w:t>Android, 62 cycles</w:t>
+        <w:t>Android, 34 cycles</w:t>
       </w:r>
     </w:p>
     <w:tbl>
@@ -1624,19 +2009,20 @@
         <w:tblLook w:val="0000" w:firstRow="0" w:lastRow="0" w:firstColumn="0" w:lastColumn="0" w:noHBand="0" w:noVBand="0"/>
       </w:tblPr>
       <w:tblGrid>
-        <w:gridCol w:w="1166"/>
-        <w:gridCol w:w="662"/>
-        <w:gridCol w:w="1038"/>
-        <w:gridCol w:w="1567"/>
-        <w:gridCol w:w="1275"/>
-        <w:gridCol w:w="933"/>
-        <w:gridCol w:w="813"/>
-        <w:gridCol w:w="1176"/>
+        <w:gridCol w:w="1047"/>
+        <w:gridCol w:w="607"/>
+        <w:gridCol w:w="936"/>
+        <w:gridCol w:w="1399"/>
+        <w:gridCol w:w="1144"/>
+        <w:gridCol w:w="844"/>
+        <w:gridCol w:w="739"/>
+        <w:gridCol w:w="1057"/>
+        <w:gridCol w:w="857"/>
       </w:tblGrid>
       <w:tr>
         <w:tc>
           <w:tcPr>
-            <w:tcW w:w="1170" w:type="dxa"/>
+            <w:tcW w:w="1040" w:type="dxa"/>
           </w:tcPr>
           <w:p>
             <w:r>
@@ -1646,7 +2032,7 @@
         </w:tc>
         <w:tc>
           <w:tcPr>
-            <w:tcW w:w="1170" w:type="dxa"/>
+            <w:tcW w:w="1040" w:type="dxa"/>
           </w:tcPr>
           <w:p>
             <w:r>
@@ -1656,7 +2042,7 @@
         </w:tc>
         <w:tc>
           <w:tcPr>
-            <w:tcW w:w="1170" w:type="dxa"/>
+            <w:tcW w:w="1040" w:type="dxa"/>
           </w:tcPr>
           <w:p>
             <w:r>
@@ -1666,7 +2052,7 @@
         </w:tc>
         <w:tc>
           <w:tcPr>
-            <w:tcW w:w="1170" w:type="dxa"/>
+            <w:tcW w:w="1040" w:type="dxa"/>
           </w:tcPr>
           <w:p>
             <w:r>
@@ -1676,7 +2062,7 @@
         </w:tc>
         <w:tc>
           <w:tcPr>
-            <w:tcW w:w="1170" w:type="dxa"/>
+            <w:tcW w:w="1040" w:type="dxa"/>
           </w:tcPr>
           <w:p>
             <w:r>
@@ -1686,7 +2072,7 @@
         </w:tc>
         <w:tc>
           <w:tcPr>
-            <w:tcW w:w="1170" w:type="dxa"/>
+            <w:tcW w:w="1040" w:type="dxa"/>
           </w:tcPr>
           <w:p>
             <w:r>
@@ -1696,7 +2082,7 @@
         </w:tc>
         <w:tc>
           <w:tcPr>
-            <w:tcW w:w="1170" w:type="dxa"/>
+            <w:tcW w:w="1040" w:type="dxa"/>
           </w:tcPr>
           <w:p>
             <w:r>
@@ -1706,11 +2092,21 @@
         </w:tc>
         <w:tc>
           <w:tcPr>
-            <w:tcW w:w="1170" w:type="dxa"/>
+            <w:tcW w:w="1040" w:type="dxa"/>
           </w:tcPr>
           <w:p>
             <w:r>
               <w:t>DotNetRefs</w:t>
+            </w:r>
+          </w:p>
+        </w:tc>
+        <w:tc>
+          <w:tcPr>
+            <w:tcW w:w="1043" w:type="dxa"/>
+          </w:tcPr>
+          <w:p>
+            <w:r>
+              <w:t>Working set</w:t>
             </w:r>
           </w:p>
         </w:tc>
@@ -1718,67 +2114,67 @@
       <w:tr>
         <w:tc>
           <w:tcPr>
-            <w:tcW w:w="1170" w:type="dxa"/>
-          </w:tcPr>
-          <w:p>
-            <w:r>
-              <w:t>Mid</w:t>
-            </w:r>
-          </w:p>
-        </w:tc>
-        <w:tc>
-          <w:tcPr>
-            <w:tcW w:w="1170" w:type="dxa"/>
-          </w:tcPr>
-          <w:p>
-            <w:r>
-              <w:t>14</w:t>
-            </w:r>
-          </w:p>
-        </w:tc>
-        <w:tc>
-          <w:tcPr>
-            <w:tcW w:w="1170" w:type="dxa"/>
-          </w:tcPr>
-          <w:p>
-            <w:r>
-              <w:t>2/14</w:t>
-            </w:r>
-          </w:p>
-        </w:tc>
-        <w:tc>
-          <w:tcPr>
-            <w:tcW w:w="1170" w:type="dxa"/>
-          </w:tcPr>
-          <w:p>
-            <w:r>
-              <w:t>2/14</w:t>
-            </w:r>
-          </w:p>
-        </w:tc>
-        <w:tc>
-          <w:tcPr>
-            <w:tcW w:w="1170" w:type="dxa"/>
-          </w:tcPr>
-          <w:p>
-            <w:r>
-              <w:t>0/14</w:t>
-            </w:r>
-          </w:p>
-        </w:tc>
-        <w:tc>
-          <w:tcPr>
-            <w:tcW w:w="1170" w:type="dxa"/>
-          </w:tcPr>
-          <w:p>
-            <w:r>
-              <w:t>0/14</w:t>
-            </w:r>
-          </w:p>
-        </w:tc>
-        <w:tc>
-          <w:tcPr>
-            <w:tcW w:w="1170" w:type="dxa"/>
+            <w:tcW w:w="1040" w:type="dxa"/>
+          </w:tcPr>
+          <w:p>
+            <w:r>
+              <w:t>1</w:t>
+            </w:r>
+          </w:p>
+        </w:tc>
+        <w:tc>
+          <w:tcPr>
+            <w:tcW w:w="1040" w:type="dxa"/>
+          </w:tcPr>
+          <w:p>
+            <w:r>
+              <w:t>8</w:t>
+            </w:r>
+          </w:p>
+        </w:tc>
+        <w:tc>
+          <w:tcPr>
+            <w:tcW w:w="1040" w:type="dxa"/>
+          </w:tcPr>
+          <w:p>
+            <w:r>
+              <w:t>1/8</w:t>
+            </w:r>
+          </w:p>
+        </w:tc>
+        <w:tc>
+          <w:tcPr>
+            <w:tcW w:w="1040" w:type="dxa"/>
+          </w:tcPr>
+          <w:p>
+            <w:r>
+              <w:t>1/8</w:t>
+            </w:r>
+          </w:p>
+        </w:tc>
+        <w:tc>
+          <w:tcPr>
+            <w:tcW w:w="1040" w:type="dxa"/>
+          </w:tcPr>
+          <w:p>
+            <w:r>
+              <w:t>0/8</w:t>
+            </w:r>
+          </w:p>
+        </w:tc>
+        <w:tc>
+          <w:tcPr>
+            <w:tcW w:w="1040" w:type="dxa"/>
+          </w:tcPr>
+          <w:p>
+            <w:r>
+              <w:t>0/8</w:t>
+            </w:r>
+          </w:p>
+        </w:tc>
+        <w:tc>
+          <w:tcPr>
+            <w:tcW w:w="1040" w:type="dxa"/>
           </w:tcPr>
           <w:p>
             <w:r>
@@ -1788,11 +2184,21 @@
         </w:tc>
         <w:tc>
           <w:tcPr>
-            <w:tcW w:w="1170" w:type="dxa"/>
+            <w:tcW w:w="1040" w:type="dxa"/>
           </w:tcPr>
           <w:p>
             <w:r>
               <w:t>0/0</w:t>
+            </w:r>
+          </w:p>
+        </w:tc>
+        <w:tc>
+          <w:tcPr>
+            <w:tcW w:w="1043" w:type="dxa"/>
+          </w:tcPr>
+          <w:p>
+            <w:r>
+              <w:t>379 MB</w:t>
             </w:r>
           </w:p>
         </w:tc>
@@ -1800,7 +2206,99 @@
       <w:tr>
         <w:tc>
           <w:tcPr>
-            <w:tcW w:w="1170" w:type="dxa"/>
+            <w:tcW w:w="1040" w:type="dxa"/>
+          </w:tcPr>
+          <w:p>
+            <w:r>
+              <w:t>2</w:t>
+            </w:r>
+          </w:p>
+        </w:tc>
+        <w:tc>
+          <w:tcPr>
+            <w:tcW w:w="1040" w:type="dxa"/>
+          </w:tcPr>
+          <w:p>
+            <w:r>
+              <w:t>24</w:t>
+            </w:r>
+          </w:p>
+        </w:tc>
+        <w:tc>
+          <w:tcPr>
+            <w:tcW w:w="1040" w:type="dxa"/>
+          </w:tcPr>
+          <w:p>
+            <w:r>
+              <w:t>0/24</w:t>
+            </w:r>
+          </w:p>
+        </w:tc>
+        <w:tc>
+          <w:tcPr>
+            <w:tcW w:w="1040" w:type="dxa"/>
+          </w:tcPr>
+          <w:p>
+            <w:r>
+              <w:t>0/24</w:t>
+            </w:r>
+          </w:p>
+        </w:tc>
+        <w:tc>
+          <w:tcPr>
+            <w:tcW w:w="1040" w:type="dxa"/>
+          </w:tcPr>
+          <w:p>
+            <w:r>
+              <w:t>8/24</w:t>
+            </w:r>
+          </w:p>
+        </w:tc>
+        <w:tc>
+          <w:tcPr>
+            <w:tcW w:w="1040" w:type="dxa"/>
+          </w:tcPr>
+          <w:p>
+            <w:r>
+              <w:t>8/24</w:t>
+            </w:r>
+          </w:p>
+        </w:tc>
+        <w:tc>
+          <w:tcPr>
+            <w:tcW w:w="1040" w:type="dxa"/>
+          </w:tcPr>
+          <w:p>
+            <w:r>
+              <w:t>0/8</w:t>
+            </w:r>
+          </w:p>
+        </w:tc>
+        <w:tc>
+          <w:tcPr>
+            <w:tcW w:w="1040" w:type="dxa"/>
+          </w:tcPr>
+          <w:p>
+            <w:r>
+              <w:t>0/0</w:t>
+            </w:r>
+          </w:p>
+        </w:tc>
+        <w:tc>
+          <w:tcPr>
+            <w:tcW w:w="1043" w:type="dxa"/>
+          </w:tcPr>
+          <w:p>
+            <w:r>
+              <w:t>400 MB</w:t>
+            </w:r>
+          </w:p>
+        </w:tc>
+      </w:tr>
+      <w:tr>
+        <w:tc>
+          <w:tcPr>
+            <w:tcW w:w="1040" w:type="dxa"/>
           </w:tcPr>
           <w:p>
             <w:r>
@@ -1810,71 +2308,81 @@
         </w:tc>
         <w:tc>
           <w:tcPr>
-            <w:tcW w:w="1170" w:type="dxa"/>
-          </w:tcPr>
-          <w:p>
-            <w:r>
-              <w:t>62</w:t>
-            </w:r>
-          </w:p>
-        </w:tc>
-        <w:tc>
-          <w:tcPr>
-            <w:tcW w:w="1170" w:type="dxa"/>
-          </w:tcPr>
-          <w:p>
-            <w:r>
-              <w:t>2/62</w:t>
-            </w:r>
-          </w:p>
-        </w:tc>
-        <w:tc>
-          <w:tcPr>
-            <w:tcW w:w="1170" w:type="dxa"/>
-          </w:tcPr>
-          <w:p>
-            <w:r>
-              <w:t>2/62</w:t>
-            </w:r>
-          </w:p>
-        </w:tc>
-        <w:tc>
-          <w:tcPr>
-            <w:tcW w:w="1170" w:type="dxa"/>
-          </w:tcPr>
-          <w:p>
-            <w:r>
-              <w:t>17/62</w:t>
-            </w:r>
-          </w:p>
-        </w:tc>
-        <w:tc>
-          <w:tcPr>
-            <w:tcW w:w="1170" w:type="dxa"/>
-          </w:tcPr>
-          <w:p>
-            <w:r>
-              <w:t>17/62</w:t>
-            </w:r>
-          </w:p>
-        </w:tc>
-        <w:tc>
-          <w:tcPr>
-            <w:tcW w:w="1170" w:type="dxa"/>
-          </w:tcPr>
-          <w:p>
-            <w:r>
-              <w:t>0/15</w:t>
-            </w:r>
-          </w:p>
-        </w:tc>
-        <w:tc>
-          <w:tcPr>
-            <w:tcW w:w="1170" w:type="dxa"/>
-          </w:tcPr>
-          <w:p>
-            <w:r>
-              <w:t>0/16</w:t>
+            <w:tcW w:w="1040" w:type="dxa"/>
+          </w:tcPr>
+          <w:p>
+            <w:r>
+              <w:t>34</w:t>
+            </w:r>
+          </w:p>
+        </w:tc>
+        <w:tc>
+          <w:tcPr>
+            <w:tcW w:w="1040" w:type="dxa"/>
+          </w:tcPr>
+          <w:p>
+            <w:r>
+              <w:t>0/34</w:t>
+            </w:r>
+          </w:p>
+        </w:tc>
+        <w:tc>
+          <w:tcPr>
+            <w:tcW w:w="1040" w:type="dxa"/>
+          </w:tcPr>
+          <w:p>
+            <w:r>
+              <w:t>0/34</w:t>
+            </w:r>
+          </w:p>
+        </w:tc>
+        <w:tc>
+          <w:tcPr>
+            <w:tcW w:w="1040" w:type="dxa"/>
+          </w:tcPr>
+          <w:p>
+            <w:r>
+              <w:t>8/34</w:t>
+            </w:r>
+          </w:p>
+        </w:tc>
+        <w:tc>
+          <w:tcPr>
+            <w:tcW w:w="1040" w:type="dxa"/>
+          </w:tcPr>
+          <w:p>
+            <w:r>
+              <w:t>8/34</w:t>
+            </w:r>
+          </w:p>
+        </w:tc>
+        <w:tc>
+          <w:tcPr>
+            <w:tcW w:w="1040" w:type="dxa"/>
+          </w:tcPr>
+          <w:p>
+            <w:r>
+              <w:t>0/8</w:t>
+            </w:r>
+          </w:p>
+        </w:tc>
+        <w:tc>
+          <w:tcPr>
+            <w:tcW w:w="1040" w:type="dxa"/>
+          </w:tcPr>
+          <w:p>
+            <w:r>
+              <w:t>0/10</w:t>
+            </w:r>
+          </w:p>
+        </w:tc>
+        <w:tc>
+          <w:tcPr>
+            <w:tcW w:w="1043" w:type="dxa"/>
+          </w:tcPr>
+          <w:p>
+            <w:r>
+              <w:t>405 MB</w:t>
             </w:r>
           </w:p>
         </w:tc>
@@ -1882,7 +2390,12 @@
     </w:tbl>
     <w:p>
       <w:r>
-        <w:t>Per-page disposals: ModuleLoop 14, SlowCall 17, TimerStress 15, CallbackStress 16. Host-created to handler-disconnected ratio 63:62, the 63rd host being live when the log was captured. Maximum disposal 748 ms, a single TimerStress outlier against a 40 ms maximum elsewhere, well inside the two-second bound. Working set rose to a plateau of 434 to 441 MB with the increments shrinking to zero across the final third.</w:t>
+        <w:t>Per-page disposals: ModuleLoop 8, SlowCall 8, TimerStress 8, CallbackStress 11. 36 hosts created against 35 disconnects and 35 page detachments; the 36th host was live when the log was captured. Maximum disposal 177 ms. Working set rose from 379 MB to a band of 405 to 421 MB and was flat across the final third.</w:t>
+      </w:r>
+    </w:p>
+    <w:p>
+      <w:r>
+        <w:t>The Android final checkpoint was taken three times in succession. The first read MainPage 1 of 34, the two that followed read 0 of 34; the single instance in the first reading was awaiting collection, not retained. Component and module counts were identical in all three.</w:t>
       </w:r>
     </w:p>
     <w:p>
@@ -1896,17 +2409,22 @@
     </w:p>
     <w:p>
       <w:r>
-        <w:t>MainPage and BlazorWebView hold at 1 alive of 64 on Windows and 2 of 62 on Android while the created count climbs, which is the shape of a stable graph, not a leak. Timers and DotNetObjectReference instances release completely: 0 of 17 and 0 of 16 on Windows, 0 of 15 and 0 of 16 on Android.</w:t>
+        <w:t>MainPage and BlazorWebView hold at 1 alive of 36 on Windows and 0 of 34 on Android while the created count climbs, which is the shape of a stable graph rather than a leak. Timers and DotNetObjectReference instances release completely: 0 of 9 and 0 of 11 on Windows, 0 of 8 and 0 of 10 on Android. Both denominators are non-zero, so the timer and callback paths were genuinely exercised.</w:t>
       </w:r>
     </w:p>
     <w:p>
       <w:r>
-        <w:t>Components and modules do not release. Both climb from 0 at the mid checkpoint to 16 and 17 respectively, and both counts match the SlowCall disposal count on their platform exactly. This is the in-flight retention finding; see Findings below.</w:t>
+        <w:t>Components and modules do not release. Both climb from 0 at the first checkpoint to 8 on each platform, and 8 is the SlowCall disposal count on both. This is the in-flight retention finding; see Findings below.</w:t>
       </w:r>
     </w:p>
     <w:p>
       <w:r>
-        <w:t>Coverage note. An earlier TC09 run reported Timers 0/0 and DotNetRefs 0/0, which meant those objects were never created and the case proved nothing about the timer and callback paths. CallbackStress.razor now calls TrackComponent, TrackModule and TrackDotNetReference, and the runs above confirm the calls are reached. The earlier run is superseded.</w:t>
+        <w:t>Coverage note. An earlier TC09 run reported Timers 0 of 0 and DotNetRefs 0 of 0, which meant those objects were never created and the case proved nothing about the timer and callback paths. CallbackStress.razor now calls TrackComponent, TrackModule and TrackDotNetReference, and the runs above confirm the calls are reached. That run is superseded, as are the earlier 64-cycle and 62-cycle runs, which used the synthetic marker.</w:t>
+      </w:r>
+    </w:p>
+    <w:p>
+      <w:r>
+        <w:t>Record reconciliation. Windows records 36 cleanups but 25 carry a WebView destroyed first flag; the 11 without it are CallbackStress, whose dispose record does not emit that field.</w:t>
       </w:r>
     </w:p>
     <w:p>
@@ -1922,7 +2440,7 @@
     </w:p>
     <w:p>
       <w:r>
-        <w:t>Teardown triggered by the operating system back control rather than in-app navigation. Android only; a single session from 09:47:44 to 09:58:19. System Back was pressed with work active on all four pages. In every case it was handled as in-app navigation, the app did not exit, and the departed component recorded cleanup:</w:t>
+        <w:t>Teardown triggered by the operating system back control rather than in-app navigation. Android only, a single session running from 09:47:44 to 09:58:19. System Back was pressed with work active on all four pages. In every case it was handled as in-app navigation, the app did not exit, and the departed component recorded cleanup:</w:t>
       </w:r>
     </w:p>
     <w:tbl>
@@ -2079,10 +2597,10 @@
         <w:tblLook w:val="0000" w:firstRow="0" w:lastRow="0" w:firstColumn="0" w:lastColumn="0" w:noHBand="0" w:noVBand="0"/>
       </w:tblPr>
       <w:tblGrid>
-        <w:gridCol w:w="2103"/>
-        <w:gridCol w:w="2159"/>
-        <w:gridCol w:w="2188"/>
-        <w:gridCol w:w="2180"/>
+        <w:gridCol w:w="2096"/>
+        <w:gridCol w:w="2162"/>
+        <w:gridCol w:w="2190"/>
+        <w:gridCol w:w="2182"/>
       </w:tblGrid>
       <w:tr>
         <w:tc>
@@ -2259,7 +2777,7 @@
           </w:tcPr>
           <w:p>
             <w:r>
-              <w:t>TC08-A</w:t>
+              <w:t>TC08 Part A</w:t>
             </w:r>
           </w:p>
         </w:tc>
@@ -2279,7 +2797,7 @@
           </w:tcPr>
           <w:p>
             <w:r>
-              <w:t>Rotation with the activity preserved: the counter continues and no duplicate work source appears</w:t>
+              <w:t>Rotation with the activity preserved, the counter continues and no duplicate work source appears</w:t>
             </w:r>
           </w:p>
         </w:tc>
@@ -2301,7 +2819,7 @@
           </w:tcPr>
           <w:p>
             <w:r>
-              <w:t>TC08-B</w:t>
+              <w:t>TC08 Part B</w:t>
             </w:r>
           </w:p>
         </w:tc>
@@ -2321,7 +2839,7 @@
           </w:tcPr>
           <w:p>
             <w:r>
-              <w:t>Rotation with the activity recreated: the host is rebuilt and usable after every rotation</w:t>
+              <w:t>Rotation with the activity recreated, the host is rebuilt and usable after every rotation</w:t>
             </w:r>
           </w:p>
         </w:tc>
@@ -2355,12 +2873,86 @@
     </w:p>
     <w:p>
       <w:r>
-        <w:t>An earlier version of the native page navigator called MarkWebViewDestroyed directly, immediately after queuing the page swap. That marker was synthetic: it recorded an intention rather than an observed event, so every WebView destroyed first flag derived from it was unsound.</w:t>
+        <w:t>Two defects made every earlier WebView destroyed first reading unsound. Both have been corrected and the affected cases re-run.</w:t>
       </w:r>
     </w:p>
     <w:p>
       <w:r>
-        <w:t>The call has been removed. The marker is now raised only by the BlazorWebView handler transition to null, and MarkWebViewCreated and MarkWebViewDestroyed are idempotent because MAUI raises HandlerChanged more than once per host. Two independent signals confirm the marker is now real:</w:t>
+        <w:t>The synthetic call. The native page navigator called MarkWebViewDestroyed directly, immediately after queuing the page swap. That marker recorded an intention rather than an observed event. The call has been removed; the navigator now records only the navigation itself.</w:t>
+      </w:r>
+    </w:p>
+    <w:p>
+      <w:r>
+        <w:t>The wrong observed object. The page override marked the WebView destroyed when the MainPage handler went null. That is the page handler, not the BlazorWebView handler, a proxy that fires earlier and for a different reason. MainPage now subscribes to the BlazorWebView HandlerChanged event and marks create and destroy from that handler transition alone. The page-level event is still recorded, under its own Page handler attached and detached records, so it cannot be mistaken for WebView evidence.</w:t>
+      </w:r>
+    </w:p>
+    <w:p>
+      <w:r>
+        <w:t>The two events are now visibly distinct in every cycle. A representative Windows sequence:</w:t>
+      </w:r>
+    </w:p>
+    <w:p>
+      <w:r>
+        <w:rPr>
+          <w:sz w:val="18"/>
+          <w:szCs w:val="18"/>
+        </w:rPr>
+        <w:t>20:07:20.207   Replacing window content with native page</w:t>
+      </w:r>
+    </w:p>
+    <w:p>
+      <w:r>
+        <w:rPr>
+          <w:sz w:val="18"/>
+          <w:szCs w:val="18"/>
+        </w:rPr>
+        <w:t>20:07:20.224</w:t>
+      </w:r>
+      <w:r>
+        <w:rPr>
+          <w:sz w:val="18"/>
+          <w:szCs w:val="18"/>
+        </w:rPr>
+        <w:t xml:space="preserve">  [</w:t>
+      </w:r>
+      <w:r>
+        <w:rPr>
+          <w:sz w:val="18"/>
+          <w:szCs w:val="18"/>
+        </w:rPr>
+        <w:t xml:space="preserve">Page] </w:t>
+      </w:r>
+      <w:r>
+        <w:rPr>
+          <w:sz w:val="18"/>
+          <w:szCs w:val="18"/>
+        </w:rPr>
+        <w:t>MainPage</w:t>
+      </w:r>
+      <w:r>
+        <w:rPr>
+          <w:sz w:val="18"/>
+          <w:szCs w:val="18"/>
+        </w:rPr>
+        <w:t xml:space="preserve"> handler detached</w:t>
+      </w:r>
+    </w:p>
+    <w:p>
+      <w:r>
+        <w:rPr>
+          <w:sz w:val="18"/>
+          <w:szCs w:val="18"/>
+        </w:rPr>
+        <w:t>20:07:20.232   [WebView] BlazorWebView handler disconnected. WebView destroyed.</w:t>
+      </w:r>
+    </w:p>
+    <w:p>
+      <w:r>
+        <w:rPr>
+          <w:sz w:val="18"/>
+          <w:szCs w:val="18"/>
+        </w:rPr>
+        <w:t>20:07:20.236   [Dispose] ModuleLoop entered ... WebView destroyed first: True</w:t>
       </w:r>
     </w:p>
     <w:tbl>
@@ -2370,9 +2962,9 @@
         <w:tblLook w:val="0000" w:firstRow="0" w:lastRow="0" w:firstColumn="0" w:lastColumn="0" w:noHBand="0" w:noVBand="0"/>
       </w:tblPr>
       <w:tblGrid>
-        <w:gridCol w:w="2898"/>
-        <w:gridCol w:w="2876"/>
-        <w:gridCol w:w="2856"/>
+        <w:gridCol w:w="2841"/>
+        <w:gridCol w:w="2904"/>
+        <w:gridCol w:w="2885"/>
       </w:tblGrid>
       <w:tr>
         <w:tc>
@@ -2391,7 +2983,7 @@
           </w:tcPr>
           <w:p>
             <w:r>
-              <w:t>Synthetic marker</w:t>
+              <w:t>Before</w:t>
             </w:r>
           </w:p>
         </w:tc>
@@ -2401,7 +2993,7 @@
           </w:tcPr>
           <w:p>
             <w:r>
-              <w:t>Corrected</w:t>
+              <w:t>After</w:t>
             </w:r>
           </w:p>
         </w:tc>
@@ -2413,7 +3005,7 @@
           </w:tcPr>
           <w:p>
             <w:r>
-              <w:t>Host-created to handler-disconnected ratio</w:t>
+              <w:t>Marker source</w:t>
             </w:r>
           </w:p>
         </w:tc>
@@ -2423,7 +3015,7 @@
           </w:tcPr>
           <w:p>
             <w:r>
-              <w:t>2 : 1</w:t>
+              <w:t>MainPage handler, plus a direct call from the navigator</w:t>
             </w:r>
           </w:p>
         </w:tc>
@@ -2433,7 +3025,7 @@
           </w:tcPr>
           <w:p>
             <w:r>
-              <w:t>64 : 64 on Windows, 62 : 62 on Android</w:t>
+              <w:t>BlazorWebView handler only</w:t>
             </w:r>
           </w:p>
         </w:tc>
@@ -2445,7 +3037,7 @@
           </w:tcPr>
           <w:p>
             <w:r>
-              <w:t>Gap between the navigation record and the disconnect record</w:t>
+              <w:t>Page and WebView events</w:t>
             </w:r>
           </w:p>
         </w:tc>
@@ -2455,7 +3047,7 @@
           </w:tcPr>
           <w:p>
             <w:r>
-              <w:t>sub-millisecond</w:t>
+              <w:t>one record, indistinguishable</w:t>
             </w:r>
           </w:p>
         </w:tc>
@@ -2465,7 +3057,39 @@
           </w:tcPr>
           <w:p>
             <w:r>
-              <w:t>14 to 47 ms</w:t>
+              <w:t>separate records, 8 ms apart on Windows and 6 to 32 ms on Android</w:t>
+            </w:r>
+          </w:p>
+        </w:tc>
+      </w:tr>
+      <w:tr>
+        <w:tc>
+          <w:tcPr>
+            <w:tcW w:w="3120" w:type="dxa"/>
+          </w:tcPr>
+          <w:p>
+            <w:r>
+              <w:t>Hosts created to handlers disconnected</w:t>
+            </w:r>
+          </w:p>
+        </w:tc>
+        <w:tc>
+          <w:tcPr>
+            <w:tcW w:w="3120" w:type="dxa"/>
+          </w:tcPr>
+          <w:p>
+            <w:r>
+              <w:t>two to one</w:t>
+            </w:r>
+          </w:p>
+        </w:tc>
+        <w:tc>
+          <w:tcPr>
+            <w:tcW w:w="3120" w:type="dxa"/>
+          </w:tcPr>
+          <w:p>
+            <w:r>
+              <w:t>16 to 15 on both platforms in TC03, and 36 to 36 on Windows in TC09</w:t>
             </w:r>
           </w:p>
         </w:tc>
@@ -2473,12 +3097,22 @@
     </w:tbl>
     <w:p>
       <w:r>
-        <w:t>A synthetic marker fires on the calling thread and therefore always precedes the navigation record by less than a millisecond, and it double-counts because the real handler transition still occurs. Neither signature is present in the corrected runs.</w:t>
+        <w:t>The synthetic call fired on the calling thread, outside the queued swap callback, so it always preceded the navigation record by less than a millisecond and double-counted because the real handler transition still occurred. Neither signature appears in the corrected runs.</w:t>
       </w:r>
     </w:p>
     <w:p>
       <w:r>
-        <w:t>TC03 and TC09 were re-run in full on the corrected build. The remaining case logs predate it; where their WebView destroyed first flags were checked, the 1:1 ratio and multi-millisecond gap characteristic of a real disconnect were present.</w:t>
+        <w:t>What was re-measured. TC03 and TC09 were re-run in full on both platforms against the corrected build. TC03 recorded 15 disposals per platform, every one reading WebView destroyed first True, with the WebView disconnect arriving between the page detach and the disposal in all 30 cases. All earlier destroyed first readings, including the 64-cycle and 62-cycle TC09 runs, were produced by the defective instrumentation and are superseded rather than cited.</w:t>
+      </w:r>
+    </w:p>
+    <w:p>
+      <w:r>
+        <w:t>The remaining case logs, TC01, TC02, TC04 through TC08 and TC10, also predate the correction. Their results do not turn on the ordering flag, but any WebView destroyed first value in them carries the same defect and is not relied on in this report.</w:t>
+      </w:r>
+    </w:p>
+    <w:p>
+      <w:r>
+        <w:t>One hypothesis closed. The corrected runs show the BlazorWebView handler disconnecting cleanly on every host replacement: 15 of 15 per platform in TC03 and 36 of 36 on Windows in TC09. An undisconnected handler is therefore not the cause of Finding 1.</w:t>
       </w:r>
     </w:p>
     <w:p>
@@ -2504,12 +3138,12 @@
     </w:p>
     <w:p>
       <w:r>
-        <w:t>So a reading of Module disposed cleanly True is positive evidence that disposal completed without throwing. Had the fix not been present, that flag would read False and the catch block would have been entered. Across TC03 the flag reads True on all 41 post-destruction disposals.</w:t>
+        <w:t>A reading of Module disposed cleanly True is therefore positive evidence that disposal completed without throwing. Had the fix not been present, that flag would read False and the catch block would have been entered. Across TC03 the flag reads True on all 30 post-destruction disposals.</w:t>
       </w:r>
     </w:p>
     <w:p>
       <w:r>
-        <w:t>TC05 supplies the complementary control: an identical component with the catch removed does throw, proving the flag distinguishes the two states rather than masking them.</w:t>
+        <w:t>TC05 supplies the complementary control: an identical component with the catch removed does throw, which proves the flag distinguishes the two states rather than masking them.</w:t>
       </w:r>
     </w:p>
     <w:p>
@@ -2525,7 +3159,16 @@
     </w:p>
     <w:p>
       <w:r>
-        <w:t>Three distinct quantities appear around app close. They are not interchangeable, and only two of them are used in the verdict.</w:t>
+        <w:rPr/>
+        <w:t xml:space="preserve">Three distinct quantities appear around </w:t>
+      </w:r>
+      <w:r>
+        <w:rPr/>
+        <w:t>the app</w:t>
+      </w:r>
+      <w:r>
+        <w:rPr/>
+        <w:t xml:space="preserve"> close. They are not interchangeable, and only two of them are used in the verdict.</w:t>
       </w:r>
     </w:p>
     <w:tbl>
@@ -2542,6 +3185,9 @@
         <w:gridCol w:w="1685"/>
       </w:tblGrid>
       <w:tr>
+        <w:trPr>
+          <w:tblHeader/>
+        </w:trPr>
         <w:tc>
           <w:tcPr>
             <w:tcW w:w="1872" w:type="dxa"/>
@@ -2758,11 +3404,6 @@
     <w:p>
       <w:r>
         <w:t>The Windows Shutdown took values of 1 to 3 ms are an instrumentation artefact and are not quoted as shutdown times anywhere in this report. Windows closes were initiated from the title bar or taskbar, which emit no record at click time, so no deactivated-to-destroyed interval is derivable there. The Windows conclusion rests on the third row: with 12 to 14 seconds still to run on each promise, processes exited and relaunched within 8.6 seconds, which rules out any wait on the 15-second promise.</w:t>
-      </w:r>
-    </w:p>
-    <w:p>
-      <w:r>
-        <w:t>A future harness revision could bracket the base destruction call with the stopwatch and report a single self-measured figure. That would improve the instrumentation rather than the result: the derived interval and the relaunch bound already establish it.</w:t>
       </w:r>
     </w:p>
     <w:p>
@@ -2799,7 +3440,7 @@
     </w:p>
     <w:p>
       <w:r>
-        <w:t>This is consistent with managed shutdown semantics, since neither Dispose nor finalizers are guaranteed to run at process exit, and nothing throws or hangs. It is recorded for one reason: the app-close path never exercises the disposal guarantee, so TC04 establishes that close is prompt, not that post-disconnect disposal is safe. TC03 is what establishes the latter.</w:t>
+        <w:t>This is consistent with managed shutdown semantics, since neither Dispose nor finalizers are guaranteed to run at process exit, and nothing throws or hangs. It is recorded for one reason: the app-close path never exercises the disposal guarantee, so TC04 establishes that close is prompt rather than that post-disconnect disposal is safe. TC03 is what establishes the latter.</w:t>
       </w:r>
     </w:p>
     <w:p>
@@ -2836,6 +3477,9 @@
         <w:gridCol w:w="2186"/>
       </w:tblGrid>
       <w:tr>
+        <w:trPr>
+          <w:tblHeader/>
+        </w:trPr>
         <w:tc>
           <w:tcPr>
             <w:tcW w:w="2340" w:type="dxa"/>
@@ -2964,12 +3608,12 @@
     </w:tbl>
     <w:p>
       <w:r>
-        <w:t>Android sustained the interval roughly 20 per cent faster than Windows over a shorter window. Both sit at the same order, the 1 Hz clamp, so the difference is one of degree within expected behaviour, not a behavioural divergence of the kind the issue asks to be reported.</w:t>
+        <w:t>Android sustained the interval roughly 20 per cent faster than Windows over a shorter window. Both sit at the same order, the 1 Hz clamp, so the difference is one of degree within expected behaviour rather than a behavioural divergence of the kind the issue asks to be reported.</w:t>
       </w:r>
     </w:p>
     <w:p>
       <w:r>
-        <w:t>These two rows are approximate and should not be quoted as measurements. The callback component in use did not emit a module-acquisition record, so the moment each page began is inferred from the preceding cleanup record rather than measured. The totals, 142 callbacks on Windows and 153 on Android, are exact; the split between foreground and background portions is not. Confirming the rate difference would need a run with the component instrumented to log its own start.</w:t>
+        <w:t>These two rows are approximate and should not be quoted as measurements. The callback component in use did not emit a module-acquisition record, so the moment each page began is inferred from the preceding cleanup record rather than measured. The totals, 142 callbacks on Windows and 153 on Android, are exact; the split between foreground and background portions is not.</w:t>
       </w:r>
     </w:p>
     <w:p>
@@ -3017,9 +3661,6 @@
         <w:gridCol w:w="2137"/>
       </w:tblGrid>
       <w:tr>
-        <w:trPr>
-          <w:tblHeader/>
-        </w:trPr>
         <w:tc>
           <w:tcPr>
             <w:tcW w:w="2340" w:type="dxa"/>
@@ -3078,7 +3719,7 @@
           </w:tcPr>
           <w:p>
             <w:r>
-              <w:t>16</w:t>
+              <w:t>8</w:t>
             </w:r>
           </w:p>
         </w:tc>
@@ -3088,7 +3729,7 @@
           </w:tcPr>
           <w:p>
             <w:r>
-              <w:t>16 of 64</w:t>
+              <w:t>8 of 36</w:t>
             </w:r>
           </w:p>
         </w:tc>
@@ -3098,7 +3739,7 @@
           </w:tcPr>
           <w:p>
             <w:r>
-              <w:t>16 of 64</w:t>
+              <w:t>8 of 36</w:t>
             </w:r>
           </w:p>
         </w:tc>
@@ -3120,7 +3761,7 @@
           </w:tcPr>
           <w:p>
             <w:r>
-              <w:t>17</w:t>
+              <w:t>8</w:t>
             </w:r>
           </w:p>
         </w:tc>
@@ -3130,7 +3771,7 @@
           </w:tcPr>
           <w:p>
             <w:r>
-              <w:t>17 of 62</w:t>
+              <w:t>8 of 34</w:t>
             </w:r>
           </w:p>
         </w:tc>
@@ -3140,7 +3781,7 @@
           </w:tcPr>
           <w:p>
             <w:r>
-              <w:t>17 of 62</w:t>
+              <w:t>8 of 34</w:t>
             </w:r>
           </w:p>
         </w:tc>
@@ -3148,27 +3789,266 @@
     </w:tbl>
     <w:p>
       <w:r>
-        <w:t>The retained count matches the SlowCall disposal count exactly on each platform, and the SlowCall count is distinct from the other three pages in both runs, 17 against 14, 15 and 16 on Android. All 33 disposals recorded a call state of in flight and a was-in-flight-at-disposal reading of True.</w:t>
+        <w:t>The attribution is unambiguous. The four stress pages produced different disposal counts in each run, and the retained count matches SlowCall alone:</w:t>
+      </w:r>
+    </w:p>
+    <w:tbl>
+      <w:tblPr>
+        <w:tblStyle w:val="TableGrid"/>
+        <w:tblW w:w="0" w:type="auto"/>
+        <w:tblLook w:val="0000" w:firstRow="0" w:lastRow="0" w:firstColumn="0" w:lastColumn="0" w:noHBand="0" w:noVBand="0"/>
+      </w:tblPr>
+      <w:tblGrid>
+        <w:gridCol w:w="1377"/>
+        <w:gridCol w:w="1494"/>
+        <w:gridCol w:w="1344"/>
+        <w:gridCol w:w="1480"/>
+        <w:gridCol w:w="1578"/>
+        <w:gridCol w:w="1357"/>
+      </w:tblGrid>
+      <w:tr>
+        <w:trPr>
+          <w:tblHeader/>
+        </w:trPr>
+        <w:tc>
+          <w:tcPr>
+            <w:tcW w:w="1560" w:type="dxa"/>
+          </w:tcPr>
+          <w:p>
+            <w:r>
+              <w:t>Platform</w:t>
+            </w:r>
+          </w:p>
+        </w:tc>
+        <w:tc>
+          <w:tcPr>
+            <w:tcW w:w="1560" w:type="dxa"/>
+          </w:tcPr>
+          <w:p>
+            <w:r>
+              <w:t>ModuleLoop</w:t>
+            </w:r>
+          </w:p>
+        </w:tc>
+        <w:tc>
+          <w:tcPr>
+            <w:tcW w:w="1560" w:type="dxa"/>
+          </w:tcPr>
+          <w:p>
+            <w:r>
+              <w:t>SlowCall</w:t>
+            </w:r>
+          </w:p>
+        </w:tc>
+        <w:tc>
+          <w:tcPr>
+            <w:tcW w:w="1560" w:type="dxa"/>
+          </w:tcPr>
+          <w:p>
+            <w:r>
+              <w:t>TimerStress</w:t>
+            </w:r>
+          </w:p>
+        </w:tc>
+        <w:tc>
+          <w:tcPr>
+            <w:tcW w:w="1560" w:type="dxa"/>
+          </w:tcPr>
+          <w:p>
+            <w:r>
+              <w:t>CallbackStress</w:t>
+            </w:r>
+          </w:p>
+        </w:tc>
+        <w:tc>
+          <w:tcPr>
+            <w:tcW w:w="1559" w:type="dxa"/>
+          </w:tcPr>
+          <w:p>
+            <w:r>
+              <w:t>Retained</w:t>
+            </w:r>
+          </w:p>
+        </w:tc>
+      </w:tr>
+      <w:tr>
+        <w:tc>
+          <w:tcPr>
+            <w:tcW w:w="1560" w:type="dxa"/>
+          </w:tcPr>
+          <w:p>
+            <w:r>
+              <w:t>Windows</w:t>
+            </w:r>
+          </w:p>
+        </w:tc>
+        <w:tc>
+          <w:tcPr>
+            <w:tcW w:w="1560" w:type="dxa"/>
+          </w:tcPr>
+          <w:p>
+            <w:r>
+              <w:t>8</w:t>
+            </w:r>
+          </w:p>
+        </w:tc>
+        <w:tc>
+          <w:tcPr>
+            <w:tcW w:w="1560" w:type="dxa"/>
+          </w:tcPr>
+          <w:p>
+            <w:r>
+              <w:t>8</w:t>
+            </w:r>
+          </w:p>
+        </w:tc>
+        <w:tc>
+          <w:tcPr>
+            <w:tcW w:w="1560" w:type="dxa"/>
+          </w:tcPr>
+          <w:p>
+            <w:r>
+              <w:t>9</w:t>
+            </w:r>
+          </w:p>
+        </w:tc>
+        <w:tc>
+          <w:tcPr>
+            <w:tcW w:w="1560" w:type="dxa"/>
+          </w:tcPr>
+          <w:p>
+            <w:r>
+              <w:t>11</w:t>
+            </w:r>
+          </w:p>
+        </w:tc>
+        <w:tc>
+          <w:tcPr>
+            <w:tcW w:w="1559" w:type="dxa"/>
+          </w:tcPr>
+          <w:p>
+            <w:r>
+              <w:t>8</w:t>
+            </w:r>
+          </w:p>
+        </w:tc>
+      </w:tr>
+      <w:tr>
+        <w:tc>
+          <w:tcPr>
+            <w:tcW w:w="1560" w:type="dxa"/>
+          </w:tcPr>
+          <w:p>
+            <w:r>
+              <w:t>Android</w:t>
+            </w:r>
+          </w:p>
+        </w:tc>
+        <w:tc>
+          <w:tcPr>
+            <w:tcW w:w="1560" w:type="dxa"/>
+          </w:tcPr>
+          <w:p>
+            <w:r>
+              <w:t>8</w:t>
+            </w:r>
+          </w:p>
+        </w:tc>
+        <w:tc>
+          <w:tcPr>
+            <w:tcW w:w="1560" w:type="dxa"/>
+          </w:tcPr>
+          <w:p>
+            <w:r>
+              <w:t>8</w:t>
+            </w:r>
+          </w:p>
+        </w:tc>
+        <w:tc>
+          <w:tcPr>
+            <w:tcW w:w="1560" w:type="dxa"/>
+          </w:tcPr>
+          <w:p>
+            <w:r>
+              <w:t>8</w:t>
+            </w:r>
+          </w:p>
+        </w:tc>
+        <w:tc>
+          <w:tcPr>
+            <w:tcW w:w="1560" w:type="dxa"/>
+          </w:tcPr>
+          <w:p>
+            <w:r>
+              <w:t>11</w:t>
+            </w:r>
+          </w:p>
+        </w:tc>
+        <w:tc>
+          <w:tcPr>
+            <w:tcW w:w="1559" w:type="dxa"/>
+          </w:tcPr>
+          <w:p>
+            <w:r>
+              <w:t>8</w:t>
+            </w:r>
+          </w:p>
+        </w:tc>
+      </w:tr>
+    </w:tbl>
+    <w:p>
+      <w:r>
+        <w:t>CallbackStress disposed 11 times on both platforms and retained nothing, which excludes it. All 16 SlowCall disposals recorded a call state of in flight and a was-in-flight-at-disposal reading of True.</w:t>
       </w:r>
     </w:p>
     <w:p>
       <w:r>
-        <w:t>The abandoned calls never resolve. SlowCall.razor attaches a continuation that records any fault through RecordObservedSlowCallFault. Across 33 abandoned promises on the two platforms, that record appears zero times. The calls do not complete, do not cancel and do not fault; they remain pending indefinitely, and the awaiting state machine holds the component. This also explains why the session totals read zero unobserved exceptions, since a task that never faults cannot produce one.</w:t>
+        <w:t>The abandoned calls never resolve. SlowCall.razor attaches a continuation that records any fault through RecordObservedSlowCallFault. Across 16 abandoned promises on the two platforms, that record appears zero times. The calls do not complete, do not cancel and do not fault; they remain pending indefinitely, and the awaiting state machine holds the component. This also explains why the session totals read zero unobserved exceptions, since a task that never faults cannot produce one.</w:t>
       </w:r>
     </w:p>
     <w:p>
       <w:r>
-        <w:t>Not a settling artefact. On Android the SlowCall block ran second of four. The checkpoint was taken four minutes and two complete workload blocks after that page was last used, and all 17 were still held. The Windows run, where SlowCall ran last, agrees.</w:t>
+        <w:t>Not a settling artefact. On Android the retention was already at its final value of 8 at the second checkpoint, cycle 24, and unchanged ten cycles later. The final checkpoint was taken three times in succession, several seconds apart, and read 8 every time while MainPage fell from 1 to 0 between the first and second, so collection was still active in that window and did not touch the components.</w:t>
       </w:r>
     </w:p>
     <w:p>
       <w:r>
-        <w:t>Not an artefact of the harness. The diagnostics tracker holds only weak references; the fault continuation captures no reference to the component; and the in-flight probe is a single static field, cleared on disposal, which cannot account for 16 or 17 instances. The three other stress pages, tracked by the same mechanism in the same sessions, report zero retained.</w:t>
+        <w:rPr/>
+        <w:t xml:space="preserve">Not an artefact of </w:t>
+      </w:r>
+      <w:r>
+        <w:rPr/>
+        <w:t>harness</w:t>
+      </w:r>
+      <w:r>
+        <w:rPr/>
+        <w:t xml:space="preserve">. The diagnostics tracker holds only weak references; the fault continuation captures no reference to the </w:t>
+      </w:r>
+      <w:r>
+        <w:rPr/>
+        <w:t>component</w:t>
+      </w:r>
+      <w:r>
+        <w:rPr/>
+        <w:t xml:space="preserve">; and the in-flight probe is a single static field, cleared on disposal, which cannot account for 8 instances. The three other stress pages, tracked by the same mechanism in the same sessions, report zero </w:t>
+      </w:r>
+      <w:r>
+        <w:rPr/>
+        <w:t>retained</w:t>
+      </w:r>
+      <w:r>
+        <w:rPr/>
+        <w:t>.</w:t>
       </w:r>
     </w:p>
     <w:p>
       <w:r>
-        <w:t>This reproduces in the shipping configuration on both platforms, with no forced activity recreation and no modified activity attribute. The retaining reference was not traced; doing so would require a heap dump, which was not taken.</w:t>
+        <w:t>Not an undisconnected WebView. The corrected instrumentation shows the BlazorWebView handler disconnecting on every host replacement, 36 of 36 on Windows, so a surviving handler is not what holds the component.</w:t>
+      </w:r>
+    </w:p>
+    <w:p>
+      <w:r>
+        <w:t>This reproduces in the shipping configuration on both platforms, with no forced activity recreation and no modified activity attribute, and it reproduced again on the corrected build after the marker defects were fixed. The retaining reference was not traced; doing so would require a heap dump, which was not taken.</w:t>
       </w:r>
     </w:p>
     <w:p>
@@ -3225,7 +4105,7 @@
     </w:p>
     <w:p>
       <w:r>
-        <w:t>The measurable differences are in rate rather than behaviour.</w:t>
+        <w:t>The measurable differences are in rate rather than in behaviour.</w:t>
       </w:r>
     </w:p>
     <w:p>
@@ -3233,7 +4113,7 @@
         <w:pStyle w:val="ListBullet"/>
       </w:pPr>
       <w:r>
-        <w:t>Disposal is two to four times slower on Android, a maximum of 178 ms against 18 ms on Windows for TC03, but every value is far inside the two-second bound.</w:t>
+        <w:t>Disposal is two to three times slower on Android, a maximum of 18 ms against 7 ms on Windows in TC03, and 177 ms against 52 ms in the longer TC09 run, but every value is far inside the two-second bound.</w:t>
       </w:r>
     </w:p>
     <w:p>
@@ -3241,7 +4121,7 @@
         <w:pStyle w:val="ListBullet"/>
       </w:pPr>
       <w:r>
-        <w:t>Working set runs higher on Android, plateauing at 434 to 441 MB against 220 to 283 MB on Windows in TC09, and reaches a stable band on both.</w:t>
+        <w:t>Working set runs higher on Android, settling at 405 to 421 MB against 232 to 306 MB on Windows in TC09, and reaches a stable band on both.</w:t>
       </w:r>
     </w:p>
     <w:p>
@@ -3253,7 +4133,7 @@
       </w:r>
     </w:p>
     <w:sectPr>
-      <w:pgSz w:w="12240" w:h="15840"/>
+      <w:pgSz w:w="12240" w:h="15840" w:orient="portrait"/>
       <w:pgMar w:top="1440" w:right="1800" w:bottom="1440" w:left="1800" w:header="720" w:footer="720" w:gutter="0"/>
       <w:cols w:space="720"/>
       <w:docGrid w:linePitch="360"/>
@@ -3350,7 +4230,7 @@
         <w:ind w:left="1440" w:hanging="360"/>
       </w:pPr>
       <w:rPr>
-        <w:rFonts w:ascii="Symbol" w:hAnsi="Symbol" w:hint="default"/>
+        <w:rFonts w:hint="default" w:ascii="Symbol" w:hAnsi="Symbol"/>
       </w:rPr>
     </w:lvl>
   </w:abstractNum>
@@ -3371,7 +4251,7 @@
         <w:ind w:left="1080" w:hanging="360"/>
       </w:pPr>
       <w:rPr>
-        <w:rFonts w:ascii="Symbol" w:hAnsi="Symbol" w:hint="default"/>
+        <w:rFonts w:hint="default" w:ascii="Symbol" w:hAnsi="Symbol"/>
       </w:rPr>
     </w:lvl>
   </w:abstractNum>
@@ -3392,7 +4272,7 @@
         <w:ind w:left="720" w:hanging="360"/>
       </w:pPr>
       <w:rPr>
-        <w:rFonts w:ascii="Symbol" w:hAnsi="Symbol" w:hint="default"/>
+        <w:rFonts w:hint="default" w:ascii="Symbol" w:hAnsi="Symbol"/>
       </w:rPr>
     </w:lvl>
   </w:abstractNum>
@@ -3431,35 +4311,35 @@
         <w:ind w:left="360" w:hanging="360"/>
       </w:pPr>
       <w:rPr>
-        <w:rFonts w:ascii="Symbol" w:hAnsi="Symbol" w:hint="default"/>
+        <w:rFonts w:hint="default" w:ascii="Symbol" w:hAnsi="Symbol"/>
       </w:rPr>
     </w:lvl>
   </w:abstractNum>
-  <w:num w:numId="1" w16cid:durableId="799953788">
+  <w:num w:numId="1" w16cid:durableId="342905333">
     <w:abstractNumId w:val="8"/>
   </w:num>
-  <w:num w:numId="2" w16cid:durableId="1914312295">
+  <w:num w:numId="2" w16cid:durableId="587274991">
     <w:abstractNumId w:val="6"/>
   </w:num>
-  <w:num w:numId="3" w16cid:durableId="918517034">
+  <w:num w:numId="3" w16cid:durableId="154759974">
     <w:abstractNumId w:val="5"/>
   </w:num>
-  <w:num w:numId="4" w16cid:durableId="1995638926">
+  <w:num w:numId="4" w16cid:durableId="533426171">
     <w:abstractNumId w:val="4"/>
   </w:num>
-  <w:num w:numId="5" w16cid:durableId="614599417">
+  <w:num w:numId="5" w16cid:durableId="1682926180">
     <w:abstractNumId w:val="7"/>
   </w:num>
-  <w:num w:numId="6" w16cid:durableId="1649091511">
+  <w:num w:numId="6" w16cid:durableId="1694375494">
     <w:abstractNumId w:val="3"/>
   </w:num>
-  <w:num w:numId="7" w16cid:durableId="396245072">
+  <w:num w:numId="7" w16cid:durableId="70271708">
     <w:abstractNumId w:val="2"/>
   </w:num>
-  <w:num w:numId="8" w16cid:durableId="99841695">
+  <w:num w:numId="8" w16cid:durableId="1380594876">
     <w:abstractNumId w:val="1"/>
   </w:num>
-  <w:num w:numId="9" w16cid:durableId="1863862512">
+  <w:num w:numId="9" w16cid:durableId="1217741570">
     <w:abstractNumId w:val="0"/>
   </w:num>
 </w:numbering>
@@ -3470,7 +4350,7 @@
   <w:docDefaults>
     <w:rPrDefault>
       <w:rPr>
-        <w:rFonts w:asciiTheme="minorHAnsi" w:eastAsiaTheme="minorEastAsia" w:hAnsiTheme="minorHAnsi" w:cstheme="minorBidi"/>
+        <w:rFonts w:asciiTheme="minorHAnsi" w:hAnsiTheme="minorHAnsi" w:eastAsiaTheme="minorEastAsia" w:cstheme="minorBidi"/>
         <w:sz w:val="22"/>
         <w:szCs w:val="22"/>
         <w:lang w:val="en-US" w:eastAsia="en-US" w:bidi="ar-SA"/>
@@ -3485,14 +4365,14 @@
   <w:latentStyles w:defLockedState="0" w:defUIPriority="99" w:defSemiHidden="0" w:defUnhideWhenUsed="0" w:defQFormat="0" w:count="376">
     <w:lsdException w:name="Normal" w:uiPriority="0" w:qFormat="1"/>
     <w:lsdException w:name="heading 1" w:uiPriority="9" w:qFormat="1"/>
-    <w:lsdException w:name="heading 2" w:semiHidden="1" w:uiPriority="9" w:unhideWhenUsed="1" w:qFormat="1"/>
-    <w:lsdException w:name="heading 3" w:semiHidden="1" w:uiPriority="9" w:unhideWhenUsed="1" w:qFormat="1"/>
-    <w:lsdException w:name="heading 4" w:semiHidden="1" w:uiPriority="9" w:unhideWhenUsed="1" w:qFormat="1"/>
-    <w:lsdException w:name="heading 5" w:semiHidden="1" w:uiPriority="9" w:unhideWhenUsed="1" w:qFormat="1"/>
-    <w:lsdException w:name="heading 6" w:semiHidden="1" w:uiPriority="9" w:unhideWhenUsed="1" w:qFormat="1"/>
-    <w:lsdException w:name="heading 7" w:semiHidden="1" w:uiPriority="9" w:unhideWhenUsed="1" w:qFormat="1"/>
-    <w:lsdException w:name="heading 8" w:semiHidden="1" w:uiPriority="9" w:unhideWhenUsed="1" w:qFormat="1"/>
-    <w:lsdException w:name="heading 9" w:semiHidden="1" w:uiPriority="9" w:unhideWhenUsed="1" w:qFormat="1"/>
+    <w:lsdException w:name="heading 2" w:uiPriority="9" w:semiHidden="1" w:unhideWhenUsed="1" w:qFormat="1"/>
+    <w:lsdException w:name="heading 3" w:uiPriority="9" w:semiHidden="1" w:unhideWhenUsed="1" w:qFormat="1"/>
+    <w:lsdException w:name="heading 4" w:uiPriority="9" w:semiHidden="1" w:unhideWhenUsed="1" w:qFormat="1"/>
+    <w:lsdException w:name="heading 5" w:uiPriority="9" w:semiHidden="1" w:unhideWhenUsed="1" w:qFormat="1"/>
+    <w:lsdException w:name="heading 6" w:uiPriority="9" w:semiHidden="1" w:unhideWhenUsed="1" w:qFormat="1"/>
+    <w:lsdException w:name="heading 7" w:uiPriority="9" w:semiHidden="1" w:unhideWhenUsed="1" w:qFormat="1"/>
+    <w:lsdException w:name="heading 8" w:uiPriority="9" w:semiHidden="1" w:unhideWhenUsed="1" w:qFormat="1"/>
+    <w:lsdException w:name="heading 9" w:uiPriority="9" w:semiHidden="1" w:unhideWhenUsed="1" w:qFormat="1"/>
     <w:lsdException w:name="index 1" w:semiHidden="1" w:unhideWhenUsed="1"/>
     <w:lsdException w:name="index 2" w:semiHidden="1" w:unhideWhenUsed="1"/>
     <w:lsdException w:name="index 3" w:semiHidden="1" w:unhideWhenUsed="1"/>
@@ -3502,22 +4382,22 @@
     <w:lsdException w:name="index 7" w:semiHidden="1" w:unhideWhenUsed="1"/>
     <w:lsdException w:name="index 8" w:semiHidden="1" w:unhideWhenUsed="1"/>
     <w:lsdException w:name="index 9" w:semiHidden="1" w:unhideWhenUsed="1"/>
-    <w:lsdException w:name="toc 1" w:semiHidden="1" w:uiPriority="39" w:unhideWhenUsed="1"/>
-    <w:lsdException w:name="toc 2" w:semiHidden="1" w:uiPriority="39" w:unhideWhenUsed="1"/>
-    <w:lsdException w:name="toc 3" w:semiHidden="1" w:uiPriority="39" w:unhideWhenUsed="1"/>
-    <w:lsdException w:name="toc 4" w:semiHidden="1" w:uiPriority="39" w:unhideWhenUsed="1"/>
-    <w:lsdException w:name="toc 5" w:semiHidden="1" w:uiPriority="39" w:unhideWhenUsed="1"/>
-    <w:lsdException w:name="toc 6" w:semiHidden="1" w:uiPriority="39" w:unhideWhenUsed="1"/>
-    <w:lsdException w:name="toc 7" w:semiHidden="1" w:uiPriority="39" w:unhideWhenUsed="1"/>
-    <w:lsdException w:name="toc 8" w:semiHidden="1" w:uiPriority="39" w:unhideWhenUsed="1"/>
-    <w:lsdException w:name="toc 9" w:semiHidden="1" w:uiPriority="39" w:unhideWhenUsed="1"/>
+    <w:lsdException w:name="toc 1" w:uiPriority="39" w:semiHidden="1" w:unhideWhenUsed="1"/>
+    <w:lsdException w:name="toc 2" w:uiPriority="39" w:semiHidden="1" w:unhideWhenUsed="1"/>
+    <w:lsdException w:name="toc 3" w:uiPriority="39" w:semiHidden="1" w:unhideWhenUsed="1"/>
+    <w:lsdException w:name="toc 4" w:uiPriority="39" w:semiHidden="1" w:unhideWhenUsed="1"/>
+    <w:lsdException w:name="toc 5" w:uiPriority="39" w:semiHidden="1" w:unhideWhenUsed="1"/>
+    <w:lsdException w:name="toc 6" w:uiPriority="39" w:semiHidden="1" w:unhideWhenUsed="1"/>
+    <w:lsdException w:name="toc 7" w:uiPriority="39" w:semiHidden="1" w:unhideWhenUsed="1"/>
+    <w:lsdException w:name="toc 8" w:uiPriority="39" w:semiHidden="1" w:unhideWhenUsed="1"/>
+    <w:lsdException w:name="toc 9" w:uiPriority="39" w:semiHidden="1" w:unhideWhenUsed="1"/>
     <w:lsdException w:name="Normal Indent" w:semiHidden="1" w:unhideWhenUsed="1"/>
     <w:lsdException w:name="footnote text" w:semiHidden="1" w:unhideWhenUsed="1"/>
     <w:lsdException w:name="annotation text" w:semiHidden="1" w:unhideWhenUsed="1"/>
     <w:lsdException w:name="header" w:semiHidden="1" w:unhideWhenUsed="1"/>
     <w:lsdException w:name="footer" w:semiHidden="1" w:unhideWhenUsed="1"/>
     <w:lsdException w:name="index heading" w:semiHidden="1" w:unhideWhenUsed="1"/>
-    <w:lsdException w:name="caption" w:semiHidden="1" w:uiPriority="35" w:unhideWhenUsed="1" w:qFormat="1"/>
+    <w:lsdException w:name="caption" w:uiPriority="35" w:semiHidden="1" w:unhideWhenUsed="1" w:qFormat="1"/>
     <w:lsdException w:name="table of figures" w:semiHidden="1" w:unhideWhenUsed="1"/>
     <w:lsdException w:name="envelope address" w:semiHidden="1" w:unhideWhenUsed="1"/>
     <w:lsdException w:name="envelope return" w:semiHidden="1" w:unhideWhenUsed="1"/>
@@ -3548,7 +4428,7 @@
     <w:lsdException w:name="Title" w:uiPriority="10" w:qFormat="1"/>
     <w:lsdException w:name="Closing" w:semiHidden="1" w:unhideWhenUsed="1"/>
     <w:lsdException w:name="Signature" w:semiHidden="1" w:unhideWhenUsed="1"/>
-    <w:lsdException w:name="Default Paragraph Font" w:semiHidden="1" w:uiPriority="1" w:unhideWhenUsed="1"/>
+    <w:lsdException w:name="Default Paragraph Font" w:uiPriority="1" w:semiHidden="1" w:unhideWhenUsed="1"/>
     <w:lsdException w:name="Body Text" w:semiHidden="1" w:unhideWhenUsed="1"/>
     <w:lsdException w:name="Body Text Indent" w:semiHidden="1" w:unhideWhenUsed="1"/>
     <w:lsdException w:name="List Continue" w:semiHidden="1" w:unhideWhenUsed="1"/>
@@ -3748,8 +4628,8 @@
     <w:lsdException w:name="Subtle Reference" w:uiPriority="31" w:qFormat="1"/>
     <w:lsdException w:name="Intense Reference" w:uiPriority="32" w:qFormat="1"/>
     <w:lsdException w:name="Book Title" w:uiPriority="33" w:qFormat="1"/>
-    <w:lsdException w:name="Bibliography" w:semiHidden="1" w:uiPriority="37" w:unhideWhenUsed="1"/>
-    <w:lsdException w:name="TOC Heading" w:semiHidden="1" w:uiPriority="39" w:unhideWhenUsed="1" w:qFormat="1"/>
+    <w:lsdException w:name="Bibliography" w:uiPriority="37" w:semiHidden="1" w:unhideWhenUsed="1"/>
+    <w:lsdException w:name="TOC Heading" w:uiPriority="39" w:semiHidden="1" w:unhideWhenUsed="1" w:qFormat="1"/>
     <w:lsdException w:name="Grid Table 4" w:uiPriority="49"/>
     <w:lsdException w:name="Grid Table 5 Dark" w:uiPriority="50"/>
     <w:lsdException w:name="Grid Table 6 Colorful" w:uiPriority="51"/>
@@ -3851,7 +4731,7 @@
     <w:lsdException w:name="Unresolved Mention" w:semiHidden="1" w:unhideWhenUsed="1"/>
     <w:lsdException w:name="Smart Link" w:semiHidden="1" w:unhideWhenUsed="1"/>
   </w:latentStyles>
-  <w:style w:type="paragraph" w:default="1" w:styleId="Normal">
+  <w:style w:type="paragraph" w:styleId="Normal" w:default="1">
     <w:name w:val="Normal"/>
     <w:qFormat/>
     <w:rsid w:val="00FC693F"/>
@@ -3871,7 +4751,7 @@
       <w:outlineLvl w:val="0"/>
     </w:pPr>
     <w:rPr>
-      <w:rFonts w:asciiTheme="majorHAnsi" w:eastAsiaTheme="majorEastAsia" w:hAnsiTheme="majorHAnsi" w:cstheme="majorBidi"/>
+      <w:rFonts w:asciiTheme="majorHAnsi" w:hAnsiTheme="majorHAnsi" w:eastAsiaTheme="majorEastAsia" w:cstheme="majorBidi"/>
       <w:b/>
       <w:bCs/>
       <w:color w:val="365F91" w:themeColor="accent1" w:themeShade="BF"/>
@@ -3895,7 +4775,7 @@
       <w:outlineLvl w:val="1"/>
     </w:pPr>
     <w:rPr>
-      <w:rFonts w:asciiTheme="majorHAnsi" w:eastAsiaTheme="majorEastAsia" w:hAnsiTheme="majorHAnsi" w:cstheme="majorBidi"/>
+      <w:rFonts w:asciiTheme="majorHAnsi" w:hAnsiTheme="majorHAnsi" w:eastAsiaTheme="majorEastAsia" w:cstheme="majorBidi"/>
       <w:b/>
       <w:bCs/>
       <w:color w:val="4F81BD" w:themeColor="accent1"/>
@@ -3919,7 +4799,7 @@
       <w:outlineLvl w:val="2"/>
     </w:pPr>
     <w:rPr>
-      <w:rFonts w:asciiTheme="majorHAnsi" w:eastAsiaTheme="majorEastAsia" w:hAnsiTheme="majorHAnsi" w:cstheme="majorBidi"/>
+      <w:rFonts w:asciiTheme="majorHAnsi" w:hAnsiTheme="majorHAnsi" w:eastAsiaTheme="majorEastAsia" w:cstheme="majorBidi"/>
       <w:b/>
       <w:bCs/>
       <w:color w:val="4F81BD" w:themeColor="accent1"/>
@@ -3942,7 +4822,7 @@
       <w:outlineLvl w:val="3"/>
     </w:pPr>
     <w:rPr>
-      <w:rFonts w:asciiTheme="majorHAnsi" w:eastAsiaTheme="majorEastAsia" w:hAnsiTheme="majorHAnsi" w:cstheme="majorBidi"/>
+      <w:rFonts w:asciiTheme="majorHAnsi" w:hAnsiTheme="majorHAnsi" w:eastAsiaTheme="majorEastAsia" w:cstheme="majorBidi"/>
       <w:b/>
       <w:bCs/>
       <w:i/>
@@ -3967,7 +4847,7 @@
       <w:outlineLvl w:val="4"/>
     </w:pPr>
     <w:rPr>
-      <w:rFonts w:asciiTheme="majorHAnsi" w:eastAsiaTheme="majorEastAsia" w:hAnsiTheme="majorHAnsi" w:cstheme="majorBidi"/>
+      <w:rFonts w:asciiTheme="majorHAnsi" w:hAnsiTheme="majorHAnsi" w:eastAsiaTheme="majorEastAsia" w:cstheme="majorBidi"/>
       <w:color w:val="243F60" w:themeColor="accent1" w:themeShade="7F"/>
     </w:rPr>
   </w:style>
@@ -3988,7 +4868,7 @@
       <w:outlineLvl w:val="5"/>
     </w:pPr>
     <w:rPr>
-      <w:rFonts w:asciiTheme="majorHAnsi" w:eastAsiaTheme="majorEastAsia" w:hAnsiTheme="majorHAnsi" w:cstheme="majorBidi"/>
+      <w:rFonts w:asciiTheme="majorHAnsi" w:hAnsiTheme="majorHAnsi" w:eastAsiaTheme="majorEastAsia" w:cstheme="majorBidi"/>
       <w:i/>
       <w:iCs/>
       <w:color w:val="243F60" w:themeColor="accent1" w:themeShade="7F"/>
@@ -4011,7 +4891,7 @@
       <w:outlineLvl w:val="6"/>
     </w:pPr>
     <w:rPr>
-      <w:rFonts w:asciiTheme="majorHAnsi" w:eastAsiaTheme="majorEastAsia" w:hAnsiTheme="majorHAnsi" w:cstheme="majorBidi"/>
+      <w:rFonts w:asciiTheme="majorHAnsi" w:hAnsiTheme="majorHAnsi" w:eastAsiaTheme="majorEastAsia" w:cstheme="majorBidi"/>
       <w:i/>
       <w:iCs/>
       <w:color w:val="404040" w:themeColor="text1" w:themeTint="BF"/>
@@ -4034,7 +4914,7 @@
       <w:outlineLvl w:val="7"/>
     </w:pPr>
     <w:rPr>
-      <w:rFonts w:asciiTheme="majorHAnsi" w:eastAsiaTheme="majorEastAsia" w:hAnsiTheme="majorHAnsi" w:cstheme="majorBidi"/>
+      <w:rFonts w:asciiTheme="majorHAnsi" w:hAnsiTheme="majorHAnsi" w:eastAsiaTheme="majorEastAsia" w:cstheme="majorBidi"/>
       <w:color w:val="4F81BD" w:themeColor="accent1"/>
       <w:sz w:val="20"/>
       <w:szCs w:val="20"/>
@@ -4057,7 +4937,7 @@
       <w:outlineLvl w:val="8"/>
     </w:pPr>
     <w:rPr>
-      <w:rFonts w:asciiTheme="majorHAnsi" w:eastAsiaTheme="majorEastAsia" w:hAnsiTheme="majorHAnsi" w:cstheme="majorBidi"/>
+      <w:rFonts w:asciiTheme="majorHAnsi" w:hAnsiTheme="majorHAnsi" w:eastAsiaTheme="majorEastAsia" w:cstheme="majorBidi"/>
       <w:i/>
       <w:iCs/>
       <w:color w:val="404040" w:themeColor="text1" w:themeTint="BF"/>
@@ -4065,13 +4945,13 @@
       <w:szCs w:val="20"/>
     </w:rPr>
   </w:style>
-  <w:style w:type="character" w:default="1" w:styleId="DefaultParagraphFont">
+  <w:style w:type="character" w:styleId="DefaultParagraphFont" w:default="1">
     <w:name w:val="Default Paragraph Font"/>
     <w:uiPriority w:val="1"/>
     <w:semiHidden/>
     <w:unhideWhenUsed/>
   </w:style>
-  <w:style w:type="table" w:default="1" w:styleId="TableNormal">
+  <w:style w:type="table" w:styleId="TableNormal" w:default="1">
     <w:name w:val="Normal Table"/>
     <w:uiPriority w:val="99"/>
     <w:semiHidden/>
@@ -4086,7 +4966,7 @@
       </w:tblCellMar>
     </w:tblPr>
   </w:style>
-  <w:style w:type="numbering" w:default="1" w:styleId="NoList">
+  <w:style w:type="numbering" w:styleId="NoList" w:default="1">
     <w:name w:val="No List"/>
     <w:uiPriority w:val="99"/>
     <w:semiHidden/>
@@ -4107,7 +4987,7 @@
       <w:spacing w:after="0" w:line="240" w:lineRule="auto"/>
     </w:pPr>
   </w:style>
-  <w:style w:type="character" w:customStyle="1" w:styleId="HeaderChar">
+  <w:style w:type="character" w:styleId="HeaderChar" w:customStyle="1">
     <w:name w:val="Header Char"/>
     <w:basedOn w:val="DefaultParagraphFont"/>
     <w:link w:val="Header"/>
@@ -4129,7 +5009,7 @@
       <w:spacing w:after="0" w:line="240" w:lineRule="auto"/>
     </w:pPr>
   </w:style>
-  <w:style w:type="character" w:customStyle="1" w:styleId="FooterChar">
+  <w:style w:type="character" w:styleId="FooterChar" w:customStyle="1">
     <w:name w:val="Footer Char"/>
     <w:basedOn w:val="DefaultParagraphFont"/>
     <w:link w:val="Footer"/>
@@ -4145,14 +5025,14 @@
       <w:spacing w:after="0" w:line="240" w:lineRule="auto"/>
     </w:pPr>
   </w:style>
-  <w:style w:type="character" w:customStyle="1" w:styleId="Heading1Char">
+  <w:style w:type="character" w:styleId="Heading1Char" w:customStyle="1">
     <w:name w:val="Heading 1 Char"/>
     <w:basedOn w:val="DefaultParagraphFont"/>
     <w:link w:val="Heading1"/>
     <w:uiPriority w:val="9"/>
     <w:rsid w:val="00FC693F"/>
     <w:rPr>
-      <w:rFonts w:asciiTheme="majorHAnsi" w:eastAsiaTheme="majorEastAsia" w:hAnsiTheme="majorHAnsi" w:cstheme="majorBidi"/>
+      <w:rFonts w:asciiTheme="majorHAnsi" w:hAnsiTheme="majorHAnsi" w:eastAsiaTheme="majorEastAsia" w:cstheme="majorBidi"/>
       <w:b/>
       <w:bCs/>
       <w:color w:val="365F91" w:themeColor="accent1" w:themeShade="BF"/>
@@ -4160,14 +5040,14 @@
       <w:szCs w:val="28"/>
     </w:rPr>
   </w:style>
-  <w:style w:type="character" w:customStyle="1" w:styleId="Heading2Char">
+  <w:style w:type="character" w:styleId="Heading2Char" w:customStyle="1">
     <w:name w:val="Heading 2 Char"/>
     <w:basedOn w:val="DefaultParagraphFont"/>
     <w:link w:val="Heading2"/>
     <w:uiPriority w:val="9"/>
     <w:rsid w:val="00FC693F"/>
     <w:rPr>
-      <w:rFonts w:asciiTheme="majorHAnsi" w:eastAsiaTheme="majorEastAsia" w:hAnsiTheme="majorHAnsi" w:cstheme="majorBidi"/>
+      <w:rFonts w:asciiTheme="majorHAnsi" w:hAnsiTheme="majorHAnsi" w:eastAsiaTheme="majorEastAsia" w:cstheme="majorBidi"/>
       <w:b/>
       <w:bCs/>
       <w:color w:val="4F81BD" w:themeColor="accent1"/>
@@ -4175,14 +5055,14 @@
       <w:szCs w:val="26"/>
     </w:rPr>
   </w:style>
-  <w:style w:type="character" w:customStyle="1" w:styleId="Heading3Char">
+  <w:style w:type="character" w:styleId="Heading3Char" w:customStyle="1">
     <w:name w:val="Heading 3 Char"/>
     <w:basedOn w:val="DefaultParagraphFont"/>
     <w:link w:val="Heading3"/>
     <w:uiPriority w:val="9"/>
     <w:rsid w:val="00FC693F"/>
     <w:rPr>
-      <w:rFonts w:asciiTheme="majorHAnsi" w:eastAsiaTheme="majorEastAsia" w:hAnsiTheme="majorHAnsi" w:cstheme="majorBidi"/>
+      <w:rFonts w:asciiTheme="majorHAnsi" w:hAnsiTheme="majorHAnsi" w:eastAsiaTheme="majorEastAsia" w:cstheme="majorBidi"/>
       <w:b/>
       <w:bCs/>
       <w:color w:val="4F81BD" w:themeColor="accent1"/>
@@ -4198,13 +5078,13 @@
     <w:rsid w:val="00FC693F"/>
     <w:pPr>
       <w:pBdr>
-        <w:bottom w:val="single" w:sz="8" w:space="4" w:color="4F81BD" w:themeColor="accent1"/>
+        <w:bottom w:val="single" w:color="4F81BD" w:themeColor="accent1" w:sz="8" w:space="4"/>
       </w:pBdr>
       <w:spacing w:after="300" w:line="240" w:lineRule="auto"/>
       <w:contextualSpacing/>
     </w:pPr>
     <w:rPr>
-      <w:rFonts w:asciiTheme="majorHAnsi" w:eastAsiaTheme="majorEastAsia" w:hAnsiTheme="majorHAnsi" w:cstheme="majorBidi"/>
+      <w:rFonts w:asciiTheme="majorHAnsi" w:hAnsiTheme="majorHAnsi" w:eastAsiaTheme="majorEastAsia" w:cstheme="majorBidi"/>
       <w:color w:val="17365D" w:themeColor="text2" w:themeShade="BF"/>
       <w:spacing w:val="5"/>
       <w:kern w:val="28"/>
@@ -4212,14 +5092,14 @@
       <w:szCs w:val="52"/>
     </w:rPr>
   </w:style>
-  <w:style w:type="character" w:customStyle="1" w:styleId="TitleChar">
+  <w:style w:type="character" w:styleId="TitleChar" w:customStyle="1">
     <w:name w:val="Title Char"/>
     <w:basedOn w:val="DefaultParagraphFont"/>
     <w:link w:val="Title"/>
     <w:uiPriority w:val="10"/>
     <w:rsid w:val="00FC693F"/>
     <w:rPr>
-      <w:rFonts w:asciiTheme="majorHAnsi" w:eastAsiaTheme="majorEastAsia" w:hAnsiTheme="majorHAnsi" w:cstheme="majorBidi"/>
+      <w:rFonts w:asciiTheme="majorHAnsi" w:hAnsiTheme="majorHAnsi" w:eastAsiaTheme="majorEastAsia" w:cstheme="majorBidi"/>
       <w:color w:val="17365D" w:themeColor="text2" w:themeShade="BF"/>
       <w:spacing w:val="5"/>
       <w:kern w:val="28"/>
@@ -4241,7 +5121,7 @@
       </w:numPr>
     </w:pPr>
     <w:rPr>
-      <w:rFonts w:asciiTheme="majorHAnsi" w:eastAsiaTheme="majorEastAsia" w:hAnsiTheme="majorHAnsi" w:cstheme="majorBidi"/>
+      <w:rFonts w:asciiTheme="majorHAnsi" w:hAnsiTheme="majorHAnsi" w:eastAsiaTheme="majorEastAsia" w:cstheme="majorBidi"/>
       <w:i/>
       <w:iCs/>
       <w:color w:val="4F81BD" w:themeColor="accent1"/>
@@ -4250,14 +5130,14 @@
       <w:szCs w:val="24"/>
     </w:rPr>
   </w:style>
-  <w:style w:type="character" w:customStyle="1" w:styleId="SubtitleChar">
+  <w:style w:type="character" w:styleId="SubtitleChar" w:customStyle="1">
     <w:name w:val="Subtitle Char"/>
     <w:basedOn w:val="DefaultParagraphFont"/>
     <w:link w:val="Subtitle"/>
     <w:uiPriority w:val="11"/>
     <w:rsid w:val="00FC693F"/>
     <w:rPr>
-      <w:rFonts w:asciiTheme="majorHAnsi" w:eastAsiaTheme="majorEastAsia" w:hAnsiTheme="majorHAnsi" w:cstheme="majorBidi"/>
+      <w:rFonts w:asciiTheme="majorHAnsi" w:hAnsiTheme="majorHAnsi" w:eastAsiaTheme="majorEastAsia" w:cstheme="majorBidi"/>
       <w:i/>
       <w:iCs/>
       <w:color w:val="4F81BD" w:themeColor="accent1"/>
@@ -4288,7 +5168,7 @@
       <w:spacing w:after="120"/>
     </w:pPr>
   </w:style>
-  <w:style w:type="character" w:customStyle="1" w:styleId="BodyTextChar">
+  <w:style w:type="character" w:styleId="BodyTextChar" w:customStyle="1">
     <w:name w:val="Body Text Char"/>
     <w:basedOn w:val="DefaultParagraphFont"/>
     <w:link w:val="BodyText"/>
@@ -4306,7 +5186,7 @@
       <w:spacing w:after="120" w:line="480" w:lineRule="auto"/>
     </w:pPr>
   </w:style>
-  <w:style w:type="character" w:customStyle="1" w:styleId="BodyText2Char">
+  <w:style w:type="character" w:styleId="BodyText2Char" w:customStyle="1">
     <w:name w:val="Body Text 2 Char"/>
     <w:basedOn w:val="DefaultParagraphFont"/>
     <w:link w:val="BodyText2"/>
@@ -4328,7 +5208,7 @@
       <w:szCs w:val="16"/>
     </w:rPr>
   </w:style>
-  <w:style w:type="character" w:customStyle="1" w:styleId="BodyText3Char">
+  <w:style w:type="character" w:styleId="BodyText3Char" w:customStyle="1">
     <w:name w:val="Body Text 3 Char"/>
     <w:basedOn w:val="DefaultParagraphFont"/>
     <w:link w:val="BodyText3"/>
@@ -4509,7 +5389,7 @@
       <w:szCs w:val="20"/>
     </w:rPr>
   </w:style>
-  <w:style w:type="character" w:customStyle="1" w:styleId="MacroTextChar">
+  <w:style w:type="character" w:styleId="MacroTextChar" w:customStyle="1">
     <w:name w:val="Macro Text Char"/>
     <w:basedOn w:val="DefaultParagraphFont"/>
     <w:link w:val="MacroText"/>
@@ -4535,7 +5415,7 @@
       <w:color w:val="000000" w:themeColor="text1"/>
     </w:rPr>
   </w:style>
-  <w:style w:type="character" w:customStyle="1" w:styleId="QuoteChar">
+  <w:style w:type="character" w:styleId="QuoteChar" w:customStyle="1">
     <w:name w:val="Quote Char"/>
     <w:basedOn w:val="DefaultParagraphFont"/>
     <w:link w:val="Quote"/>
@@ -4547,7 +5427,7 @@
       <w:color w:val="000000" w:themeColor="text1"/>
     </w:rPr>
   </w:style>
-  <w:style w:type="character" w:customStyle="1" w:styleId="Heading4Char">
+  <w:style w:type="character" w:styleId="Heading4Char" w:customStyle="1">
     <w:name w:val="Heading 4 Char"/>
     <w:basedOn w:val="DefaultParagraphFont"/>
     <w:link w:val="Heading4"/>
@@ -4555,7 +5435,7 @@
     <w:semiHidden/>
     <w:rsid w:val="00FC693F"/>
     <w:rPr>
-      <w:rFonts w:asciiTheme="majorHAnsi" w:eastAsiaTheme="majorEastAsia" w:hAnsiTheme="majorHAnsi" w:cstheme="majorBidi"/>
+      <w:rFonts w:asciiTheme="majorHAnsi" w:hAnsiTheme="majorHAnsi" w:eastAsiaTheme="majorEastAsia" w:cstheme="majorBidi"/>
       <w:b/>
       <w:bCs/>
       <w:i/>
@@ -4563,7 +5443,7 @@
       <w:color w:val="4F81BD" w:themeColor="accent1"/>
     </w:rPr>
   </w:style>
-  <w:style w:type="character" w:customStyle="1" w:styleId="Heading5Char">
+  <w:style w:type="character" w:styleId="Heading5Char" w:customStyle="1">
     <w:name w:val="Heading 5 Char"/>
     <w:basedOn w:val="DefaultParagraphFont"/>
     <w:link w:val="Heading5"/>
@@ -4571,11 +5451,11 @@
     <w:semiHidden/>
     <w:rsid w:val="00FC693F"/>
     <w:rPr>
-      <w:rFonts w:asciiTheme="majorHAnsi" w:eastAsiaTheme="majorEastAsia" w:hAnsiTheme="majorHAnsi" w:cstheme="majorBidi"/>
+      <w:rFonts w:asciiTheme="majorHAnsi" w:hAnsiTheme="majorHAnsi" w:eastAsiaTheme="majorEastAsia" w:cstheme="majorBidi"/>
       <w:color w:val="243F60" w:themeColor="accent1" w:themeShade="7F"/>
     </w:rPr>
   </w:style>
-  <w:style w:type="character" w:customStyle="1" w:styleId="Heading6Char">
+  <w:style w:type="character" w:styleId="Heading6Char" w:customStyle="1">
     <w:name w:val="Heading 6 Char"/>
     <w:basedOn w:val="DefaultParagraphFont"/>
     <w:link w:val="Heading6"/>
@@ -4583,13 +5463,13 @@
     <w:semiHidden/>
     <w:rsid w:val="00FC693F"/>
     <w:rPr>
-      <w:rFonts w:asciiTheme="majorHAnsi" w:eastAsiaTheme="majorEastAsia" w:hAnsiTheme="majorHAnsi" w:cstheme="majorBidi"/>
+      <w:rFonts w:asciiTheme="majorHAnsi" w:hAnsiTheme="majorHAnsi" w:eastAsiaTheme="majorEastAsia" w:cstheme="majorBidi"/>
       <w:i/>
       <w:iCs/>
       <w:color w:val="243F60" w:themeColor="accent1" w:themeShade="7F"/>
     </w:rPr>
   </w:style>
-  <w:style w:type="character" w:customStyle="1" w:styleId="Heading7Char">
+  <w:style w:type="character" w:styleId="Heading7Char" w:customStyle="1">
     <w:name w:val="Heading 7 Char"/>
     <w:basedOn w:val="DefaultParagraphFont"/>
     <w:link w:val="Heading7"/>
@@ -4597,13 +5477,13 @@
     <w:semiHidden/>
     <w:rsid w:val="00FC693F"/>
     <w:rPr>
-      <w:rFonts w:asciiTheme="majorHAnsi" w:eastAsiaTheme="majorEastAsia" w:hAnsiTheme="majorHAnsi" w:cstheme="majorBidi"/>
+      <w:rFonts w:asciiTheme="majorHAnsi" w:hAnsiTheme="majorHAnsi" w:eastAsiaTheme="majorEastAsia" w:cstheme="majorBidi"/>
       <w:i/>
       <w:iCs/>
       <w:color w:val="404040" w:themeColor="text1" w:themeTint="BF"/>
     </w:rPr>
   </w:style>
-  <w:style w:type="character" w:customStyle="1" w:styleId="Heading8Char">
+  <w:style w:type="character" w:styleId="Heading8Char" w:customStyle="1">
     <w:name w:val="Heading 8 Char"/>
     <w:basedOn w:val="DefaultParagraphFont"/>
     <w:link w:val="Heading8"/>
@@ -4611,13 +5491,13 @@
     <w:semiHidden/>
     <w:rsid w:val="00FC693F"/>
     <w:rPr>
-      <w:rFonts w:asciiTheme="majorHAnsi" w:eastAsiaTheme="majorEastAsia" w:hAnsiTheme="majorHAnsi" w:cstheme="majorBidi"/>
+      <w:rFonts w:asciiTheme="majorHAnsi" w:hAnsiTheme="majorHAnsi" w:eastAsiaTheme="majorEastAsia" w:cstheme="majorBidi"/>
       <w:color w:val="4F81BD" w:themeColor="accent1"/>
       <w:sz w:val="20"/>
       <w:szCs w:val="20"/>
     </w:rPr>
   </w:style>
-  <w:style w:type="character" w:customStyle="1" w:styleId="Heading9Char">
+  <w:style w:type="character" w:styleId="Heading9Char" w:customStyle="1">
     <w:name w:val="Heading 9 Char"/>
     <w:basedOn w:val="DefaultParagraphFont"/>
     <w:link w:val="Heading9"/>
@@ -4625,7 +5505,7 @@
     <w:semiHidden/>
     <w:rsid w:val="00FC693F"/>
     <w:rPr>
-      <w:rFonts w:asciiTheme="majorHAnsi" w:eastAsiaTheme="majorEastAsia" w:hAnsiTheme="majorHAnsi" w:cstheme="majorBidi"/>
+      <w:rFonts w:asciiTheme="majorHAnsi" w:hAnsiTheme="majorHAnsi" w:eastAsiaTheme="majorEastAsia" w:cstheme="majorBidi"/>
       <w:i/>
       <w:iCs/>
       <w:color w:val="404040" w:themeColor="text1" w:themeTint="BF"/>
@@ -4685,7 +5565,7 @@
     <w:rsid w:val="00FC693F"/>
     <w:pPr>
       <w:pBdr>
-        <w:bottom w:val="single" w:sz="4" w:space="4" w:color="4F81BD" w:themeColor="accent1"/>
+        <w:bottom w:val="single" w:color="4F81BD" w:themeColor="accent1" w:sz="4" w:space="4"/>
       </w:pBdr>
       <w:spacing w:before="200" w:after="280"/>
       <w:ind w:left="936" w:right="936"/>
@@ -4698,7 +5578,7 @@
       <w:color w:val="4F81BD" w:themeColor="accent1"/>
     </w:rPr>
   </w:style>
-  <w:style w:type="character" w:customStyle="1" w:styleId="IntenseQuoteChar">
+  <w:style w:type="character" w:styleId="IntenseQuoteChar" w:customStyle="1">
     <w:name w:val="Intense Quote Char"/>
     <w:basedOn w:val="DefaultParagraphFont"/>
     <w:link w:val="IntenseQuote"/>
@@ -4801,12 +5681,12 @@
     </w:pPr>
     <w:tblPr>
       <w:tblBorders>
-        <w:top w:val="single" w:sz="4" w:space="0" w:color="auto"/>
-        <w:left w:val="single" w:sz="4" w:space="0" w:color="auto"/>
-        <w:bottom w:val="single" w:sz="4" w:space="0" w:color="auto"/>
-        <w:right w:val="single" w:sz="4" w:space="0" w:color="auto"/>
-        <w:insideH w:val="single" w:sz="4" w:space="0" w:color="auto"/>
-        <w:insideV w:val="single" w:sz="4" w:space="0" w:color="auto"/>
+        <w:top w:val="single" w:color="auto" w:sz="4" w:space="0"/>
+        <w:left w:val="single" w:color="auto" w:sz="4" w:space="0"/>
+        <w:bottom w:val="single" w:color="auto" w:sz="4" w:space="0"/>
+        <w:right w:val="single" w:color="auto" w:sz="4" w:space="0"/>
+        <w:insideH w:val="single" w:color="auto" w:sz="4" w:space="0"/>
+        <w:insideV w:val="single" w:color="auto" w:sz="4" w:space="0"/>
       </w:tblBorders>
     </w:tblPr>
   </w:style>
@@ -4825,8 +5705,8 @@
       <w:tblStyleRowBandSize w:val="1"/>
       <w:tblStyleColBandSize w:val="1"/>
       <w:tblBorders>
-        <w:top w:val="single" w:sz="8" w:space="0" w:color="000000" w:themeColor="text1"/>
-        <w:bottom w:val="single" w:sz="8" w:space="0" w:color="000000" w:themeColor="text1"/>
+        <w:top w:val="single" w:color="000000" w:themeColor="text1" w:sz="8" w:space="0"/>
+        <w:bottom w:val="single" w:color="000000" w:themeColor="text1" w:sz="8" w:space="0"/>
       </w:tblBorders>
     </w:tblPr>
     <w:tblStylePr w:type="firstRow">
@@ -4840,9 +5720,9 @@
       <w:tblPr/>
       <w:tcPr>
         <w:tcBorders>
-          <w:top w:val="single" w:sz="8" w:space="0" w:color="000000" w:themeColor="text1"/>
-          <w:left w:val="nil"/>
-          <w:bottom w:val="single" w:sz="8" w:space="0" w:color="000000" w:themeColor="text1"/>
+          <w:top w:val="single" w:color="000000" w:themeColor="text1" w:sz="8" w:space="0"/>
+          <w:left w:val="nil"/>
+          <w:bottom w:val="single" w:color="000000" w:themeColor="text1" w:sz="8" w:space="0"/>
           <w:right w:val="nil"/>
           <w:insideH w:val="nil"/>
           <w:insideV w:val="nil"/>
@@ -4860,9 +5740,9 @@
       <w:tblPr/>
       <w:tcPr>
         <w:tcBorders>
-          <w:top w:val="single" w:sz="8" w:space="0" w:color="000000" w:themeColor="text1"/>
-          <w:left w:val="nil"/>
-          <w:bottom w:val="single" w:sz="8" w:space="0" w:color="000000" w:themeColor="text1"/>
+          <w:top w:val="single" w:color="000000" w:themeColor="text1" w:sz="8" w:space="0"/>
+          <w:left w:val="nil"/>
+          <w:bottom w:val="single" w:color="000000" w:themeColor="text1" w:sz="8" w:space="0"/>
           <w:right w:val="nil"/>
           <w:insideH w:val="nil"/>
           <w:insideV w:val="nil"/>
@@ -4921,8 +5801,8 @@
       <w:tblStyleRowBandSize w:val="1"/>
       <w:tblStyleColBandSize w:val="1"/>
       <w:tblBorders>
-        <w:top w:val="single" w:sz="8" w:space="0" w:color="4F81BD" w:themeColor="accent1"/>
-        <w:bottom w:val="single" w:sz="8" w:space="0" w:color="4F81BD" w:themeColor="accent1"/>
+        <w:top w:val="single" w:color="4F81BD" w:themeColor="accent1" w:sz="8" w:space="0"/>
+        <w:bottom w:val="single" w:color="4F81BD" w:themeColor="accent1" w:sz="8" w:space="0"/>
       </w:tblBorders>
     </w:tblPr>
     <w:tblStylePr w:type="firstRow">
@@ -4936,9 +5816,9 @@
       <w:tblPr/>
       <w:tcPr>
         <w:tcBorders>
-          <w:top w:val="single" w:sz="8" w:space="0" w:color="4F81BD" w:themeColor="accent1"/>
-          <w:left w:val="nil"/>
-          <w:bottom w:val="single" w:sz="8" w:space="0" w:color="4F81BD" w:themeColor="accent1"/>
+          <w:top w:val="single" w:color="4F81BD" w:themeColor="accent1" w:sz="8" w:space="0"/>
+          <w:left w:val="nil"/>
+          <w:bottom w:val="single" w:color="4F81BD" w:themeColor="accent1" w:sz="8" w:space="0"/>
           <w:right w:val="nil"/>
           <w:insideH w:val="nil"/>
           <w:insideV w:val="nil"/>
@@ -4956,9 +5836,9 @@
       <w:tblPr/>
       <w:tcPr>
         <w:tcBorders>
-          <w:top w:val="single" w:sz="8" w:space="0" w:color="4F81BD" w:themeColor="accent1"/>
-          <w:left w:val="nil"/>
-          <w:bottom w:val="single" w:sz="8" w:space="0" w:color="4F81BD" w:themeColor="accent1"/>
+          <w:top w:val="single" w:color="4F81BD" w:themeColor="accent1" w:sz="8" w:space="0"/>
+          <w:left w:val="nil"/>
+          <w:bottom w:val="single" w:color="4F81BD" w:themeColor="accent1" w:sz="8" w:space="0"/>
           <w:right w:val="nil"/>
           <w:insideH w:val="nil"/>
           <w:insideV w:val="nil"/>
@@ -5017,8 +5897,8 @@
       <w:tblStyleRowBandSize w:val="1"/>
       <w:tblStyleColBandSize w:val="1"/>
       <w:tblBorders>
-        <w:top w:val="single" w:sz="8" w:space="0" w:color="C0504D" w:themeColor="accent2"/>
-        <w:bottom w:val="single" w:sz="8" w:space="0" w:color="C0504D" w:themeColor="accent2"/>
+        <w:top w:val="single" w:color="C0504D" w:themeColor="accent2" w:sz="8" w:space="0"/>
+        <w:bottom w:val="single" w:color="C0504D" w:themeColor="accent2" w:sz="8" w:space="0"/>
       </w:tblBorders>
     </w:tblPr>
     <w:tblStylePr w:type="firstRow">
@@ -5032,9 +5912,9 @@
       <w:tblPr/>
       <w:tcPr>
         <w:tcBorders>
-          <w:top w:val="single" w:sz="8" w:space="0" w:color="C0504D" w:themeColor="accent2"/>
-          <w:left w:val="nil"/>
-          <w:bottom w:val="single" w:sz="8" w:space="0" w:color="C0504D" w:themeColor="accent2"/>
+          <w:top w:val="single" w:color="C0504D" w:themeColor="accent2" w:sz="8" w:space="0"/>
+          <w:left w:val="nil"/>
+          <w:bottom w:val="single" w:color="C0504D" w:themeColor="accent2" w:sz="8" w:space="0"/>
           <w:right w:val="nil"/>
           <w:insideH w:val="nil"/>
           <w:insideV w:val="nil"/>
@@ -5052,9 +5932,9 @@
       <w:tblPr/>
       <w:tcPr>
         <w:tcBorders>
-          <w:top w:val="single" w:sz="8" w:space="0" w:color="C0504D" w:themeColor="accent2"/>
-          <w:left w:val="nil"/>
-          <w:bottom w:val="single" w:sz="8" w:space="0" w:color="C0504D" w:themeColor="accent2"/>
+          <w:top w:val="single" w:color="C0504D" w:themeColor="accent2" w:sz="8" w:space="0"/>
+          <w:left w:val="nil"/>
+          <w:bottom w:val="single" w:color="C0504D" w:themeColor="accent2" w:sz="8" w:space="0"/>
           <w:right w:val="nil"/>
           <w:insideH w:val="nil"/>
           <w:insideV w:val="nil"/>
@@ -5113,8 +5993,8 @@
       <w:tblStyleRowBandSize w:val="1"/>
       <w:tblStyleColBandSize w:val="1"/>
       <w:tblBorders>
-        <w:top w:val="single" w:sz="8" w:space="0" w:color="9BBB59" w:themeColor="accent3"/>
-        <w:bottom w:val="single" w:sz="8" w:space="0" w:color="9BBB59" w:themeColor="accent3"/>
+        <w:top w:val="single" w:color="9BBB59" w:themeColor="accent3" w:sz="8" w:space="0"/>
+        <w:bottom w:val="single" w:color="9BBB59" w:themeColor="accent3" w:sz="8" w:space="0"/>
       </w:tblBorders>
     </w:tblPr>
     <w:tblStylePr w:type="firstRow">
@@ -5128,9 +6008,9 @@
       <w:tblPr/>
       <w:tcPr>
         <w:tcBorders>
-          <w:top w:val="single" w:sz="8" w:space="0" w:color="9BBB59" w:themeColor="accent3"/>
-          <w:left w:val="nil"/>
-          <w:bottom w:val="single" w:sz="8" w:space="0" w:color="9BBB59" w:themeColor="accent3"/>
+          <w:top w:val="single" w:color="9BBB59" w:themeColor="accent3" w:sz="8" w:space="0"/>
+          <w:left w:val="nil"/>
+          <w:bottom w:val="single" w:color="9BBB59" w:themeColor="accent3" w:sz="8" w:space="0"/>
           <w:right w:val="nil"/>
           <w:insideH w:val="nil"/>
           <w:insideV w:val="nil"/>
@@ -5148,9 +6028,9 @@
       <w:tblPr/>
       <w:tcPr>
         <w:tcBorders>
-          <w:top w:val="single" w:sz="8" w:space="0" w:color="9BBB59" w:themeColor="accent3"/>
-          <w:left w:val="nil"/>
-          <w:bottom w:val="single" w:sz="8" w:space="0" w:color="9BBB59" w:themeColor="accent3"/>
+          <w:top w:val="single" w:color="9BBB59" w:themeColor="accent3" w:sz="8" w:space="0"/>
+          <w:left w:val="nil"/>
+          <w:bottom w:val="single" w:color="9BBB59" w:themeColor="accent3" w:sz="8" w:space="0"/>
           <w:right w:val="nil"/>
           <w:insideH w:val="nil"/>
           <w:insideV w:val="nil"/>
@@ -5209,8 +6089,8 @@
       <w:tblStyleRowBandSize w:val="1"/>
       <w:tblStyleColBandSize w:val="1"/>
       <w:tblBorders>
-        <w:top w:val="single" w:sz="8" w:space="0" w:color="8064A2" w:themeColor="accent4"/>
-        <w:bottom w:val="single" w:sz="8" w:space="0" w:color="8064A2" w:themeColor="accent4"/>
+        <w:top w:val="single" w:color="8064A2" w:themeColor="accent4" w:sz="8" w:space="0"/>
+        <w:bottom w:val="single" w:color="8064A2" w:themeColor="accent4" w:sz="8" w:space="0"/>
       </w:tblBorders>
     </w:tblPr>
     <w:tblStylePr w:type="firstRow">
@@ -5224,9 +6104,9 @@
       <w:tblPr/>
       <w:tcPr>
         <w:tcBorders>
-          <w:top w:val="single" w:sz="8" w:space="0" w:color="8064A2" w:themeColor="accent4"/>
-          <w:left w:val="nil"/>
-          <w:bottom w:val="single" w:sz="8" w:space="0" w:color="8064A2" w:themeColor="accent4"/>
+          <w:top w:val="single" w:color="8064A2" w:themeColor="accent4" w:sz="8" w:space="0"/>
+          <w:left w:val="nil"/>
+          <w:bottom w:val="single" w:color="8064A2" w:themeColor="accent4" w:sz="8" w:space="0"/>
           <w:right w:val="nil"/>
           <w:insideH w:val="nil"/>
           <w:insideV w:val="nil"/>
@@ -5244,9 +6124,9 @@
       <w:tblPr/>
       <w:tcPr>
         <w:tcBorders>
-          <w:top w:val="single" w:sz="8" w:space="0" w:color="8064A2" w:themeColor="accent4"/>
-          <w:left w:val="nil"/>
-          <w:bottom w:val="single" w:sz="8" w:space="0" w:color="8064A2" w:themeColor="accent4"/>
+          <w:top w:val="single" w:color="8064A2" w:themeColor="accent4" w:sz="8" w:space="0"/>
+          <w:left w:val="nil"/>
+          <w:bottom w:val="single" w:color="8064A2" w:themeColor="accent4" w:sz="8" w:space="0"/>
           <w:right w:val="nil"/>
           <w:insideH w:val="nil"/>
           <w:insideV w:val="nil"/>
@@ -5305,8 +6185,8 @@
       <w:tblStyleRowBandSize w:val="1"/>
       <w:tblStyleColBandSize w:val="1"/>
       <w:tblBorders>
-        <w:top w:val="single" w:sz="8" w:space="0" w:color="4BACC6" w:themeColor="accent5"/>
-        <w:bottom w:val="single" w:sz="8" w:space="0" w:color="4BACC6" w:themeColor="accent5"/>
+        <w:top w:val="single" w:color="4BACC6" w:themeColor="accent5" w:sz="8" w:space="0"/>
+        <w:bottom w:val="single" w:color="4BACC6" w:themeColor="accent5" w:sz="8" w:space="0"/>
       </w:tblBorders>
     </w:tblPr>
     <w:tblStylePr w:type="firstRow">
@@ -5320,9 +6200,9 @@
       <w:tblPr/>
       <w:tcPr>
         <w:tcBorders>
-          <w:top w:val="single" w:sz="8" w:space="0" w:color="4BACC6" w:themeColor="accent5"/>
-          <w:left w:val="nil"/>
-          <w:bottom w:val="single" w:sz="8" w:space="0" w:color="4BACC6" w:themeColor="accent5"/>
+          <w:top w:val="single" w:color="4BACC6" w:themeColor="accent5" w:sz="8" w:space="0"/>
+          <w:left w:val="nil"/>
+          <w:bottom w:val="single" w:color="4BACC6" w:themeColor="accent5" w:sz="8" w:space="0"/>
           <w:right w:val="nil"/>
           <w:insideH w:val="nil"/>
           <w:insideV w:val="nil"/>
@@ -5340,9 +6220,9 @@
       <w:tblPr/>
       <w:tcPr>
         <w:tcBorders>
-          <w:top w:val="single" w:sz="8" w:space="0" w:color="4BACC6" w:themeColor="accent5"/>
-          <w:left w:val="nil"/>
-          <w:bottom w:val="single" w:sz="8" w:space="0" w:color="4BACC6" w:themeColor="accent5"/>
+          <w:top w:val="single" w:color="4BACC6" w:themeColor="accent5" w:sz="8" w:space="0"/>
+          <w:left w:val="nil"/>
+          <w:bottom w:val="single" w:color="4BACC6" w:themeColor="accent5" w:sz="8" w:space="0"/>
           <w:right w:val="nil"/>
           <w:insideH w:val="nil"/>
           <w:insideV w:val="nil"/>
@@ -5401,8 +6281,8 @@
       <w:tblStyleRowBandSize w:val="1"/>
       <w:tblStyleColBandSize w:val="1"/>
       <w:tblBorders>
-        <w:top w:val="single" w:sz="8" w:space="0" w:color="F79646" w:themeColor="accent6"/>
-        <w:bottom w:val="single" w:sz="8" w:space="0" w:color="F79646" w:themeColor="accent6"/>
+        <w:top w:val="single" w:color="F79646" w:themeColor="accent6" w:sz="8" w:space="0"/>
+        <w:bottom w:val="single" w:color="F79646" w:themeColor="accent6" w:sz="8" w:space="0"/>
       </w:tblBorders>
     </w:tblPr>
     <w:tblStylePr w:type="firstRow">
@@ -5416,9 +6296,9 @@
       <w:tblPr/>
       <w:tcPr>
         <w:tcBorders>
-          <w:top w:val="single" w:sz="8" w:space="0" w:color="F79646" w:themeColor="accent6"/>
-          <w:left w:val="nil"/>
-          <w:bottom w:val="single" w:sz="8" w:space="0" w:color="F79646" w:themeColor="accent6"/>
+          <w:top w:val="single" w:color="F79646" w:themeColor="accent6" w:sz="8" w:space="0"/>
+          <w:left w:val="nil"/>
+          <w:bottom w:val="single" w:color="F79646" w:themeColor="accent6" w:sz="8" w:space="0"/>
           <w:right w:val="nil"/>
           <w:insideH w:val="nil"/>
           <w:insideV w:val="nil"/>
@@ -5436,9 +6316,9 @@
       <w:tblPr/>
       <w:tcPr>
         <w:tcBorders>
-          <w:top w:val="single" w:sz="8" w:space="0" w:color="F79646" w:themeColor="accent6"/>
-          <w:left w:val="nil"/>
-          <w:bottom w:val="single" w:sz="8" w:space="0" w:color="F79646" w:themeColor="accent6"/>
+          <w:top w:val="single" w:color="F79646" w:themeColor="accent6" w:sz="8" w:space="0"/>
+          <w:left w:val="nil"/>
+          <w:bottom w:val="single" w:color="F79646" w:themeColor="accent6" w:sz="8" w:space="0"/>
           <w:right w:val="nil"/>
           <w:insideH w:val="nil"/>
           <w:insideV w:val="nil"/>
@@ -5494,10 +6374,10 @@
       <w:tblStyleRowBandSize w:val="1"/>
       <w:tblStyleColBandSize w:val="1"/>
       <w:tblBorders>
-        <w:top w:val="single" w:sz="8" w:space="0" w:color="000000" w:themeColor="text1"/>
-        <w:left w:val="single" w:sz="8" w:space="0" w:color="000000" w:themeColor="text1"/>
-        <w:bottom w:val="single" w:sz="8" w:space="0" w:color="000000" w:themeColor="text1"/>
-        <w:right w:val="single" w:sz="8" w:space="0" w:color="000000" w:themeColor="text1"/>
+        <w:top w:val="single" w:color="000000" w:themeColor="text1" w:sz="8" w:space="0"/>
+        <w:left w:val="single" w:color="000000" w:themeColor="text1" w:sz="8" w:space="0"/>
+        <w:bottom w:val="single" w:color="000000" w:themeColor="text1" w:sz="8" w:space="0"/>
+        <w:right w:val="single" w:color="000000" w:themeColor="text1" w:sz="8" w:space="0"/>
       </w:tblBorders>
     </w:tblPr>
     <w:tblStylePr w:type="firstRow">
@@ -5525,10 +6405,10 @@
       <w:tblPr/>
       <w:tcPr>
         <w:tcBorders>
-          <w:top w:val="double" w:sz="6" w:space="0" w:color="000000" w:themeColor="text1"/>
-          <w:left w:val="single" w:sz="8" w:space="0" w:color="000000" w:themeColor="text1"/>
-          <w:bottom w:val="single" w:sz="8" w:space="0" w:color="000000" w:themeColor="text1"/>
-          <w:right w:val="single" w:sz="8" w:space="0" w:color="000000" w:themeColor="text1"/>
+          <w:top w:val="double" w:color="000000" w:themeColor="text1" w:sz="6" w:space="0"/>
+          <w:left w:val="single" w:color="000000" w:themeColor="text1" w:sz="8" w:space="0"/>
+          <w:bottom w:val="single" w:color="000000" w:themeColor="text1" w:sz="8" w:space="0"/>
+          <w:right w:val="single" w:color="000000" w:themeColor="text1" w:sz="8" w:space="0"/>
         </w:tcBorders>
       </w:tcPr>
     </w:tblStylePr>
@@ -5548,10 +6428,10 @@
       <w:tblPr/>
       <w:tcPr>
         <w:tcBorders>
-          <w:top w:val="single" w:sz="8" w:space="0" w:color="000000" w:themeColor="text1"/>
-          <w:left w:val="single" w:sz="8" w:space="0" w:color="000000" w:themeColor="text1"/>
-          <w:bottom w:val="single" w:sz="8" w:space="0" w:color="000000" w:themeColor="text1"/>
-          <w:right w:val="single" w:sz="8" w:space="0" w:color="000000" w:themeColor="text1"/>
+          <w:top w:val="single" w:color="000000" w:themeColor="text1" w:sz="8" w:space="0"/>
+          <w:left w:val="single" w:color="000000" w:themeColor="text1" w:sz="8" w:space="0"/>
+          <w:bottom w:val="single" w:color="000000" w:themeColor="text1" w:sz="8" w:space="0"/>
+          <w:right w:val="single" w:color="000000" w:themeColor="text1" w:sz="8" w:space="0"/>
         </w:tcBorders>
       </w:tcPr>
     </w:tblStylePr>
@@ -5559,10 +6439,10 @@
       <w:tblPr/>
       <w:tcPr>
         <w:tcBorders>
-          <w:top w:val="single" w:sz="8" w:space="0" w:color="000000" w:themeColor="text1"/>
-          <w:left w:val="single" w:sz="8" w:space="0" w:color="000000" w:themeColor="text1"/>
-          <w:bottom w:val="single" w:sz="8" w:space="0" w:color="000000" w:themeColor="text1"/>
-          <w:right w:val="single" w:sz="8" w:space="0" w:color="000000" w:themeColor="text1"/>
+          <w:top w:val="single" w:color="000000" w:themeColor="text1" w:sz="8" w:space="0"/>
+          <w:left w:val="single" w:color="000000" w:themeColor="text1" w:sz="8" w:space="0"/>
+          <w:bottom w:val="single" w:color="000000" w:themeColor="text1" w:sz="8" w:space="0"/>
+          <w:right w:val="single" w:color="000000" w:themeColor="text1" w:sz="8" w:space="0"/>
         </w:tcBorders>
       </w:tcPr>
     </w:tblStylePr>
@@ -5579,10 +6459,10 @@
       <w:tblStyleRowBandSize w:val="1"/>
       <w:tblStyleColBandSize w:val="1"/>
       <w:tblBorders>
-        <w:top w:val="single" w:sz="8" w:space="0" w:color="4F81BD" w:themeColor="accent1"/>
-        <w:left w:val="single" w:sz="8" w:space="0" w:color="4F81BD" w:themeColor="accent1"/>
-        <w:bottom w:val="single" w:sz="8" w:space="0" w:color="4F81BD" w:themeColor="accent1"/>
-        <w:right w:val="single" w:sz="8" w:space="0" w:color="4F81BD" w:themeColor="accent1"/>
+        <w:top w:val="single" w:color="4F81BD" w:themeColor="accent1" w:sz="8" w:space="0"/>
+        <w:left w:val="single" w:color="4F81BD" w:themeColor="accent1" w:sz="8" w:space="0"/>
+        <w:bottom w:val="single" w:color="4F81BD" w:themeColor="accent1" w:sz="8" w:space="0"/>
+        <w:right w:val="single" w:color="4F81BD" w:themeColor="accent1" w:sz="8" w:space="0"/>
       </w:tblBorders>
     </w:tblPr>
     <w:tblStylePr w:type="firstRow">
@@ -5610,10 +6490,10 @@
       <w:tblPr/>
       <w:tcPr>
         <w:tcBorders>
-          <w:top w:val="double" w:sz="6" w:space="0" w:color="4F81BD" w:themeColor="accent1"/>
-          <w:left w:val="single" w:sz="8" w:space="0" w:color="4F81BD" w:themeColor="accent1"/>
-          <w:bottom w:val="single" w:sz="8" w:space="0" w:color="4F81BD" w:themeColor="accent1"/>
-          <w:right w:val="single" w:sz="8" w:space="0" w:color="4F81BD" w:themeColor="accent1"/>
+          <w:top w:val="double" w:color="4F81BD" w:themeColor="accent1" w:sz="6" w:space="0"/>
+          <w:left w:val="single" w:color="4F81BD" w:themeColor="accent1" w:sz="8" w:space="0"/>
+          <w:bottom w:val="single" w:color="4F81BD" w:themeColor="accent1" w:sz="8" w:space="0"/>
+          <w:right w:val="single" w:color="4F81BD" w:themeColor="accent1" w:sz="8" w:space="0"/>
         </w:tcBorders>
       </w:tcPr>
     </w:tblStylePr>
@@ -5633,10 +6513,10 @@
       <w:tblPr/>
       <w:tcPr>
         <w:tcBorders>
-          <w:top w:val="single" w:sz="8" w:space="0" w:color="4F81BD" w:themeColor="accent1"/>
-          <w:left w:val="single" w:sz="8" w:space="0" w:color="4F81BD" w:themeColor="accent1"/>
-          <w:bottom w:val="single" w:sz="8" w:space="0" w:color="4F81BD" w:themeColor="accent1"/>
-          <w:right w:val="single" w:sz="8" w:space="0" w:color="4F81BD" w:themeColor="accent1"/>
+          <w:top w:val="single" w:color="4F81BD" w:themeColor="accent1" w:sz="8" w:space="0"/>
+          <w:left w:val="single" w:color="4F81BD" w:themeColor="accent1" w:sz="8" w:space="0"/>
+          <w:bottom w:val="single" w:color="4F81BD" w:themeColor="accent1" w:sz="8" w:space="0"/>
+          <w:right w:val="single" w:color="4F81BD" w:themeColor="accent1" w:sz="8" w:space="0"/>
         </w:tcBorders>
       </w:tcPr>
     </w:tblStylePr>
@@ -5644,10 +6524,10 @@
       <w:tblPr/>
       <w:tcPr>
         <w:tcBorders>
-          <w:top w:val="single" w:sz="8" w:space="0" w:color="4F81BD" w:themeColor="accent1"/>
-          <w:left w:val="single" w:sz="8" w:space="0" w:color="4F81BD" w:themeColor="accent1"/>
-          <w:bottom w:val="single" w:sz="8" w:space="0" w:color="4F81BD" w:themeColor="accent1"/>
-          <w:right w:val="single" w:sz="8" w:space="0" w:color="4F81BD" w:themeColor="accent1"/>
+          <w:top w:val="single" w:color="4F81BD" w:themeColor="accent1" w:sz="8" w:space="0"/>
+          <w:left w:val="single" w:color="4F81BD" w:themeColor="accent1" w:sz="8" w:space="0"/>
+          <w:bottom w:val="single" w:color="4F81BD" w:themeColor="accent1" w:sz="8" w:space="0"/>
+          <w:right w:val="single" w:color="4F81BD" w:themeColor="accent1" w:sz="8" w:space="0"/>
         </w:tcBorders>
       </w:tcPr>
     </w:tblStylePr>
@@ -5664,10 +6544,10 @@
       <w:tblStyleRowBandSize w:val="1"/>
       <w:tblStyleColBandSize w:val="1"/>
       <w:tblBorders>
-        <w:top w:val="single" w:sz="8" w:space="0" w:color="C0504D" w:themeColor="accent2"/>
-        <w:left w:val="single" w:sz="8" w:space="0" w:color="C0504D" w:themeColor="accent2"/>
-        <w:bottom w:val="single" w:sz="8" w:space="0" w:color="C0504D" w:themeColor="accent2"/>
-        <w:right w:val="single" w:sz="8" w:space="0" w:color="C0504D" w:themeColor="accent2"/>
+        <w:top w:val="single" w:color="C0504D" w:themeColor="accent2" w:sz="8" w:space="0"/>
+        <w:left w:val="single" w:color="C0504D" w:themeColor="accent2" w:sz="8" w:space="0"/>
+        <w:bottom w:val="single" w:color="C0504D" w:themeColor="accent2" w:sz="8" w:space="0"/>
+        <w:right w:val="single" w:color="C0504D" w:themeColor="accent2" w:sz="8" w:space="0"/>
       </w:tblBorders>
     </w:tblPr>
     <w:tblStylePr w:type="firstRow">
@@ -5695,10 +6575,10 @@
       <w:tblPr/>
       <w:tcPr>
         <w:tcBorders>
-          <w:top w:val="double" w:sz="6" w:space="0" w:color="C0504D" w:themeColor="accent2"/>
-          <w:left w:val="single" w:sz="8" w:space="0" w:color="C0504D" w:themeColor="accent2"/>
-          <w:bottom w:val="single" w:sz="8" w:space="0" w:color="C0504D" w:themeColor="accent2"/>
-          <w:right w:val="single" w:sz="8" w:space="0" w:color="C0504D" w:themeColor="accent2"/>
+          <w:top w:val="double" w:color="C0504D" w:themeColor="accent2" w:sz="6" w:space="0"/>
+          <w:left w:val="single" w:color="C0504D" w:themeColor="accent2" w:sz="8" w:space="0"/>
+          <w:bottom w:val="single" w:color="C0504D" w:themeColor="accent2" w:sz="8" w:space="0"/>
+          <w:right w:val="single" w:color="C0504D" w:themeColor="accent2" w:sz="8" w:space="0"/>
         </w:tcBorders>
       </w:tcPr>
     </w:tblStylePr>
@@ -5718,10 +6598,10 @@
       <w:tblPr/>
       <w:tcPr>
         <w:tcBorders>
-          <w:top w:val="single" w:sz="8" w:space="0" w:color="C0504D" w:themeColor="accent2"/>
-          <w:left w:val="single" w:sz="8" w:space="0" w:color="C0504D" w:themeColor="accent2"/>
-          <w:bottom w:val="single" w:sz="8" w:space="0" w:color="C0504D" w:themeColor="accent2"/>
-          <w:right w:val="single" w:sz="8" w:space="0" w:color="C0504D" w:themeColor="accent2"/>
+          <w:top w:val="single" w:color="C0504D" w:themeColor="accent2" w:sz="8" w:space="0"/>
+          <w:left w:val="single" w:color="C0504D" w:themeColor="accent2" w:sz="8" w:space="0"/>
+          <w:bottom w:val="single" w:color="C0504D" w:themeColor="accent2" w:sz="8" w:space="0"/>
+          <w:right w:val="single" w:color="C0504D" w:themeColor="accent2" w:sz="8" w:space="0"/>
         </w:tcBorders>
       </w:tcPr>
     </w:tblStylePr>
@@ -5729,10 +6609,10 @@
       <w:tblPr/>
       <w:tcPr>
         <w:tcBorders>
-          <w:top w:val="single" w:sz="8" w:space="0" w:color="C0504D" w:themeColor="accent2"/>
-          <w:left w:val="single" w:sz="8" w:space="0" w:color="C0504D" w:themeColor="accent2"/>
-          <w:bottom w:val="single" w:sz="8" w:space="0" w:color="C0504D" w:themeColor="accent2"/>
-          <w:right w:val="single" w:sz="8" w:space="0" w:color="C0504D" w:themeColor="accent2"/>
+          <w:top w:val="single" w:color="C0504D" w:themeColor="accent2" w:sz="8" w:space="0"/>
+          <w:left w:val="single" w:color="C0504D" w:themeColor="accent2" w:sz="8" w:space="0"/>
+          <w:bottom w:val="single" w:color="C0504D" w:themeColor="accent2" w:sz="8" w:space="0"/>
+          <w:right w:val="single" w:color="C0504D" w:themeColor="accent2" w:sz="8" w:space="0"/>
         </w:tcBorders>
       </w:tcPr>
     </w:tblStylePr>
@@ -5749,10 +6629,10 @@
       <w:tblStyleRowBandSize w:val="1"/>
       <w:tblStyleColBandSize w:val="1"/>
       <w:tblBorders>
-        <w:top w:val="single" w:sz="8" w:space="0" w:color="9BBB59" w:themeColor="accent3"/>
-        <w:left w:val="single" w:sz="8" w:space="0" w:color="9BBB59" w:themeColor="accent3"/>
-        <w:bottom w:val="single" w:sz="8" w:space="0" w:color="9BBB59" w:themeColor="accent3"/>
-        <w:right w:val="single" w:sz="8" w:space="0" w:color="9BBB59" w:themeColor="accent3"/>
+        <w:top w:val="single" w:color="9BBB59" w:themeColor="accent3" w:sz="8" w:space="0"/>
+        <w:left w:val="single" w:color="9BBB59" w:themeColor="accent3" w:sz="8" w:space="0"/>
+        <w:bottom w:val="single" w:color="9BBB59" w:themeColor="accent3" w:sz="8" w:space="0"/>
+        <w:right w:val="single" w:color="9BBB59" w:themeColor="accent3" w:sz="8" w:space="0"/>
       </w:tblBorders>
     </w:tblPr>
     <w:tblStylePr w:type="firstRow">
@@ -5780,10 +6660,10 @@
       <w:tblPr/>
       <w:tcPr>
         <w:tcBorders>
-          <w:top w:val="double" w:sz="6" w:space="0" w:color="9BBB59" w:themeColor="accent3"/>
-          <w:left w:val="single" w:sz="8" w:space="0" w:color="9BBB59" w:themeColor="accent3"/>
-          <w:bottom w:val="single" w:sz="8" w:space="0" w:color="9BBB59" w:themeColor="accent3"/>
-          <w:right w:val="single" w:sz="8" w:space="0" w:color="9BBB59" w:themeColor="accent3"/>
+          <w:top w:val="double" w:color="9BBB59" w:themeColor="accent3" w:sz="6" w:space="0"/>
+          <w:left w:val="single" w:color="9BBB59" w:themeColor="accent3" w:sz="8" w:space="0"/>
+          <w:bottom w:val="single" w:color="9BBB59" w:themeColor="accent3" w:sz="8" w:space="0"/>
+          <w:right w:val="single" w:color="9BBB59" w:themeColor="accent3" w:sz="8" w:space="0"/>
         </w:tcBorders>
       </w:tcPr>
     </w:tblStylePr>
@@ -5803,10 +6683,10 @@
       <w:tblPr/>
       <w:tcPr>
         <w:tcBorders>
-          <w:top w:val="single" w:sz="8" w:space="0" w:color="9BBB59" w:themeColor="accent3"/>
-          <w:left w:val="single" w:sz="8" w:space="0" w:color="9BBB59" w:themeColor="accent3"/>
-          <w:bottom w:val="single" w:sz="8" w:space="0" w:color="9BBB59" w:themeColor="accent3"/>
-          <w:right w:val="single" w:sz="8" w:space="0" w:color="9BBB59" w:themeColor="accent3"/>
+          <w:top w:val="single" w:color="9BBB59" w:themeColor="accent3" w:sz="8" w:space="0"/>
+          <w:left w:val="single" w:color="9BBB59" w:themeColor="accent3" w:sz="8" w:space="0"/>
+          <w:bottom w:val="single" w:color="9BBB59" w:themeColor="accent3" w:sz="8" w:space="0"/>
+          <w:right w:val="single" w:color="9BBB59" w:themeColor="accent3" w:sz="8" w:space="0"/>
         </w:tcBorders>
       </w:tcPr>
     </w:tblStylePr>
@@ -5814,10 +6694,10 @@
       <w:tblPr/>
       <w:tcPr>
         <w:tcBorders>
-          <w:top w:val="single" w:sz="8" w:space="0" w:color="9BBB59" w:themeColor="accent3"/>
-          <w:left w:val="single" w:sz="8" w:space="0" w:color="9BBB59" w:themeColor="accent3"/>
-          <w:bottom w:val="single" w:sz="8" w:space="0" w:color="9BBB59" w:themeColor="accent3"/>
-          <w:right w:val="single" w:sz="8" w:space="0" w:color="9BBB59" w:themeColor="accent3"/>
+          <w:top w:val="single" w:color="9BBB59" w:themeColor="accent3" w:sz="8" w:space="0"/>
+          <w:left w:val="single" w:color="9BBB59" w:themeColor="accent3" w:sz="8" w:space="0"/>
+          <w:bottom w:val="single" w:color="9BBB59" w:themeColor="accent3" w:sz="8" w:space="0"/>
+          <w:right w:val="single" w:color="9BBB59" w:themeColor="accent3" w:sz="8" w:space="0"/>
         </w:tcBorders>
       </w:tcPr>
     </w:tblStylePr>
@@ -5834,10 +6714,10 @@
       <w:tblStyleRowBandSize w:val="1"/>
       <w:tblStyleColBandSize w:val="1"/>
       <w:tblBorders>
-        <w:top w:val="single" w:sz="8" w:space="0" w:color="8064A2" w:themeColor="accent4"/>
-        <w:left w:val="single" w:sz="8" w:space="0" w:color="8064A2" w:themeColor="accent4"/>
-        <w:bottom w:val="single" w:sz="8" w:space="0" w:color="8064A2" w:themeColor="accent4"/>
-        <w:right w:val="single" w:sz="8" w:space="0" w:color="8064A2" w:themeColor="accent4"/>
+        <w:top w:val="single" w:color="8064A2" w:themeColor="accent4" w:sz="8" w:space="0"/>
+        <w:left w:val="single" w:color="8064A2" w:themeColor="accent4" w:sz="8" w:space="0"/>
+        <w:bottom w:val="single" w:color="8064A2" w:themeColor="accent4" w:sz="8" w:space="0"/>
+        <w:right w:val="single" w:color="8064A2" w:themeColor="accent4" w:sz="8" w:space="0"/>
       </w:tblBorders>
     </w:tblPr>
     <w:tblStylePr w:type="firstRow">
@@ -5865,10 +6745,10 @@
       <w:tblPr/>
       <w:tcPr>
         <w:tcBorders>
-          <w:top w:val="double" w:sz="6" w:space="0" w:color="8064A2" w:themeColor="accent4"/>
-          <w:left w:val="single" w:sz="8" w:space="0" w:color="8064A2" w:themeColor="accent4"/>
-          <w:bottom w:val="single" w:sz="8" w:space="0" w:color="8064A2" w:themeColor="accent4"/>
-          <w:right w:val="single" w:sz="8" w:space="0" w:color="8064A2" w:themeColor="accent4"/>
+          <w:top w:val="double" w:color="8064A2" w:themeColor="accent4" w:sz="6" w:space="0"/>
+          <w:left w:val="single" w:color="8064A2" w:themeColor="accent4" w:sz="8" w:space="0"/>
+          <w:bottom w:val="single" w:color="8064A2" w:themeColor="accent4" w:sz="8" w:space="0"/>
+          <w:right w:val="single" w:color="8064A2" w:themeColor="accent4" w:sz="8" w:space="0"/>
         </w:tcBorders>
       </w:tcPr>
     </w:tblStylePr>
@@ -5888,10 +6768,10 @@
       <w:tblPr/>
       <w:tcPr>
         <w:tcBorders>
-          <w:top w:val="single" w:sz="8" w:space="0" w:color="8064A2" w:themeColor="accent4"/>
-          <w:left w:val="single" w:sz="8" w:space="0" w:color="8064A2" w:themeColor="accent4"/>
-          <w:bottom w:val="single" w:sz="8" w:space="0" w:color="8064A2" w:themeColor="accent4"/>
-          <w:right w:val="single" w:sz="8" w:space="0" w:color="8064A2" w:themeColor="accent4"/>
+          <w:top w:val="single" w:color="8064A2" w:themeColor="accent4" w:sz="8" w:space="0"/>
+          <w:left w:val="single" w:color="8064A2" w:themeColor="accent4" w:sz="8" w:space="0"/>
+          <w:bottom w:val="single" w:color="8064A2" w:themeColor="accent4" w:sz="8" w:space="0"/>
+          <w:right w:val="single" w:color="8064A2" w:themeColor="accent4" w:sz="8" w:space="0"/>
         </w:tcBorders>
       </w:tcPr>
     </w:tblStylePr>
@@ -5899,10 +6779,10 @@
       <w:tblPr/>
       <w:tcPr>
         <w:tcBorders>
-          <w:top w:val="single" w:sz="8" w:space="0" w:color="8064A2" w:themeColor="accent4"/>
-          <w:left w:val="single" w:sz="8" w:space="0" w:color="8064A2" w:themeColor="accent4"/>
-          <w:bottom w:val="single" w:sz="8" w:space="0" w:color="8064A2" w:themeColor="accent4"/>
-          <w:right w:val="single" w:sz="8" w:space="0" w:color="8064A2" w:themeColor="accent4"/>
+          <w:top w:val="single" w:color="8064A2" w:themeColor="accent4" w:sz="8" w:space="0"/>
+          <w:left w:val="single" w:color="8064A2" w:themeColor="accent4" w:sz="8" w:space="0"/>
+          <w:bottom w:val="single" w:color="8064A2" w:themeColor="accent4" w:sz="8" w:space="0"/>
+          <w:right w:val="single" w:color="8064A2" w:themeColor="accent4" w:sz="8" w:space="0"/>
         </w:tcBorders>
       </w:tcPr>
     </w:tblStylePr>
@@ -5919,10 +6799,10 @@
       <w:tblStyleRowBandSize w:val="1"/>
       <w:tblStyleColBandSize w:val="1"/>
       <w:tblBorders>
-        <w:top w:val="single" w:sz="8" w:space="0" w:color="4BACC6" w:themeColor="accent5"/>
-        <w:left w:val="single" w:sz="8" w:space="0" w:color="4BACC6" w:themeColor="accent5"/>
-        <w:bottom w:val="single" w:sz="8" w:space="0" w:color="4BACC6" w:themeColor="accent5"/>
-        <w:right w:val="single" w:sz="8" w:space="0" w:color="4BACC6" w:themeColor="accent5"/>
+        <w:top w:val="single" w:color="4BACC6" w:themeColor="accent5" w:sz="8" w:space="0"/>
+        <w:left w:val="single" w:color="4BACC6" w:themeColor="accent5" w:sz="8" w:space="0"/>
+        <w:bottom w:val="single" w:color="4BACC6" w:themeColor="accent5" w:sz="8" w:space="0"/>
+        <w:right w:val="single" w:color="4BACC6" w:themeColor="accent5" w:sz="8" w:space="0"/>
       </w:tblBorders>
     </w:tblPr>
     <w:tblStylePr w:type="firstRow">
@@ -5950,10 +6830,10 @@
       <w:tblPr/>
       <w:tcPr>
         <w:tcBorders>
-          <w:top w:val="double" w:sz="6" w:space="0" w:color="4BACC6" w:themeColor="accent5"/>
-          <w:left w:val="single" w:sz="8" w:space="0" w:color="4BACC6" w:themeColor="accent5"/>
-          <w:bottom w:val="single" w:sz="8" w:space="0" w:color="4BACC6" w:themeColor="accent5"/>
-          <w:right w:val="single" w:sz="8" w:space="0" w:color="4BACC6" w:themeColor="accent5"/>
+          <w:top w:val="double" w:color="4BACC6" w:themeColor="accent5" w:sz="6" w:space="0"/>
+          <w:left w:val="single" w:color="4BACC6" w:themeColor="accent5" w:sz="8" w:space="0"/>
+          <w:bottom w:val="single" w:color="4BACC6" w:themeColor="accent5" w:sz="8" w:space="0"/>
+          <w:right w:val="single" w:color="4BACC6" w:themeColor="accent5" w:sz="8" w:space="0"/>
         </w:tcBorders>
       </w:tcPr>
     </w:tblStylePr>
@@ -5973,10 +6853,10 @@
       <w:tblPr/>
       <w:tcPr>
         <w:tcBorders>
-          <w:top w:val="single" w:sz="8" w:space="0" w:color="4BACC6" w:themeColor="accent5"/>
-          <w:left w:val="single" w:sz="8" w:space="0" w:color="4BACC6" w:themeColor="accent5"/>
-          <w:bottom w:val="single" w:sz="8" w:space="0" w:color="4BACC6" w:themeColor="accent5"/>
-          <w:right w:val="single" w:sz="8" w:space="0" w:color="4BACC6" w:themeColor="accent5"/>
+          <w:top w:val="single" w:color="4BACC6" w:themeColor="accent5" w:sz="8" w:space="0"/>
+          <w:left w:val="single" w:color="4BACC6" w:themeColor="accent5" w:sz="8" w:space="0"/>
+          <w:bottom w:val="single" w:color="4BACC6" w:themeColor="accent5" w:sz="8" w:space="0"/>
+          <w:right w:val="single" w:color="4BACC6" w:themeColor="accent5" w:sz="8" w:space="0"/>
         </w:tcBorders>
       </w:tcPr>
     </w:tblStylePr>
@@ -5984,10 +6864,10 @@
       <w:tblPr/>
       <w:tcPr>
         <w:tcBorders>
-          <w:top w:val="single" w:sz="8" w:space="0" w:color="4BACC6" w:themeColor="accent5"/>
-          <w:left w:val="single" w:sz="8" w:space="0" w:color="4BACC6" w:themeColor="accent5"/>
-          <w:bottom w:val="single" w:sz="8" w:space="0" w:color="4BACC6" w:themeColor="accent5"/>
-          <w:right w:val="single" w:sz="8" w:space="0" w:color="4BACC6" w:themeColor="accent5"/>
+          <w:top w:val="single" w:color="4BACC6" w:themeColor="accent5" w:sz="8" w:space="0"/>
+          <w:left w:val="single" w:color="4BACC6" w:themeColor="accent5" w:sz="8" w:space="0"/>
+          <w:bottom w:val="single" w:color="4BACC6" w:themeColor="accent5" w:sz="8" w:space="0"/>
+          <w:right w:val="single" w:color="4BACC6" w:themeColor="accent5" w:sz="8" w:space="0"/>
         </w:tcBorders>
       </w:tcPr>
     </w:tblStylePr>
@@ -6004,10 +6884,10 @@
       <w:tblStyleRowBandSize w:val="1"/>
       <w:tblStyleColBandSize w:val="1"/>
       <w:tblBorders>
-        <w:top w:val="single" w:sz="8" w:space="0" w:color="F79646" w:themeColor="accent6"/>
-        <w:left w:val="single" w:sz="8" w:space="0" w:color="F79646" w:themeColor="accent6"/>
-        <w:bottom w:val="single" w:sz="8" w:space="0" w:color="F79646" w:themeColor="accent6"/>
-        <w:right w:val="single" w:sz="8" w:space="0" w:color="F79646" w:themeColor="accent6"/>
+        <w:top w:val="single" w:color="F79646" w:themeColor="accent6" w:sz="8" w:space="0"/>
+        <w:left w:val="single" w:color="F79646" w:themeColor="accent6" w:sz="8" w:space="0"/>
+        <w:bottom w:val="single" w:color="F79646" w:themeColor="accent6" w:sz="8" w:space="0"/>
+        <w:right w:val="single" w:color="F79646" w:themeColor="accent6" w:sz="8" w:space="0"/>
       </w:tblBorders>
     </w:tblPr>
     <w:tblStylePr w:type="firstRow">
@@ -6035,10 +6915,10 @@
       <w:tblPr/>
       <w:tcPr>
         <w:tcBorders>
-          <w:top w:val="double" w:sz="6" w:space="0" w:color="F79646" w:themeColor="accent6"/>
-          <w:left w:val="single" w:sz="8" w:space="0" w:color="F79646" w:themeColor="accent6"/>
-          <w:bottom w:val="single" w:sz="8" w:space="0" w:color="F79646" w:themeColor="accent6"/>
-          <w:right w:val="single" w:sz="8" w:space="0" w:color="F79646" w:themeColor="accent6"/>
+          <w:top w:val="double" w:color="F79646" w:themeColor="accent6" w:sz="6" w:space="0"/>
+          <w:left w:val="single" w:color="F79646" w:themeColor="accent6" w:sz="8" w:space="0"/>
+          <w:bottom w:val="single" w:color="F79646" w:themeColor="accent6" w:sz="8" w:space="0"/>
+          <w:right w:val="single" w:color="F79646" w:themeColor="accent6" w:sz="8" w:space="0"/>
         </w:tcBorders>
       </w:tcPr>
     </w:tblStylePr>
@@ -6058,10 +6938,10 @@
       <w:tblPr/>
       <w:tcPr>
         <w:tcBorders>
-          <w:top w:val="single" w:sz="8" w:space="0" w:color="F79646" w:themeColor="accent6"/>
-          <w:left w:val="single" w:sz="8" w:space="0" w:color="F79646" w:themeColor="accent6"/>
-          <w:bottom w:val="single" w:sz="8" w:space="0" w:color="F79646" w:themeColor="accent6"/>
-          <w:right w:val="single" w:sz="8" w:space="0" w:color="F79646" w:themeColor="accent6"/>
+          <w:top w:val="single" w:color="F79646" w:themeColor="accent6" w:sz="8" w:space="0"/>
+          <w:left w:val="single" w:color="F79646" w:themeColor="accent6" w:sz="8" w:space="0"/>
+          <w:bottom w:val="single" w:color="F79646" w:themeColor="accent6" w:sz="8" w:space="0"/>
+          <w:right w:val="single" w:color="F79646" w:themeColor="accent6" w:sz="8" w:space="0"/>
         </w:tcBorders>
       </w:tcPr>
     </w:tblStylePr>
@@ -6069,10 +6949,10 @@
       <w:tblPr/>
       <w:tcPr>
         <w:tcBorders>
-          <w:top w:val="single" w:sz="8" w:space="0" w:color="F79646" w:themeColor="accent6"/>
-          <w:left w:val="single" w:sz="8" w:space="0" w:color="F79646" w:themeColor="accent6"/>
-          <w:bottom w:val="single" w:sz="8" w:space="0" w:color="F79646" w:themeColor="accent6"/>
-          <w:right w:val="single" w:sz="8" w:space="0" w:color="F79646" w:themeColor="accent6"/>
+          <w:top w:val="single" w:color="F79646" w:themeColor="accent6" w:sz="8" w:space="0"/>
+          <w:left w:val="single" w:color="F79646" w:themeColor="accent6" w:sz="8" w:space="0"/>
+          <w:bottom w:val="single" w:color="F79646" w:themeColor="accent6" w:sz="8" w:space="0"/>
+          <w:right w:val="single" w:color="F79646" w:themeColor="accent6" w:sz="8" w:space="0"/>
         </w:tcBorders>
       </w:tcPr>
     </w:tblStylePr>
@@ -6089,12 +6969,12 @@
       <w:tblStyleRowBandSize w:val="1"/>
       <w:tblStyleColBandSize w:val="1"/>
       <w:tblBorders>
-        <w:top w:val="single" w:sz="8" w:space="0" w:color="000000" w:themeColor="text1"/>
-        <w:left w:val="single" w:sz="8" w:space="0" w:color="000000" w:themeColor="text1"/>
-        <w:bottom w:val="single" w:sz="8" w:space="0" w:color="000000" w:themeColor="text1"/>
-        <w:right w:val="single" w:sz="8" w:space="0" w:color="000000" w:themeColor="text1"/>
-        <w:insideH w:val="single" w:sz="8" w:space="0" w:color="000000" w:themeColor="text1"/>
-        <w:insideV w:val="single" w:sz="8" w:space="0" w:color="000000" w:themeColor="text1"/>
+        <w:top w:val="single" w:color="000000" w:themeColor="text1" w:sz="8" w:space="0"/>
+        <w:left w:val="single" w:color="000000" w:themeColor="text1" w:sz="8" w:space="0"/>
+        <w:bottom w:val="single" w:color="000000" w:themeColor="text1" w:sz="8" w:space="0"/>
+        <w:right w:val="single" w:color="000000" w:themeColor="text1" w:sz="8" w:space="0"/>
+        <w:insideH w:val="single" w:color="000000" w:themeColor="text1" w:sz="8" w:space="0"/>
+        <w:insideV w:val="single" w:color="000000" w:themeColor="text1" w:sz="8" w:space="0"/>
       </w:tblBorders>
     </w:tblPr>
     <w:tblStylePr w:type="firstRow">
@@ -6102,19 +6982,19 @@
         <w:spacing w:before="0" w:after="0" w:line="240" w:lineRule="auto"/>
       </w:pPr>
       <w:rPr>
-        <w:rFonts w:asciiTheme="majorHAnsi" w:eastAsiaTheme="majorEastAsia" w:hAnsiTheme="majorHAnsi" w:cstheme="majorBidi"/>
-        <w:b/>
-        <w:bCs/>
-      </w:rPr>
-      <w:tblPr/>
-      <w:tcPr>
-        <w:tcBorders>
-          <w:top w:val="single" w:sz="8" w:space="0" w:color="000000" w:themeColor="text1"/>
-          <w:left w:val="single" w:sz="8" w:space="0" w:color="000000" w:themeColor="text1"/>
-          <w:bottom w:val="single" w:sz="18" w:space="0" w:color="000000" w:themeColor="text1"/>
-          <w:right w:val="single" w:sz="8" w:space="0" w:color="000000" w:themeColor="text1"/>
-          <w:insideH w:val="nil"/>
-          <w:insideV w:val="single" w:sz="8" w:space="0" w:color="000000" w:themeColor="text1"/>
+        <w:rFonts w:asciiTheme="majorHAnsi" w:hAnsiTheme="majorHAnsi" w:eastAsiaTheme="majorEastAsia" w:cstheme="majorBidi"/>
+        <w:b/>
+        <w:bCs/>
+      </w:rPr>
+      <w:tblPr/>
+      <w:tcPr>
+        <w:tcBorders>
+          <w:top w:val="single" w:color="000000" w:themeColor="text1" w:sz="8" w:space="0"/>
+          <w:left w:val="single" w:color="000000" w:themeColor="text1" w:sz="8" w:space="0"/>
+          <w:bottom w:val="single" w:color="000000" w:themeColor="text1" w:sz="18" w:space="0"/>
+          <w:right w:val="single" w:color="000000" w:themeColor="text1" w:sz="8" w:space="0"/>
+          <w:insideH w:val="nil"/>
+          <w:insideV w:val="single" w:color="000000" w:themeColor="text1" w:sz="8" w:space="0"/>
         </w:tcBorders>
       </w:tcPr>
     </w:tblStylePr>
@@ -6123,42 +7003,42 @@
         <w:spacing w:before="0" w:after="0" w:line="240" w:lineRule="auto"/>
       </w:pPr>
       <w:rPr>
-        <w:rFonts w:asciiTheme="majorHAnsi" w:eastAsiaTheme="majorEastAsia" w:hAnsiTheme="majorHAnsi" w:cstheme="majorBidi"/>
-        <w:b/>
-        <w:bCs/>
-      </w:rPr>
-      <w:tblPr/>
-      <w:tcPr>
-        <w:tcBorders>
-          <w:top w:val="double" w:sz="6" w:space="0" w:color="000000" w:themeColor="text1"/>
-          <w:left w:val="single" w:sz="8" w:space="0" w:color="000000" w:themeColor="text1"/>
-          <w:bottom w:val="single" w:sz="8" w:space="0" w:color="000000" w:themeColor="text1"/>
-          <w:right w:val="single" w:sz="8" w:space="0" w:color="000000" w:themeColor="text1"/>
-          <w:insideH w:val="nil"/>
-          <w:insideV w:val="single" w:sz="8" w:space="0" w:color="000000" w:themeColor="text1"/>
+        <w:rFonts w:asciiTheme="majorHAnsi" w:hAnsiTheme="majorHAnsi" w:eastAsiaTheme="majorEastAsia" w:cstheme="majorBidi"/>
+        <w:b/>
+        <w:bCs/>
+      </w:rPr>
+      <w:tblPr/>
+      <w:tcPr>
+        <w:tcBorders>
+          <w:top w:val="double" w:color="000000" w:themeColor="text1" w:sz="6" w:space="0"/>
+          <w:left w:val="single" w:color="000000" w:themeColor="text1" w:sz="8" w:space="0"/>
+          <w:bottom w:val="single" w:color="000000" w:themeColor="text1" w:sz="8" w:space="0"/>
+          <w:right w:val="single" w:color="000000" w:themeColor="text1" w:sz="8" w:space="0"/>
+          <w:insideH w:val="nil"/>
+          <w:insideV w:val="single" w:color="000000" w:themeColor="text1" w:sz="8" w:space="0"/>
         </w:tcBorders>
       </w:tcPr>
     </w:tblStylePr>
     <w:tblStylePr w:type="firstCol">
       <w:rPr>
-        <w:rFonts w:asciiTheme="majorHAnsi" w:eastAsiaTheme="majorEastAsia" w:hAnsiTheme="majorHAnsi" w:cstheme="majorBidi"/>
+        <w:rFonts w:asciiTheme="majorHAnsi" w:hAnsiTheme="majorHAnsi" w:eastAsiaTheme="majorEastAsia" w:cstheme="majorBidi"/>
         <w:b/>
         <w:bCs/>
       </w:rPr>
     </w:tblStylePr>
     <w:tblStylePr w:type="lastCol">
       <w:rPr>
-        <w:rFonts w:asciiTheme="majorHAnsi" w:eastAsiaTheme="majorEastAsia" w:hAnsiTheme="majorHAnsi" w:cstheme="majorBidi"/>
-        <w:b/>
-        <w:bCs/>
-      </w:rPr>
-      <w:tblPr/>
-      <w:tcPr>
-        <w:tcBorders>
-          <w:top w:val="single" w:sz="8" w:space="0" w:color="000000" w:themeColor="text1"/>
-          <w:left w:val="single" w:sz="8" w:space="0" w:color="000000" w:themeColor="text1"/>
-          <w:bottom w:val="single" w:sz="8" w:space="0" w:color="000000" w:themeColor="text1"/>
-          <w:right w:val="single" w:sz="8" w:space="0" w:color="000000" w:themeColor="text1"/>
+        <w:rFonts w:asciiTheme="majorHAnsi" w:hAnsiTheme="majorHAnsi" w:eastAsiaTheme="majorEastAsia" w:cstheme="majorBidi"/>
+        <w:b/>
+        <w:bCs/>
+      </w:rPr>
+      <w:tblPr/>
+      <w:tcPr>
+        <w:tcBorders>
+          <w:top w:val="single" w:color="000000" w:themeColor="text1" w:sz="8" w:space="0"/>
+          <w:left w:val="single" w:color="000000" w:themeColor="text1" w:sz="8" w:space="0"/>
+          <w:bottom w:val="single" w:color="000000" w:themeColor="text1" w:sz="8" w:space="0"/>
+          <w:right w:val="single" w:color="000000" w:themeColor="text1" w:sz="8" w:space="0"/>
         </w:tcBorders>
       </w:tcPr>
     </w:tblStylePr>
@@ -6166,10 +7046,10 @@
       <w:tblPr/>
       <w:tcPr>
         <w:tcBorders>
-          <w:top w:val="single" w:sz="8" w:space="0" w:color="000000" w:themeColor="text1"/>
-          <w:left w:val="single" w:sz="8" w:space="0" w:color="000000" w:themeColor="text1"/>
-          <w:bottom w:val="single" w:sz="8" w:space="0" w:color="000000" w:themeColor="text1"/>
-          <w:right w:val="single" w:sz="8" w:space="0" w:color="000000" w:themeColor="text1"/>
+          <w:top w:val="single" w:color="000000" w:themeColor="text1" w:sz="8" w:space="0"/>
+          <w:left w:val="single" w:color="000000" w:themeColor="text1" w:sz="8" w:space="0"/>
+          <w:bottom w:val="single" w:color="000000" w:themeColor="text1" w:sz="8" w:space="0"/>
+          <w:right w:val="single" w:color="000000" w:themeColor="text1" w:sz="8" w:space="0"/>
         </w:tcBorders>
         <w:shd w:val="clear" w:color="auto" w:fill="C0C0C0" w:themeFill="text1" w:themeFillTint="3F"/>
       </w:tcPr>
@@ -6178,11 +7058,11 @@
       <w:tblPr/>
       <w:tcPr>
         <w:tcBorders>
-          <w:top w:val="single" w:sz="8" w:space="0" w:color="000000" w:themeColor="text1"/>
-          <w:left w:val="single" w:sz="8" w:space="0" w:color="000000" w:themeColor="text1"/>
-          <w:bottom w:val="single" w:sz="8" w:space="0" w:color="000000" w:themeColor="text1"/>
-          <w:right w:val="single" w:sz="8" w:space="0" w:color="000000" w:themeColor="text1"/>
-          <w:insideV w:val="single" w:sz="8" w:space="0" w:color="000000" w:themeColor="text1"/>
+          <w:top w:val="single" w:color="000000" w:themeColor="text1" w:sz="8" w:space="0"/>
+          <w:left w:val="single" w:color="000000" w:themeColor="text1" w:sz="8" w:space="0"/>
+          <w:bottom w:val="single" w:color="000000" w:themeColor="text1" w:sz="8" w:space="0"/>
+          <w:right w:val="single" w:color="000000" w:themeColor="text1" w:sz="8" w:space="0"/>
+          <w:insideV w:val="single" w:color="000000" w:themeColor="text1" w:sz="8" w:space="0"/>
         </w:tcBorders>
         <w:shd w:val="clear" w:color="auto" w:fill="C0C0C0" w:themeFill="text1" w:themeFillTint="3F"/>
       </w:tcPr>
@@ -6191,11 +7071,11 @@
       <w:tblPr/>
       <w:tcPr>
         <w:tcBorders>
-          <w:top w:val="single" w:sz="8" w:space="0" w:color="000000" w:themeColor="text1"/>
-          <w:left w:val="single" w:sz="8" w:space="0" w:color="000000" w:themeColor="text1"/>
-          <w:bottom w:val="single" w:sz="8" w:space="0" w:color="000000" w:themeColor="text1"/>
-          <w:right w:val="single" w:sz="8" w:space="0" w:color="000000" w:themeColor="text1"/>
-          <w:insideV w:val="single" w:sz="8" w:space="0" w:color="000000" w:themeColor="text1"/>
+          <w:top w:val="single" w:color="000000" w:themeColor="text1" w:sz="8" w:space="0"/>
+          <w:left w:val="single" w:color="000000" w:themeColor="text1" w:sz="8" w:space="0"/>
+          <w:bottom w:val="single" w:color="000000" w:themeColor="text1" w:sz="8" w:space="0"/>
+          <w:right w:val="single" w:color="000000" w:themeColor="text1" w:sz="8" w:space="0"/>
+          <w:insideV w:val="single" w:color="000000" w:themeColor="text1" w:sz="8" w:space="0"/>
         </w:tcBorders>
       </w:tcPr>
     </w:tblStylePr>
@@ -6212,12 +7092,12 @@
       <w:tblStyleRowBandSize w:val="1"/>
       <w:tblStyleColBandSize w:val="1"/>
       <w:tblBorders>
-        <w:top w:val="single" w:sz="8" w:space="0" w:color="4F81BD" w:themeColor="accent1"/>
-        <w:left w:val="single" w:sz="8" w:space="0" w:color="4F81BD" w:themeColor="accent1"/>
-        <w:bottom w:val="single" w:sz="8" w:space="0" w:color="4F81BD" w:themeColor="accent1"/>
-        <w:right w:val="single" w:sz="8" w:space="0" w:color="4F81BD" w:themeColor="accent1"/>
-        <w:insideH w:val="single" w:sz="8" w:space="0" w:color="4F81BD" w:themeColor="accent1"/>
-        <w:insideV w:val="single" w:sz="8" w:space="0" w:color="4F81BD" w:themeColor="accent1"/>
+        <w:top w:val="single" w:color="4F81BD" w:themeColor="accent1" w:sz="8" w:space="0"/>
+        <w:left w:val="single" w:color="4F81BD" w:themeColor="accent1" w:sz="8" w:space="0"/>
+        <w:bottom w:val="single" w:color="4F81BD" w:themeColor="accent1" w:sz="8" w:space="0"/>
+        <w:right w:val="single" w:color="4F81BD" w:themeColor="accent1" w:sz="8" w:space="0"/>
+        <w:insideH w:val="single" w:color="4F81BD" w:themeColor="accent1" w:sz="8" w:space="0"/>
+        <w:insideV w:val="single" w:color="4F81BD" w:themeColor="accent1" w:sz="8" w:space="0"/>
       </w:tblBorders>
     </w:tblPr>
     <w:tblStylePr w:type="firstRow">
@@ -6225,19 +7105,19 @@
         <w:spacing w:before="0" w:after="0" w:line="240" w:lineRule="auto"/>
       </w:pPr>
       <w:rPr>
-        <w:rFonts w:asciiTheme="majorHAnsi" w:eastAsiaTheme="majorEastAsia" w:hAnsiTheme="majorHAnsi" w:cstheme="majorBidi"/>
-        <w:b/>
-        <w:bCs/>
-      </w:rPr>
-      <w:tblPr/>
-      <w:tcPr>
-        <w:tcBorders>
-          <w:top w:val="single" w:sz="8" w:space="0" w:color="4F81BD" w:themeColor="accent1"/>
-          <w:left w:val="single" w:sz="8" w:space="0" w:color="4F81BD" w:themeColor="accent1"/>
-          <w:bottom w:val="single" w:sz="18" w:space="0" w:color="4F81BD" w:themeColor="accent1"/>
-          <w:right w:val="single" w:sz="8" w:space="0" w:color="4F81BD" w:themeColor="accent1"/>
-          <w:insideH w:val="nil"/>
-          <w:insideV w:val="single" w:sz="8" w:space="0" w:color="4F81BD" w:themeColor="accent1"/>
+        <w:rFonts w:asciiTheme="majorHAnsi" w:hAnsiTheme="majorHAnsi" w:eastAsiaTheme="majorEastAsia" w:cstheme="majorBidi"/>
+        <w:b/>
+        <w:bCs/>
+      </w:rPr>
+      <w:tblPr/>
+      <w:tcPr>
+        <w:tcBorders>
+          <w:top w:val="single" w:color="4F81BD" w:themeColor="accent1" w:sz="8" w:space="0"/>
+          <w:left w:val="single" w:color="4F81BD" w:themeColor="accent1" w:sz="8" w:space="0"/>
+          <w:bottom w:val="single" w:color="4F81BD" w:themeColor="accent1" w:sz="18" w:space="0"/>
+          <w:right w:val="single" w:color="4F81BD" w:themeColor="accent1" w:sz="8" w:space="0"/>
+          <w:insideH w:val="nil"/>
+          <w:insideV w:val="single" w:color="4F81BD" w:themeColor="accent1" w:sz="8" w:space="0"/>
         </w:tcBorders>
       </w:tcPr>
     </w:tblStylePr>
@@ -6246,42 +7126,42 @@
         <w:spacing w:before="0" w:after="0" w:line="240" w:lineRule="auto"/>
       </w:pPr>
       <w:rPr>
-        <w:rFonts w:asciiTheme="majorHAnsi" w:eastAsiaTheme="majorEastAsia" w:hAnsiTheme="majorHAnsi" w:cstheme="majorBidi"/>
-        <w:b/>
-        <w:bCs/>
-      </w:rPr>
-      <w:tblPr/>
-      <w:tcPr>
-        <w:tcBorders>
-          <w:top w:val="double" w:sz="6" w:space="0" w:color="4F81BD" w:themeColor="accent1"/>
-          <w:left w:val="single" w:sz="8" w:space="0" w:color="4F81BD" w:themeColor="accent1"/>
-          <w:bottom w:val="single" w:sz="8" w:space="0" w:color="4F81BD" w:themeColor="accent1"/>
-          <w:right w:val="single" w:sz="8" w:space="0" w:color="4F81BD" w:themeColor="accent1"/>
-          <w:insideH w:val="nil"/>
-          <w:insideV w:val="single" w:sz="8" w:space="0" w:color="4F81BD" w:themeColor="accent1"/>
+        <w:rFonts w:asciiTheme="majorHAnsi" w:hAnsiTheme="majorHAnsi" w:eastAsiaTheme="majorEastAsia" w:cstheme="majorBidi"/>
+        <w:b/>
+        <w:bCs/>
+      </w:rPr>
+      <w:tblPr/>
+      <w:tcPr>
+        <w:tcBorders>
+          <w:top w:val="double" w:color="4F81BD" w:themeColor="accent1" w:sz="6" w:space="0"/>
+          <w:left w:val="single" w:color="4F81BD" w:themeColor="accent1" w:sz="8" w:space="0"/>
+          <w:bottom w:val="single" w:color="4F81BD" w:themeColor="accent1" w:sz="8" w:space="0"/>
+          <w:right w:val="single" w:color="4F81BD" w:themeColor="accent1" w:sz="8" w:space="0"/>
+          <w:insideH w:val="nil"/>
+          <w:insideV w:val="single" w:color="4F81BD" w:themeColor="accent1" w:sz="8" w:space="0"/>
         </w:tcBorders>
       </w:tcPr>
     </w:tblStylePr>
     <w:tblStylePr w:type="firstCol">
       <w:rPr>
-        <w:rFonts w:asciiTheme="majorHAnsi" w:eastAsiaTheme="majorEastAsia" w:hAnsiTheme="majorHAnsi" w:cstheme="majorBidi"/>
+        <w:rFonts w:asciiTheme="majorHAnsi" w:hAnsiTheme="majorHAnsi" w:eastAsiaTheme="majorEastAsia" w:cstheme="majorBidi"/>
         <w:b/>
         <w:bCs/>
       </w:rPr>
     </w:tblStylePr>
     <w:tblStylePr w:type="lastCol">
       <w:rPr>
-        <w:rFonts w:asciiTheme="majorHAnsi" w:eastAsiaTheme="majorEastAsia" w:hAnsiTheme="majorHAnsi" w:cstheme="majorBidi"/>
-        <w:b/>
-        <w:bCs/>
-      </w:rPr>
-      <w:tblPr/>
-      <w:tcPr>
-        <w:tcBorders>
-          <w:top w:val="single" w:sz="8" w:space="0" w:color="4F81BD" w:themeColor="accent1"/>
-          <w:left w:val="single" w:sz="8" w:space="0" w:color="4F81BD" w:themeColor="accent1"/>
-          <w:bottom w:val="single" w:sz="8" w:space="0" w:color="4F81BD" w:themeColor="accent1"/>
-          <w:right w:val="single" w:sz="8" w:space="0" w:color="4F81BD" w:themeColor="accent1"/>
+        <w:rFonts w:asciiTheme="majorHAnsi" w:hAnsiTheme="majorHAnsi" w:eastAsiaTheme="majorEastAsia" w:cstheme="majorBidi"/>
+        <w:b/>
+        <w:bCs/>
+      </w:rPr>
+      <w:tblPr/>
+      <w:tcPr>
+        <w:tcBorders>
+          <w:top w:val="single" w:color="4F81BD" w:themeColor="accent1" w:sz="8" w:space="0"/>
+          <w:left w:val="single" w:color="4F81BD" w:themeColor="accent1" w:sz="8" w:space="0"/>
+          <w:bottom w:val="single" w:color="4F81BD" w:themeColor="accent1" w:sz="8" w:space="0"/>
+          <w:right w:val="single" w:color="4F81BD" w:themeColor="accent1" w:sz="8" w:space="0"/>
         </w:tcBorders>
       </w:tcPr>
     </w:tblStylePr>
@@ -6289,10 +7169,10 @@
       <w:tblPr/>
       <w:tcPr>
         <w:tcBorders>
-          <w:top w:val="single" w:sz="8" w:space="0" w:color="4F81BD" w:themeColor="accent1"/>
-          <w:left w:val="single" w:sz="8" w:space="0" w:color="4F81BD" w:themeColor="accent1"/>
-          <w:bottom w:val="single" w:sz="8" w:space="0" w:color="4F81BD" w:themeColor="accent1"/>
-          <w:right w:val="single" w:sz="8" w:space="0" w:color="4F81BD" w:themeColor="accent1"/>
+          <w:top w:val="single" w:color="4F81BD" w:themeColor="accent1" w:sz="8" w:space="0"/>
+          <w:left w:val="single" w:color="4F81BD" w:themeColor="accent1" w:sz="8" w:space="0"/>
+          <w:bottom w:val="single" w:color="4F81BD" w:themeColor="accent1" w:sz="8" w:space="0"/>
+          <w:right w:val="single" w:color="4F81BD" w:themeColor="accent1" w:sz="8" w:space="0"/>
         </w:tcBorders>
         <w:shd w:val="clear" w:color="auto" w:fill="D3DFEE" w:themeFill="accent1" w:themeFillTint="3F"/>
       </w:tcPr>
@@ -6301,11 +7181,11 @@
       <w:tblPr/>
       <w:tcPr>
         <w:tcBorders>
-          <w:top w:val="single" w:sz="8" w:space="0" w:color="4F81BD" w:themeColor="accent1"/>
-          <w:left w:val="single" w:sz="8" w:space="0" w:color="4F81BD" w:themeColor="accent1"/>
-          <w:bottom w:val="single" w:sz="8" w:space="0" w:color="4F81BD" w:themeColor="accent1"/>
-          <w:right w:val="single" w:sz="8" w:space="0" w:color="4F81BD" w:themeColor="accent1"/>
-          <w:insideV w:val="single" w:sz="8" w:space="0" w:color="4F81BD" w:themeColor="accent1"/>
+          <w:top w:val="single" w:color="4F81BD" w:themeColor="accent1" w:sz="8" w:space="0"/>
+          <w:left w:val="single" w:color="4F81BD" w:themeColor="accent1" w:sz="8" w:space="0"/>
+          <w:bottom w:val="single" w:color="4F81BD" w:themeColor="accent1" w:sz="8" w:space="0"/>
+          <w:right w:val="single" w:color="4F81BD" w:themeColor="accent1" w:sz="8" w:space="0"/>
+          <w:insideV w:val="single" w:color="4F81BD" w:themeColor="accent1" w:sz="8" w:space="0"/>
         </w:tcBorders>
         <w:shd w:val="clear" w:color="auto" w:fill="D3DFEE" w:themeFill="accent1" w:themeFillTint="3F"/>
       </w:tcPr>
@@ -6314,11 +7194,11 @@
       <w:tblPr/>
       <w:tcPr>
         <w:tcBorders>
-          <w:top w:val="single" w:sz="8" w:space="0" w:color="4F81BD" w:themeColor="accent1"/>
-          <w:left w:val="single" w:sz="8" w:space="0" w:color="4F81BD" w:themeColor="accent1"/>
-          <w:bottom w:val="single" w:sz="8" w:space="0" w:color="4F81BD" w:themeColor="accent1"/>
-          <w:right w:val="single" w:sz="8" w:space="0" w:color="4F81BD" w:themeColor="accent1"/>
-          <w:insideV w:val="single" w:sz="8" w:space="0" w:color="4F81BD" w:themeColor="accent1"/>
+          <w:top w:val="single" w:color="4F81BD" w:themeColor="accent1" w:sz="8" w:space="0"/>
+          <w:left w:val="single" w:color="4F81BD" w:themeColor="accent1" w:sz="8" w:space="0"/>
+          <w:bottom w:val="single" w:color="4F81BD" w:themeColor="accent1" w:sz="8" w:space="0"/>
+          <w:right w:val="single" w:color="4F81BD" w:themeColor="accent1" w:sz="8" w:space="0"/>
+          <w:insideV w:val="single" w:color="4F81BD" w:themeColor="accent1" w:sz="8" w:space="0"/>
         </w:tcBorders>
       </w:tcPr>
     </w:tblStylePr>
@@ -6335,12 +7215,12 @@
       <w:tblStyleRowBandSize w:val="1"/>
       <w:tblStyleColBandSize w:val="1"/>
       <w:tblBorders>
-        <w:top w:val="single" w:sz="8" w:space="0" w:color="C0504D" w:themeColor="accent2"/>
-        <w:left w:val="single" w:sz="8" w:space="0" w:color="C0504D" w:themeColor="accent2"/>
-        <w:bottom w:val="single" w:sz="8" w:space="0" w:color="C0504D" w:themeColor="accent2"/>
-        <w:right w:val="single" w:sz="8" w:space="0" w:color="C0504D" w:themeColor="accent2"/>
-        <w:insideH w:val="single" w:sz="8" w:space="0" w:color="C0504D" w:themeColor="accent2"/>
-        <w:insideV w:val="single" w:sz="8" w:space="0" w:color="C0504D" w:themeColor="accent2"/>
+        <w:top w:val="single" w:color="C0504D" w:themeColor="accent2" w:sz="8" w:space="0"/>
+        <w:left w:val="single" w:color="C0504D" w:themeColor="accent2" w:sz="8" w:space="0"/>
+        <w:bottom w:val="single" w:color="C0504D" w:themeColor="accent2" w:sz="8" w:space="0"/>
+        <w:right w:val="single" w:color="C0504D" w:themeColor="accent2" w:sz="8" w:space="0"/>
+        <w:insideH w:val="single" w:color="C0504D" w:themeColor="accent2" w:sz="8" w:space="0"/>
+        <w:insideV w:val="single" w:color="C0504D" w:themeColor="accent2" w:sz="8" w:space="0"/>
       </w:tblBorders>
     </w:tblPr>
     <w:tblStylePr w:type="firstRow">
@@ -6348,19 +7228,19 @@
         <w:spacing w:before="0" w:after="0" w:line="240" w:lineRule="auto"/>
       </w:pPr>
       <w:rPr>
-        <w:rFonts w:asciiTheme="majorHAnsi" w:eastAsiaTheme="majorEastAsia" w:hAnsiTheme="majorHAnsi" w:cstheme="majorBidi"/>
-        <w:b/>
-        <w:bCs/>
-      </w:rPr>
-      <w:tblPr/>
-      <w:tcPr>
-        <w:tcBorders>
-          <w:top w:val="single" w:sz="8" w:space="0" w:color="C0504D" w:themeColor="accent2"/>
-          <w:left w:val="single" w:sz="8" w:space="0" w:color="C0504D" w:themeColor="accent2"/>
-          <w:bottom w:val="single" w:sz="18" w:space="0" w:color="C0504D" w:themeColor="accent2"/>
-          <w:right w:val="single" w:sz="8" w:space="0" w:color="C0504D" w:themeColor="accent2"/>
-          <w:insideH w:val="nil"/>
-          <w:insideV w:val="single" w:sz="8" w:space="0" w:color="C0504D" w:themeColor="accent2"/>
+        <w:rFonts w:asciiTheme="majorHAnsi" w:hAnsiTheme="majorHAnsi" w:eastAsiaTheme="majorEastAsia" w:cstheme="majorBidi"/>
+        <w:b/>
+        <w:bCs/>
+      </w:rPr>
+      <w:tblPr/>
+      <w:tcPr>
+        <w:tcBorders>
+          <w:top w:val="single" w:color="C0504D" w:themeColor="accent2" w:sz="8" w:space="0"/>
+          <w:left w:val="single" w:color="C0504D" w:themeColor="accent2" w:sz="8" w:space="0"/>
+          <w:bottom w:val="single" w:color="C0504D" w:themeColor="accent2" w:sz="18" w:space="0"/>
+          <w:right w:val="single" w:color="C0504D" w:themeColor="accent2" w:sz="8" w:space="0"/>
+          <w:insideH w:val="nil"/>
+          <w:insideV w:val="single" w:color="C0504D" w:themeColor="accent2" w:sz="8" w:space="0"/>
         </w:tcBorders>
       </w:tcPr>
     </w:tblStylePr>
@@ -6369,42 +7249,42 @@
         <w:spacing w:before="0" w:after="0" w:line="240" w:lineRule="auto"/>
       </w:pPr>
       <w:rPr>
-        <w:rFonts w:asciiTheme="majorHAnsi" w:eastAsiaTheme="majorEastAsia" w:hAnsiTheme="majorHAnsi" w:cstheme="majorBidi"/>
-        <w:b/>
-        <w:bCs/>
-      </w:rPr>
-      <w:tblPr/>
-      <w:tcPr>
-        <w:tcBorders>
-          <w:top w:val="double" w:sz="6" w:space="0" w:color="C0504D" w:themeColor="accent2"/>
-          <w:left w:val="single" w:sz="8" w:space="0" w:color="C0504D" w:themeColor="accent2"/>
-          <w:bottom w:val="single" w:sz="8" w:space="0" w:color="C0504D" w:themeColor="accent2"/>
-          <w:right w:val="single" w:sz="8" w:space="0" w:color="C0504D" w:themeColor="accent2"/>
-          <w:insideH w:val="nil"/>
-          <w:insideV w:val="single" w:sz="8" w:space="0" w:color="C0504D" w:themeColor="accent2"/>
+        <w:rFonts w:asciiTheme="majorHAnsi" w:hAnsiTheme="majorHAnsi" w:eastAsiaTheme="majorEastAsia" w:cstheme="majorBidi"/>
+        <w:b/>
+        <w:bCs/>
+      </w:rPr>
+      <w:tblPr/>
+      <w:tcPr>
+        <w:tcBorders>
+          <w:top w:val="double" w:color="C0504D" w:themeColor="accent2" w:sz="6" w:space="0"/>
+          <w:left w:val="single" w:color="C0504D" w:themeColor="accent2" w:sz="8" w:space="0"/>
+          <w:bottom w:val="single" w:color="C0504D" w:themeColor="accent2" w:sz="8" w:space="0"/>
+          <w:right w:val="single" w:color="C0504D" w:themeColor="accent2" w:sz="8" w:space="0"/>
+          <w:insideH w:val="nil"/>
+          <w:insideV w:val="single" w:color="C0504D" w:themeColor="accent2" w:sz="8" w:space="0"/>
         </w:tcBorders>
       </w:tcPr>
     </w:tblStylePr>
     <w:tblStylePr w:type="firstCol">
       <w:rPr>
-        <w:rFonts w:asciiTheme="majorHAnsi" w:eastAsiaTheme="majorEastAsia" w:hAnsiTheme="majorHAnsi" w:cstheme="majorBidi"/>
+        <w:rFonts w:asciiTheme="majorHAnsi" w:hAnsiTheme="majorHAnsi" w:eastAsiaTheme="majorEastAsia" w:cstheme="majorBidi"/>
         <w:b/>
         <w:bCs/>
       </w:rPr>
     </w:tblStylePr>
     <w:tblStylePr w:type="lastCol">
       <w:rPr>
-        <w:rFonts w:asciiTheme="majorHAnsi" w:eastAsiaTheme="majorEastAsia" w:hAnsiTheme="majorHAnsi" w:cstheme="majorBidi"/>
-        <w:b/>
-        <w:bCs/>
-      </w:rPr>
-      <w:tblPr/>
-      <w:tcPr>
-        <w:tcBorders>
-          <w:top w:val="single" w:sz="8" w:space="0" w:color="C0504D" w:themeColor="accent2"/>
-          <w:left w:val="single" w:sz="8" w:space="0" w:color="C0504D" w:themeColor="accent2"/>
-          <w:bottom w:val="single" w:sz="8" w:space="0" w:color="C0504D" w:themeColor="accent2"/>
-          <w:right w:val="single" w:sz="8" w:space="0" w:color="C0504D" w:themeColor="accent2"/>
+        <w:rFonts w:asciiTheme="majorHAnsi" w:hAnsiTheme="majorHAnsi" w:eastAsiaTheme="majorEastAsia" w:cstheme="majorBidi"/>
+        <w:b/>
+        <w:bCs/>
+      </w:rPr>
+      <w:tblPr/>
+      <w:tcPr>
+        <w:tcBorders>
+          <w:top w:val="single" w:color="C0504D" w:themeColor="accent2" w:sz="8" w:space="0"/>
+          <w:left w:val="single" w:color="C0504D" w:themeColor="accent2" w:sz="8" w:space="0"/>
+          <w:bottom w:val="single" w:color="C0504D" w:themeColor="accent2" w:sz="8" w:space="0"/>
+          <w:right w:val="single" w:color="C0504D" w:themeColor="accent2" w:sz="8" w:space="0"/>
         </w:tcBorders>
       </w:tcPr>
     </w:tblStylePr>
@@ -6412,10 +7292,10 @@
       <w:tblPr/>
       <w:tcPr>
         <w:tcBorders>
-          <w:top w:val="single" w:sz="8" w:space="0" w:color="C0504D" w:themeColor="accent2"/>
-          <w:left w:val="single" w:sz="8" w:space="0" w:color="C0504D" w:themeColor="accent2"/>
-          <w:bottom w:val="single" w:sz="8" w:space="0" w:color="C0504D" w:themeColor="accent2"/>
-          <w:right w:val="single" w:sz="8" w:space="0" w:color="C0504D" w:themeColor="accent2"/>
+          <w:top w:val="single" w:color="C0504D" w:themeColor="accent2" w:sz="8" w:space="0"/>
+          <w:left w:val="single" w:color="C0504D" w:themeColor="accent2" w:sz="8" w:space="0"/>
+          <w:bottom w:val="single" w:color="C0504D" w:themeColor="accent2" w:sz="8" w:space="0"/>
+          <w:right w:val="single" w:color="C0504D" w:themeColor="accent2" w:sz="8" w:space="0"/>
         </w:tcBorders>
         <w:shd w:val="clear" w:color="auto" w:fill="EFD3D2" w:themeFill="accent2" w:themeFillTint="3F"/>
       </w:tcPr>
@@ -6424,11 +7304,11 @@
       <w:tblPr/>
       <w:tcPr>
         <w:tcBorders>
-          <w:top w:val="single" w:sz="8" w:space="0" w:color="C0504D" w:themeColor="accent2"/>
-          <w:left w:val="single" w:sz="8" w:space="0" w:color="C0504D" w:themeColor="accent2"/>
-          <w:bottom w:val="single" w:sz="8" w:space="0" w:color="C0504D" w:themeColor="accent2"/>
-          <w:right w:val="single" w:sz="8" w:space="0" w:color="C0504D" w:themeColor="accent2"/>
-          <w:insideV w:val="single" w:sz="8" w:space="0" w:color="C0504D" w:themeColor="accent2"/>
+          <w:top w:val="single" w:color="C0504D" w:themeColor="accent2" w:sz="8" w:space="0"/>
+          <w:left w:val="single" w:color="C0504D" w:themeColor="accent2" w:sz="8" w:space="0"/>
+          <w:bottom w:val="single" w:color="C0504D" w:themeColor="accent2" w:sz="8" w:space="0"/>
+          <w:right w:val="single" w:color="C0504D" w:themeColor="accent2" w:sz="8" w:space="0"/>
+          <w:insideV w:val="single" w:color="C0504D" w:themeColor="accent2" w:sz="8" w:space="0"/>
         </w:tcBorders>
         <w:shd w:val="clear" w:color="auto" w:fill="EFD3D2" w:themeFill="accent2" w:themeFillTint="3F"/>
       </w:tcPr>
@@ -6437,11 +7317,11 @@
       <w:tblPr/>
       <w:tcPr>
         <w:tcBorders>
-          <w:top w:val="single" w:sz="8" w:space="0" w:color="C0504D" w:themeColor="accent2"/>
-          <w:left w:val="single" w:sz="8" w:space="0" w:color="C0504D" w:themeColor="accent2"/>
-          <w:bottom w:val="single" w:sz="8" w:space="0" w:color="C0504D" w:themeColor="accent2"/>
-          <w:right w:val="single" w:sz="8" w:space="0" w:color="C0504D" w:themeColor="accent2"/>
-          <w:insideV w:val="single" w:sz="8" w:space="0" w:color="C0504D" w:themeColor="accent2"/>
+          <w:top w:val="single" w:color="C0504D" w:themeColor="accent2" w:sz="8" w:space="0"/>
+          <w:left w:val="single" w:color="C0504D" w:themeColor="accent2" w:sz="8" w:space="0"/>
+          <w:bottom w:val="single" w:color="C0504D" w:themeColor="accent2" w:sz="8" w:space="0"/>
+          <w:right w:val="single" w:color="C0504D" w:themeColor="accent2" w:sz="8" w:space="0"/>
+          <w:insideV w:val="single" w:color="C0504D" w:themeColor="accent2" w:sz="8" w:space="0"/>
         </w:tcBorders>
       </w:tcPr>
     </w:tblStylePr>
@@ -6458,12 +7338,12 @@
       <w:tblStyleRowBandSize w:val="1"/>
       <w:tblStyleColBandSize w:val="1"/>
       <w:tblBorders>
-        <w:top w:val="single" w:sz="8" w:space="0" w:color="9BBB59" w:themeColor="accent3"/>
-        <w:left w:val="single" w:sz="8" w:space="0" w:color="9BBB59" w:themeColor="accent3"/>
-        <w:bottom w:val="single" w:sz="8" w:space="0" w:color="9BBB59" w:themeColor="accent3"/>
-        <w:right w:val="single" w:sz="8" w:space="0" w:color="9BBB59" w:themeColor="accent3"/>
-        <w:insideH w:val="single" w:sz="8" w:space="0" w:color="9BBB59" w:themeColor="accent3"/>
-        <w:insideV w:val="single" w:sz="8" w:space="0" w:color="9BBB59" w:themeColor="accent3"/>
+        <w:top w:val="single" w:color="9BBB59" w:themeColor="accent3" w:sz="8" w:space="0"/>
+        <w:left w:val="single" w:color="9BBB59" w:themeColor="accent3" w:sz="8" w:space="0"/>
+        <w:bottom w:val="single" w:color="9BBB59" w:themeColor="accent3" w:sz="8" w:space="0"/>
+        <w:right w:val="single" w:color="9BBB59" w:themeColor="accent3" w:sz="8" w:space="0"/>
+        <w:insideH w:val="single" w:color="9BBB59" w:themeColor="accent3" w:sz="8" w:space="0"/>
+        <w:insideV w:val="single" w:color="9BBB59" w:themeColor="accent3" w:sz="8" w:space="0"/>
       </w:tblBorders>
     </w:tblPr>
     <w:tblStylePr w:type="firstRow">
@@ -6471,19 +7351,19 @@
         <w:spacing w:before="0" w:after="0" w:line="240" w:lineRule="auto"/>
       </w:pPr>
       <w:rPr>
-        <w:rFonts w:asciiTheme="majorHAnsi" w:eastAsiaTheme="majorEastAsia" w:hAnsiTheme="majorHAnsi" w:cstheme="majorBidi"/>
-        <w:b/>
-        <w:bCs/>
-      </w:rPr>
-      <w:tblPr/>
-      <w:tcPr>
-        <w:tcBorders>
-          <w:top w:val="single" w:sz="8" w:space="0" w:color="9BBB59" w:themeColor="accent3"/>
-          <w:left w:val="single" w:sz="8" w:space="0" w:color="9BBB59" w:themeColor="accent3"/>
-          <w:bottom w:val="single" w:sz="18" w:space="0" w:color="9BBB59" w:themeColor="accent3"/>
-          <w:right w:val="single" w:sz="8" w:space="0" w:color="9BBB59" w:themeColor="accent3"/>
-          <w:insideH w:val="nil"/>
-          <w:insideV w:val="single" w:sz="8" w:space="0" w:color="9BBB59" w:themeColor="accent3"/>
+        <w:rFonts w:asciiTheme="majorHAnsi" w:hAnsiTheme="majorHAnsi" w:eastAsiaTheme="majorEastAsia" w:cstheme="majorBidi"/>
+        <w:b/>
+        <w:bCs/>
+      </w:rPr>
+      <w:tblPr/>
+      <w:tcPr>
+        <w:tcBorders>
+          <w:top w:val="single" w:color="9BBB59" w:themeColor="accent3" w:sz="8" w:space="0"/>
+          <w:left w:val="single" w:color="9BBB59" w:themeColor="accent3" w:sz="8" w:space="0"/>
+          <w:bottom w:val="single" w:color="9BBB59" w:themeColor="accent3" w:sz="18" w:space="0"/>
+          <w:right w:val="single" w:color="9BBB59" w:themeColor="accent3" w:sz="8" w:space="0"/>
+          <w:insideH w:val="nil"/>
+          <w:insideV w:val="single" w:color="9BBB59" w:themeColor="accent3" w:sz="8" w:space="0"/>
         </w:tcBorders>
       </w:tcPr>
     </w:tblStylePr>
@@ -6492,42 +7372,42 @@
         <w:spacing w:before="0" w:after="0" w:line="240" w:lineRule="auto"/>
       </w:pPr>
       <w:rPr>
-        <w:rFonts w:asciiTheme="majorHAnsi" w:eastAsiaTheme="majorEastAsia" w:hAnsiTheme="majorHAnsi" w:cstheme="majorBidi"/>
-        <w:b/>
-        <w:bCs/>
-      </w:rPr>
-      <w:tblPr/>
-      <w:tcPr>
-        <w:tcBorders>
-          <w:top w:val="double" w:sz="6" w:space="0" w:color="9BBB59" w:themeColor="accent3"/>
-          <w:left w:val="single" w:sz="8" w:space="0" w:color="9BBB59" w:themeColor="accent3"/>
-          <w:bottom w:val="single" w:sz="8" w:space="0" w:color="9BBB59" w:themeColor="accent3"/>
-          <w:right w:val="single" w:sz="8" w:space="0" w:color="9BBB59" w:themeColor="accent3"/>
-          <w:insideH w:val="nil"/>
-          <w:insideV w:val="single" w:sz="8" w:space="0" w:color="9BBB59" w:themeColor="accent3"/>
+        <w:rFonts w:asciiTheme="majorHAnsi" w:hAnsiTheme="majorHAnsi" w:eastAsiaTheme="majorEastAsia" w:cstheme="majorBidi"/>
+        <w:b/>
+        <w:bCs/>
+      </w:rPr>
+      <w:tblPr/>
+      <w:tcPr>
+        <w:tcBorders>
+          <w:top w:val="double" w:color="9BBB59" w:themeColor="accent3" w:sz="6" w:space="0"/>
+          <w:left w:val="single" w:color="9BBB59" w:themeColor="accent3" w:sz="8" w:space="0"/>
+          <w:bottom w:val="single" w:color="9BBB59" w:themeColor="accent3" w:sz="8" w:space="0"/>
+          <w:right w:val="single" w:color="9BBB59" w:themeColor="accent3" w:sz="8" w:space="0"/>
+          <w:insideH w:val="nil"/>
+          <w:insideV w:val="single" w:color="9BBB59" w:themeColor="accent3" w:sz="8" w:space="0"/>
         </w:tcBorders>
       </w:tcPr>
     </w:tblStylePr>
     <w:tblStylePr w:type="firstCol">
       <w:rPr>
-        <w:rFonts w:asciiTheme="majorHAnsi" w:eastAsiaTheme="majorEastAsia" w:hAnsiTheme="majorHAnsi" w:cstheme="majorBidi"/>
+        <w:rFonts w:asciiTheme="majorHAnsi" w:hAnsiTheme="majorHAnsi" w:eastAsiaTheme="majorEastAsia" w:cstheme="majorBidi"/>
         <w:b/>
         <w:bCs/>
       </w:rPr>
     </w:tblStylePr>
     <w:tblStylePr w:type="lastCol">
       <w:rPr>
-        <w:rFonts w:asciiTheme="majorHAnsi" w:eastAsiaTheme="majorEastAsia" w:hAnsiTheme="majorHAnsi" w:cstheme="majorBidi"/>
-        <w:b/>
-        <w:bCs/>
-      </w:rPr>
-      <w:tblPr/>
-      <w:tcPr>
-        <w:tcBorders>
-          <w:top w:val="single" w:sz="8" w:space="0" w:color="9BBB59" w:themeColor="accent3"/>
-          <w:left w:val="single" w:sz="8" w:space="0" w:color="9BBB59" w:themeColor="accent3"/>
-          <w:bottom w:val="single" w:sz="8" w:space="0" w:color="9BBB59" w:themeColor="accent3"/>
-          <w:right w:val="single" w:sz="8" w:space="0" w:color="9BBB59" w:themeColor="accent3"/>
+        <w:rFonts w:asciiTheme="majorHAnsi" w:hAnsiTheme="majorHAnsi" w:eastAsiaTheme="majorEastAsia" w:cstheme="majorBidi"/>
+        <w:b/>
+        <w:bCs/>
+      </w:rPr>
+      <w:tblPr/>
+      <w:tcPr>
+        <w:tcBorders>
+          <w:top w:val="single" w:color="9BBB59" w:themeColor="accent3" w:sz="8" w:space="0"/>
+          <w:left w:val="single" w:color="9BBB59" w:themeColor="accent3" w:sz="8" w:space="0"/>
+          <w:bottom w:val="single" w:color="9BBB59" w:themeColor="accent3" w:sz="8" w:space="0"/>
+          <w:right w:val="single" w:color="9BBB59" w:themeColor="accent3" w:sz="8" w:space="0"/>
         </w:tcBorders>
       </w:tcPr>
     </w:tblStylePr>
@@ -6535,10 +7415,10 @@
       <w:tblPr/>
       <w:tcPr>
         <w:tcBorders>
-          <w:top w:val="single" w:sz="8" w:space="0" w:color="9BBB59" w:themeColor="accent3"/>
-          <w:left w:val="single" w:sz="8" w:space="0" w:color="9BBB59" w:themeColor="accent3"/>
-          <w:bottom w:val="single" w:sz="8" w:space="0" w:color="9BBB59" w:themeColor="accent3"/>
-          <w:right w:val="single" w:sz="8" w:space="0" w:color="9BBB59" w:themeColor="accent3"/>
+          <w:top w:val="single" w:color="9BBB59" w:themeColor="accent3" w:sz="8" w:space="0"/>
+          <w:left w:val="single" w:color="9BBB59" w:themeColor="accent3" w:sz="8" w:space="0"/>
+          <w:bottom w:val="single" w:color="9BBB59" w:themeColor="accent3" w:sz="8" w:space="0"/>
+          <w:right w:val="single" w:color="9BBB59" w:themeColor="accent3" w:sz="8" w:space="0"/>
         </w:tcBorders>
         <w:shd w:val="clear" w:color="auto" w:fill="E6EED5" w:themeFill="accent3" w:themeFillTint="3F"/>
       </w:tcPr>
@@ -6547,11 +7427,11 @@
       <w:tblPr/>
       <w:tcPr>
         <w:tcBorders>
-          <w:top w:val="single" w:sz="8" w:space="0" w:color="9BBB59" w:themeColor="accent3"/>
-          <w:left w:val="single" w:sz="8" w:space="0" w:color="9BBB59" w:themeColor="accent3"/>
-          <w:bottom w:val="single" w:sz="8" w:space="0" w:color="9BBB59" w:themeColor="accent3"/>
-          <w:right w:val="single" w:sz="8" w:space="0" w:color="9BBB59" w:themeColor="accent3"/>
-          <w:insideV w:val="single" w:sz="8" w:space="0" w:color="9BBB59" w:themeColor="accent3"/>
+          <w:top w:val="single" w:color="9BBB59" w:themeColor="accent3" w:sz="8" w:space="0"/>
+          <w:left w:val="single" w:color="9BBB59" w:themeColor="accent3" w:sz="8" w:space="0"/>
+          <w:bottom w:val="single" w:color="9BBB59" w:themeColor="accent3" w:sz="8" w:space="0"/>
+          <w:right w:val="single" w:color="9BBB59" w:themeColor="accent3" w:sz="8" w:space="0"/>
+          <w:insideV w:val="single" w:color="9BBB59" w:themeColor="accent3" w:sz="8" w:space="0"/>
         </w:tcBorders>
         <w:shd w:val="clear" w:color="auto" w:fill="E6EED5" w:themeFill="accent3" w:themeFillTint="3F"/>
       </w:tcPr>
@@ -6560,11 +7440,11 @@
       <w:tblPr/>
       <w:tcPr>
         <w:tcBorders>
-          <w:top w:val="single" w:sz="8" w:space="0" w:color="9BBB59" w:themeColor="accent3"/>
-          <w:left w:val="single" w:sz="8" w:space="0" w:color="9BBB59" w:themeColor="accent3"/>
-          <w:bottom w:val="single" w:sz="8" w:space="0" w:color="9BBB59" w:themeColor="accent3"/>
-          <w:right w:val="single" w:sz="8" w:space="0" w:color="9BBB59" w:themeColor="accent3"/>
-          <w:insideV w:val="single" w:sz="8" w:space="0" w:color="9BBB59" w:themeColor="accent3"/>
+          <w:top w:val="single" w:color="9BBB59" w:themeColor="accent3" w:sz="8" w:space="0"/>
+          <w:left w:val="single" w:color="9BBB59" w:themeColor="accent3" w:sz="8" w:space="0"/>
+          <w:bottom w:val="single" w:color="9BBB59" w:themeColor="accent3" w:sz="8" w:space="0"/>
+          <w:right w:val="single" w:color="9BBB59" w:themeColor="accent3" w:sz="8" w:space="0"/>
+          <w:insideV w:val="single" w:color="9BBB59" w:themeColor="accent3" w:sz="8" w:space="0"/>
         </w:tcBorders>
       </w:tcPr>
     </w:tblStylePr>
@@ -6581,12 +7461,12 @@
       <w:tblStyleRowBandSize w:val="1"/>
       <w:tblStyleColBandSize w:val="1"/>
       <w:tblBorders>
-        <w:top w:val="single" w:sz="8" w:space="0" w:color="8064A2" w:themeColor="accent4"/>
-        <w:left w:val="single" w:sz="8" w:space="0" w:color="8064A2" w:themeColor="accent4"/>
-        <w:bottom w:val="single" w:sz="8" w:space="0" w:color="8064A2" w:themeColor="accent4"/>
-        <w:right w:val="single" w:sz="8" w:space="0" w:color="8064A2" w:themeColor="accent4"/>
-        <w:insideH w:val="single" w:sz="8" w:space="0" w:color="8064A2" w:themeColor="accent4"/>
-        <w:insideV w:val="single" w:sz="8" w:space="0" w:color="8064A2" w:themeColor="accent4"/>
+        <w:top w:val="single" w:color="8064A2" w:themeColor="accent4" w:sz="8" w:space="0"/>
+        <w:left w:val="single" w:color="8064A2" w:themeColor="accent4" w:sz="8" w:space="0"/>
+        <w:bottom w:val="single" w:color="8064A2" w:themeColor="accent4" w:sz="8" w:space="0"/>
+        <w:right w:val="single" w:color="8064A2" w:themeColor="accent4" w:sz="8" w:space="0"/>
+        <w:insideH w:val="single" w:color="8064A2" w:themeColor="accent4" w:sz="8" w:space="0"/>
+        <w:insideV w:val="single" w:color="8064A2" w:themeColor="accent4" w:sz="8" w:space="0"/>
       </w:tblBorders>
     </w:tblPr>
     <w:tblStylePr w:type="firstRow">
@@ -6594,19 +7474,19 @@
         <w:spacing w:before="0" w:after="0" w:line="240" w:lineRule="auto"/>
       </w:pPr>
       <w:rPr>
-        <w:rFonts w:asciiTheme="majorHAnsi" w:eastAsiaTheme="majorEastAsia" w:hAnsiTheme="majorHAnsi" w:cstheme="majorBidi"/>
-        <w:b/>
-        <w:bCs/>
-      </w:rPr>
-      <w:tblPr/>
-      <w:tcPr>
-        <w:tcBorders>
-          <w:top w:val="single" w:sz="8" w:space="0" w:color="8064A2" w:themeColor="accent4"/>
-          <w:left w:val="single" w:sz="8" w:space="0" w:color="8064A2" w:themeColor="accent4"/>
-          <w:bottom w:val="single" w:sz="18" w:space="0" w:color="8064A2" w:themeColor="accent4"/>
-          <w:right w:val="single" w:sz="8" w:space="0" w:color="8064A2" w:themeColor="accent4"/>
-          <w:insideH w:val="nil"/>
-          <w:insideV w:val="single" w:sz="8" w:space="0" w:color="8064A2" w:themeColor="accent4"/>
+        <w:rFonts w:asciiTheme="majorHAnsi" w:hAnsiTheme="majorHAnsi" w:eastAsiaTheme="majorEastAsia" w:cstheme="majorBidi"/>
+        <w:b/>
+        <w:bCs/>
+      </w:rPr>
+      <w:tblPr/>
+      <w:tcPr>
+        <w:tcBorders>
+          <w:top w:val="single" w:color="8064A2" w:themeColor="accent4" w:sz="8" w:space="0"/>
+          <w:left w:val="single" w:color="8064A2" w:themeColor="accent4" w:sz="8" w:space="0"/>
+          <w:bottom w:val="single" w:color="8064A2" w:themeColor="accent4" w:sz="18" w:space="0"/>
+          <w:right w:val="single" w:color="8064A2" w:themeColor="accent4" w:sz="8" w:space="0"/>
+          <w:insideH w:val="nil"/>
+          <w:insideV w:val="single" w:color="8064A2" w:themeColor="accent4" w:sz="8" w:space="0"/>
         </w:tcBorders>
       </w:tcPr>
     </w:tblStylePr>
@@ -6615,42 +7495,42 @@
         <w:spacing w:before="0" w:after="0" w:line="240" w:lineRule="auto"/>
       </w:pPr>
       <w:rPr>
-        <w:rFonts w:asciiTheme="majorHAnsi" w:eastAsiaTheme="majorEastAsia" w:hAnsiTheme="majorHAnsi" w:cstheme="majorBidi"/>
-        <w:b/>
-        <w:bCs/>
-      </w:rPr>
-      <w:tblPr/>
-      <w:tcPr>
-        <w:tcBorders>
-          <w:top w:val="double" w:sz="6" w:space="0" w:color="8064A2" w:themeColor="accent4"/>
-          <w:left w:val="single" w:sz="8" w:space="0" w:color="8064A2" w:themeColor="accent4"/>
-          <w:bottom w:val="single" w:sz="8" w:space="0" w:color="8064A2" w:themeColor="accent4"/>
-          <w:right w:val="single" w:sz="8" w:space="0" w:color="8064A2" w:themeColor="accent4"/>
-          <w:insideH w:val="nil"/>
-          <w:insideV w:val="single" w:sz="8" w:space="0" w:color="8064A2" w:themeColor="accent4"/>
+        <w:rFonts w:asciiTheme="majorHAnsi" w:hAnsiTheme="majorHAnsi" w:eastAsiaTheme="majorEastAsia" w:cstheme="majorBidi"/>
+        <w:b/>
+        <w:bCs/>
+      </w:rPr>
+      <w:tblPr/>
+      <w:tcPr>
+        <w:tcBorders>
+          <w:top w:val="double" w:color="8064A2" w:themeColor="accent4" w:sz="6" w:space="0"/>
+          <w:left w:val="single" w:color="8064A2" w:themeColor="accent4" w:sz="8" w:space="0"/>
+          <w:bottom w:val="single" w:color="8064A2" w:themeColor="accent4" w:sz="8" w:space="0"/>
+          <w:right w:val="single" w:color="8064A2" w:themeColor="accent4" w:sz="8" w:space="0"/>
+          <w:insideH w:val="nil"/>
+          <w:insideV w:val="single" w:color="8064A2" w:themeColor="accent4" w:sz="8" w:space="0"/>
         </w:tcBorders>
       </w:tcPr>
     </w:tblStylePr>
     <w:tblStylePr w:type="firstCol">
       <w:rPr>
-        <w:rFonts w:asciiTheme="majorHAnsi" w:eastAsiaTheme="majorEastAsia" w:hAnsiTheme="majorHAnsi" w:cstheme="majorBidi"/>
+        <w:rFonts w:asciiTheme="majorHAnsi" w:hAnsiTheme="majorHAnsi" w:eastAsiaTheme="majorEastAsia" w:cstheme="majorBidi"/>
         <w:b/>
         <w:bCs/>
       </w:rPr>
     </w:tblStylePr>
     <w:tblStylePr w:type="lastCol">
       <w:rPr>
-        <w:rFonts w:asciiTheme="majorHAnsi" w:eastAsiaTheme="majorEastAsia" w:hAnsiTheme="majorHAnsi" w:cstheme="majorBidi"/>
-        <w:b/>
-        <w:bCs/>
-      </w:rPr>
-      <w:tblPr/>
-      <w:tcPr>
-        <w:tcBorders>
-          <w:top w:val="single" w:sz="8" w:space="0" w:color="8064A2" w:themeColor="accent4"/>
-          <w:left w:val="single" w:sz="8" w:space="0" w:color="8064A2" w:themeColor="accent4"/>
-          <w:bottom w:val="single" w:sz="8" w:space="0" w:color="8064A2" w:themeColor="accent4"/>
-          <w:right w:val="single" w:sz="8" w:space="0" w:color="8064A2" w:themeColor="accent4"/>
+        <w:rFonts w:asciiTheme="majorHAnsi" w:hAnsiTheme="majorHAnsi" w:eastAsiaTheme="majorEastAsia" w:cstheme="majorBidi"/>
+        <w:b/>
+        <w:bCs/>
+      </w:rPr>
+      <w:tblPr/>
+      <w:tcPr>
+        <w:tcBorders>
+          <w:top w:val="single" w:color="8064A2" w:themeColor="accent4" w:sz="8" w:space="0"/>
+          <w:left w:val="single" w:color="8064A2" w:themeColor="accent4" w:sz="8" w:space="0"/>
+          <w:bottom w:val="single" w:color="8064A2" w:themeColor="accent4" w:sz="8" w:space="0"/>
+          <w:right w:val="single" w:color="8064A2" w:themeColor="accent4" w:sz="8" w:space="0"/>
         </w:tcBorders>
       </w:tcPr>
     </w:tblStylePr>
@@ -6658,10 +7538,10 @@
       <w:tblPr/>
       <w:tcPr>
         <w:tcBorders>
-          <w:top w:val="single" w:sz="8" w:space="0" w:color="8064A2" w:themeColor="accent4"/>
-          <w:left w:val="single" w:sz="8" w:space="0" w:color="8064A2" w:themeColor="accent4"/>
-          <w:bottom w:val="single" w:sz="8" w:space="0" w:color="8064A2" w:themeColor="accent4"/>
-          <w:right w:val="single" w:sz="8" w:space="0" w:color="8064A2" w:themeColor="accent4"/>
+          <w:top w:val="single" w:color="8064A2" w:themeColor="accent4" w:sz="8" w:space="0"/>
+          <w:left w:val="single" w:color="8064A2" w:themeColor="accent4" w:sz="8" w:space="0"/>
+          <w:bottom w:val="single" w:color="8064A2" w:themeColor="accent4" w:sz="8" w:space="0"/>
+          <w:right w:val="single" w:color="8064A2" w:themeColor="accent4" w:sz="8" w:space="0"/>
         </w:tcBorders>
         <w:shd w:val="clear" w:color="auto" w:fill="DFD8E8" w:themeFill="accent4" w:themeFillTint="3F"/>
       </w:tcPr>
@@ -6670,11 +7550,11 @@
       <w:tblPr/>
       <w:tcPr>
         <w:tcBorders>
-          <w:top w:val="single" w:sz="8" w:space="0" w:color="8064A2" w:themeColor="accent4"/>
-          <w:left w:val="single" w:sz="8" w:space="0" w:color="8064A2" w:themeColor="accent4"/>
-          <w:bottom w:val="single" w:sz="8" w:space="0" w:color="8064A2" w:themeColor="accent4"/>
-          <w:right w:val="single" w:sz="8" w:space="0" w:color="8064A2" w:themeColor="accent4"/>
-          <w:insideV w:val="single" w:sz="8" w:space="0" w:color="8064A2" w:themeColor="accent4"/>
+          <w:top w:val="single" w:color="8064A2" w:themeColor="accent4" w:sz="8" w:space="0"/>
+          <w:left w:val="single" w:color="8064A2" w:themeColor="accent4" w:sz="8" w:space="0"/>
+          <w:bottom w:val="single" w:color="8064A2" w:themeColor="accent4" w:sz="8" w:space="0"/>
+          <w:right w:val="single" w:color="8064A2" w:themeColor="accent4" w:sz="8" w:space="0"/>
+          <w:insideV w:val="single" w:color="8064A2" w:themeColor="accent4" w:sz="8" w:space="0"/>
         </w:tcBorders>
         <w:shd w:val="clear" w:color="auto" w:fill="DFD8E8" w:themeFill="accent4" w:themeFillTint="3F"/>
       </w:tcPr>
@@ -6683,11 +7563,11 @@
       <w:tblPr/>
       <w:tcPr>
         <w:tcBorders>
-          <w:top w:val="single" w:sz="8" w:space="0" w:color="8064A2" w:themeColor="accent4"/>
-          <w:left w:val="single" w:sz="8" w:space="0" w:color="8064A2" w:themeColor="accent4"/>
-          <w:bottom w:val="single" w:sz="8" w:space="0" w:color="8064A2" w:themeColor="accent4"/>
-          <w:right w:val="single" w:sz="8" w:space="0" w:color="8064A2" w:themeColor="accent4"/>
-          <w:insideV w:val="single" w:sz="8" w:space="0" w:color="8064A2" w:themeColor="accent4"/>
+          <w:top w:val="single" w:color="8064A2" w:themeColor="accent4" w:sz="8" w:space="0"/>
+          <w:left w:val="single" w:color="8064A2" w:themeColor="accent4" w:sz="8" w:space="0"/>
+          <w:bottom w:val="single" w:color="8064A2" w:themeColor="accent4" w:sz="8" w:space="0"/>
+          <w:right w:val="single" w:color="8064A2" w:themeColor="accent4" w:sz="8" w:space="0"/>
+          <w:insideV w:val="single" w:color="8064A2" w:themeColor="accent4" w:sz="8" w:space="0"/>
         </w:tcBorders>
       </w:tcPr>
     </w:tblStylePr>
@@ -6704,12 +7584,12 @@
       <w:tblStyleRowBandSize w:val="1"/>
       <w:tblStyleColBandSize w:val="1"/>
       <w:tblBorders>
-        <w:top w:val="single" w:sz="8" w:space="0" w:color="4BACC6" w:themeColor="accent5"/>
-        <w:left w:val="single" w:sz="8" w:space="0" w:color="4BACC6" w:themeColor="accent5"/>
-        <w:bottom w:val="single" w:sz="8" w:space="0" w:color="4BACC6" w:themeColor="accent5"/>
-        <w:right w:val="single" w:sz="8" w:space="0" w:color="4BACC6" w:themeColor="accent5"/>
-        <w:insideH w:val="single" w:sz="8" w:space="0" w:color="4BACC6" w:themeColor="accent5"/>
-        <w:insideV w:val="single" w:sz="8" w:space="0" w:color="4BACC6" w:themeColor="accent5"/>
+        <w:top w:val="single" w:color="4BACC6" w:themeColor="accent5" w:sz="8" w:space="0"/>
+        <w:left w:val="single" w:color="4BACC6" w:themeColor="accent5" w:sz="8" w:space="0"/>
+        <w:bottom w:val="single" w:color="4BACC6" w:themeColor="accent5" w:sz="8" w:space="0"/>
+        <w:right w:val="single" w:color="4BACC6" w:themeColor="accent5" w:sz="8" w:space="0"/>
+        <w:insideH w:val="single" w:color="4BACC6" w:themeColor="accent5" w:sz="8" w:space="0"/>
+        <w:insideV w:val="single" w:color="4BACC6" w:themeColor="accent5" w:sz="8" w:space="0"/>
       </w:tblBorders>
     </w:tblPr>
     <w:tblStylePr w:type="firstRow">
@@ -6717,19 +7597,19 @@
         <w:spacing w:before="0" w:after="0" w:line="240" w:lineRule="auto"/>
       </w:pPr>
       <w:rPr>
-        <w:rFonts w:asciiTheme="majorHAnsi" w:eastAsiaTheme="majorEastAsia" w:hAnsiTheme="majorHAnsi" w:cstheme="majorBidi"/>
-        <w:b/>
-        <w:bCs/>
-      </w:rPr>
-      <w:tblPr/>
-      <w:tcPr>
-        <w:tcBorders>
-          <w:top w:val="single" w:sz="8" w:space="0" w:color="4BACC6" w:themeColor="accent5"/>
-          <w:left w:val="single" w:sz="8" w:space="0" w:color="4BACC6" w:themeColor="accent5"/>
-          <w:bottom w:val="single" w:sz="18" w:space="0" w:color="4BACC6" w:themeColor="accent5"/>
-          <w:right w:val="single" w:sz="8" w:space="0" w:color="4BACC6" w:themeColor="accent5"/>
-          <w:insideH w:val="nil"/>
-          <w:insideV w:val="single" w:sz="8" w:space="0" w:color="4BACC6" w:themeColor="accent5"/>
+        <w:rFonts w:asciiTheme="majorHAnsi" w:hAnsiTheme="majorHAnsi" w:eastAsiaTheme="majorEastAsia" w:cstheme="majorBidi"/>
+        <w:b/>
+        <w:bCs/>
+      </w:rPr>
+      <w:tblPr/>
+      <w:tcPr>
+        <w:tcBorders>
+          <w:top w:val="single" w:color="4BACC6" w:themeColor="accent5" w:sz="8" w:space="0"/>
+          <w:left w:val="single" w:color="4BACC6" w:themeColor="accent5" w:sz="8" w:space="0"/>
+          <w:bottom w:val="single" w:color="4BACC6" w:themeColor="accent5" w:sz="18" w:space="0"/>
+          <w:right w:val="single" w:color="4BACC6" w:themeColor="accent5" w:sz="8" w:space="0"/>
+          <w:insideH w:val="nil"/>
+          <w:insideV w:val="single" w:color="4BACC6" w:themeColor="accent5" w:sz="8" w:space="0"/>
         </w:tcBorders>
       </w:tcPr>
     </w:tblStylePr>
@@ -6738,42 +7618,42 @@
         <w:spacing w:before="0" w:after="0" w:line="240" w:lineRule="auto"/>
       </w:pPr>
       <w:rPr>
-        <w:rFonts w:asciiTheme="majorHAnsi" w:eastAsiaTheme="majorEastAsia" w:hAnsiTheme="majorHAnsi" w:cstheme="majorBidi"/>
-        <w:b/>
-        <w:bCs/>
-      </w:rPr>
-      <w:tblPr/>
-      <w:tcPr>
-        <w:tcBorders>
-          <w:top w:val="double" w:sz="6" w:space="0" w:color="4BACC6" w:themeColor="accent5"/>
-          <w:left w:val="single" w:sz="8" w:space="0" w:color="4BACC6" w:themeColor="accent5"/>
-          <w:bottom w:val="single" w:sz="8" w:space="0" w:color="4BACC6" w:themeColor="accent5"/>
-          <w:right w:val="single" w:sz="8" w:space="0" w:color="4BACC6" w:themeColor="accent5"/>
-          <w:insideH w:val="nil"/>
-          <w:insideV w:val="single" w:sz="8" w:space="0" w:color="4BACC6" w:themeColor="accent5"/>
+        <w:rFonts w:asciiTheme="majorHAnsi" w:hAnsiTheme="majorHAnsi" w:eastAsiaTheme="majorEastAsia" w:cstheme="majorBidi"/>
+        <w:b/>
+        <w:bCs/>
+      </w:rPr>
+      <w:tblPr/>
+      <w:tcPr>
+        <w:tcBorders>
+          <w:top w:val="double" w:color="4BACC6" w:themeColor="accent5" w:sz="6" w:space="0"/>
+          <w:left w:val="single" w:color="4BACC6" w:themeColor="accent5" w:sz="8" w:space="0"/>
+          <w:bottom w:val="single" w:color="4BACC6" w:themeColor="accent5" w:sz="8" w:space="0"/>
+          <w:right w:val="single" w:color="4BACC6" w:themeColor="accent5" w:sz="8" w:space="0"/>
+          <w:insideH w:val="nil"/>
+          <w:insideV w:val="single" w:color="4BACC6" w:themeColor="accent5" w:sz="8" w:space="0"/>
         </w:tcBorders>
       </w:tcPr>
     </w:tblStylePr>
     <w:tblStylePr w:type="firstCol">
       <w:rPr>
-        <w:rFonts w:asciiTheme="majorHAnsi" w:eastAsiaTheme="majorEastAsia" w:hAnsiTheme="majorHAnsi" w:cstheme="majorBidi"/>
+        <w:rFonts w:asciiTheme="majorHAnsi" w:hAnsiTheme="majorHAnsi" w:eastAsiaTheme="majorEastAsia" w:cstheme="majorBidi"/>
         <w:b/>
         <w:bCs/>
       </w:rPr>
     </w:tblStylePr>
     <w:tblStylePr w:type="lastCol">
       <w:rPr>
-        <w:rFonts w:asciiTheme="majorHAnsi" w:eastAsiaTheme="majorEastAsia" w:hAnsiTheme="majorHAnsi" w:cstheme="majorBidi"/>
-        <w:b/>
-        <w:bCs/>
-      </w:rPr>
-      <w:tblPr/>
-      <w:tcPr>
-        <w:tcBorders>
-          <w:top w:val="single" w:sz="8" w:space="0" w:color="4BACC6" w:themeColor="accent5"/>
-          <w:left w:val="single" w:sz="8" w:space="0" w:color="4BACC6" w:themeColor="accent5"/>
-          <w:bottom w:val="single" w:sz="8" w:space="0" w:color="4BACC6" w:themeColor="accent5"/>
-          <w:right w:val="single" w:sz="8" w:space="0" w:color="4BACC6" w:themeColor="accent5"/>
+        <w:rFonts w:asciiTheme="majorHAnsi" w:hAnsiTheme="majorHAnsi" w:eastAsiaTheme="majorEastAsia" w:cstheme="majorBidi"/>
+        <w:b/>
+        <w:bCs/>
+      </w:rPr>
+      <w:tblPr/>
+      <w:tcPr>
+        <w:tcBorders>
+          <w:top w:val="single" w:color="4BACC6" w:themeColor="accent5" w:sz="8" w:space="0"/>
+          <w:left w:val="single" w:color="4BACC6" w:themeColor="accent5" w:sz="8" w:space="0"/>
+          <w:bottom w:val="single" w:color="4BACC6" w:themeColor="accent5" w:sz="8" w:space="0"/>
+          <w:right w:val="single" w:color="4BACC6" w:themeColor="accent5" w:sz="8" w:space="0"/>
         </w:tcBorders>
       </w:tcPr>
     </w:tblStylePr>
@@ -6781,10 +7661,10 @@
       <w:tblPr/>
       <w:tcPr>
         <w:tcBorders>
-          <w:top w:val="single" w:sz="8" w:space="0" w:color="4BACC6" w:themeColor="accent5"/>
-          <w:left w:val="single" w:sz="8" w:space="0" w:color="4BACC6" w:themeColor="accent5"/>
-          <w:bottom w:val="single" w:sz="8" w:space="0" w:color="4BACC6" w:themeColor="accent5"/>
-          <w:right w:val="single" w:sz="8" w:space="0" w:color="4BACC6" w:themeColor="accent5"/>
+          <w:top w:val="single" w:color="4BACC6" w:themeColor="accent5" w:sz="8" w:space="0"/>
+          <w:left w:val="single" w:color="4BACC6" w:themeColor="accent5" w:sz="8" w:space="0"/>
+          <w:bottom w:val="single" w:color="4BACC6" w:themeColor="accent5" w:sz="8" w:space="0"/>
+          <w:right w:val="single" w:color="4BACC6" w:themeColor="accent5" w:sz="8" w:space="0"/>
         </w:tcBorders>
         <w:shd w:val="clear" w:color="auto" w:fill="D2EAF1" w:themeFill="accent5" w:themeFillTint="3F"/>
       </w:tcPr>
@@ -6793,11 +7673,11 @@
       <w:tblPr/>
       <w:tcPr>
         <w:tcBorders>
-          <w:top w:val="single" w:sz="8" w:space="0" w:color="4BACC6" w:themeColor="accent5"/>
-          <w:left w:val="single" w:sz="8" w:space="0" w:color="4BACC6" w:themeColor="accent5"/>
-          <w:bottom w:val="single" w:sz="8" w:space="0" w:color="4BACC6" w:themeColor="accent5"/>
-          <w:right w:val="single" w:sz="8" w:space="0" w:color="4BACC6" w:themeColor="accent5"/>
-          <w:insideV w:val="single" w:sz="8" w:space="0" w:color="4BACC6" w:themeColor="accent5"/>
+          <w:top w:val="single" w:color="4BACC6" w:themeColor="accent5" w:sz="8" w:space="0"/>
+          <w:left w:val="single" w:color="4BACC6" w:themeColor="accent5" w:sz="8" w:space="0"/>
+          <w:bottom w:val="single" w:color="4BACC6" w:themeColor="accent5" w:sz="8" w:space="0"/>
+          <w:right w:val="single" w:color="4BACC6" w:themeColor="accent5" w:sz="8" w:space="0"/>
+          <w:insideV w:val="single" w:color="4BACC6" w:themeColor="accent5" w:sz="8" w:space="0"/>
         </w:tcBorders>
         <w:shd w:val="clear" w:color="auto" w:fill="D2EAF1" w:themeFill="accent5" w:themeFillTint="3F"/>
       </w:tcPr>
@@ -6806,11 +7686,11 @@
       <w:tblPr/>
       <w:tcPr>
         <w:tcBorders>
-          <w:top w:val="single" w:sz="8" w:space="0" w:color="4BACC6" w:themeColor="accent5"/>
-          <w:left w:val="single" w:sz="8" w:space="0" w:color="4BACC6" w:themeColor="accent5"/>
-          <w:bottom w:val="single" w:sz="8" w:space="0" w:color="4BACC6" w:themeColor="accent5"/>
-          <w:right w:val="single" w:sz="8" w:space="0" w:color="4BACC6" w:themeColor="accent5"/>
-          <w:insideV w:val="single" w:sz="8" w:space="0" w:color="4BACC6" w:themeColor="accent5"/>
+          <w:top w:val="single" w:color="4BACC6" w:themeColor="accent5" w:sz="8" w:space="0"/>
+          <w:left w:val="single" w:color="4BACC6" w:themeColor="accent5" w:sz="8" w:space="0"/>
+          <w:bottom w:val="single" w:color="4BACC6" w:themeColor="accent5" w:sz="8" w:space="0"/>
+          <w:right w:val="single" w:color="4BACC6" w:themeColor="accent5" w:sz="8" w:space="0"/>
+          <w:insideV w:val="single" w:color="4BACC6" w:themeColor="accent5" w:sz="8" w:space="0"/>
         </w:tcBorders>
       </w:tcPr>
     </w:tblStylePr>
@@ -6827,12 +7707,12 @@
       <w:tblStyleRowBandSize w:val="1"/>
       <w:tblStyleColBandSize w:val="1"/>
       <w:tblBorders>
-        <w:top w:val="single" w:sz="8" w:space="0" w:color="F79646" w:themeColor="accent6"/>
-        <w:left w:val="single" w:sz="8" w:space="0" w:color="F79646" w:themeColor="accent6"/>
-        <w:bottom w:val="single" w:sz="8" w:space="0" w:color="F79646" w:themeColor="accent6"/>
-        <w:right w:val="single" w:sz="8" w:space="0" w:color="F79646" w:themeColor="accent6"/>
-        <w:insideH w:val="single" w:sz="8" w:space="0" w:color="F79646" w:themeColor="accent6"/>
-        <w:insideV w:val="single" w:sz="8" w:space="0" w:color="F79646" w:themeColor="accent6"/>
+        <w:top w:val="single" w:color="F79646" w:themeColor="accent6" w:sz="8" w:space="0"/>
+        <w:left w:val="single" w:color="F79646" w:themeColor="accent6" w:sz="8" w:space="0"/>
+        <w:bottom w:val="single" w:color="F79646" w:themeColor="accent6" w:sz="8" w:space="0"/>
+        <w:right w:val="single" w:color="F79646" w:themeColor="accent6" w:sz="8" w:space="0"/>
+        <w:insideH w:val="single" w:color="F79646" w:themeColor="accent6" w:sz="8" w:space="0"/>
+        <w:insideV w:val="single" w:color="F79646" w:themeColor="accent6" w:sz="8" w:space="0"/>
       </w:tblBorders>
     </w:tblPr>
     <w:tblStylePr w:type="firstRow">
@@ -6840,19 +7720,19 @@
         <w:spacing w:before="0" w:after="0" w:line="240" w:lineRule="auto"/>
       </w:pPr>
       <w:rPr>
-        <w:rFonts w:asciiTheme="majorHAnsi" w:eastAsiaTheme="majorEastAsia" w:hAnsiTheme="majorHAnsi" w:cstheme="majorBidi"/>
-        <w:b/>
-        <w:bCs/>
-      </w:rPr>
-      <w:tblPr/>
-      <w:tcPr>
-        <w:tcBorders>
-          <w:top w:val="single" w:sz="8" w:space="0" w:color="F79646" w:themeColor="accent6"/>
-          <w:left w:val="single" w:sz="8" w:space="0" w:color="F79646" w:themeColor="accent6"/>
-          <w:bottom w:val="single" w:sz="18" w:space="0" w:color="F79646" w:themeColor="accent6"/>
-          <w:right w:val="single" w:sz="8" w:space="0" w:color="F79646" w:themeColor="accent6"/>
-          <w:insideH w:val="nil"/>
-          <w:insideV w:val="single" w:sz="8" w:space="0" w:color="F79646" w:themeColor="accent6"/>
+        <w:rFonts w:asciiTheme="majorHAnsi" w:hAnsiTheme="majorHAnsi" w:eastAsiaTheme="majorEastAsia" w:cstheme="majorBidi"/>
+        <w:b/>
+        <w:bCs/>
+      </w:rPr>
+      <w:tblPr/>
+      <w:tcPr>
+        <w:tcBorders>
+          <w:top w:val="single" w:color="F79646" w:themeColor="accent6" w:sz="8" w:space="0"/>
+          <w:left w:val="single" w:color="F79646" w:themeColor="accent6" w:sz="8" w:space="0"/>
+          <w:bottom w:val="single" w:color="F79646" w:themeColor="accent6" w:sz="18" w:space="0"/>
+          <w:right w:val="single" w:color="F79646" w:themeColor="accent6" w:sz="8" w:space="0"/>
+          <w:insideH w:val="nil"/>
+          <w:insideV w:val="single" w:color="F79646" w:themeColor="accent6" w:sz="8" w:space="0"/>
         </w:tcBorders>
       </w:tcPr>
     </w:tblStylePr>
@@ -6861,42 +7741,42 @@
         <w:spacing w:before="0" w:after="0" w:line="240" w:lineRule="auto"/>
       </w:pPr>
       <w:rPr>
-        <w:rFonts w:asciiTheme="majorHAnsi" w:eastAsiaTheme="majorEastAsia" w:hAnsiTheme="majorHAnsi" w:cstheme="majorBidi"/>
-        <w:b/>
-        <w:bCs/>
-      </w:rPr>
-      <w:tblPr/>
-      <w:tcPr>
-        <w:tcBorders>
-          <w:top w:val="double" w:sz="6" w:space="0" w:color="F79646" w:themeColor="accent6"/>
-          <w:left w:val="single" w:sz="8" w:space="0" w:color="F79646" w:themeColor="accent6"/>
-          <w:bottom w:val="single" w:sz="8" w:space="0" w:color="F79646" w:themeColor="accent6"/>
-          <w:right w:val="single" w:sz="8" w:space="0" w:color="F79646" w:themeColor="accent6"/>
-          <w:insideH w:val="nil"/>
-          <w:insideV w:val="single" w:sz="8" w:space="0" w:color="F79646" w:themeColor="accent6"/>
+        <w:rFonts w:asciiTheme="majorHAnsi" w:hAnsiTheme="majorHAnsi" w:eastAsiaTheme="majorEastAsia" w:cstheme="majorBidi"/>
+        <w:b/>
+        <w:bCs/>
+      </w:rPr>
+      <w:tblPr/>
+      <w:tcPr>
+        <w:tcBorders>
+          <w:top w:val="double" w:color="F79646" w:themeColor="accent6" w:sz="6" w:space="0"/>
+          <w:left w:val="single" w:color="F79646" w:themeColor="accent6" w:sz="8" w:space="0"/>
+          <w:bottom w:val="single" w:color="F79646" w:themeColor="accent6" w:sz="8" w:space="0"/>
+          <w:right w:val="single" w:color="F79646" w:themeColor="accent6" w:sz="8" w:space="0"/>
+          <w:insideH w:val="nil"/>
+          <w:insideV w:val="single" w:color="F79646" w:themeColor="accent6" w:sz="8" w:space="0"/>
         </w:tcBorders>
       </w:tcPr>
     </w:tblStylePr>
     <w:tblStylePr w:type="firstCol">
       <w:rPr>
-        <w:rFonts w:asciiTheme="majorHAnsi" w:eastAsiaTheme="majorEastAsia" w:hAnsiTheme="majorHAnsi" w:cstheme="majorBidi"/>
+        <w:rFonts w:asciiTheme="majorHAnsi" w:hAnsiTheme="majorHAnsi" w:eastAsiaTheme="majorEastAsia" w:cstheme="majorBidi"/>
         <w:b/>
         <w:bCs/>
       </w:rPr>
     </w:tblStylePr>
     <w:tblStylePr w:type="lastCol">
       <w:rPr>
-        <w:rFonts w:asciiTheme="majorHAnsi" w:eastAsiaTheme="majorEastAsia" w:hAnsiTheme="majorHAnsi" w:cstheme="majorBidi"/>
-        <w:b/>
-        <w:bCs/>
-      </w:rPr>
-      <w:tblPr/>
-      <w:tcPr>
-        <w:tcBorders>
-          <w:top w:val="single" w:sz="8" w:space="0" w:color="F79646" w:themeColor="accent6"/>
-          <w:left w:val="single" w:sz="8" w:space="0" w:color="F79646" w:themeColor="accent6"/>
-          <w:bottom w:val="single" w:sz="8" w:space="0" w:color="F79646" w:themeColor="accent6"/>
-          <w:right w:val="single" w:sz="8" w:space="0" w:color="F79646" w:themeColor="accent6"/>
+        <w:rFonts w:asciiTheme="majorHAnsi" w:hAnsiTheme="majorHAnsi" w:eastAsiaTheme="majorEastAsia" w:cstheme="majorBidi"/>
+        <w:b/>
+        <w:bCs/>
+      </w:rPr>
+      <w:tblPr/>
+      <w:tcPr>
+        <w:tcBorders>
+          <w:top w:val="single" w:color="F79646" w:themeColor="accent6" w:sz="8" w:space="0"/>
+          <w:left w:val="single" w:color="F79646" w:themeColor="accent6" w:sz="8" w:space="0"/>
+          <w:bottom w:val="single" w:color="F79646" w:themeColor="accent6" w:sz="8" w:space="0"/>
+          <w:right w:val="single" w:color="F79646" w:themeColor="accent6" w:sz="8" w:space="0"/>
         </w:tcBorders>
       </w:tcPr>
     </w:tblStylePr>
@@ -6904,10 +7784,10 @@
       <w:tblPr/>
       <w:tcPr>
         <w:tcBorders>
-          <w:top w:val="single" w:sz="8" w:space="0" w:color="F79646" w:themeColor="accent6"/>
-          <w:left w:val="single" w:sz="8" w:space="0" w:color="F79646" w:themeColor="accent6"/>
-          <w:bottom w:val="single" w:sz="8" w:space="0" w:color="F79646" w:themeColor="accent6"/>
-          <w:right w:val="single" w:sz="8" w:space="0" w:color="F79646" w:themeColor="accent6"/>
+          <w:top w:val="single" w:color="F79646" w:themeColor="accent6" w:sz="8" w:space="0"/>
+          <w:left w:val="single" w:color="F79646" w:themeColor="accent6" w:sz="8" w:space="0"/>
+          <w:bottom w:val="single" w:color="F79646" w:themeColor="accent6" w:sz="8" w:space="0"/>
+          <w:right w:val="single" w:color="F79646" w:themeColor="accent6" w:sz="8" w:space="0"/>
         </w:tcBorders>
         <w:shd w:val="clear" w:color="auto" w:fill="FDE4D0" w:themeFill="accent6" w:themeFillTint="3F"/>
       </w:tcPr>
@@ -6916,11 +7796,11 @@
       <w:tblPr/>
       <w:tcPr>
         <w:tcBorders>
-          <w:top w:val="single" w:sz="8" w:space="0" w:color="F79646" w:themeColor="accent6"/>
-          <w:left w:val="single" w:sz="8" w:space="0" w:color="F79646" w:themeColor="accent6"/>
-          <w:bottom w:val="single" w:sz="8" w:space="0" w:color="F79646" w:themeColor="accent6"/>
-          <w:right w:val="single" w:sz="8" w:space="0" w:color="F79646" w:themeColor="accent6"/>
-          <w:insideV w:val="single" w:sz="8" w:space="0" w:color="F79646" w:themeColor="accent6"/>
+          <w:top w:val="single" w:color="F79646" w:themeColor="accent6" w:sz="8" w:space="0"/>
+          <w:left w:val="single" w:color="F79646" w:themeColor="accent6" w:sz="8" w:space="0"/>
+          <w:bottom w:val="single" w:color="F79646" w:themeColor="accent6" w:sz="8" w:space="0"/>
+          <w:right w:val="single" w:color="F79646" w:themeColor="accent6" w:sz="8" w:space="0"/>
+          <w:insideV w:val="single" w:color="F79646" w:themeColor="accent6" w:sz="8" w:space="0"/>
         </w:tcBorders>
         <w:shd w:val="clear" w:color="auto" w:fill="FDE4D0" w:themeFill="accent6" w:themeFillTint="3F"/>
       </w:tcPr>
@@ -6929,11 +7809,11 @@
       <w:tblPr/>
       <w:tcPr>
         <w:tcBorders>
-          <w:top w:val="single" w:sz="8" w:space="0" w:color="F79646" w:themeColor="accent6"/>
-          <w:left w:val="single" w:sz="8" w:space="0" w:color="F79646" w:themeColor="accent6"/>
-          <w:bottom w:val="single" w:sz="8" w:space="0" w:color="F79646" w:themeColor="accent6"/>
-          <w:right w:val="single" w:sz="8" w:space="0" w:color="F79646" w:themeColor="accent6"/>
-          <w:insideV w:val="single" w:sz="8" w:space="0" w:color="F79646" w:themeColor="accent6"/>
+          <w:top w:val="single" w:color="F79646" w:themeColor="accent6" w:sz="8" w:space="0"/>
+          <w:left w:val="single" w:color="F79646" w:themeColor="accent6" w:sz="8" w:space="0"/>
+          <w:bottom w:val="single" w:color="F79646" w:themeColor="accent6" w:sz="8" w:space="0"/>
+          <w:right w:val="single" w:color="F79646" w:themeColor="accent6" w:sz="8" w:space="0"/>
+          <w:insideV w:val="single" w:color="F79646" w:themeColor="accent6" w:sz="8" w:space="0"/>
         </w:tcBorders>
       </w:tcPr>
     </w:tblStylePr>
@@ -6950,11 +7830,11 @@
       <w:tblStyleRowBandSize w:val="1"/>
       <w:tblStyleColBandSize w:val="1"/>
       <w:tblBorders>
-        <w:top w:val="single" w:sz="8" w:space="0" w:color="404040" w:themeColor="text1" w:themeTint="BF"/>
-        <w:left w:val="single" w:sz="8" w:space="0" w:color="404040" w:themeColor="text1" w:themeTint="BF"/>
-        <w:bottom w:val="single" w:sz="8" w:space="0" w:color="404040" w:themeColor="text1" w:themeTint="BF"/>
-        <w:right w:val="single" w:sz="8" w:space="0" w:color="404040" w:themeColor="text1" w:themeTint="BF"/>
-        <w:insideH w:val="single" w:sz="8" w:space="0" w:color="404040" w:themeColor="text1" w:themeTint="BF"/>
+        <w:top w:val="single" w:color="404040" w:themeColor="text1" w:themeTint="BF" w:sz="8" w:space="0"/>
+        <w:left w:val="single" w:color="404040" w:themeColor="text1" w:themeTint="BF" w:sz="8" w:space="0"/>
+        <w:bottom w:val="single" w:color="404040" w:themeColor="text1" w:themeTint="BF" w:sz="8" w:space="0"/>
+        <w:right w:val="single" w:color="404040" w:themeColor="text1" w:themeTint="BF" w:sz="8" w:space="0"/>
+        <w:insideH w:val="single" w:color="404040" w:themeColor="text1" w:themeTint="BF" w:sz="8" w:space="0"/>
       </w:tblBorders>
     </w:tblPr>
     <w:tblStylePr w:type="firstRow">
@@ -6969,10 +7849,10 @@
       <w:tblPr/>
       <w:tcPr>
         <w:tcBorders>
-          <w:top w:val="single" w:sz="8" w:space="0" w:color="404040" w:themeColor="text1" w:themeTint="BF"/>
-          <w:left w:val="single" w:sz="8" w:space="0" w:color="404040" w:themeColor="text1" w:themeTint="BF"/>
-          <w:bottom w:val="single" w:sz="8" w:space="0" w:color="404040" w:themeColor="text1" w:themeTint="BF"/>
-          <w:right w:val="single" w:sz="8" w:space="0" w:color="404040" w:themeColor="text1" w:themeTint="BF"/>
+          <w:top w:val="single" w:color="404040" w:themeColor="text1" w:themeTint="BF" w:sz="8" w:space="0"/>
+          <w:left w:val="single" w:color="404040" w:themeColor="text1" w:themeTint="BF" w:sz="8" w:space="0"/>
+          <w:bottom w:val="single" w:color="404040" w:themeColor="text1" w:themeTint="BF" w:sz="8" w:space="0"/>
+          <w:right w:val="single" w:color="404040" w:themeColor="text1" w:themeTint="BF" w:sz="8" w:space="0"/>
           <w:insideH w:val="nil"/>
           <w:insideV w:val="nil"/>
         </w:tcBorders>
@@ -6990,10 +7870,10 @@
       <w:tblPr/>
       <w:tcPr>
         <w:tcBorders>
-          <w:top w:val="double" w:sz="6" w:space="0" w:color="404040" w:themeColor="text1" w:themeTint="BF"/>
-          <w:left w:val="single" w:sz="8" w:space="0" w:color="404040" w:themeColor="text1" w:themeTint="BF"/>
-          <w:bottom w:val="single" w:sz="8" w:space="0" w:color="404040" w:themeColor="text1" w:themeTint="BF"/>
-          <w:right w:val="single" w:sz="8" w:space="0" w:color="404040" w:themeColor="text1" w:themeTint="BF"/>
+          <w:top w:val="double" w:color="404040" w:themeColor="text1" w:themeTint="BF" w:sz="6" w:space="0"/>
+          <w:left w:val="single" w:color="404040" w:themeColor="text1" w:themeTint="BF" w:sz="8" w:space="0"/>
+          <w:bottom w:val="single" w:color="404040" w:themeColor="text1" w:themeTint="BF" w:sz="8" w:space="0"/>
+          <w:right w:val="single" w:color="404040" w:themeColor="text1" w:themeTint="BF" w:sz="8" w:space="0"/>
           <w:insideH w:val="nil"/>
           <w:insideV w:val="nil"/>
         </w:tcBorders>
@@ -7049,11 +7929,11 @@
       <w:tblStyleRowBandSize w:val="1"/>
       <w:tblStyleColBandSize w:val="1"/>
       <w:tblBorders>
-        <w:top w:val="single" w:sz="8" w:space="0" w:color="7BA0CD" w:themeColor="accent1" w:themeTint="BF"/>
-        <w:left w:val="single" w:sz="8" w:space="0" w:color="7BA0CD" w:themeColor="accent1" w:themeTint="BF"/>
-        <w:bottom w:val="single" w:sz="8" w:space="0" w:color="7BA0CD" w:themeColor="accent1" w:themeTint="BF"/>
-        <w:right w:val="single" w:sz="8" w:space="0" w:color="7BA0CD" w:themeColor="accent1" w:themeTint="BF"/>
-        <w:insideH w:val="single" w:sz="8" w:space="0" w:color="7BA0CD" w:themeColor="accent1" w:themeTint="BF"/>
+        <w:top w:val="single" w:color="7BA0CD" w:themeColor="accent1" w:themeTint="BF" w:sz="8" w:space="0"/>
+        <w:left w:val="single" w:color="7BA0CD" w:themeColor="accent1" w:themeTint="BF" w:sz="8" w:space="0"/>
+        <w:bottom w:val="single" w:color="7BA0CD" w:themeColor="accent1" w:themeTint="BF" w:sz="8" w:space="0"/>
+        <w:right w:val="single" w:color="7BA0CD" w:themeColor="accent1" w:themeTint="BF" w:sz="8" w:space="0"/>
+        <w:insideH w:val="single" w:color="7BA0CD" w:themeColor="accent1" w:themeTint="BF" w:sz="8" w:space="0"/>
       </w:tblBorders>
     </w:tblPr>
     <w:tblStylePr w:type="firstRow">
@@ -7068,10 +7948,10 @@
       <w:tblPr/>
       <w:tcPr>
         <w:tcBorders>
-          <w:top w:val="single" w:sz="8" w:space="0" w:color="7BA0CD" w:themeColor="accent1" w:themeTint="BF"/>
-          <w:left w:val="single" w:sz="8" w:space="0" w:color="7BA0CD" w:themeColor="accent1" w:themeTint="BF"/>
-          <w:bottom w:val="single" w:sz="8" w:space="0" w:color="7BA0CD" w:themeColor="accent1" w:themeTint="BF"/>
-          <w:right w:val="single" w:sz="8" w:space="0" w:color="7BA0CD" w:themeColor="accent1" w:themeTint="BF"/>
+          <w:top w:val="single" w:color="7BA0CD" w:themeColor="accent1" w:themeTint="BF" w:sz="8" w:space="0"/>
+          <w:left w:val="single" w:color="7BA0CD" w:themeColor="accent1" w:themeTint="BF" w:sz="8" w:space="0"/>
+          <w:bottom w:val="single" w:color="7BA0CD" w:themeColor="accent1" w:themeTint="BF" w:sz="8" w:space="0"/>
+          <w:right w:val="single" w:color="7BA0CD" w:themeColor="accent1" w:themeTint="BF" w:sz="8" w:space="0"/>
           <w:insideH w:val="nil"/>
           <w:insideV w:val="nil"/>
         </w:tcBorders>
@@ -7089,10 +7969,10 @@
       <w:tblPr/>
       <w:tcPr>
         <w:tcBorders>
-          <w:top w:val="double" w:sz="6" w:space="0" w:color="7BA0CD" w:themeColor="accent1" w:themeTint="BF"/>
-          <w:left w:val="single" w:sz="8" w:space="0" w:color="7BA0CD" w:themeColor="accent1" w:themeTint="BF"/>
-          <w:bottom w:val="single" w:sz="8" w:space="0" w:color="7BA0CD" w:themeColor="accent1" w:themeTint="BF"/>
-          <w:right w:val="single" w:sz="8" w:space="0" w:color="7BA0CD" w:themeColor="accent1" w:themeTint="BF"/>
+          <w:top w:val="double" w:color="7BA0CD" w:themeColor="accent1" w:themeTint="BF" w:sz="6" w:space="0"/>
+          <w:left w:val="single" w:color="7BA0CD" w:themeColor="accent1" w:themeTint="BF" w:sz="8" w:space="0"/>
+          <w:bottom w:val="single" w:color="7BA0CD" w:themeColor="accent1" w:themeTint="BF" w:sz="8" w:space="0"/>
+          <w:right w:val="single" w:color="7BA0CD" w:themeColor="accent1" w:themeTint="BF" w:sz="8" w:space="0"/>
           <w:insideH w:val="nil"/>
           <w:insideV w:val="nil"/>
         </w:tcBorders>
@@ -7148,11 +8028,11 @@
       <w:tblStyleRowBandSize w:val="1"/>
       <w:tblStyleColBandSize w:val="1"/>
       <w:tblBorders>
-        <w:top w:val="single" w:sz="8" w:space="0" w:color="CF7B79" w:themeColor="accent2" w:themeTint="BF"/>
-        <w:left w:val="single" w:sz="8" w:space="0" w:color="CF7B79" w:themeColor="accent2" w:themeTint="BF"/>
-        <w:bottom w:val="single" w:sz="8" w:space="0" w:color="CF7B79" w:themeColor="accent2" w:themeTint="BF"/>
-        <w:right w:val="single" w:sz="8" w:space="0" w:color="CF7B79" w:themeColor="accent2" w:themeTint="BF"/>
-        <w:insideH w:val="single" w:sz="8" w:space="0" w:color="CF7B79" w:themeColor="accent2" w:themeTint="BF"/>
+        <w:top w:val="single" w:color="CF7B79" w:themeColor="accent2" w:themeTint="BF" w:sz="8" w:space="0"/>
+        <w:left w:val="single" w:color="CF7B79" w:themeColor="accent2" w:themeTint="BF" w:sz="8" w:space="0"/>
+        <w:bottom w:val="single" w:color="CF7B79" w:themeColor="accent2" w:themeTint="BF" w:sz="8" w:space="0"/>
+        <w:right w:val="single" w:color="CF7B79" w:themeColor="accent2" w:themeTint="BF" w:sz="8" w:space="0"/>
+        <w:insideH w:val="single" w:color="CF7B79" w:themeColor="accent2" w:themeTint="BF" w:sz="8" w:space="0"/>
       </w:tblBorders>
     </w:tblPr>
     <w:tblStylePr w:type="firstRow">
@@ -7167,10 +8047,10 @@
       <w:tblPr/>
       <w:tcPr>
         <w:tcBorders>
-          <w:top w:val="single" w:sz="8" w:space="0" w:color="CF7B79" w:themeColor="accent2" w:themeTint="BF"/>
-          <w:left w:val="single" w:sz="8" w:space="0" w:color="CF7B79" w:themeColor="accent2" w:themeTint="BF"/>
-          <w:bottom w:val="single" w:sz="8" w:space="0" w:color="CF7B79" w:themeColor="accent2" w:themeTint="BF"/>
-          <w:right w:val="single" w:sz="8" w:space="0" w:color="CF7B79" w:themeColor="accent2" w:themeTint="BF"/>
+          <w:top w:val="single" w:color="CF7B79" w:themeColor="accent2" w:themeTint="BF" w:sz="8" w:space="0"/>
+          <w:left w:val="single" w:color="CF7B79" w:themeColor="accent2" w:themeTint="BF" w:sz="8" w:space="0"/>
+          <w:bottom w:val="single" w:color="CF7B79" w:themeColor="accent2" w:themeTint="BF" w:sz="8" w:space="0"/>
+          <w:right w:val="single" w:color="CF7B79" w:themeColor="accent2" w:themeTint="BF" w:sz="8" w:space="0"/>
           <w:insideH w:val="nil"/>
           <w:insideV w:val="nil"/>
         </w:tcBorders>
@@ -7188,10 +8068,10 @@
       <w:tblPr/>
       <w:tcPr>
         <w:tcBorders>
-          <w:top w:val="double" w:sz="6" w:space="0" w:color="CF7B79" w:themeColor="accent2" w:themeTint="BF"/>
-          <w:left w:val="single" w:sz="8" w:space="0" w:color="CF7B79" w:themeColor="accent2" w:themeTint="BF"/>
-          <w:bottom w:val="single" w:sz="8" w:space="0" w:color="CF7B79" w:themeColor="accent2" w:themeTint="BF"/>
-          <w:right w:val="single" w:sz="8" w:space="0" w:color="CF7B79" w:themeColor="accent2" w:themeTint="BF"/>
+          <w:top w:val="double" w:color="CF7B79" w:themeColor="accent2" w:themeTint="BF" w:sz="6" w:space="0"/>
+          <w:left w:val="single" w:color="CF7B79" w:themeColor="accent2" w:themeTint="BF" w:sz="8" w:space="0"/>
+          <w:bottom w:val="single" w:color="CF7B79" w:themeColor="accent2" w:themeTint="BF" w:sz="8" w:space="0"/>
+          <w:right w:val="single" w:color="CF7B79" w:themeColor="accent2" w:themeTint="BF" w:sz="8" w:space="0"/>
           <w:insideH w:val="nil"/>
           <w:insideV w:val="nil"/>
         </w:tcBorders>
@@ -7247,11 +8127,11 @@
       <w:tblStyleRowBandSize w:val="1"/>
       <w:tblStyleColBandSize w:val="1"/>
       <w:tblBorders>
-        <w:top w:val="single" w:sz="8" w:space="0" w:color="B3CC82" w:themeColor="accent3" w:themeTint="BF"/>
-        <w:left w:val="single" w:sz="8" w:space="0" w:color="B3CC82" w:themeColor="accent3" w:themeTint="BF"/>
-        <w:bottom w:val="single" w:sz="8" w:space="0" w:color="B3CC82" w:themeColor="accent3" w:themeTint="BF"/>
-        <w:right w:val="single" w:sz="8" w:space="0" w:color="B3CC82" w:themeColor="accent3" w:themeTint="BF"/>
-        <w:insideH w:val="single" w:sz="8" w:space="0" w:color="B3CC82" w:themeColor="accent3" w:themeTint="BF"/>
+        <w:top w:val="single" w:color="B3CC82" w:themeColor="accent3" w:themeTint="BF" w:sz="8" w:space="0"/>
+        <w:left w:val="single" w:color="B3CC82" w:themeColor="accent3" w:themeTint="BF" w:sz="8" w:space="0"/>
+        <w:bottom w:val="single" w:color="B3CC82" w:themeColor="accent3" w:themeTint="BF" w:sz="8" w:space="0"/>
+        <w:right w:val="single" w:color="B3CC82" w:themeColor="accent3" w:themeTint="BF" w:sz="8" w:space="0"/>
+        <w:insideH w:val="single" w:color="B3CC82" w:themeColor="accent3" w:themeTint="BF" w:sz="8" w:space="0"/>
       </w:tblBorders>
     </w:tblPr>
     <w:tblStylePr w:type="firstRow">
@@ -7266,10 +8146,10 @@
       <w:tblPr/>
       <w:tcPr>
         <w:tcBorders>
-          <w:top w:val="single" w:sz="8" w:space="0" w:color="B3CC82" w:themeColor="accent3" w:themeTint="BF"/>
-          <w:left w:val="single" w:sz="8" w:space="0" w:color="B3CC82" w:themeColor="accent3" w:themeTint="BF"/>
-          <w:bottom w:val="single" w:sz="8" w:space="0" w:color="B3CC82" w:themeColor="accent3" w:themeTint="BF"/>
-          <w:right w:val="single" w:sz="8" w:space="0" w:color="B3CC82" w:themeColor="accent3" w:themeTint="BF"/>
+          <w:top w:val="single" w:color="B3CC82" w:themeColor="accent3" w:themeTint="BF" w:sz="8" w:space="0"/>
+          <w:left w:val="single" w:color="B3CC82" w:themeColor="accent3" w:themeTint="BF" w:sz="8" w:space="0"/>
+          <w:bottom w:val="single" w:color="B3CC82" w:themeColor="accent3" w:themeTint="BF" w:sz="8" w:space="0"/>
+          <w:right w:val="single" w:color="B3CC82" w:themeColor="accent3" w:themeTint="BF" w:sz="8" w:space="0"/>
           <w:insideH w:val="nil"/>
           <w:insideV w:val="nil"/>
         </w:tcBorders>
@@ -7287,10 +8167,10 @@
       <w:tblPr/>
       <w:tcPr>
         <w:tcBorders>
-          <w:top w:val="double" w:sz="6" w:space="0" w:color="B3CC82" w:themeColor="accent3" w:themeTint="BF"/>
-          <w:left w:val="single" w:sz="8" w:space="0" w:color="B3CC82" w:themeColor="accent3" w:themeTint="BF"/>
-          <w:bottom w:val="single" w:sz="8" w:space="0" w:color="B3CC82" w:themeColor="accent3" w:themeTint="BF"/>
-          <w:right w:val="single" w:sz="8" w:space="0" w:color="B3CC82" w:themeColor="accent3" w:themeTint="BF"/>
+          <w:top w:val="double" w:color="B3CC82" w:themeColor="accent3" w:themeTint="BF" w:sz="6" w:space="0"/>
+          <w:left w:val="single" w:color="B3CC82" w:themeColor="accent3" w:themeTint="BF" w:sz="8" w:space="0"/>
+          <w:bottom w:val="single" w:color="B3CC82" w:themeColor="accent3" w:themeTint="BF" w:sz="8" w:space="0"/>
+          <w:right w:val="single" w:color="B3CC82" w:themeColor="accent3" w:themeTint="BF" w:sz="8" w:space="0"/>
           <w:insideH w:val="nil"/>
           <w:insideV w:val="nil"/>
         </w:tcBorders>
@@ -7346,11 +8226,11 @@
       <w:tblStyleRowBandSize w:val="1"/>
       <w:tblStyleColBandSize w:val="1"/>
       <w:tblBorders>
-        <w:top w:val="single" w:sz="8" w:space="0" w:color="9F8AB9" w:themeColor="accent4" w:themeTint="BF"/>
-        <w:left w:val="single" w:sz="8" w:space="0" w:color="9F8AB9" w:themeColor="accent4" w:themeTint="BF"/>
-        <w:bottom w:val="single" w:sz="8" w:space="0" w:color="9F8AB9" w:themeColor="accent4" w:themeTint="BF"/>
-        <w:right w:val="single" w:sz="8" w:space="0" w:color="9F8AB9" w:themeColor="accent4" w:themeTint="BF"/>
-        <w:insideH w:val="single" w:sz="8" w:space="0" w:color="9F8AB9" w:themeColor="accent4" w:themeTint="BF"/>
+        <w:top w:val="single" w:color="9F8AB9" w:themeColor="accent4" w:themeTint="BF" w:sz="8" w:space="0"/>
+        <w:left w:val="single" w:color="9F8AB9" w:themeColor="accent4" w:themeTint="BF" w:sz="8" w:space="0"/>
+        <w:bottom w:val="single" w:color="9F8AB9" w:themeColor="accent4" w:themeTint="BF" w:sz="8" w:space="0"/>
+        <w:right w:val="single" w:color="9F8AB9" w:themeColor="accent4" w:themeTint="BF" w:sz="8" w:space="0"/>
+        <w:insideH w:val="single" w:color="9F8AB9" w:themeColor="accent4" w:themeTint="BF" w:sz="8" w:space="0"/>
       </w:tblBorders>
     </w:tblPr>
     <w:tblStylePr w:type="firstRow">
@@ -7365,10 +8245,10 @@
       <w:tblPr/>
       <w:tcPr>
         <w:tcBorders>
-          <w:top w:val="single" w:sz="8" w:space="0" w:color="9F8AB9" w:themeColor="accent4" w:themeTint="BF"/>
-          <w:left w:val="single" w:sz="8" w:space="0" w:color="9F8AB9" w:themeColor="accent4" w:themeTint="BF"/>
-          <w:bottom w:val="single" w:sz="8" w:space="0" w:color="9F8AB9" w:themeColor="accent4" w:themeTint="BF"/>
-          <w:right w:val="single" w:sz="8" w:space="0" w:color="9F8AB9" w:themeColor="accent4" w:themeTint="BF"/>
+          <w:top w:val="single" w:color="9F8AB9" w:themeColor="accent4" w:themeTint="BF" w:sz="8" w:space="0"/>
+          <w:left w:val="single" w:color="9F8AB9" w:themeColor="accent4" w:themeTint="BF" w:sz="8" w:space="0"/>
+          <w:bottom w:val="single" w:color="9F8AB9" w:themeColor="accent4" w:themeTint="BF" w:sz="8" w:space="0"/>
+          <w:right w:val="single" w:color="9F8AB9" w:themeColor="accent4" w:themeTint="BF" w:sz="8" w:space="0"/>
           <w:insideH w:val="nil"/>
           <w:insideV w:val="nil"/>
         </w:tcBorders>
@@ -7386,10 +8266,10 @@
       <w:tblPr/>
       <w:tcPr>
         <w:tcBorders>
-          <w:top w:val="double" w:sz="6" w:space="0" w:color="9F8AB9" w:themeColor="accent4" w:themeTint="BF"/>
-          <w:left w:val="single" w:sz="8" w:space="0" w:color="9F8AB9" w:themeColor="accent4" w:themeTint="BF"/>
-          <w:bottom w:val="single" w:sz="8" w:space="0" w:color="9F8AB9" w:themeColor="accent4" w:themeTint="BF"/>
-          <w:right w:val="single" w:sz="8" w:space="0" w:color="9F8AB9" w:themeColor="accent4" w:themeTint="BF"/>
+          <w:top w:val="double" w:color="9F8AB9" w:themeColor="accent4" w:themeTint="BF" w:sz="6" w:space="0"/>
+          <w:left w:val="single" w:color="9F8AB9" w:themeColor="accent4" w:themeTint="BF" w:sz="8" w:space="0"/>
+          <w:bottom w:val="single" w:color="9F8AB9" w:themeColor="accent4" w:themeTint="BF" w:sz="8" w:space="0"/>
+          <w:right w:val="single" w:color="9F8AB9" w:themeColor="accent4" w:themeTint="BF" w:sz="8" w:space="0"/>
           <w:insideH w:val="nil"/>
           <w:insideV w:val="nil"/>
         </w:tcBorders>
@@ -7445,11 +8325,11 @@
       <w:tblStyleRowBandSize w:val="1"/>
       <w:tblStyleColBandSize w:val="1"/>
       <w:tblBorders>
-        <w:top w:val="single" w:sz="8" w:space="0" w:color="78C0D4" w:themeColor="accent5" w:themeTint="BF"/>
-        <w:left w:val="single" w:sz="8" w:space="0" w:color="78C0D4" w:themeColor="accent5" w:themeTint="BF"/>
-        <w:bottom w:val="single" w:sz="8" w:space="0" w:color="78C0D4" w:themeColor="accent5" w:themeTint="BF"/>
-        <w:right w:val="single" w:sz="8" w:space="0" w:color="78C0D4" w:themeColor="accent5" w:themeTint="BF"/>
-        <w:insideH w:val="single" w:sz="8" w:space="0" w:color="78C0D4" w:themeColor="accent5" w:themeTint="BF"/>
+        <w:top w:val="single" w:color="78C0D4" w:themeColor="accent5" w:themeTint="BF" w:sz="8" w:space="0"/>
+        <w:left w:val="single" w:color="78C0D4" w:themeColor="accent5" w:themeTint="BF" w:sz="8" w:space="0"/>
+        <w:bottom w:val="single" w:color="78C0D4" w:themeColor="accent5" w:themeTint="BF" w:sz="8" w:space="0"/>
+        <w:right w:val="single" w:color="78C0D4" w:themeColor="accent5" w:themeTint="BF" w:sz="8" w:space="0"/>
+        <w:insideH w:val="single" w:color="78C0D4" w:themeColor="accent5" w:themeTint="BF" w:sz="8" w:space="0"/>
       </w:tblBorders>
     </w:tblPr>
     <w:tblStylePr w:type="firstRow">
@@ -7464,10 +8344,10 @@
       <w:tblPr/>
       <w:tcPr>
         <w:tcBorders>
-          <w:top w:val="single" w:sz="8" w:space="0" w:color="78C0D4" w:themeColor="accent5" w:themeTint="BF"/>
-          <w:left w:val="single" w:sz="8" w:space="0" w:color="78C0D4" w:themeColor="accent5" w:themeTint="BF"/>
-          <w:bottom w:val="single" w:sz="8" w:space="0" w:color="78C0D4" w:themeColor="accent5" w:themeTint="BF"/>
-          <w:right w:val="single" w:sz="8" w:space="0" w:color="78C0D4" w:themeColor="accent5" w:themeTint="BF"/>
+          <w:top w:val="single" w:color="78C0D4" w:themeColor="accent5" w:themeTint="BF" w:sz="8" w:space="0"/>
+          <w:left w:val="single" w:color="78C0D4" w:themeColor="accent5" w:themeTint="BF" w:sz="8" w:space="0"/>
+          <w:bottom w:val="single" w:color="78C0D4" w:themeColor="accent5" w:themeTint="BF" w:sz="8" w:space="0"/>
+          <w:right w:val="single" w:color="78C0D4" w:themeColor="accent5" w:themeTint="BF" w:sz="8" w:space="0"/>
           <w:insideH w:val="nil"/>
           <w:insideV w:val="nil"/>
         </w:tcBorders>
@@ -7485,10 +8365,10 @@
       <w:tblPr/>
       <w:tcPr>
         <w:tcBorders>
-          <w:top w:val="double" w:sz="6" w:space="0" w:color="78C0D4" w:themeColor="accent5" w:themeTint="BF"/>
-          <w:left w:val="single" w:sz="8" w:space="0" w:color="78C0D4" w:themeColor="accent5" w:themeTint="BF"/>
-          <w:bottom w:val="single" w:sz="8" w:space="0" w:color="78C0D4" w:themeColor="accent5" w:themeTint="BF"/>
-          <w:right w:val="single" w:sz="8" w:space="0" w:color="78C0D4" w:themeColor="accent5" w:themeTint="BF"/>
+          <w:top w:val="double" w:color="78C0D4" w:themeColor="accent5" w:themeTint="BF" w:sz="6" w:space="0"/>
+          <w:left w:val="single" w:color="78C0D4" w:themeColor="accent5" w:themeTint="BF" w:sz="8" w:space="0"/>
+          <w:bottom w:val="single" w:color="78C0D4" w:themeColor="accent5" w:themeTint="BF" w:sz="8" w:space="0"/>
+          <w:right w:val="single" w:color="78C0D4" w:themeColor="accent5" w:themeTint="BF" w:sz="8" w:space="0"/>
           <w:insideH w:val="nil"/>
           <w:insideV w:val="nil"/>
         </w:tcBorders>
@@ -7544,11 +8424,11 @@
       <w:tblStyleRowBandSize w:val="1"/>
       <w:tblStyleColBandSize w:val="1"/>
       <w:tblBorders>
-        <w:top w:val="single" w:sz="8" w:space="0" w:color="F9B074" w:themeColor="accent6" w:themeTint="BF"/>
-        <w:left w:val="single" w:sz="8" w:space="0" w:color="F9B074" w:themeColor="accent6" w:themeTint="BF"/>
-        <w:bottom w:val="single" w:sz="8" w:space="0" w:color="F9B074" w:themeColor="accent6" w:themeTint="BF"/>
-        <w:right w:val="single" w:sz="8" w:space="0" w:color="F9B074" w:themeColor="accent6" w:themeTint="BF"/>
-        <w:insideH w:val="single" w:sz="8" w:space="0" w:color="F9B074" w:themeColor="accent6" w:themeTint="BF"/>
+        <w:top w:val="single" w:color="F9B074" w:themeColor="accent6" w:themeTint="BF" w:sz="8" w:space="0"/>
+        <w:left w:val="single" w:color="F9B074" w:themeColor="accent6" w:themeTint="BF" w:sz="8" w:space="0"/>
+        <w:bottom w:val="single" w:color="F9B074" w:themeColor="accent6" w:themeTint="BF" w:sz="8" w:space="0"/>
+        <w:right w:val="single" w:color="F9B074" w:themeColor="accent6" w:themeTint="BF" w:sz="8" w:space="0"/>
+        <w:insideH w:val="single" w:color="F9B074" w:themeColor="accent6" w:themeTint="BF" w:sz="8" w:space="0"/>
       </w:tblBorders>
     </w:tblPr>
     <w:tblStylePr w:type="firstRow">
@@ -7563,10 +8443,10 @@
       <w:tblPr/>
       <w:tcPr>
         <w:tcBorders>
-          <w:top w:val="single" w:sz="8" w:space="0" w:color="F9B074" w:themeColor="accent6" w:themeTint="BF"/>
-          <w:left w:val="single" w:sz="8" w:space="0" w:color="F9B074" w:themeColor="accent6" w:themeTint="BF"/>
-          <w:bottom w:val="single" w:sz="8" w:space="0" w:color="F9B074" w:themeColor="accent6" w:themeTint="BF"/>
-          <w:right w:val="single" w:sz="8" w:space="0" w:color="F9B074" w:themeColor="accent6" w:themeTint="BF"/>
+          <w:top w:val="single" w:color="F9B074" w:themeColor="accent6" w:themeTint="BF" w:sz="8" w:space="0"/>
+          <w:left w:val="single" w:color="F9B074" w:themeColor="accent6" w:themeTint="BF" w:sz="8" w:space="0"/>
+          <w:bottom w:val="single" w:color="F9B074" w:themeColor="accent6" w:themeTint="BF" w:sz="8" w:space="0"/>
+          <w:right w:val="single" w:color="F9B074" w:themeColor="accent6" w:themeTint="BF" w:sz="8" w:space="0"/>
           <w:insideH w:val="nil"/>
           <w:insideV w:val="nil"/>
         </w:tcBorders>
@@ -7584,10 +8464,10 @@
       <w:tblPr/>
       <w:tcPr>
         <w:tcBorders>
-          <w:top w:val="double" w:sz="6" w:space="0" w:color="F9B074" w:themeColor="accent6" w:themeTint="BF"/>
-          <w:left w:val="single" w:sz="8" w:space="0" w:color="F9B074" w:themeColor="accent6" w:themeTint="BF"/>
-          <w:bottom w:val="single" w:sz="8" w:space="0" w:color="F9B074" w:themeColor="accent6" w:themeTint="BF"/>
-          <w:right w:val="single" w:sz="8" w:space="0" w:color="F9B074" w:themeColor="accent6" w:themeTint="BF"/>
+          <w:top w:val="double" w:color="F9B074" w:themeColor="accent6" w:themeTint="BF" w:sz="6" w:space="0"/>
+          <w:left w:val="single" w:color="F9B074" w:themeColor="accent6" w:themeTint="BF" w:sz="8" w:space="0"/>
+          <w:bottom w:val="single" w:color="F9B074" w:themeColor="accent6" w:themeTint="BF" w:sz="8" w:space="0"/>
+          <w:right w:val="single" w:color="F9B074" w:themeColor="accent6" w:themeTint="BF" w:sz="8" w:space="0"/>
           <w:insideH w:val="nil"/>
           <w:insideV w:val="nil"/>
         </w:tcBorders>
@@ -7643,8 +8523,8 @@
       <w:tblStyleRowBandSize w:val="1"/>
       <w:tblStyleColBandSize w:val="1"/>
       <w:tblBorders>
-        <w:top w:val="single" w:sz="18" w:space="0" w:color="auto"/>
-        <w:bottom w:val="single" w:sz="18" w:space="0" w:color="auto"/>
+        <w:top w:val="single" w:color="auto" w:sz="18" w:space="0"/>
+        <w:bottom w:val="single" w:color="auto" w:sz="18" w:space="0"/>
       </w:tblBorders>
     </w:tblPr>
     <w:tblStylePr w:type="firstRow">
@@ -7659,9 +8539,9 @@
       <w:tblPr/>
       <w:tcPr>
         <w:tcBorders>
-          <w:top w:val="single" w:sz="18" w:space="0" w:color="auto"/>
-          <w:left w:val="nil"/>
-          <w:bottom w:val="single" w:sz="18" w:space="0" w:color="auto"/>
+          <w:top w:val="single" w:color="auto" w:sz="18" w:space="0"/>
+          <w:left w:val="nil"/>
+          <w:bottom w:val="single" w:color="auto" w:sz="18" w:space="0"/>
           <w:right w:val="nil"/>
           <w:insideH w:val="nil"/>
           <w:insideV w:val="nil"/>
@@ -7679,9 +8559,9 @@
       <w:tblPr/>
       <w:tcPr>
         <w:tcBorders>
-          <w:top w:val="double" w:sz="6" w:space="0" w:color="auto"/>
-          <w:left w:val="nil"/>
-          <w:bottom w:val="single" w:sz="18" w:space="0" w:color="auto"/>
+          <w:top w:val="double" w:color="auto" w:sz="6" w:space="0"/>
+          <w:left w:val="nil"/>
+          <w:bottom w:val="single" w:color="auto" w:sz="18" w:space="0"/>
           <w:right w:val="nil"/>
           <w:insideH w:val="nil"/>
           <w:insideV w:val="nil"/>
@@ -7700,7 +8580,7 @@
         <w:tcBorders>
           <w:top w:val="nil"/>
           <w:left w:val="nil"/>
-          <w:bottom w:val="single" w:sz="18" w:space="0" w:color="auto"/>
+          <w:bottom w:val="single" w:color="auto" w:sz="18" w:space="0"/>
           <w:right w:val="nil"/>
           <w:insideH w:val="nil"/>
           <w:insideV w:val="nil"/>
@@ -7747,9 +8627,9 @@
       <w:tblPr/>
       <w:tcPr>
         <w:tcBorders>
-          <w:top w:val="single" w:sz="18" w:space="0" w:color="auto"/>
-          <w:left w:val="nil"/>
-          <w:bottom w:val="single" w:sz="18" w:space="0" w:color="auto"/>
+          <w:top w:val="single" w:color="auto" w:sz="18" w:space="0"/>
+          <w:left w:val="nil"/>
+          <w:bottom w:val="single" w:color="auto" w:sz="18" w:space="0"/>
           <w:right w:val="nil"/>
           <w:insideH w:val="nil"/>
           <w:insideV w:val="nil"/>
@@ -7763,9 +8643,9 @@
       <w:tblPr/>
       <w:tcPr>
         <w:tcBorders>
-          <w:top w:val="single" w:sz="18" w:space="0" w:color="auto"/>
-          <w:left w:val="nil"/>
-          <w:bottom w:val="single" w:sz="18" w:space="0" w:color="auto"/>
+          <w:top w:val="single" w:color="auto" w:sz="18" w:space="0"/>
+          <w:left w:val="nil"/>
+          <w:bottom w:val="single" w:color="auto" w:sz="18" w:space="0"/>
           <w:right w:val="nil"/>
           <w:insideH w:val="nil"/>
           <w:insideV w:val="nil"/>
@@ -7785,8 +8665,8 @@
       <w:tblStyleRowBandSize w:val="1"/>
       <w:tblStyleColBandSize w:val="1"/>
       <w:tblBorders>
-        <w:top w:val="single" w:sz="18" w:space="0" w:color="auto"/>
-        <w:bottom w:val="single" w:sz="18" w:space="0" w:color="auto"/>
+        <w:top w:val="single" w:color="auto" w:sz="18" w:space="0"/>
+        <w:bottom w:val="single" w:color="auto" w:sz="18" w:space="0"/>
       </w:tblBorders>
     </w:tblPr>
     <w:tblStylePr w:type="firstRow">
@@ -7801,9 +8681,9 @@
       <w:tblPr/>
       <w:tcPr>
         <w:tcBorders>
-          <w:top w:val="single" w:sz="18" w:space="0" w:color="auto"/>
-          <w:left w:val="nil"/>
-          <w:bottom w:val="single" w:sz="18" w:space="0" w:color="auto"/>
+          <w:top w:val="single" w:color="auto" w:sz="18" w:space="0"/>
+          <w:left w:val="nil"/>
+          <w:bottom w:val="single" w:color="auto" w:sz="18" w:space="0"/>
           <w:right w:val="nil"/>
           <w:insideH w:val="nil"/>
           <w:insideV w:val="nil"/>
@@ -7821,9 +8701,9 @@
       <w:tblPr/>
       <w:tcPr>
         <w:tcBorders>
-          <w:top w:val="double" w:sz="6" w:space="0" w:color="auto"/>
-          <w:left w:val="nil"/>
-          <w:bottom w:val="single" w:sz="18" w:space="0" w:color="auto"/>
+          <w:top w:val="double" w:color="auto" w:sz="6" w:space="0"/>
+          <w:left w:val="nil"/>
+          <w:bottom w:val="single" w:color="auto" w:sz="18" w:space="0"/>
           <w:right w:val="nil"/>
           <w:insideH w:val="nil"/>
           <w:insideV w:val="nil"/>
@@ -7842,7 +8722,7 @@
         <w:tcBorders>
           <w:top w:val="nil"/>
           <w:left w:val="nil"/>
-          <w:bottom w:val="single" w:sz="18" w:space="0" w:color="auto"/>
+          <w:bottom w:val="single" w:color="auto" w:sz="18" w:space="0"/>
           <w:right w:val="nil"/>
           <w:insideH w:val="nil"/>
           <w:insideV w:val="nil"/>
@@ -7889,9 +8769,9 @@
       <w:tblPr/>
       <w:tcPr>
         <w:tcBorders>
-          <w:top w:val="single" w:sz="18" w:space="0" w:color="auto"/>
-          <w:left w:val="nil"/>
-          <w:bottom w:val="single" w:sz="18" w:space="0" w:color="auto"/>
+          <w:top w:val="single" w:color="auto" w:sz="18" w:space="0"/>
+          <w:left w:val="nil"/>
+          <w:bottom w:val="single" w:color="auto" w:sz="18" w:space="0"/>
           <w:right w:val="nil"/>
           <w:insideH w:val="nil"/>
           <w:insideV w:val="nil"/>
@@ -7905,9 +8785,9 @@
       <w:tblPr/>
       <w:tcPr>
         <w:tcBorders>
-          <w:top w:val="single" w:sz="18" w:space="0" w:color="auto"/>
-          <w:left w:val="nil"/>
-          <w:bottom w:val="single" w:sz="18" w:space="0" w:color="auto"/>
+          <w:top w:val="single" w:color="auto" w:sz="18" w:space="0"/>
+          <w:left w:val="nil"/>
+          <w:bottom w:val="single" w:color="auto" w:sz="18" w:space="0"/>
           <w:right w:val="nil"/>
           <w:insideH w:val="nil"/>
           <w:insideV w:val="nil"/>
@@ -7927,8 +8807,8 @@
       <w:tblStyleRowBandSize w:val="1"/>
       <w:tblStyleColBandSize w:val="1"/>
       <w:tblBorders>
-        <w:top w:val="single" w:sz="18" w:space="0" w:color="auto"/>
-        <w:bottom w:val="single" w:sz="18" w:space="0" w:color="auto"/>
+        <w:top w:val="single" w:color="auto" w:sz="18" w:space="0"/>
+        <w:bottom w:val="single" w:color="auto" w:sz="18" w:space="0"/>
       </w:tblBorders>
     </w:tblPr>
     <w:tblStylePr w:type="firstRow">
@@ -7943,9 +8823,9 @@
       <w:tblPr/>
       <w:tcPr>
         <w:tcBorders>
-          <w:top w:val="single" w:sz="18" w:space="0" w:color="auto"/>
-          <w:left w:val="nil"/>
-          <w:bottom w:val="single" w:sz="18" w:space="0" w:color="auto"/>
+          <w:top w:val="single" w:color="auto" w:sz="18" w:space="0"/>
+          <w:left w:val="nil"/>
+          <w:bottom w:val="single" w:color="auto" w:sz="18" w:space="0"/>
           <w:right w:val="nil"/>
           <w:insideH w:val="nil"/>
           <w:insideV w:val="nil"/>
@@ -7963,9 +8843,9 @@
       <w:tblPr/>
       <w:tcPr>
         <w:tcBorders>
-          <w:top w:val="double" w:sz="6" w:space="0" w:color="auto"/>
-          <w:left w:val="nil"/>
-          <w:bottom w:val="single" w:sz="18" w:space="0" w:color="auto"/>
+          <w:top w:val="double" w:color="auto" w:sz="6" w:space="0"/>
+          <w:left w:val="nil"/>
+          <w:bottom w:val="single" w:color="auto" w:sz="18" w:space="0"/>
           <w:right w:val="nil"/>
           <w:insideH w:val="nil"/>
           <w:insideV w:val="nil"/>
@@ -7984,7 +8864,7 @@
         <w:tcBorders>
           <w:top w:val="nil"/>
           <w:left w:val="nil"/>
-          <w:bottom w:val="single" w:sz="18" w:space="0" w:color="auto"/>
+          <w:bottom w:val="single" w:color="auto" w:sz="18" w:space="0"/>
           <w:right w:val="nil"/>
           <w:insideH w:val="nil"/>
           <w:insideV w:val="nil"/>
@@ -8031,9 +8911,9 @@
       <w:tblPr/>
       <w:tcPr>
         <w:tcBorders>
-          <w:top w:val="single" w:sz="18" w:space="0" w:color="auto"/>
-          <w:left w:val="nil"/>
-          <w:bottom w:val="single" w:sz="18" w:space="0" w:color="auto"/>
+          <w:top w:val="single" w:color="auto" w:sz="18" w:space="0"/>
+          <w:left w:val="nil"/>
+          <w:bottom w:val="single" w:color="auto" w:sz="18" w:space="0"/>
           <w:right w:val="nil"/>
           <w:insideH w:val="nil"/>
           <w:insideV w:val="nil"/>
@@ -8047,9 +8927,9 @@
       <w:tblPr/>
       <w:tcPr>
         <w:tcBorders>
-          <w:top w:val="single" w:sz="18" w:space="0" w:color="auto"/>
-          <w:left w:val="nil"/>
-          <w:bottom w:val="single" w:sz="18" w:space="0" w:color="auto"/>
+          <w:top w:val="single" w:color="auto" w:sz="18" w:space="0"/>
+          <w:left w:val="nil"/>
+          <w:bottom w:val="single" w:color="auto" w:sz="18" w:space="0"/>
           <w:right w:val="nil"/>
           <w:insideH w:val="nil"/>
           <w:insideV w:val="nil"/>
@@ -8069,8 +8949,8 @@
       <w:tblStyleRowBandSize w:val="1"/>
       <w:tblStyleColBandSize w:val="1"/>
       <w:tblBorders>
-        <w:top w:val="single" w:sz="18" w:space="0" w:color="auto"/>
-        <w:bottom w:val="single" w:sz="18" w:space="0" w:color="auto"/>
+        <w:top w:val="single" w:color="auto" w:sz="18" w:space="0"/>
+        <w:bottom w:val="single" w:color="auto" w:sz="18" w:space="0"/>
       </w:tblBorders>
     </w:tblPr>
     <w:tblStylePr w:type="firstRow">
@@ -8085,9 +8965,9 @@
       <w:tblPr/>
       <w:tcPr>
         <w:tcBorders>
-          <w:top w:val="single" w:sz="18" w:space="0" w:color="auto"/>
-          <w:left w:val="nil"/>
-          <w:bottom w:val="single" w:sz="18" w:space="0" w:color="auto"/>
+          <w:top w:val="single" w:color="auto" w:sz="18" w:space="0"/>
+          <w:left w:val="nil"/>
+          <w:bottom w:val="single" w:color="auto" w:sz="18" w:space="0"/>
           <w:right w:val="nil"/>
           <w:insideH w:val="nil"/>
           <w:insideV w:val="nil"/>
@@ -8105,9 +8985,9 @@
       <w:tblPr/>
       <w:tcPr>
         <w:tcBorders>
-          <w:top w:val="double" w:sz="6" w:space="0" w:color="auto"/>
-          <w:left w:val="nil"/>
-          <w:bottom w:val="single" w:sz="18" w:space="0" w:color="auto"/>
+          <w:top w:val="double" w:color="auto" w:sz="6" w:space="0"/>
+          <w:left w:val="nil"/>
+          <w:bottom w:val="single" w:color="auto" w:sz="18" w:space="0"/>
           <w:right w:val="nil"/>
           <w:insideH w:val="nil"/>
           <w:insideV w:val="nil"/>
@@ -8126,7 +9006,7 @@
         <w:tcBorders>
           <w:top w:val="nil"/>
           <w:left w:val="nil"/>
-          <w:bottom w:val="single" w:sz="18" w:space="0" w:color="auto"/>
+          <w:bottom w:val="single" w:color="auto" w:sz="18" w:space="0"/>
           <w:right w:val="nil"/>
           <w:insideH w:val="nil"/>
           <w:insideV w:val="nil"/>
@@ -8173,9 +9053,9 @@
       <w:tblPr/>
       <w:tcPr>
         <w:tcBorders>
-          <w:top w:val="single" w:sz="18" w:space="0" w:color="auto"/>
-          <w:left w:val="nil"/>
-          <w:bottom w:val="single" w:sz="18" w:space="0" w:color="auto"/>
+          <w:top w:val="single" w:color="auto" w:sz="18" w:space="0"/>
+          <w:left w:val="nil"/>
+          <w:bottom w:val="single" w:color="auto" w:sz="18" w:space="0"/>
           <w:right w:val="nil"/>
           <w:insideH w:val="nil"/>
           <w:insideV w:val="nil"/>
@@ -8189,9 +9069,9 @@
       <w:tblPr/>
       <w:tcPr>
         <w:tcBorders>
-          <w:top w:val="single" w:sz="18" w:space="0" w:color="auto"/>
-          <w:left w:val="nil"/>
-          <w:bottom w:val="single" w:sz="18" w:space="0" w:color="auto"/>
+          <w:top w:val="single" w:color="auto" w:sz="18" w:space="0"/>
+          <w:left w:val="nil"/>
+          <w:bottom w:val="single" w:color="auto" w:sz="18" w:space="0"/>
           <w:right w:val="nil"/>
           <w:insideH w:val="nil"/>
           <w:insideV w:val="nil"/>
@@ -8211,8 +9091,8 @@
       <w:tblStyleRowBandSize w:val="1"/>
       <w:tblStyleColBandSize w:val="1"/>
       <w:tblBorders>
-        <w:top w:val="single" w:sz="18" w:space="0" w:color="auto"/>
-        <w:bottom w:val="single" w:sz="18" w:space="0" w:color="auto"/>
+        <w:top w:val="single" w:color="auto" w:sz="18" w:space="0"/>
+        <w:bottom w:val="single" w:color="auto" w:sz="18" w:space="0"/>
       </w:tblBorders>
     </w:tblPr>
     <w:tblStylePr w:type="firstRow">
@@ -8227,9 +9107,9 @@
       <w:tblPr/>
       <w:tcPr>
         <w:tcBorders>
-          <w:top w:val="single" w:sz="18" w:space="0" w:color="auto"/>
-          <w:left w:val="nil"/>
-          <w:bottom w:val="single" w:sz="18" w:space="0" w:color="auto"/>
+          <w:top w:val="single" w:color="auto" w:sz="18" w:space="0"/>
+          <w:left w:val="nil"/>
+          <w:bottom w:val="single" w:color="auto" w:sz="18" w:space="0"/>
           <w:right w:val="nil"/>
           <w:insideH w:val="nil"/>
           <w:insideV w:val="nil"/>
@@ -8247,9 +9127,9 @@
       <w:tblPr/>
       <w:tcPr>
         <w:tcBorders>
-          <w:top w:val="double" w:sz="6" w:space="0" w:color="auto"/>
-          <w:left w:val="nil"/>
-          <w:bottom w:val="single" w:sz="18" w:space="0" w:color="auto"/>
+          <w:top w:val="double" w:color="auto" w:sz="6" w:space="0"/>
+          <w:left w:val="nil"/>
+          <w:bottom w:val="single" w:color="auto" w:sz="18" w:space="0"/>
           <w:right w:val="nil"/>
           <w:insideH w:val="nil"/>
           <w:insideV w:val="nil"/>
@@ -8268,7 +9148,7 @@
         <w:tcBorders>
           <w:top w:val="nil"/>
           <w:left w:val="nil"/>
-          <w:bottom w:val="single" w:sz="18" w:space="0" w:color="auto"/>
+          <w:bottom w:val="single" w:color="auto" w:sz="18" w:space="0"/>
           <w:right w:val="nil"/>
           <w:insideH w:val="nil"/>
           <w:insideV w:val="nil"/>
@@ -8315,9 +9195,9 @@
       <w:tblPr/>
       <w:tcPr>
         <w:tcBorders>
-          <w:top w:val="single" w:sz="18" w:space="0" w:color="auto"/>
-          <w:left w:val="nil"/>
-          <w:bottom w:val="single" w:sz="18" w:space="0" w:color="auto"/>
+          <w:top w:val="single" w:color="auto" w:sz="18" w:space="0"/>
+          <w:left w:val="nil"/>
+          <w:bottom w:val="single" w:color="auto" w:sz="18" w:space="0"/>
           <w:right w:val="nil"/>
           <w:insideH w:val="nil"/>
           <w:insideV w:val="nil"/>
@@ -8331,9 +9211,9 @@
       <w:tblPr/>
       <w:tcPr>
         <w:tcBorders>
-          <w:top w:val="single" w:sz="18" w:space="0" w:color="auto"/>
-          <w:left w:val="nil"/>
-          <w:bottom w:val="single" w:sz="18" w:space="0" w:color="auto"/>
+          <w:top w:val="single" w:color="auto" w:sz="18" w:space="0"/>
+          <w:left w:val="nil"/>
+          <w:bottom w:val="single" w:color="auto" w:sz="18" w:space="0"/>
           <w:right w:val="nil"/>
           <w:insideH w:val="nil"/>
           <w:insideV w:val="nil"/>
@@ -8353,8 +9233,8 @@
       <w:tblStyleRowBandSize w:val="1"/>
       <w:tblStyleColBandSize w:val="1"/>
       <w:tblBorders>
-        <w:top w:val="single" w:sz="18" w:space="0" w:color="auto"/>
-        <w:bottom w:val="single" w:sz="18" w:space="0" w:color="auto"/>
+        <w:top w:val="single" w:color="auto" w:sz="18" w:space="0"/>
+        <w:bottom w:val="single" w:color="auto" w:sz="18" w:space="0"/>
       </w:tblBorders>
     </w:tblPr>
     <w:tblStylePr w:type="firstRow">
@@ -8369,9 +9249,9 @@
       <w:tblPr/>
       <w:tcPr>
         <w:tcBorders>
-          <w:top w:val="single" w:sz="18" w:space="0" w:color="auto"/>
-          <w:left w:val="nil"/>
-          <w:bottom w:val="single" w:sz="18" w:space="0" w:color="auto"/>
+          <w:top w:val="single" w:color="auto" w:sz="18" w:space="0"/>
+          <w:left w:val="nil"/>
+          <w:bottom w:val="single" w:color="auto" w:sz="18" w:space="0"/>
           <w:right w:val="nil"/>
           <w:insideH w:val="nil"/>
           <w:insideV w:val="nil"/>
@@ -8389,9 +9269,9 @@
       <w:tblPr/>
       <w:tcPr>
         <w:tcBorders>
-          <w:top w:val="double" w:sz="6" w:space="0" w:color="auto"/>
-          <w:left w:val="nil"/>
-          <w:bottom w:val="single" w:sz="18" w:space="0" w:color="auto"/>
+          <w:top w:val="double" w:color="auto" w:sz="6" w:space="0"/>
+          <w:left w:val="nil"/>
+          <w:bottom w:val="single" w:color="auto" w:sz="18" w:space="0"/>
           <w:right w:val="nil"/>
           <w:insideH w:val="nil"/>
           <w:insideV w:val="nil"/>
@@ -8410,7 +9290,7 @@
         <w:tcBorders>
           <w:top w:val="nil"/>
           <w:left w:val="nil"/>
-          <w:bottom w:val="single" w:sz="18" w:space="0" w:color="auto"/>
+          <w:bottom w:val="single" w:color="auto" w:sz="18" w:space="0"/>
           <w:right w:val="nil"/>
           <w:insideH w:val="nil"/>
           <w:insideV w:val="nil"/>
@@ -8457,9 +9337,9 @@
       <w:tblPr/>
       <w:tcPr>
         <w:tcBorders>
-          <w:top w:val="single" w:sz="18" w:space="0" w:color="auto"/>
-          <w:left w:val="nil"/>
-          <w:bottom w:val="single" w:sz="18" w:space="0" w:color="auto"/>
+          <w:top w:val="single" w:color="auto" w:sz="18" w:space="0"/>
+          <w:left w:val="nil"/>
+          <w:bottom w:val="single" w:color="auto" w:sz="18" w:space="0"/>
           <w:right w:val="nil"/>
           <w:insideH w:val="nil"/>
           <w:insideV w:val="nil"/>
@@ -8473,9 +9353,9 @@
       <w:tblPr/>
       <w:tcPr>
         <w:tcBorders>
-          <w:top w:val="single" w:sz="18" w:space="0" w:color="auto"/>
-          <w:left w:val="nil"/>
-          <w:bottom w:val="single" w:sz="18" w:space="0" w:color="auto"/>
+          <w:top w:val="single" w:color="auto" w:sz="18" w:space="0"/>
+          <w:left w:val="nil"/>
+          <w:bottom w:val="single" w:color="auto" w:sz="18" w:space="0"/>
           <w:right w:val="nil"/>
           <w:insideH w:val="nil"/>
           <w:insideV w:val="nil"/>
@@ -8495,8 +9375,8 @@
       <w:tblStyleRowBandSize w:val="1"/>
       <w:tblStyleColBandSize w:val="1"/>
       <w:tblBorders>
-        <w:top w:val="single" w:sz="18" w:space="0" w:color="auto"/>
-        <w:bottom w:val="single" w:sz="18" w:space="0" w:color="auto"/>
+        <w:top w:val="single" w:color="auto" w:sz="18" w:space="0"/>
+        <w:bottom w:val="single" w:color="auto" w:sz="18" w:space="0"/>
       </w:tblBorders>
     </w:tblPr>
     <w:tblStylePr w:type="firstRow">
@@ -8511,9 +9391,9 @@
       <w:tblPr/>
       <w:tcPr>
         <w:tcBorders>
-          <w:top w:val="single" w:sz="18" w:space="0" w:color="auto"/>
-          <w:left w:val="nil"/>
-          <w:bottom w:val="single" w:sz="18" w:space="0" w:color="auto"/>
+          <w:top w:val="single" w:color="auto" w:sz="18" w:space="0"/>
+          <w:left w:val="nil"/>
+          <w:bottom w:val="single" w:color="auto" w:sz="18" w:space="0"/>
           <w:right w:val="nil"/>
           <w:insideH w:val="nil"/>
           <w:insideV w:val="nil"/>
@@ -8531,9 +9411,9 @@
       <w:tblPr/>
       <w:tcPr>
         <w:tcBorders>
-          <w:top w:val="double" w:sz="6" w:space="0" w:color="auto"/>
-          <w:left w:val="nil"/>
-          <w:bottom w:val="single" w:sz="18" w:space="0" w:color="auto"/>
+          <w:top w:val="double" w:color="auto" w:sz="6" w:space="0"/>
+          <w:left w:val="nil"/>
+          <w:bottom w:val="single" w:color="auto" w:sz="18" w:space="0"/>
           <w:right w:val="nil"/>
           <w:insideH w:val="nil"/>
           <w:insideV w:val="nil"/>
@@ -8552,7 +9432,7 @@
         <w:tcBorders>
           <w:top w:val="nil"/>
           <w:left w:val="nil"/>
-          <w:bottom w:val="single" w:sz="18" w:space="0" w:color="auto"/>
+          <w:bottom w:val="single" w:color="auto" w:sz="18" w:space="0"/>
           <w:right w:val="nil"/>
           <w:insideH w:val="nil"/>
           <w:insideV w:val="nil"/>
@@ -8599,9 +9479,9 @@
       <w:tblPr/>
       <w:tcPr>
         <w:tcBorders>
-          <w:top w:val="single" w:sz="18" w:space="0" w:color="auto"/>
-          <w:left w:val="nil"/>
-          <w:bottom w:val="single" w:sz="18" w:space="0" w:color="auto"/>
+          <w:top w:val="single" w:color="auto" w:sz="18" w:space="0"/>
+          <w:left w:val="nil"/>
+          <w:bottom w:val="single" w:color="auto" w:sz="18" w:space="0"/>
           <w:right w:val="nil"/>
           <w:insideH w:val="nil"/>
           <w:insideV w:val="nil"/>
@@ -8615,9 +9495,9 @@
       <w:tblPr/>
       <w:tcPr>
         <w:tcBorders>
-          <w:top w:val="single" w:sz="18" w:space="0" w:color="auto"/>
-          <w:left w:val="nil"/>
-          <w:bottom w:val="single" w:sz="18" w:space="0" w:color="auto"/>
+          <w:top w:val="single" w:color="auto" w:sz="18" w:space="0"/>
+          <w:left w:val="nil"/>
+          <w:bottom w:val="single" w:color="auto" w:sz="18" w:space="0"/>
           <w:right w:val="nil"/>
           <w:insideH w:val="nil"/>
           <w:insideV w:val="nil"/>
@@ -8640,19 +9520,19 @@
       <w:tblStyleRowBandSize w:val="1"/>
       <w:tblStyleColBandSize w:val="1"/>
       <w:tblBorders>
-        <w:top w:val="single" w:sz="8" w:space="0" w:color="000000" w:themeColor="text1"/>
-        <w:bottom w:val="single" w:sz="8" w:space="0" w:color="000000" w:themeColor="text1"/>
+        <w:top w:val="single" w:color="000000" w:themeColor="text1" w:sz="8" w:space="0"/>
+        <w:bottom w:val="single" w:color="000000" w:themeColor="text1" w:sz="8" w:space="0"/>
       </w:tblBorders>
     </w:tblPr>
     <w:tblStylePr w:type="firstRow">
       <w:rPr>
-        <w:rFonts w:asciiTheme="majorHAnsi" w:eastAsiaTheme="majorEastAsia" w:hAnsiTheme="majorHAnsi" w:cstheme="majorBidi"/>
+        <w:rFonts w:asciiTheme="majorHAnsi" w:hAnsiTheme="majorHAnsi" w:eastAsiaTheme="majorEastAsia" w:cstheme="majorBidi"/>
       </w:rPr>
       <w:tblPr/>
       <w:tcPr>
         <w:tcBorders>
           <w:top w:val="nil"/>
-          <w:bottom w:val="single" w:sz="8" w:space="0" w:color="000000" w:themeColor="text1"/>
+          <w:bottom w:val="single" w:color="000000" w:themeColor="text1" w:sz="8" w:space="0"/>
         </w:tcBorders>
       </w:tcPr>
     </w:tblStylePr>
@@ -8665,8 +9545,8 @@
       <w:tblPr/>
       <w:tcPr>
         <w:tcBorders>
-          <w:top w:val="single" w:sz="8" w:space="0" w:color="000000" w:themeColor="text1"/>
-          <w:bottom w:val="single" w:sz="8" w:space="0" w:color="000000" w:themeColor="text1"/>
+          <w:top w:val="single" w:color="000000" w:themeColor="text1" w:sz="8" w:space="0"/>
+          <w:bottom w:val="single" w:color="000000" w:themeColor="text1" w:sz="8" w:space="0"/>
         </w:tcBorders>
       </w:tcPr>
     </w:tblStylePr>
@@ -8684,8 +9564,8 @@
       <w:tblPr/>
       <w:tcPr>
         <w:tcBorders>
-          <w:top w:val="single" w:sz="8" w:space="0" w:color="000000" w:themeColor="text1"/>
-          <w:bottom w:val="single" w:sz="8" w:space="0" w:color="000000" w:themeColor="text1"/>
+          <w:top w:val="single" w:color="000000" w:themeColor="text1" w:sz="8" w:space="0"/>
+          <w:bottom w:val="single" w:color="000000" w:themeColor="text1" w:sz="8" w:space="0"/>
         </w:tcBorders>
       </w:tcPr>
     </w:tblStylePr>
@@ -8717,19 +9597,19 @@
       <w:tblStyleRowBandSize w:val="1"/>
       <w:tblStyleColBandSize w:val="1"/>
       <w:tblBorders>
-        <w:top w:val="single" w:sz="8" w:space="0" w:color="4F81BD" w:themeColor="accent1"/>
-        <w:bottom w:val="single" w:sz="8" w:space="0" w:color="4F81BD" w:themeColor="accent1"/>
+        <w:top w:val="single" w:color="4F81BD" w:themeColor="accent1" w:sz="8" w:space="0"/>
+        <w:bottom w:val="single" w:color="4F81BD" w:themeColor="accent1" w:sz="8" w:space="0"/>
       </w:tblBorders>
     </w:tblPr>
     <w:tblStylePr w:type="firstRow">
       <w:rPr>
-        <w:rFonts w:asciiTheme="majorHAnsi" w:eastAsiaTheme="majorEastAsia" w:hAnsiTheme="majorHAnsi" w:cstheme="majorBidi"/>
+        <w:rFonts w:asciiTheme="majorHAnsi" w:hAnsiTheme="majorHAnsi" w:eastAsiaTheme="majorEastAsia" w:cstheme="majorBidi"/>
       </w:rPr>
       <w:tblPr/>
       <w:tcPr>
         <w:tcBorders>
           <w:top w:val="nil"/>
-          <w:bottom w:val="single" w:sz="8" w:space="0" w:color="4F81BD" w:themeColor="accent1"/>
+          <w:bottom w:val="single" w:color="4F81BD" w:themeColor="accent1" w:sz="8" w:space="0"/>
         </w:tcBorders>
       </w:tcPr>
     </w:tblStylePr>
@@ -8742,8 +9622,8 @@
       <w:tblPr/>
       <w:tcPr>
         <w:tcBorders>
-          <w:top w:val="single" w:sz="8" w:space="0" w:color="4F81BD" w:themeColor="accent1"/>
-          <w:bottom w:val="single" w:sz="8" w:space="0" w:color="4F81BD" w:themeColor="accent1"/>
+          <w:top w:val="single" w:color="4F81BD" w:themeColor="accent1" w:sz="8" w:space="0"/>
+          <w:bottom w:val="single" w:color="4F81BD" w:themeColor="accent1" w:sz="8" w:space="0"/>
         </w:tcBorders>
       </w:tcPr>
     </w:tblStylePr>
@@ -8761,8 +9641,8 @@
       <w:tblPr/>
       <w:tcPr>
         <w:tcBorders>
-          <w:top w:val="single" w:sz="8" w:space="0" w:color="4F81BD" w:themeColor="accent1"/>
-          <w:bottom w:val="single" w:sz="8" w:space="0" w:color="4F81BD" w:themeColor="accent1"/>
+          <w:top w:val="single" w:color="4F81BD" w:themeColor="accent1" w:sz="8" w:space="0"/>
+          <w:bottom w:val="single" w:color="4F81BD" w:themeColor="accent1" w:sz="8" w:space="0"/>
         </w:tcBorders>
       </w:tcPr>
     </w:tblStylePr>
@@ -8794,19 +9674,19 @@
       <w:tblStyleRowBandSize w:val="1"/>
       <w:tblStyleColBandSize w:val="1"/>
       <w:tblBorders>
-        <w:top w:val="single" w:sz="8" w:space="0" w:color="C0504D" w:themeColor="accent2"/>
-        <w:bottom w:val="single" w:sz="8" w:space="0" w:color="C0504D" w:themeColor="accent2"/>
+        <w:top w:val="single" w:color="C0504D" w:themeColor="accent2" w:sz="8" w:space="0"/>
+        <w:bottom w:val="single" w:color="C0504D" w:themeColor="accent2" w:sz="8" w:space="0"/>
       </w:tblBorders>
     </w:tblPr>
     <w:tblStylePr w:type="firstRow">
       <w:rPr>
-        <w:rFonts w:asciiTheme="majorHAnsi" w:eastAsiaTheme="majorEastAsia" w:hAnsiTheme="majorHAnsi" w:cstheme="majorBidi"/>
+        <w:rFonts w:asciiTheme="majorHAnsi" w:hAnsiTheme="majorHAnsi" w:eastAsiaTheme="majorEastAsia" w:cstheme="majorBidi"/>
       </w:rPr>
       <w:tblPr/>
       <w:tcPr>
         <w:tcBorders>
           <w:top w:val="nil"/>
-          <w:bottom w:val="single" w:sz="8" w:space="0" w:color="C0504D" w:themeColor="accent2"/>
+          <w:bottom w:val="single" w:color="C0504D" w:themeColor="accent2" w:sz="8" w:space="0"/>
         </w:tcBorders>
       </w:tcPr>
     </w:tblStylePr>
@@ -8819,8 +9699,8 @@
       <w:tblPr/>
       <w:tcPr>
         <w:tcBorders>
-          <w:top w:val="single" w:sz="8" w:space="0" w:color="C0504D" w:themeColor="accent2"/>
-          <w:bottom w:val="single" w:sz="8" w:space="0" w:color="C0504D" w:themeColor="accent2"/>
+          <w:top w:val="single" w:color="C0504D" w:themeColor="accent2" w:sz="8" w:space="0"/>
+          <w:bottom w:val="single" w:color="C0504D" w:themeColor="accent2" w:sz="8" w:space="0"/>
         </w:tcBorders>
       </w:tcPr>
     </w:tblStylePr>
@@ -8838,8 +9718,8 @@
       <w:tblPr/>
       <w:tcPr>
         <w:tcBorders>
-          <w:top w:val="single" w:sz="8" w:space="0" w:color="C0504D" w:themeColor="accent2"/>
-          <w:bottom w:val="single" w:sz="8" w:space="0" w:color="C0504D" w:themeColor="accent2"/>
+          <w:top w:val="single" w:color="C0504D" w:themeColor="accent2" w:sz="8" w:space="0"/>
+          <w:bottom w:val="single" w:color="C0504D" w:themeColor="accent2" w:sz="8" w:space="0"/>
         </w:tcBorders>
       </w:tcPr>
     </w:tblStylePr>
@@ -8871,19 +9751,19 @@
       <w:tblStyleRowBandSize w:val="1"/>
       <w:tblStyleColBandSize w:val="1"/>
       <w:tblBorders>
-        <w:top w:val="single" w:sz="8" w:space="0" w:color="9BBB59" w:themeColor="accent3"/>
-        <w:bottom w:val="single" w:sz="8" w:space="0" w:color="9BBB59" w:themeColor="accent3"/>
+        <w:top w:val="single" w:color="9BBB59" w:themeColor="accent3" w:sz="8" w:space="0"/>
+        <w:bottom w:val="single" w:color="9BBB59" w:themeColor="accent3" w:sz="8" w:space="0"/>
       </w:tblBorders>
     </w:tblPr>
     <w:tblStylePr w:type="firstRow">
       <w:rPr>
-        <w:rFonts w:asciiTheme="majorHAnsi" w:eastAsiaTheme="majorEastAsia" w:hAnsiTheme="majorHAnsi" w:cstheme="majorBidi"/>
+        <w:rFonts w:asciiTheme="majorHAnsi" w:hAnsiTheme="majorHAnsi" w:eastAsiaTheme="majorEastAsia" w:cstheme="majorBidi"/>
       </w:rPr>
       <w:tblPr/>
       <w:tcPr>
         <w:tcBorders>
           <w:top w:val="nil"/>
-          <w:bottom w:val="single" w:sz="8" w:space="0" w:color="9BBB59" w:themeColor="accent3"/>
+          <w:bottom w:val="single" w:color="9BBB59" w:themeColor="accent3" w:sz="8" w:space="0"/>
         </w:tcBorders>
       </w:tcPr>
     </w:tblStylePr>
@@ -8896,8 +9776,8 @@
       <w:tblPr/>
       <w:tcPr>
         <w:tcBorders>
-          <w:top w:val="single" w:sz="8" w:space="0" w:color="9BBB59" w:themeColor="accent3"/>
-          <w:bottom w:val="single" w:sz="8" w:space="0" w:color="9BBB59" w:themeColor="accent3"/>
+          <w:top w:val="single" w:color="9BBB59" w:themeColor="accent3" w:sz="8" w:space="0"/>
+          <w:bottom w:val="single" w:color="9BBB59" w:themeColor="accent3" w:sz="8" w:space="0"/>
         </w:tcBorders>
       </w:tcPr>
     </w:tblStylePr>
@@ -8915,8 +9795,8 @@
       <w:tblPr/>
       <w:tcPr>
         <w:tcBorders>
-          <w:top w:val="single" w:sz="8" w:space="0" w:color="9BBB59" w:themeColor="accent3"/>
-          <w:bottom w:val="single" w:sz="8" w:space="0" w:color="9BBB59" w:themeColor="accent3"/>
+          <w:top w:val="single" w:color="9BBB59" w:themeColor="accent3" w:sz="8" w:space="0"/>
+          <w:bottom w:val="single" w:color="9BBB59" w:themeColor="accent3" w:sz="8" w:space="0"/>
         </w:tcBorders>
       </w:tcPr>
     </w:tblStylePr>
@@ -8948,19 +9828,19 @@
       <w:tblStyleRowBandSize w:val="1"/>
       <w:tblStyleColBandSize w:val="1"/>
       <w:tblBorders>
-        <w:top w:val="single" w:sz="8" w:space="0" w:color="8064A2" w:themeColor="accent4"/>
-        <w:bottom w:val="single" w:sz="8" w:space="0" w:color="8064A2" w:themeColor="accent4"/>
+        <w:top w:val="single" w:color="8064A2" w:themeColor="accent4" w:sz="8" w:space="0"/>
+        <w:bottom w:val="single" w:color="8064A2" w:themeColor="accent4" w:sz="8" w:space="0"/>
       </w:tblBorders>
     </w:tblPr>
     <w:tblStylePr w:type="firstRow">
       <w:rPr>
-        <w:rFonts w:asciiTheme="majorHAnsi" w:eastAsiaTheme="majorEastAsia" w:hAnsiTheme="majorHAnsi" w:cstheme="majorBidi"/>
+        <w:rFonts w:asciiTheme="majorHAnsi" w:hAnsiTheme="majorHAnsi" w:eastAsiaTheme="majorEastAsia" w:cstheme="majorBidi"/>
       </w:rPr>
       <w:tblPr/>
       <w:tcPr>
         <w:tcBorders>
           <w:top w:val="nil"/>
-          <w:bottom w:val="single" w:sz="8" w:space="0" w:color="8064A2" w:themeColor="accent4"/>
+          <w:bottom w:val="single" w:color="8064A2" w:themeColor="accent4" w:sz="8" w:space="0"/>
         </w:tcBorders>
       </w:tcPr>
     </w:tblStylePr>
@@ -8973,8 +9853,8 @@
       <w:tblPr/>
       <w:tcPr>
         <w:tcBorders>
-          <w:top w:val="single" w:sz="8" w:space="0" w:color="8064A2" w:themeColor="accent4"/>
-          <w:bottom w:val="single" w:sz="8" w:space="0" w:color="8064A2" w:themeColor="accent4"/>
+          <w:top w:val="single" w:color="8064A2" w:themeColor="accent4" w:sz="8" w:space="0"/>
+          <w:bottom w:val="single" w:color="8064A2" w:themeColor="accent4" w:sz="8" w:space="0"/>
         </w:tcBorders>
       </w:tcPr>
     </w:tblStylePr>
@@ -8992,8 +9872,8 @@
       <w:tblPr/>
       <w:tcPr>
         <w:tcBorders>
-          <w:top w:val="single" w:sz="8" w:space="0" w:color="8064A2" w:themeColor="accent4"/>
-          <w:bottom w:val="single" w:sz="8" w:space="0" w:color="8064A2" w:themeColor="accent4"/>
+          <w:top w:val="single" w:color="8064A2" w:themeColor="accent4" w:sz="8" w:space="0"/>
+          <w:bottom w:val="single" w:color="8064A2" w:themeColor="accent4" w:sz="8" w:space="0"/>
         </w:tcBorders>
       </w:tcPr>
     </w:tblStylePr>
@@ -9025,19 +9905,19 @@
       <w:tblStyleRowBandSize w:val="1"/>
       <w:tblStyleColBandSize w:val="1"/>
       <w:tblBorders>
-        <w:top w:val="single" w:sz="8" w:space="0" w:color="4BACC6" w:themeColor="accent5"/>
-        <w:bottom w:val="single" w:sz="8" w:space="0" w:color="4BACC6" w:themeColor="accent5"/>
+        <w:top w:val="single" w:color="4BACC6" w:themeColor="accent5" w:sz="8" w:space="0"/>
+        <w:bottom w:val="single" w:color="4BACC6" w:themeColor="accent5" w:sz="8" w:space="0"/>
       </w:tblBorders>
     </w:tblPr>
     <w:tblStylePr w:type="firstRow">
       <w:rPr>
-        <w:rFonts w:asciiTheme="majorHAnsi" w:eastAsiaTheme="majorEastAsia" w:hAnsiTheme="majorHAnsi" w:cstheme="majorBidi"/>
+        <w:rFonts w:asciiTheme="majorHAnsi" w:hAnsiTheme="majorHAnsi" w:eastAsiaTheme="majorEastAsia" w:cstheme="majorBidi"/>
       </w:rPr>
       <w:tblPr/>
       <w:tcPr>
         <w:tcBorders>
           <w:top w:val="nil"/>
-          <w:bottom w:val="single" w:sz="8" w:space="0" w:color="4BACC6" w:themeColor="accent5"/>
+          <w:bottom w:val="single" w:color="4BACC6" w:themeColor="accent5" w:sz="8" w:space="0"/>
         </w:tcBorders>
       </w:tcPr>
     </w:tblStylePr>
@@ -9050,8 +9930,8 @@
       <w:tblPr/>
       <w:tcPr>
         <w:tcBorders>
-          <w:top w:val="single" w:sz="8" w:space="0" w:color="4BACC6" w:themeColor="accent5"/>
-          <w:bottom w:val="single" w:sz="8" w:space="0" w:color="4BACC6" w:themeColor="accent5"/>
+          <w:top w:val="single" w:color="4BACC6" w:themeColor="accent5" w:sz="8" w:space="0"/>
+          <w:bottom w:val="single" w:color="4BACC6" w:themeColor="accent5" w:sz="8" w:space="0"/>
         </w:tcBorders>
       </w:tcPr>
     </w:tblStylePr>
@@ -9069,8 +9949,8 @@
       <w:tblPr/>
       <w:tcPr>
         <w:tcBorders>
-          <w:top w:val="single" w:sz="8" w:space="0" w:color="4BACC6" w:themeColor="accent5"/>
-          <w:bottom w:val="single" w:sz="8" w:space="0" w:color="4BACC6" w:themeColor="accent5"/>
+          <w:top w:val="single" w:color="4BACC6" w:themeColor="accent5" w:sz="8" w:space="0"/>
+          <w:bottom w:val="single" w:color="4BACC6" w:themeColor="accent5" w:sz="8" w:space="0"/>
         </w:tcBorders>
       </w:tcPr>
     </w:tblStylePr>
@@ -9102,19 +9982,19 @@
       <w:tblStyleRowBandSize w:val="1"/>
       <w:tblStyleColBandSize w:val="1"/>
       <w:tblBorders>
-        <w:top w:val="single" w:sz="8" w:space="0" w:color="F79646" w:themeColor="accent6"/>
-        <w:bottom w:val="single" w:sz="8" w:space="0" w:color="F79646" w:themeColor="accent6"/>
+        <w:top w:val="single" w:color="F79646" w:themeColor="accent6" w:sz="8" w:space="0"/>
+        <w:bottom w:val="single" w:color="F79646" w:themeColor="accent6" w:sz="8" w:space="0"/>
       </w:tblBorders>
     </w:tblPr>
     <w:tblStylePr w:type="firstRow">
       <w:rPr>
-        <w:rFonts w:asciiTheme="majorHAnsi" w:eastAsiaTheme="majorEastAsia" w:hAnsiTheme="majorHAnsi" w:cstheme="majorBidi"/>
+        <w:rFonts w:asciiTheme="majorHAnsi" w:hAnsiTheme="majorHAnsi" w:eastAsiaTheme="majorEastAsia" w:cstheme="majorBidi"/>
       </w:rPr>
       <w:tblPr/>
       <w:tcPr>
         <w:tcBorders>
           <w:top w:val="nil"/>
-          <w:bottom w:val="single" w:sz="8" w:space="0" w:color="F79646" w:themeColor="accent6"/>
+          <w:bottom w:val="single" w:color="F79646" w:themeColor="accent6" w:sz="8" w:space="0"/>
         </w:tcBorders>
       </w:tcPr>
     </w:tblStylePr>
@@ -9127,8 +10007,8 @@
       <w:tblPr/>
       <w:tcPr>
         <w:tcBorders>
-          <w:top w:val="single" w:sz="8" w:space="0" w:color="F79646" w:themeColor="accent6"/>
-          <w:bottom w:val="single" w:sz="8" w:space="0" w:color="F79646" w:themeColor="accent6"/>
+          <w:top w:val="single" w:color="F79646" w:themeColor="accent6" w:sz="8" w:space="0"/>
+          <w:bottom w:val="single" w:color="F79646" w:themeColor="accent6" w:sz="8" w:space="0"/>
         </w:tcBorders>
       </w:tcPr>
     </w:tblStylePr>
@@ -9146,8 +10026,8 @@
       <w:tblPr/>
       <w:tcPr>
         <w:tcBorders>
-          <w:top w:val="single" w:sz="8" w:space="0" w:color="F79646" w:themeColor="accent6"/>
-          <w:bottom w:val="single" w:sz="8" w:space="0" w:color="F79646" w:themeColor="accent6"/>
+          <w:top w:val="single" w:color="F79646" w:themeColor="accent6" w:sz="8" w:space="0"/>
+          <w:bottom w:val="single" w:color="F79646" w:themeColor="accent6" w:sz="8" w:space="0"/>
         </w:tcBorders>
       </w:tcPr>
     </w:tblStylePr>
@@ -9173,17 +10053,17 @@
       <w:spacing w:after="0" w:line="240" w:lineRule="auto"/>
     </w:pPr>
     <w:rPr>
-      <w:rFonts w:asciiTheme="majorHAnsi" w:eastAsiaTheme="majorEastAsia" w:hAnsiTheme="majorHAnsi" w:cstheme="majorBidi"/>
+      <w:rFonts w:asciiTheme="majorHAnsi" w:hAnsiTheme="majorHAnsi" w:eastAsiaTheme="majorEastAsia" w:cstheme="majorBidi"/>
       <w:color w:val="000000" w:themeColor="text1"/>
     </w:rPr>
     <w:tblPr>
       <w:tblStyleRowBandSize w:val="1"/>
       <w:tblStyleColBandSize w:val="1"/>
       <w:tblBorders>
-        <w:top w:val="single" w:sz="8" w:space="0" w:color="000000" w:themeColor="text1"/>
-        <w:left w:val="single" w:sz="8" w:space="0" w:color="000000" w:themeColor="text1"/>
-        <w:bottom w:val="single" w:sz="8" w:space="0" w:color="000000" w:themeColor="text1"/>
-        <w:right w:val="single" w:sz="8" w:space="0" w:color="000000" w:themeColor="text1"/>
+        <w:top w:val="single" w:color="000000" w:themeColor="text1" w:sz="8" w:space="0"/>
+        <w:left w:val="single" w:color="000000" w:themeColor="text1" w:sz="8" w:space="0"/>
+        <w:bottom w:val="single" w:color="000000" w:themeColor="text1" w:sz="8" w:space="0"/>
+        <w:right w:val="single" w:color="000000" w:themeColor="text1" w:sz="8" w:space="0"/>
       </w:tblBorders>
     </w:tblPr>
     <w:tblStylePr w:type="firstRow">
@@ -9196,7 +10076,7 @@
         <w:tcBorders>
           <w:top w:val="nil"/>
           <w:left w:val="nil"/>
-          <w:bottom w:val="single" w:sz="24" w:space="0" w:color="000000" w:themeColor="text1"/>
+          <w:bottom w:val="single" w:color="000000" w:themeColor="text1" w:sz="24" w:space="0"/>
           <w:right w:val="nil"/>
           <w:insideH w:val="nil"/>
           <w:insideV w:val="nil"/>
@@ -9208,7 +10088,7 @@
       <w:tblPr/>
       <w:tcPr>
         <w:tcBorders>
-          <w:top w:val="single" w:sz="8" w:space="0" w:color="000000" w:themeColor="text1"/>
+          <w:top w:val="single" w:color="000000" w:themeColor="text1" w:sz="8" w:space="0"/>
           <w:left w:val="nil"/>
           <w:bottom w:val="nil"/>
           <w:right w:val="nil"/>
@@ -9225,7 +10105,7 @@
           <w:top w:val="nil"/>
           <w:left w:val="nil"/>
           <w:bottom w:val="nil"/>
-          <w:right w:val="single" w:sz="8" w:space="0" w:color="000000" w:themeColor="text1"/>
+          <w:right w:val="single" w:color="000000" w:themeColor="text1" w:sz="8" w:space="0"/>
           <w:insideH w:val="nil"/>
           <w:insideV w:val="nil"/>
         </w:tcBorders>
@@ -9237,7 +10117,7 @@
       <w:tcPr>
         <w:tcBorders>
           <w:top w:val="nil"/>
-          <w:left w:val="single" w:sz="8" w:space="0" w:color="000000" w:themeColor="text1"/>
+          <w:left w:val="single" w:color="000000" w:themeColor="text1" w:sz="8" w:space="0"/>
           <w:bottom w:val="nil"/>
           <w:right w:val="nil"/>
           <w:insideH w:val="nil"/>
@@ -9294,17 +10174,17 @@
       <w:spacing w:after="0" w:line="240" w:lineRule="auto"/>
     </w:pPr>
     <w:rPr>
-      <w:rFonts w:asciiTheme="majorHAnsi" w:eastAsiaTheme="majorEastAsia" w:hAnsiTheme="majorHAnsi" w:cstheme="majorBidi"/>
+      <w:rFonts w:asciiTheme="majorHAnsi" w:hAnsiTheme="majorHAnsi" w:eastAsiaTheme="majorEastAsia" w:cstheme="majorBidi"/>
       <w:color w:val="000000" w:themeColor="text1"/>
     </w:rPr>
     <w:tblPr>
       <w:tblStyleRowBandSize w:val="1"/>
       <w:tblStyleColBandSize w:val="1"/>
       <w:tblBorders>
-        <w:top w:val="single" w:sz="8" w:space="0" w:color="4F81BD" w:themeColor="accent1"/>
-        <w:left w:val="single" w:sz="8" w:space="0" w:color="4F81BD" w:themeColor="accent1"/>
-        <w:bottom w:val="single" w:sz="8" w:space="0" w:color="4F81BD" w:themeColor="accent1"/>
-        <w:right w:val="single" w:sz="8" w:space="0" w:color="4F81BD" w:themeColor="accent1"/>
+        <w:top w:val="single" w:color="4F81BD" w:themeColor="accent1" w:sz="8" w:space="0"/>
+        <w:left w:val="single" w:color="4F81BD" w:themeColor="accent1" w:sz="8" w:space="0"/>
+        <w:bottom w:val="single" w:color="4F81BD" w:themeColor="accent1" w:sz="8" w:space="0"/>
+        <w:right w:val="single" w:color="4F81BD" w:themeColor="accent1" w:sz="8" w:space="0"/>
       </w:tblBorders>
     </w:tblPr>
     <w:tblStylePr w:type="firstRow">
@@ -9317,7 +10197,7 @@
         <w:tcBorders>
           <w:top w:val="nil"/>
           <w:left w:val="nil"/>
-          <w:bottom w:val="single" w:sz="24" w:space="0" w:color="4F81BD" w:themeColor="accent1"/>
+          <w:bottom w:val="single" w:color="4F81BD" w:themeColor="accent1" w:sz="24" w:space="0"/>
           <w:right w:val="nil"/>
           <w:insideH w:val="nil"/>
           <w:insideV w:val="nil"/>
@@ -9329,7 +10209,7 @@
       <w:tblPr/>
       <w:tcPr>
         <w:tcBorders>
-          <w:top w:val="single" w:sz="8" w:space="0" w:color="4F81BD" w:themeColor="accent1"/>
+          <w:top w:val="single" w:color="4F81BD" w:themeColor="accent1" w:sz="8" w:space="0"/>
           <w:left w:val="nil"/>
           <w:bottom w:val="nil"/>
           <w:right w:val="nil"/>
@@ -9346,7 +10226,7 @@
           <w:top w:val="nil"/>
           <w:left w:val="nil"/>
           <w:bottom w:val="nil"/>
-          <w:right w:val="single" w:sz="8" w:space="0" w:color="4F81BD" w:themeColor="accent1"/>
+          <w:right w:val="single" w:color="4F81BD" w:themeColor="accent1" w:sz="8" w:space="0"/>
           <w:insideH w:val="nil"/>
           <w:insideV w:val="nil"/>
         </w:tcBorders>
@@ -9358,7 +10238,7 @@
       <w:tcPr>
         <w:tcBorders>
           <w:top w:val="nil"/>
-          <w:left w:val="single" w:sz="8" w:space="0" w:color="4F81BD" w:themeColor="accent1"/>
+          <w:left w:val="single" w:color="4F81BD" w:themeColor="accent1" w:sz="8" w:space="0"/>
           <w:bottom w:val="nil"/>
           <w:right w:val="nil"/>
           <w:insideH w:val="nil"/>
@@ -9415,17 +10295,17 @@
       <w:spacing w:after="0" w:line="240" w:lineRule="auto"/>
     </w:pPr>
     <w:rPr>
-      <w:rFonts w:asciiTheme="majorHAnsi" w:eastAsiaTheme="majorEastAsia" w:hAnsiTheme="majorHAnsi" w:cstheme="majorBidi"/>
+      <w:rFonts w:asciiTheme="majorHAnsi" w:hAnsiTheme="majorHAnsi" w:eastAsiaTheme="majorEastAsia" w:cstheme="majorBidi"/>
       <w:color w:val="000000" w:themeColor="text1"/>
     </w:rPr>
     <w:tblPr>
       <w:tblStyleRowBandSize w:val="1"/>
       <w:tblStyleColBandSize w:val="1"/>
       <w:tblBorders>
-        <w:top w:val="single" w:sz="8" w:space="0" w:color="C0504D" w:themeColor="accent2"/>
-        <w:left w:val="single" w:sz="8" w:space="0" w:color="C0504D" w:themeColor="accent2"/>
-        <w:bottom w:val="single" w:sz="8" w:space="0" w:color="C0504D" w:themeColor="accent2"/>
-        <w:right w:val="single" w:sz="8" w:space="0" w:color="C0504D" w:themeColor="accent2"/>
+        <w:top w:val="single" w:color="C0504D" w:themeColor="accent2" w:sz="8" w:space="0"/>
+        <w:left w:val="single" w:color="C0504D" w:themeColor="accent2" w:sz="8" w:space="0"/>
+        <w:bottom w:val="single" w:color="C0504D" w:themeColor="accent2" w:sz="8" w:space="0"/>
+        <w:right w:val="single" w:color="C0504D" w:themeColor="accent2" w:sz="8" w:space="0"/>
       </w:tblBorders>
     </w:tblPr>
     <w:tblStylePr w:type="firstRow">
@@ -9438,7 +10318,7 @@
         <w:tcBorders>
           <w:top w:val="nil"/>
           <w:left w:val="nil"/>
-          <w:bottom w:val="single" w:sz="24" w:space="0" w:color="C0504D" w:themeColor="accent2"/>
+          <w:bottom w:val="single" w:color="C0504D" w:themeColor="accent2" w:sz="24" w:space="0"/>
           <w:right w:val="nil"/>
           <w:insideH w:val="nil"/>
           <w:insideV w:val="nil"/>
@@ -9450,7 +10330,7 @@
       <w:tblPr/>
       <w:tcPr>
         <w:tcBorders>
-          <w:top w:val="single" w:sz="8" w:space="0" w:color="C0504D" w:themeColor="accent2"/>
+          <w:top w:val="single" w:color="C0504D" w:themeColor="accent2" w:sz="8" w:space="0"/>
           <w:left w:val="nil"/>
           <w:bottom w:val="nil"/>
           <w:right w:val="nil"/>
@@ -9467,7 +10347,7 @@
           <w:top w:val="nil"/>
           <w:left w:val="nil"/>
           <w:bottom w:val="nil"/>
-          <w:right w:val="single" w:sz="8" w:space="0" w:color="C0504D" w:themeColor="accent2"/>
+          <w:right w:val="single" w:color="C0504D" w:themeColor="accent2" w:sz="8" w:space="0"/>
           <w:insideH w:val="nil"/>
           <w:insideV w:val="nil"/>
         </w:tcBorders>
@@ -9479,7 +10359,7 @@
       <w:tcPr>
         <w:tcBorders>
           <w:top w:val="nil"/>
-          <w:left w:val="single" w:sz="8" w:space="0" w:color="C0504D" w:themeColor="accent2"/>
+          <w:left w:val="single" w:color="C0504D" w:themeColor="accent2" w:sz="8" w:space="0"/>
           <w:bottom w:val="nil"/>
           <w:right w:val="nil"/>
           <w:insideH w:val="nil"/>
@@ -9536,17 +10416,17 @@
       <w:spacing w:after="0" w:line="240" w:lineRule="auto"/>
     </w:pPr>
     <w:rPr>
-      <w:rFonts w:asciiTheme="majorHAnsi" w:eastAsiaTheme="majorEastAsia" w:hAnsiTheme="majorHAnsi" w:cstheme="majorBidi"/>
+      <w:rFonts w:asciiTheme="majorHAnsi" w:hAnsiTheme="majorHAnsi" w:eastAsiaTheme="majorEastAsia" w:cstheme="majorBidi"/>
       <w:color w:val="000000" w:themeColor="text1"/>
     </w:rPr>
     <w:tblPr>
       <w:tblStyleRowBandSize w:val="1"/>
       <w:tblStyleColBandSize w:val="1"/>
       <w:tblBorders>
-        <w:top w:val="single" w:sz="8" w:space="0" w:color="9BBB59" w:themeColor="accent3"/>
-        <w:left w:val="single" w:sz="8" w:space="0" w:color="9BBB59" w:themeColor="accent3"/>
-        <w:bottom w:val="single" w:sz="8" w:space="0" w:color="9BBB59" w:themeColor="accent3"/>
-        <w:right w:val="single" w:sz="8" w:space="0" w:color="9BBB59" w:themeColor="accent3"/>
+        <w:top w:val="single" w:color="9BBB59" w:themeColor="accent3" w:sz="8" w:space="0"/>
+        <w:left w:val="single" w:color="9BBB59" w:themeColor="accent3" w:sz="8" w:space="0"/>
+        <w:bottom w:val="single" w:color="9BBB59" w:themeColor="accent3" w:sz="8" w:space="0"/>
+        <w:right w:val="single" w:color="9BBB59" w:themeColor="accent3" w:sz="8" w:space="0"/>
       </w:tblBorders>
     </w:tblPr>
     <w:tblStylePr w:type="firstRow">
@@ -9559,7 +10439,7 @@
         <w:tcBorders>
           <w:top w:val="nil"/>
           <w:left w:val="nil"/>
-          <w:bottom w:val="single" w:sz="24" w:space="0" w:color="9BBB59" w:themeColor="accent3"/>
+          <w:bottom w:val="single" w:color="9BBB59" w:themeColor="accent3" w:sz="24" w:space="0"/>
           <w:right w:val="nil"/>
           <w:insideH w:val="nil"/>
           <w:insideV w:val="nil"/>
@@ -9571,7 +10451,7 @@
       <w:tblPr/>
       <w:tcPr>
         <w:tcBorders>
-          <w:top w:val="single" w:sz="8" w:space="0" w:color="9BBB59" w:themeColor="accent3"/>
+          <w:top w:val="single" w:color="9BBB59" w:themeColor="accent3" w:sz="8" w:space="0"/>
           <w:left w:val="nil"/>
           <w:bottom w:val="nil"/>
           <w:right w:val="nil"/>
@@ -9588,7 +10468,7 @@
           <w:top w:val="nil"/>
           <w:left w:val="nil"/>
           <w:bottom w:val="nil"/>
-          <w:right w:val="single" w:sz="8" w:space="0" w:color="9BBB59" w:themeColor="accent3"/>
+          <w:right w:val="single" w:color="9BBB59" w:themeColor="accent3" w:sz="8" w:space="0"/>
           <w:insideH w:val="nil"/>
           <w:insideV w:val="nil"/>
         </w:tcBorders>
@@ -9600,7 +10480,7 @@
       <w:tcPr>
         <w:tcBorders>
           <w:top w:val="nil"/>
-          <w:left w:val="single" w:sz="8" w:space="0" w:color="9BBB59" w:themeColor="accent3"/>
+          <w:left w:val="single" w:color="9BBB59" w:themeColor="accent3" w:sz="8" w:space="0"/>
           <w:bottom w:val="nil"/>
           <w:right w:val="nil"/>
           <w:insideH w:val="nil"/>
@@ -9657,17 +10537,17 @@
       <w:spacing w:after="0" w:line="240" w:lineRule="auto"/>
     </w:pPr>
     <w:rPr>
-      <w:rFonts w:asciiTheme="majorHAnsi" w:eastAsiaTheme="majorEastAsia" w:hAnsiTheme="majorHAnsi" w:cstheme="majorBidi"/>
+      <w:rFonts w:asciiTheme="majorHAnsi" w:hAnsiTheme="majorHAnsi" w:eastAsiaTheme="majorEastAsia" w:cstheme="majorBidi"/>
       <w:color w:val="000000" w:themeColor="text1"/>
     </w:rPr>
     <w:tblPr>
       <w:tblStyleRowBandSize w:val="1"/>
       <w:tblStyleColBandSize w:val="1"/>
       <w:tblBorders>
-        <w:top w:val="single" w:sz="8" w:space="0" w:color="8064A2" w:themeColor="accent4"/>
-        <w:left w:val="single" w:sz="8" w:space="0" w:color="8064A2" w:themeColor="accent4"/>
-        <w:bottom w:val="single" w:sz="8" w:space="0" w:color="8064A2" w:themeColor="accent4"/>
-        <w:right w:val="single" w:sz="8" w:space="0" w:color="8064A2" w:themeColor="accent4"/>
+        <w:top w:val="single" w:color="8064A2" w:themeColor="accent4" w:sz="8" w:space="0"/>
+        <w:left w:val="single" w:color="8064A2" w:themeColor="accent4" w:sz="8" w:space="0"/>
+        <w:bottom w:val="single" w:color="8064A2" w:themeColor="accent4" w:sz="8" w:space="0"/>
+        <w:right w:val="single" w:color="8064A2" w:themeColor="accent4" w:sz="8" w:space="0"/>
       </w:tblBorders>
     </w:tblPr>
     <w:tblStylePr w:type="firstRow">
@@ -9680,7 +10560,7 @@
         <w:tcBorders>
           <w:top w:val="nil"/>
           <w:left w:val="nil"/>
-          <w:bottom w:val="single" w:sz="24" w:space="0" w:color="8064A2" w:themeColor="accent4"/>
+          <w:bottom w:val="single" w:color="8064A2" w:themeColor="accent4" w:sz="24" w:space="0"/>
           <w:right w:val="nil"/>
           <w:insideH w:val="nil"/>
           <w:insideV w:val="nil"/>
@@ -9692,7 +10572,7 @@
       <w:tblPr/>
       <w:tcPr>
         <w:tcBorders>
-          <w:top w:val="single" w:sz="8" w:space="0" w:color="8064A2" w:themeColor="accent4"/>
+          <w:top w:val="single" w:color="8064A2" w:themeColor="accent4" w:sz="8" w:space="0"/>
           <w:left w:val="nil"/>
           <w:bottom w:val="nil"/>
           <w:right w:val="nil"/>
@@ -9709,7 +10589,7 @@
           <w:top w:val="nil"/>
           <w:left w:val="nil"/>
           <w:bottom w:val="nil"/>
-          <w:right w:val="single" w:sz="8" w:space="0" w:color="8064A2" w:themeColor="accent4"/>
+          <w:right w:val="single" w:color="8064A2" w:themeColor="accent4" w:sz="8" w:space="0"/>
           <w:insideH w:val="nil"/>
           <w:insideV w:val="nil"/>
         </w:tcBorders>
@@ -9721,7 +10601,7 @@
       <w:tcPr>
         <w:tcBorders>
           <w:top w:val="nil"/>
-          <w:left w:val="single" w:sz="8" w:space="0" w:color="8064A2" w:themeColor="accent4"/>
+          <w:left w:val="single" w:color="8064A2" w:themeColor="accent4" w:sz="8" w:space="0"/>
           <w:bottom w:val="nil"/>
           <w:right w:val="nil"/>
           <w:insideH w:val="nil"/>
@@ -9778,17 +10658,17 @@
       <w:spacing w:after="0" w:line="240" w:lineRule="auto"/>
     </w:pPr>
     <w:rPr>
-      <w:rFonts w:asciiTheme="majorHAnsi" w:eastAsiaTheme="majorEastAsia" w:hAnsiTheme="majorHAnsi" w:cstheme="majorBidi"/>
+      <w:rFonts w:asciiTheme="majorHAnsi" w:hAnsiTheme="majorHAnsi" w:eastAsiaTheme="majorEastAsia" w:cstheme="majorBidi"/>
       <w:color w:val="000000" w:themeColor="text1"/>
     </w:rPr>
     <w:tblPr>
       <w:tblStyleRowBandSize w:val="1"/>
       <w:tblStyleColBandSize w:val="1"/>
       <w:tblBorders>
-        <w:top w:val="single" w:sz="8" w:space="0" w:color="4BACC6" w:themeColor="accent5"/>
-        <w:left w:val="single" w:sz="8" w:space="0" w:color="4BACC6" w:themeColor="accent5"/>
-        <w:bottom w:val="single" w:sz="8" w:space="0" w:color="4BACC6" w:themeColor="accent5"/>
-        <w:right w:val="single" w:sz="8" w:space="0" w:color="4BACC6" w:themeColor="accent5"/>
+        <w:top w:val="single" w:color="4BACC6" w:themeColor="accent5" w:sz="8" w:space="0"/>
+        <w:left w:val="single" w:color="4BACC6" w:themeColor="accent5" w:sz="8" w:space="0"/>
+        <w:bottom w:val="single" w:color="4BACC6" w:themeColor="accent5" w:sz="8" w:space="0"/>
+        <w:right w:val="single" w:color="4BACC6" w:themeColor="accent5" w:sz="8" w:space="0"/>
       </w:tblBorders>
     </w:tblPr>
     <w:tblStylePr w:type="firstRow">
@@ -9801,7 +10681,7 @@
         <w:tcBorders>
           <w:top w:val="nil"/>
           <w:left w:val="nil"/>
-          <w:bottom w:val="single" w:sz="24" w:space="0" w:color="4BACC6" w:themeColor="accent5"/>
+          <w:bottom w:val="single" w:color="4BACC6" w:themeColor="accent5" w:sz="24" w:space="0"/>
           <w:right w:val="nil"/>
           <w:insideH w:val="nil"/>
           <w:insideV w:val="nil"/>
@@ -9813,7 +10693,7 @@
       <w:tblPr/>
       <w:tcPr>
         <w:tcBorders>
-          <w:top w:val="single" w:sz="8" w:space="0" w:color="4BACC6" w:themeColor="accent5"/>
+          <w:top w:val="single" w:color="4BACC6" w:themeColor="accent5" w:sz="8" w:space="0"/>
           <w:left w:val="nil"/>
           <w:bottom w:val="nil"/>
           <w:right w:val="nil"/>
@@ -9830,7 +10710,7 @@
           <w:top w:val="nil"/>
           <w:left w:val="nil"/>
           <w:bottom w:val="nil"/>
-          <w:right w:val="single" w:sz="8" w:space="0" w:color="4BACC6" w:themeColor="accent5"/>
+          <w:right w:val="single" w:color="4BACC6" w:themeColor="accent5" w:sz="8" w:space="0"/>
           <w:insideH w:val="nil"/>
           <w:insideV w:val="nil"/>
         </w:tcBorders>
@@ -9842,7 +10722,7 @@
       <w:tcPr>
         <w:tcBorders>
           <w:top w:val="nil"/>
-          <w:left w:val="single" w:sz="8" w:space="0" w:color="4BACC6" w:themeColor="accent5"/>
+          <w:left w:val="single" w:color="4BACC6" w:themeColor="accent5" w:sz="8" w:space="0"/>
           <w:bottom w:val="nil"/>
           <w:right w:val="nil"/>
           <w:insideH w:val="nil"/>
@@ -9899,17 +10779,17 @@
       <w:spacing w:after="0" w:line="240" w:lineRule="auto"/>
     </w:pPr>
     <w:rPr>
-      <w:rFonts w:asciiTheme="majorHAnsi" w:eastAsiaTheme="majorEastAsia" w:hAnsiTheme="majorHAnsi" w:cstheme="majorBidi"/>
+      <w:rFonts w:asciiTheme="majorHAnsi" w:hAnsiTheme="majorHAnsi" w:eastAsiaTheme="majorEastAsia" w:cstheme="majorBidi"/>
       <w:color w:val="000000" w:themeColor="text1"/>
     </w:rPr>
     <w:tblPr>
       <w:tblStyleRowBandSize w:val="1"/>
       <w:tblStyleColBandSize w:val="1"/>
       <w:tblBorders>
-        <w:top w:val="single" w:sz="8" w:space="0" w:color="F79646" w:themeColor="accent6"/>
-        <w:left w:val="single" w:sz="8" w:space="0" w:color="F79646" w:themeColor="accent6"/>
-        <w:bottom w:val="single" w:sz="8" w:space="0" w:color="F79646" w:themeColor="accent6"/>
-        <w:right w:val="single" w:sz="8" w:space="0" w:color="F79646" w:themeColor="accent6"/>
+        <w:top w:val="single" w:color="F79646" w:themeColor="accent6" w:sz="8" w:space="0"/>
+        <w:left w:val="single" w:color="F79646" w:themeColor="accent6" w:sz="8" w:space="0"/>
+        <w:bottom w:val="single" w:color="F79646" w:themeColor="accent6" w:sz="8" w:space="0"/>
+        <w:right w:val="single" w:color="F79646" w:themeColor="accent6" w:sz="8" w:space="0"/>
       </w:tblBorders>
     </w:tblPr>
     <w:tblStylePr w:type="firstRow">
@@ -9922,7 +10802,7 @@
         <w:tcBorders>
           <w:top w:val="nil"/>
           <w:left w:val="nil"/>
-          <w:bottom w:val="single" w:sz="24" w:space="0" w:color="F79646" w:themeColor="accent6"/>
+          <w:bottom w:val="single" w:color="F79646" w:themeColor="accent6" w:sz="24" w:space="0"/>
           <w:right w:val="nil"/>
           <w:insideH w:val="nil"/>
           <w:insideV w:val="nil"/>
@@ -9934,7 +10814,7 @@
       <w:tblPr/>
       <w:tcPr>
         <w:tcBorders>
-          <w:top w:val="single" w:sz="8" w:space="0" w:color="F79646" w:themeColor="accent6"/>
+          <w:top w:val="single" w:color="F79646" w:themeColor="accent6" w:sz="8" w:space="0"/>
           <w:left w:val="nil"/>
           <w:bottom w:val="nil"/>
           <w:right w:val="nil"/>
@@ -9951,7 +10831,7 @@
           <w:top w:val="nil"/>
           <w:left w:val="nil"/>
           <w:bottom w:val="nil"/>
-          <w:right w:val="single" w:sz="8" w:space="0" w:color="F79646" w:themeColor="accent6"/>
+          <w:right w:val="single" w:color="F79646" w:themeColor="accent6" w:sz="8" w:space="0"/>
           <w:insideH w:val="nil"/>
           <w:insideV w:val="nil"/>
         </w:tcBorders>
@@ -9963,7 +10843,7 @@
       <w:tcPr>
         <w:tcBorders>
           <w:top w:val="nil"/>
-          <w:left w:val="single" w:sz="8" w:space="0" w:color="F79646" w:themeColor="accent6"/>
+          <w:left w:val="single" w:color="F79646" w:themeColor="accent6" w:sz="8" w:space="0"/>
           <w:bottom w:val="nil"/>
           <w:right w:val="nil"/>
           <w:insideH w:val="nil"/>
@@ -10023,12 +10903,12 @@
       <w:tblStyleRowBandSize w:val="1"/>
       <w:tblStyleColBandSize w:val="1"/>
       <w:tblBorders>
-        <w:top w:val="single" w:sz="8" w:space="0" w:color="404040" w:themeColor="text1" w:themeTint="BF"/>
-        <w:left w:val="single" w:sz="8" w:space="0" w:color="404040" w:themeColor="text1" w:themeTint="BF"/>
-        <w:bottom w:val="single" w:sz="8" w:space="0" w:color="404040" w:themeColor="text1" w:themeTint="BF"/>
-        <w:right w:val="single" w:sz="8" w:space="0" w:color="404040" w:themeColor="text1" w:themeTint="BF"/>
-        <w:insideH w:val="single" w:sz="8" w:space="0" w:color="404040" w:themeColor="text1" w:themeTint="BF"/>
-        <w:insideV w:val="single" w:sz="8" w:space="0" w:color="404040" w:themeColor="text1" w:themeTint="BF"/>
+        <w:top w:val="single" w:color="404040" w:themeColor="text1" w:themeTint="BF" w:sz="8" w:space="0"/>
+        <w:left w:val="single" w:color="404040" w:themeColor="text1" w:themeTint="BF" w:sz="8" w:space="0"/>
+        <w:bottom w:val="single" w:color="404040" w:themeColor="text1" w:themeTint="BF" w:sz="8" w:space="0"/>
+        <w:right w:val="single" w:color="404040" w:themeColor="text1" w:themeTint="BF" w:sz="8" w:space="0"/>
+        <w:insideH w:val="single" w:color="404040" w:themeColor="text1" w:themeTint="BF" w:sz="8" w:space="0"/>
+        <w:insideV w:val="single" w:color="404040" w:themeColor="text1" w:themeTint="BF" w:sz="8" w:space="0"/>
       </w:tblBorders>
     </w:tblPr>
     <w:tcPr>
@@ -10048,7 +10928,7 @@
       <w:tblPr/>
       <w:tcPr>
         <w:tcBorders>
-          <w:top w:val="single" w:sz="18" w:space="0" w:color="404040" w:themeColor="text1" w:themeTint="BF"/>
+          <w:top w:val="single" w:color="404040" w:themeColor="text1" w:themeTint="BF" w:sz="18" w:space="0"/>
         </w:tcBorders>
       </w:tcPr>
     </w:tblStylePr>
@@ -10089,12 +10969,12 @@
       <w:tblStyleRowBandSize w:val="1"/>
       <w:tblStyleColBandSize w:val="1"/>
       <w:tblBorders>
-        <w:top w:val="single" w:sz="8" w:space="0" w:color="7BA0CD" w:themeColor="accent1" w:themeTint="BF"/>
-        <w:left w:val="single" w:sz="8" w:space="0" w:color="7BA0CD" w:themeColor="accent1" w:themeTint="BF"/>
-        <w:bottom w:val="single" w:sz="8" w:space="0" w:color="7BA0CD" w:themeColor="accent1" w:themeTint="BF"/>
-        <w:right w:val="single" w:sz="8" w:space="0" w:color="7BA0CD" w:themeColor="accent1" w:themeTint="BF"/>
-        <w:insideH w:val="single" w:sz="8" w:space="0" w:color="7BA0CD" w:themeColor="accent1" w:themeTint="BF"/>
-        <w:insideV w:val="single" w:sz="8" w:space="0" w:color="7BA0CD" w:themeColor="accent1" w:themeTint="BF"/>
+        <w:top w:val="single" w:color="7BA0CD" w:themeColor="accent1" w:themeTint="BF" w:sz="8" w:space="0"/>
+        <w:left w:val="single" w:color="7BA0CD" w:themeColor="accent1" w:themeTint="BF" w:sz="8" w:space="0"/>
+        <w:bottom w:val="single" w:color="7BA0CD" w:themeColor="accent1" w:themeTint="BF" w:sz="8" w:space="0"/>
+        <w:right w:val="single" w:color="7BA0CD" w:themeColor="accent1" w:themeTint="BF" w:sz="8" w:space="0"/>
+        <w:insideH w:val="single" w:color="7BA0CD" w:themeColor="accent1" w:themeTint="BF" w:sz="8" w:space="0"/>
+        <w:insideV w:val="single" w:color="7BA0CD" w:themeColor="accent1" w:themeTint="BF" w:sz="8" w:space="0"/>
       </w:tblBorders>
     </w:tblPr>
     <w:tcPr>
@@ -10114,7 +10994,7 @@
       <w:tblPr/>
       <w:tcPr>
         <w:tcBorders>
-          <w:top w:val="single" w:sz="18" w:space="0" w:color="7BA0CD" w:themeColor="accent1" w:themeTint="BF"/>
+          <w:top w:val="single" w:color="7BA0CD" w:themeColor="accent1" w:themeTint="BF" w:sz="18" w:space="0"/>
         </w:tcBorders>
       </w:tcPr>
     </w:tblStylePr>
@@ -10155,12 +11035,12 @@
       <w:tblStyleRowBandSize w:val="1"/>
       <w:tblStyleColBandSize w:val="1"/>
       <w:tblBorders>
-        <w:top w:val="single" w:sz="8" w:space="0" w:color="CF7B79" w:themeColor="accent2" w:themeTint="BF"/>
-        <w:left w:val="single" w:sz="8" w:space="0" w:color="CF7B79" w:themeColor="accent2" w:themeTint="BF"/>
-        <w:bottom w:val="single" w:sz="8" w:space="0" w:color="CF7B79" w:themeColor="accent2" w:themeTint="BF"/>
-        <w:right w:val="single" w:sz="8" w:space="0" w:color="CF7B79" w:themeColor="accent2" w:themeTint="BF"/>
-        <w:insideH w:val="single" w:sz="8" w:space="0" w:color="CF7B79" w:themeColor="accent2" w:themeTint="BF"/>
-        <w:insideV w:val="single" w:sz="8" w:space="0" w:color="CF7B79" w:themeColor="accent2" w:themeTint="BF"/>
+        <w:top w:val="single" w:color="CF7B79" w:themeColor="accent2" w:themeTint="BF" w:sz="8" w:space="0"/>
+        <w:left w:val="single" w:color="CF7B79" w:themeColor="accent2" w:themeTint="BF" w:sz="8" w:space="0"/>
+        <w:bottom w:val="single" w:color="CF7B79" w:themeColor="accent2" w:themeTint="BF" w:sz="8" w:space="0"/>
+        <w:right w:val="single" w:color="CF7B79" w:themeColor="accent2" w:themeTint="BF" w:sz="8" w:space="0"/>
+        <w:insideH w:val="single" w:color="CF7B79" w:themeColor="accent2" w:themeTint="BF" w:sz="8" w:space="0"/>
+        <w:insideV w:val="single" w:color="CF7B79" w:themeColor="accent2" w:themeTint="BF" w:sz="8" w:space="0"/>
       </w:tblBorders>
     </w:tblPr>
     <w:tcPr>
@@ -10180,7 +11060,7 @@
       <w:tblPr/>
       <w:tcPr>
         <w:tcBorders>
-          <w:top w:val="single" w:sz="18" w:space="0" w:color="CF7B79" w:themeColor="accent2" w:themeTint="BF"/>
+          <w:top w:val="single" w:color="CF7B79" w:themeColor="accent2" w:themeTint="BF" w:sz="18" w:space="0"/>
         </w:tcBorders>
       </w:tcPr>
     </w:tblStylePr>
@@ -10221,12 +11101,12 @@
       <w:tblStyleRowBandSize w:val="1"/>
       <w:tblStyleColBandSize w:val="1"/>
       <w:tblBorders>
-        <w:top w:val="single" w:sz="8" w:space="0" w:color="B3CC82" w:themeColor="accent3" w:themeTint="BF"/>
-        <w:left w:val="single" w:sz="8" w:space="0" w:color="B3CC82" w:themeColor="accent3" w:themeTint="BF"/>
-        <w:bottom w:val="single" w:sz="8" w:space="0" w:color="B3CC82" w:themeColor="accent3" w:themeTint="BF"/>
-        <w:right w:val="single" w:sz="8" w:space="0" w:color="B3CC82" w:themeColor="accent3" w:themeTint="BF"/>
-        <w:insideH w:val="single" w:sz="8" w:space="0" w:color="B3CC82" w:themeColor="accent3" w:themeTint="BF"/>
-        <w:insideV w:val="single" w:sz="8" w:space="0" w:color="B3CC82" w:themeColor="accent3" w:themeTint="BF"/>
+        <w:top w:val="single" w:color="B3CC82" w:themeColor="accent3" w:themeTint="BF" w:sz="8" w:space="0"/>
+        <w:left w:val="single" w:color="B3CC82" w:themeColor="accent3" w:themeTint="BF" w:sz="8" w:space="0"/>
+        <w:bottom w:val="single" w:color="B3CC82" w:themeColor="accent3" w:themeTint="BF" w:sz="8" w:space="0"/>
+        <w:right w:val="single" w:color="B3CC82" w:themeColor="accent3" w:themeTint="BF" w:sz="8" w:space="0"/>
+        <w:insideH w:val="single" w:color="B3CC82" w:themeColor="accent3" w:themeTint="BF" w:sz="8" w:space="0"/>
+        <w:insideV w:val="single" w:color="B3CC82" w:themeColor="accent3" w:themeTint="BF" w:sz="8" w:space="0"/>
       </w:tblBorders>
     </w:tblPr>
     <w:tcPr>
@@ -10246,7 +11126,7 @@
       <w:tblPr/>
       <w:tcPr>
         <w:tcBorders>
-          <w:top w:val="single" w:sz="18" w:space="0" w:color="B3CC82" w:themeColor="accent3" w:themeTint="BF"/>
+          <w:top w:val="single" w:color="B3CC82" w:themeColor="accent3" w:themeTint="BF" w:sz="18" w:space="0"/>
         </w:tcBorders>
       </w:tcPr>
     </w:tblStylePr>
@@ -10287,12 +11167,12 @@
       <w:tblStyleRowBandSize w:val="1"/>
       <w:tblStyleColBandSize w:val="1"/>
       <w:tblBorders>
-        <w:top w:val="single" w:sz="8" w:space="0" w:color="9F8AB9" w:themeColor="accent4" w:themeTint="BF"/>
-        <w:left w:val="single" w:sz="8" w:space="0" w:color="9F8AB9" w:themeColor="accent4" w:themeTint="BF"/>
-        <w:bottom w:val="single" w:sz="8" w:space="0" w:color="9F8AB9" w:themeColor="accent4" w:themeTint="BF"/>
-        <w:right w:val="single" w:sz="8" w:space="0" w:color="9F8AB9" w:themeColor="accent4" w:themeTint="BF"/>
-        <w:insideH w:val="single" w:sz="8" w:space="0" w:color="9F8AB9" w:themeColor="accent4" w:themeTint="BF"/>
-        <w:insideV w:val="single" w:sz="8" w:space="0" w:color="9F8AB9" w:themeColor="accent4" w:themeTint="BF"/>
+        <w:top w:val="single" w:color="9F8AB9" w:themeColor="accent4" w:themeTint="BF" w:sz="8" w:space="0"/>
+        <w:left w:val="single" w:color="9F8AB9" w:themeColor="accent4" w:themeTint="BF" w:sz="8" w:space="0"/>
+        <w:bottom w:val="single" w:color="9F8AB9" w:themeColor="accent4" w:themeTint="BF" w:sz="8" w:space="0"/>
+        <w:right w:val="single" w:color="9F8AB9" w:themeColor="accent4" w:themeTint="BF" w:sz="8" w:space="0"/>
+        <w:insideH w:val="single" w:color="9F8AB9" w:themeColor="accent4" w:themeTint="BF" w:sz="8" w:space="0"/>
+        <w:insideV w:val="single" w:color="9F8AB9" w:themeColor="accent4" w:themeTint="BF" w:sz="8" w:space="0"/>
       </w:tblBorders>
     </w:tblPr>
     <w:tcPr>
@@ -10312,7 +11192,7 @@
       <w:tblPr/>
       <w:tcPr>
         <w:tcBorders>
-          <w:top w:val="single" w:sz="18" w:space="0" w:color="9F8AB9" w:themeColor="accent4" w:themeTint="BF"/>
+          <w:top w:val="single" w:color="9F8AB9" w:themeColor="accent4" w:themeTint="BF" w:sz="18" w:space="0"/>
         </w:tcBorders>
       </w:tcPr>
     </w:tblStylePr>
@@ -10353,12 +11233,12 @@
       <w:tblStyleRowBandSize w:val="1"/>
       <w:tblStyleColBandSize w:val="1"/>
       <w:tblBorders>
-        <w:top w:val="single" w:sz="8" w:space="0" w:color="78C0D4" w:themeColor="accent5" w:themeTint="BF"/>
-        <w:left w:val="single" w:sz="8" w:space="0" w:color="78C0D4" w:themeColor="accent5" w:themeTint="BF"/>
-        <w:bottom w:val="single" w:sz="8" w:space="0" w:color="78C0D4" w:themeColor="accent5" w:themeTint="BF"/>
-        <w:right w:val="single" w:sz="8" w:space="0" w:color="78C0D4" w:themeColor="accent5" w:themeTint="BF"/>
-        <w:insideH w:val="single" w:sz="8" w:space="0" w:color="78C0D4" w:themeColor="accent5" w:themeTint="BF"/>
-        <w:insideV w:val="single" w:sz="8" w:space="0" w:color="78C0D4" w:themeColor="accent5" w:themeTint="BF"/>
+        <w:top w:val="single" w:color="78C0D4" w:themeColor="accent5" w:themeTint="BF" w:sz="8" w:space="0"/>
+        <w:left w:val="single" w:color="78C0D4" w:themeColor="accent5" w:themeTint="BF" w:sz="8" w:space="0"/>
+        <w:bottom w:val="single" w:color="78C0D4" w:themeColor="accent5" w:themeTint="BF" w:sz="8" w:space="0"/>
+        <w:right w:val="single" w:color="78C0D4" w:themeColor="accent5" w:themeTint="BF" w:sz="8" w:space="0"/>
+        <w:insideH w:val="single" w:color="78C0D4" w:themeColor="accent5" w:themeTint="BF" w:sz="8" w:space="0"/>
+        <w:insideV w:val="single" w:color="78C0D4" w:themeColor="accent5" w:themeTint="BF" w:sz="8" w:space="0"/>
       </w:tblBorders>
     </w:tblPr>
     <w:tcPr>
@@ -10378,7 +11258,7 @@
       <w:tblPr/>
       <w:tcPr>
         <w:tcBorders>
-          <w:top w:val="single" w:sz="18" w:space="0" w:color="78C0D4" w:themeColor="accent5" w:themeTint="BF"/>
+          <w:top w:val="single" w:color="78C0D4" w:themeColor="accent5" w:themeTint="BF" w:sz="18" w:space="0"/>
         </w:tcBorders>
       </w:tcPr>
     </w:tblStylePr>
@@ -10419,12 +11299,12 @@
       <w:tblStyleRowBandSize w:val="1"/>
       <w:tblStyleColBandSize w:val="1"/>
       <w:tblBorders>
-        <w:top w:val="single" w:sz="8" w:space="0" w:color="F9B074" w:themeColor="accent6" w:themeTint="BF"/>
-        <w:left w:val="single" w:sz="8" w:space="0" w:color="F9B074" w:themeColor="accent6" w:themeTint="BF"/>
-        <w:bottom w:val="single" w:sz="8" w:space="0" w:color="F9B074" w:themeColor="accent6" w:themeTint="BF"/>
-        <w:right w:val="single" w:sz="8" w:space="0" w:color="F9B074" w:themeColor="accent6" w:themeTint="BF"/>
-        <w:insideH w:val="single" w:sz="8" w:space="0" w:color="F9B074" w:themeColor="accent6" w:themeTint="BF"/>
-        <w:insideV w:val="single" w:sz="8" w:space="0" w:color="F9B074" w:themeColor="accent6" w:themeTint="BF"/>
+        <w:top w:val="single" w:color="F9B074" w:themeColor="accent6" w:themeTint="BF" w:sz="8" w:space="0"/>
+        <w:left w:val="single" w:color="F9B074" w:themeColor="accent6" w:themeTint="BF" w:sz="8" w:space="0"/>
+        <w:bottom w:val="single" w:color="F9B074" w:themeColor="accent6" w:themeTint="BF" w:sz="8" w:space="0"/>
+        <w:right w:val="single" w:color="F9B074" w:themeColor="accent6" w:themeTint="BF" w:sz="8" w:space="0"/>
+        <w:insideH w:val="single" w:color="F9B074" w:themeColor="accent6" w:themeTint="BF" w:sz="8" w:space="0"/>
+        <w:insideV w:val="single" w:color="F9B074" w:themeColor="accent6" w:themeTint="BF" w:sz="8" w:space="0"/>
       </w:tblBorders>
     </w:tblPr>
     <w:tcPr>
@@ -10444,7 +11324,7 @@
       <w:tblPr/>
       <w:tcPr>
         <w:tcBorders>
-          <w:top w:val="single" w:sz="18" w:space="0" w:color="F9B074" w:themeColor="accent6" w:themeTint="BF"/>
+          <w:top w:val="single" w:color="F9B074" w:themeColor="accent6" w:themeTint="BF" w:sz="18" w:space="0"/>
         </w:tcBorders>
       </w:tcPr>
     </w:tblStylePr>
@@ -10482,19 +11362,19 @@
       <w:spacing w:after="0" w:line="240" w:lineRule="auto"/>
     </w:pPr>
     <w:rPr>
-      <w:rFonts w:asciiTheme="majorHAnsi" w:eastAsiaTheme="majorEastAsia" w:hAnsiTheme="majorHAnsi" w:cstheme="majorBidi"/>
+      <w:rFonts w:asciiTheme="majorHAnsi" w:hAnsiTheme="majorHAnsi" w:eastAsiaTheme="majorEastAsia" w:cstheme="majorBidi"/>
       <w:color w:val="000000" w:themeColor="text1"/>
     </w:rPr>
     <w:tblPr>
       <w:tblStyleRowBandSize w:val="1"/>
       <w:tblStyleColBandSize w:val="1"/>
       <w:tblBorders>
-        <w:top w:val="single" w:sz="8" w:space="0" w:color="000000" w:themeColor="text1"/>
-        <w:left w:val="single" w:sz="8" w:space="0" w:color="000000" w:themeColor="text1"/>
-        <w:bottom w:val="single" w:sz="8" w:space="0" w:color="000000" w:themeColor="text1"/>
-        <w:right w:val="single" w:sz="8" w:space="0" w:color="000000" w:themeColor="text1"/>
-        <w:insideH w:val="single" w:sz="8" w:space="0" w:color="000000" w:themeColor="text1"/>
-        <w:insideV w:val="single" w:sz="8" w:space="0" w:color="000000" w:themeColor="text1"/>
+        <w:top w:val="single" w:color="000000" w:themeColor="text1" w:sz="8" w:space="0"/>
+        <w:left w:val="single" w:color="000000" w:themeColor="text1" w:sz="8" w:space="0"/>
+        <w:bottom w:val="single" w:color="000000" w:themeColor="text1" w:sz="8" w:space="0"/>
+        <w:right w:val="single" w:color="000000" w:themeColor="text1" w:sz="8" w:space="0"/>
+        <w:insideH w:val="single" w:color="000000" w:themeColor="text1" w:sz="8" w:space="0"/>
+        <w:insideV w:val="single" w:color="000000" w:themeColor="text1" w:sz="8" w:space="0"/>
       </w:tblBorders>
     </w:tblPr>
     <w:tcPr>
@@ -10520,7 +11400,7 @@
       <w:tblPr/>
       <w:tcPr>
         <w:tcBorders>
-          <w:top w:val="single" w:sz="12" w:space="0" w:color="000000" w:themeColor="text1"/>
+          <w:top w:val="single" w:color="000000" w:themeColor="text1" w:sz="12" w:space="0"/>
           <w:left w:val="nil"/>
           <w:bottom w:val="nil"/>
           <w:right w:val="nil"/>
@@ -10578,8 +11458,8 @@
       <w:tblPr/>
       <w:tcPr>
         <w:tcBorders>
-          <w:insideH w:val="single" w:sz="6" w:space="0" w:color="000000" w:themeColor="text1"/>
-          <w:insideV w:val="single" w:sz="6" w:space="0" w:color="000000" w:themeColor="text1"/>
+          <w:insideH w:val="single" w:color="000000" w:themeColor="text1" w:sz="6" w:space="0"/>
+          <w:insideV w:val="single" w:color="000000" w:themeColor="text1" w:sz="6" w:space="0"/>
         </w:tcBorders>
         <w:shd w:val="clear" w:color="auto" w:fill="808080" w:themeFill="text1" w:themeFillTint="7F"/>
       </w:tcPr>
@@ -10600,19 +11480,19 @@
       <w:spacing w:after="0" w:line="240" w:lineRule="auto"/>
     </w:pPr>
     <w:rPr>
-      <w:rFonts w:asciiTheme="majorHAnsi" w:eastAsiaTheme="majorEastAsia" w:hAnsiTheme="majorHAnsi" w:cstheme="majorBidi"/>
+      <w:rFonts w:asciiTheme="majorHAnsi" w:hAnsiTheme="majorHAnsi" w:eastAsiaTheme="majorEastAsia" w:cstheme="majorBidi"/>
       <w:color w:val="000000" w:themeColor="text1"/>
     </w:rPr>
     <w:tblPr>
       <w:tblStyleRowBandSize w:val="1"/>
       <w:tblStyleColBandSize w:val="1"/>
       <w:tblBorders>
-        <w:top w:val="single" w:sz="8" w:space="0" w:color="4F81BD" w:themeColor="accent1"/>
-        <w:left w:val="single" w:sz="8" w:space="0" w:color="4F81BD" w:themeColor="accent1"/>
-        <w:bottom w:val="single" w:sz="8" w:space="0" w:color="4F81BD" w:themeColor="accent1"/>
-        <w:right w:val="single" w:sz="8" w:space="0" w:color="4F81BD" w:themeColor="accent1"/>
-        <w:insideH w:val="single" w:sz="8" w:space="0" w:color="4F81BD" w:themeColor="accent1"/>
-        <w:insideV w:val="single" w:sz="8" w:space="0" w:color="4F81BD" w:themeColor="accent1"/>
+        <w:top w:val="single" w:color="4F81BD" w:themeColor="accent1" w:sz="8" w:space="0"/>
+        <w:left w:val="single" w:color="4F81BD" w:themeColor="accent1" w:sz="8" w:space="0"/>
+        <w:bottom w:val="single" w:color="4F81BD" w:themeColor="accent1" w:sz="8" w:space="0"/>
+        <w:right w:val="single" w:color="4F81BD" w:themeColor="accent1" w:sz="8" w:space="0"/>
+        <w:insideH w:val="single" w:color="4F81BD" w:themeColor="accent1" w:sz="8" w:space="0"/>
+        <w:insideV w:val="single" w:color="4F81BD" w:themeColor="accent1" w:sz="8" w:space="0"/>
       </w:tblBorders>
     </w:tblPr>
     <w:tcPr>
@@ -10638,7 +11518,7 @@
       <w:tblPr/>
       <w:tcPr>
         <w:tcBorders>
-          <w:top w:val="single" w:sz="12" w:space="0" w:color="000000" w:themeColor="text1"/>
+          <w:top w:val="single" w:color="000000" w:themeColor="text1" w:sz="12" w:space="0"/>
           <w:left w:val="nil"/>
           <w:bottom w:val="nil"/>
           <w:right w:val="nil"/>
@@ -10696,8 +11576,8 @@
       <w:tblPr/>
       <w:tcPr>
         <w:tcBorders>
-          <w:insideH w:val="single" w:sz="6" w:space="0" w:color="4F81BD" w:themeColor="accent1"/>
-          <w:insideV w:val="single" w:sz="6" w:space="0" w:color="4F81BD" w:themeColor="accent1"/>
+          <w:insideH w:val="single" w:color="4F81BD" w:themeColor="accent1" w:sz="6" w:space="0"/>
+          <w:insideV w:val="single" w:color="4F81BD" w:themeColor="accent1" w:sz="6" w:space="0"/>
         </w:tcBorders>
         <w:shd w:val="clear" w:color="auto" w:fill="A7BFDE" w:themeFill="accent1" w:themeFillTint="7F"/>
       </w:tcPr>
@@ -10718,19 +11598,19 @@
       <w:spacing w:after="0" w:line="240" w:lineRule="auto"/>
     </w:pPr>
     <w:rPr>
-      <w:rFonts w:asciiTheme="majorHAnsi" w:eastAsiaTheme="majorEastAsia" w:hAnsiTheme="majorHAnsi" w:cstheme="majorBidi"/>
+      <w:rFonts w:asciiTheme="majorHAnsi" w:hAnsiTheme="majorHAnsi" w:eastAsiaTheme="majorEastAsia" w:cstheme="majorBidi"/>
       <w:color w:val="000000" w:themeColor="text1"/>
     </w:rPr>
     <w:tblPr>
       <w:tblStyleRowBandSize w:val="1"/>
       <w:tblStyleColBandSize w:val="1"/>
       <w:tblBorders>
-        <w:top w:val="single" w:sz="8" w:space="0" w:color="C0504D" w:themeColor="accent2"/>
-        <w:left w:val="single" w:sz="8" w:space="0" w:color="C0504D" w:themeColor="accent2"/>
-        <w:bottom w:val="single" w:sz="8" w:space="0" w:color="C0504D" w:themeColor="accent2"/>
-        <w:right w:val="single" w:sz="8" w:space="0" w:color="C0504D" w:themeColor="accent2"/>
-        <w:insideH w:val="single" w:sz="8" w:space="0" w:color="C0504D" w:themeColor="accent2"/>
-        <w:insideV w:val="single" w:sz="8" w:space="0" w:color="C0504D" w:themeColor="accent2"/>
+        <w:top w:val="single" w:color="C0504D" w:themeColor="accent2" w:sz="8" w:space="0"/>
+        <w:left w:val="single" w:color="C0504D" w:themeColor="accent2" w:sz="8" w:space="0"/>
+        <w:bottom w:val="single" w:color="C0504D" w:themeColor="accent2" w:sz="8" w:space="0"/>
+        <w:right w:val="single" w:color="C0504D" w:themeColor="accent2" w:sz="8" w:space="0"/>
+        <w:insideH w:val="single" w:color="C0504D" w:themeColor="accent2" w:sz="8" w:space="0"/>
+        <w:insideV w:val="single" w:color="C0504D" w:themeColor="accent2" w:sz="8" w:space="0"/>
       </w:tblBorders>
     </w:tblPr>
     <w:tcPr>
@@ -10756,7 +11636,7 @@
       <w:tblPr/>
       <w:tcPr>
         <w:tcBorders>
-          <w:top w:val="single" w:sz="12" w:space="0" w:color="000000" w:themeColor="text1"/>
+          <w:top w:val="single" w:color="000000" w:themeColor="text1" w:sz="12" w:space="0"/>
           <w:left w:val="nil"/>
           <w:bottom w:val="nil"/>
           <w:right w:val="nil"/>
@@ -10814,8 +11694,8 @@
       <w:tblPr/>
       <w:tcPr>
         <w:tcBorders>
-          <w:insideH w:val="single" w:sz="6" w:space="0" w:color="C0504D" w:themeColor="accent2"/>
-          <w:insideV w:val="single" w:sz="6" w:space="0" w:color="C0504D" w:themeColor="accent2"/>
+          <w:insideH w:val="single" w:color="C0504D" w:themeColor="accent2" w:sz="6" w:space="0"/>
+          <w:insideV w:val="single" w:color="C0504D" w:themeColor="accent2" w:sz="6" w:space="0"/>
         </w:tcBorders>
         <w:shd w:val="clear" w:color="auto" w:fill="DFA7A6" w:themeFill="accent2" w:themeFillTint="7F"/>
       </w:tcPr>
@@ -10836,19 +11716,19 @@
       <w:spacing w:after="0" w:line="240" w:lineRule="auto"/>
     </w:pPr>
     <w:rPr>
-      <w:rFonts w:asciiTheme="majorHAnsi" w:eastAsiaTheme="majorEastAsia" w:hAnsiTheme="majorHAnsi" w:cstheme="majorBidi"/>
+      <w:rFonts w:asciiTheme="majorHAnsi" w:hAnsiTheme="majorHAnsi" w:eastAsiaTheme="majorEastAsia" w:cstheme="majorBidi"/>
       <w:color w:val="000000" w:themeColor="text1"/>
     </w:rPr>
     <w:tblPr>
       <w:tblStyleRowBandSize w:val="1"/>
       <w:tblStyleColBandSize w:val="1"/>
       <w:tblBorders>
-        <w:top w:val="single" w:sz="8" w:space="0" w:color="9BBB59" w:themeColor="accent3"/>
-        <w:left w:val="single" w:sz="8" w:space="0" w:color="9BBB59" w:themeColor="accent3"/>
-        <w:bottom w:val="single" w:sz="8" w:space="0" w:color="9BBB59" w:themeColor="accent3"/>
-        <w:right w:val="single" w:sz="8" w:space="0" w:color="9BBB59" w:themeColor="accent3"/>
-        <w:insideH w:val="single" w:sz="8" w:space="0" w:color="9BBB59" w:themeColor="accent3"/>
-        <w:insideV w:val="single" w:sz="8" w:space="0" w:color="9BBB59" w:themeColor="accent3"/>
+        <w:top w:val="single" w:color="9BBB59" w:themeColor="accent3" w:sz="8" w:space="0"/>
+        <w:left w:val="single" w:color="9BBB59" w:themeColor="accent3" w:sz="8" w:space="0"/>
+        <w:bottom w:val="single" w:color="9BBB59" w:themeColor="accent3" w:sz="8" w:space="0"/>
+        <w:right w:val="single" w:color="9BBB59" w:themeColor="accent3" w:sz="8" w:space="0"/>
+        <w:insideH w:val="single" w:color="9BBB59" w:themeColor="accent3" w:sz="8" w:space="0"/>
+        <w:insideV w:val="single" w:color="9BBB59" w:themeColor="accent3" w:sz="8" w:space="0"/>
       </w:tblBorders>
     </w:tblPr>
     <w:tcPr>
@@ -10874,7 +11754,7 @@
       <w:tblPr/>
       <w:tcPr>
         <w:tcBorders>
-          <w:top w:val="single" w:sz="12" w:space="0" w:color="000000" w:themeColor="text1"/>
+          <w:top w:val="single" w:color="000000" w:themeColor="text1" w:sz="12" w:space="0"/>
           <w:left w:val="nil"/>
           <w:bottom w:val="nil"/>
           <w:right w:val="nil"/>
@@ -10932,8 +11812,8 @@
       <w:tblPr/>
       <w:tcPr>
         <w:tcBorders>
-          <w:insideH w:val="single" w:sz="6" w:space="0" w:color="9BBB59" w:themeColor="accent3"/>
-          <w:insideV w:val="single" w:sz="6" w:space="0" w:color="9BBB59" w:themeColor="accent3"/>
+          <w:insideH w:val="single" w:color="9BBB59" w:themeColor="accent3" w:sz="6" w:space="0"/>
+          <w:insideV w:val="single" w:color="9BBB59" w:themeColor="accent3" w:sz="6" w:space="0"/>
         </w:tcBorders>
         <w:shd w:val="clear" w:color="auto" w:fill="CDDDAC" w:themeFill="accent3" w:themeFillTint="7F"/>
       </w:tcPr>
@@ -10954,19 +11834,19 @@
       <w:spacing w:after="0" w:line="240" w:lineRule="auto"/>
     </w:pPr>
     <w:rPr>
-      <w:rFonts w:asciiTheme="majorHAnsi" w:eastAsiaTheme="majorEastAsia" w:hAnsiTheme="majorHAnsi" w:cstheme="majorBidi"/>
+      <w:rFonts w:asciiTheme="majorHAnsi" w:hAnsiTheme="majorHAnsi" w:eastAsiaTheme="majorEastAsia" w:cstheme="majorBidi"/>
       <w:color w:val="000000" w:themeColor="text1"/>
     </w:rPr>
     <w:tblPr>
       <w:tblStyleRowBandSize w:val="1"/>
       <w:tblStyleColBandSize w:val="1"/>
       <w:tblBorders>
-        <w:top w:val="single" w:sz="8" w:space="0" w:color="8064A2" w:themeColor="accent4"/>
-        <w:left w:val="single" w:sz="8" w:space="0" w:color="8064A2" w:themeColor="accent4"/>
-        <w:bottom w:val="single" w:sz="8" w:space="0" w:color="8064A2" w:themeColor="accent4"/>
-        <w:right w:val="single" w:sz="8" w:space="0" w:color="8064A2" w:themeColor="accent4"/>
-        <w:insideH w:val="single" w:sz="8" w:space="0" w:color="8064A2" w:themeColor="accent4"/>
-        <w:insideV w:val="single" w:sz="8" w:space="0" w:color="8064A2" w:themeColor="accent4"/>
+        <w:top w:val="single" w:color="8064A2" w:themeColor="accent4" w:sz="8" w:space="0"/>
+        <w:left w:val="single" w:color="8064A2" w:themeColor="accent4" w:sz="8" w:space="0"/>
+        <w:bottom w:val="single" w:color="8064A2" w:themeColor="accent4" w:sz="8" w:space="0"/>
+        <w:right w:val="single" w:color="8064A2" w:themeColor="accent4" w:sz="8" w:space="0"/>
+        <w:insideH w:val="single" w:color="8064A2" w:themeColor="accent4" w:sz="8" w:space="0"/>
+        <w:insideV w:val="single" w:color="8064A2" w:themeColor="accent4" w:sz="8" w:space="0"/>
       </w:tblBorders>
     </w:tblPr>
     <w:tcPr>
@@ -10992,7 +11872,7 @@
       <w:tblPr/>
       <w:tcPr>
         <w:tcBorders>
-          <w:top w:val="single" w:sz="12" w:space="0" w:color="000000" w:themeColor="text1"/>
+          <w:top w:val="single" w:color="000000" w:themeColor="text1" w:sz="12" w:space="0"/>
           <w:left w:val="nil"/>
           <w:bottom w:val="nil"/>
           <w:right w:val="nil"/>
@@ -11050,8 +11930,8 @@
       <w:tblPr/>
       <w:tcPr>
         <w:tcBorders>
-          <w:insideH w:val="single" w:sz="6" w:space="0" w:color="8064A2" w:themeColor="accent4"/>
-          <w:insideV w:val="single" w:sz="6" w:space="0" w:color="8064A2" w:themeColor="accent4"/>
+          <w:insideH w:val="single" w:color="8064A2" w:themeColor="accent4" w:sz="6" w:space="0"/>
+          <w:insideV w:val="single" w:color="8064A2" w:themeColor="accent4" w:sz="6" w:space="0"/>
         </w:tcBorders>
         <w:shd w:val="clear" w:color="auto" w:fill="BFB1D0" w:themeFill="accent4" w:themeFillTint="7F"/>
       </w:tcPr>
@@ -11072,19 +11952,19 @@
       <w:spacing w:after="0" w:line="240" w:lineRule="auto"/>
     </w:pPr>
     <w:rPr>
-      <w:rFonts w:asciiTheme="majorHAnsi" w:eastAsiaTheme="majorEastAsia" w:hAnsiTheme="majorHAnsi" w:cstheme="majorBidi"/>
+      <w:rFonts w:asciiTheme="majorHAnsi" w:hAnsiTheme="majorHAnsi" w:eastAsiaTheme="majorEastAsia" w:cstheme="majorBidi"/>
       <w:color w:val="000000" w:themeColor="text1"/>
     </w:rPr>
     <w:tblPr>
       <w:tblStyleRowBandSize w:val="1"/>
       <w:tblStyleColBandSize w:val="1"/>
       <w:tblBorders>
-        <w:top w:val="single" w:sz="8" w:space="0" w:color="4BACC6" w:themeColor="accent5"/>
-        <w:left w:val="single" w:sz="8" w:space="0" w:color="4BACC6" w:themeColor="accent5"/>
-        <w:bottom w:val="single" w:sz="8" w:space="0" w:color="4BACC6" w:themeColor="accent5"/>
-        <w:right w:val="single" w:sz="8" w:space="0" w:color="4BACC6" w:themeColor="accent5"/>
-        <w:insideH w:val="single" w:sz="8" w:space="0" w:color="4BACC6" w:themeColor="accent5"/>
-        <w:insideV w:val="single" w:sz="8" w:space="0" w:color="4BACC6" w:themeColor="accent5"/>
+        <w:top w:val="single" w:color="4BACC6" w:themeColor="accent5" w:sz="8" w:space="0"/>
+        <w:left w:val="single" w:color="4BACC6" w:themeColor="accent5" w:sz="8" w:space="0"/>
+        <w:bottom w:val="single" w:color="4BACC6" w:themeColor="accent5" w:sz="8" w:space="0"/>
+        <w:right w:val="single" w:color="4BACC6" w:themeColor="accent5" w:sz="8" w:space="0"/>
+        <w:insideH w:val="single" w:color="4BACC6" w:themeColor="accent5" w:sz="8" w:space="0"/>
+        <w:insideV w:val="single" w:color="4BACC6" w:themeColor="accent5" w:sz="8" w:space="0"/>
       </w:tblBorders>
     </w:tblPr>
     <w:tcPr>
@@ -11110,7 +11990,7 @@
       <w:tblPr/>
       <w:tcPr>
         <w:tcBorders>
-          <w:top w:val="single" w:sz="12" w:space="0" w:color="000000" w:themeColor="text1"/>
+          <w:top w:val="single" w:color="000000" w:themeColor="text1" w:sz="12" w:space="0"/>
           <w:left w:val="nil"/>
           <w:bottom w:val="nil"/>
           <w:right w:val="nil"/>
@@ -11168,8 +12048,8 @@
       <w:tblPr/>
       <w:tcPr>
         <w:tcBorders>
-          <w:insideH w:val="single" w:sz="6" w:space="0" w:color="4BACC6" w:themeColor="accent5"/>
-          <w:insideV w:val="single" w:sz="6" w:space="0" w:color="4BACC6" w:themeColor="accent5"/>
+          <w:insideH w:val="single" w:color="4BACC6" w:themeColor="accent5" w:sz="6" w:space="0"/>
+          <w:insideV w:val="single" w:color="4BACC6" w:themeColor="accent5" w:sz="6" w:space="0"/>
         </w:tcBorders>
         <w:shd w:val="clear" w:color="auto" w:fill="A5D5E2" w:themeFill="accent5" w:themeFillTint="7F"/>
       </w:tcPr>
@@ -11190,19 +12070,19 @@
       <w:spacing w:after="0" w:line="240" w:lineRule="auto"/>
     </w:pPr>
     <w:rPr>
-      <w:rFonts w:asciiTheme="majorHAnsi" w:eastAsiaTheme="majorEastAsia" w:hAnsiTheme="majorHAnsi" w:cstheme="majorBidi"/>
+      <w:rFonts w:asciiTheme="majorHAnsi" w:hAnsiTheme="majorHAnsi" w:eastAsiaTheme="majorEastAsia" w:cstheme="majorBidi"/>
       <w:color w:val="000000" w:themeColor="text1"/>
     </w:rPr>
     <w:tblPr>
       <w:tblStyleRowBandSize w:val="1"/>
       <w:tblStyleColBandSize w:val="1"/>
       <w:tblBorders>
-        <w:top w:val="single" w:sz="8" w:space="0" w:color="F79646" w:themeColor="accent6"/>
-        <w:left w:val="single" w:sz="8" w:space="0" w:color="F79646" w:themeColor="accent6"/>
-        <w:bottom w:val="single" w:sz="8" w:space="0" w:color="F79646" w:themeColor="accent6"/>
-        <w:right w:val="single" w:sz="8" w:space="0" w:color="F79646" w:themeColor="accent6"/>
-        <w:insideH w:val="single" w:sz="8" w:space="0" w:color="F79646" w:themeColor="accent6"/>
-        <w:insideV w:val="single" w:sz="8" w:space="0" w:color="F79646" w:themeColor="accent6"/>
+        <w:top w:val="single" w:color="F79646" w:themeColor="accent6" w:sz="8" w:space="0"/>
+        <w:left w:val="single" w:color="F79646" w:themeColor="accent6" w:sz="8" w:space="0"/>
+        <w:bottom w:val="single" w:color="F79646" w:themeColor="accent6" w:sz="8" w:space="0"/>
+        <w:right w:val="single" w:color="F79646" w:themeColor="accent6" w:sz="8" w:space="0"/>
+        <w:insideH w:val="single" w:color="F79646" w:themeColor="accent6" w:sz="8" w:space="0"/>
+        <w:insideV w:val="single" w:color="F79646" w:themeColor="accent6" w:sz="8" w:space="0"/>
       </w:tblBorders>
     </w:tblPr>
     <w:tcPr>
@@ -11228,7 +12108,7 @@
       <w:tblPr/>
       <w:tcPr>
         <w:tcBorders>
-          <w:top w:val="single" w:sz="12" w:space="0" w:color="000000" w:themeColor="text1"/>
+          <w:top w:val="single" w:color="000000" w:themeColor="text1" w:sz="12" w:space="0"/>
           <w:left w:val="nil"/>
           <w:bottom w:val="nil"/>
           <w:right w:val="nil"/>
@@ -11286,8 +12166,8 @@
       <w:tblPr/>
       <w:tcPr>
         <w:tcBorders>
-          <w:insideH w:val="single" w:sz="6" w:space="0" w:color="F79646" w:themeColor="accent6"/>
-          <w:insideV w:val="single" w:sz="6" w:space="0" w:color="F79646" w:themeColor="accent6"/>
+          <w:insideH w:val="single" w:color="F79646" w:themeColor="accent6" w:sz="6" w:space="0"/>
+          <w:insideV w:val="single" w:color="F79646" w:themeColor="accent6" w:sz="6" w:space="0"/>
         </w:tcBorders>
         <w:shd w:val="clear" w:color="auto" w:fill="FBCAA2" w:themeFill="accent6" w:themeFillTint="7F"/>
       </w:tcPr>
@@ -11311,12 +12191,12 @@
       <w:tblStyleRowBandSize w:val="1"/>
       <w:tblStyleColBandSize w:val="1"/>
       <w:tblBorders>
-        <w:top w:val="single" w:sz="8" w:space="0" w:color="FFFFFF" w:themeColor="background1"/>
-        <w:left w:val="single" w:sz="8" w:space="0" w:color="FFFFFF" w:themeColor="background1"/>
-        <w:bottom w:val="single" w:sz="8" w:space="0" w:color="FFFFFF" w:themeColor="background1"/>
-        <w:right w:val="single" w:sz="8" w:space="0" w:color="FFFFFF" w:themeColor="background1"/>
-        <w:insideH w:val="single" w:sz="6" w:space="0" w:color="FFFFFF" w:themeColor="background1"/>
-        <w:insideV w:val="single" w:sz="6" w:space="0" w:color="FFFFFF" w:themeColor="background1"/>
+        <w:top w:val="single" w:color="FFFFFF" w:themeColor="background1" w:sz="8" w:space="0"/>
+        <w:left w:val="single" w:color="FFFFFF" w:themeColor="background1" w:sz="8" w:space="0"/>
+        <w:bottom w:val="single" w:color="FFFFFF" w:themeColor="background1" w:sz="8" w:space="0"/>
+        <w:right w:val="single" w:color="FFFFFF" w:themeColor="background1" w:sz="8" w:space="0"/>
+        <w:insideH w:val="single" w:color="FFFFFF" w:themeColor="background1" w:sz="6" w:space="0"/>
+        <w:insideV w:val="single" w:color="FFFFFF" w:themeColor="background1" w:sz="6" w:space="0"/>
       </w:tblBorders>
     </w:tblPr>
     <w:tcPr>
@@ -11333,12 +12213,12 @@
       <w:tblPr/>
       <w:tcPr>
         <w:tcBorders>
-          <w:top w:val="single" w:sz="8" w:space="0" w:color="FFFFFF" w:themeColor="background1"/>
-          <w:left w:val="single" w:sz="8" w:space="0" w:color="FFFFFF" w:themeColor="background1"/>
-          <w:bottom w:val="single" w:sz="24" w:space="0" w:color="FFFFFF" w:themeColor="background1"/>
-          <w:right w:val="single" w:sz="8" w:space="0" w:color="FFFFFF" w:themeColor="background1"/>
-          <w:insideH w:val="nil"/>
-          <w:insideV w:val="single" w:sz="8" w:space="0" w:color="FFFFFF" w:themeColor="background1"/>
+          <w:top w:val="single" w:color="FFFFFF" w:themeColor="background1" w:sz="8" w:space="0"/>
+          <w:left w:val="single" w:color="FFFFFF" w:themeColor="background1" w:sz="8" w:space="0"/>
+          <w:bottom w:val="single" w:color="FFFFFF" w:themeColor="background1" w:sz="24" w:space="0"/>
+          <w:right w:val="single" w:color="FFFFFF" w:themeColor="background1" w:sz="8" w:space="0"/>
+          <w:insideH w:val="nil"/>
+          <w:insideV w:val="single" w:color="FFFFFF" w:themeColor="background1" w:sz="8" w:space="0"/>
         </w:tcBorders>
         <w:shd w:val="clear" w:color="auto" w:fill="000000" w:themeFill="text1"/>
       </w:tcPr>
@@ -11354,12 +12234,12 @@
       <w:tblPr/>
       <w:tcPr>
         <w:tcBorders>
-          <w:top w:val="single" w:sz="24" w:space="0" w:color="FFFFFF" w:themeColor="background1"/>
-          <w:left w:val="single" w:sz="8" w:space="0" w:color="FFFFFF" w:themeColor="background1"/>
-          <w:bottom w:val="single" w:sz="8" w:space="0" w:color="FFFFFF" w:themeColor="background1"/>
-          <w:right w:val="single" w:sz="8" w:space="0" w:color="FFFFFF" w:themeColor="background1"/>
-          <w:insideH w:val="nil"/>
-          <w:insideV w:val="single" w:sz="8" w:space="0" w:color="FFFFFF" w:themeColor="background1"/>
+          <w:top w:val="single" w:color="FFFFFF" w:themeColor="background1" w:sz="24" w:space="0"/>
+          <w:left w:val="single" w:color="FFFFFF" w:themeColor="background1" w:sz="8" w:space="0"/>
+          <w:bottom w:val="single" w:color="FFFFFF" w:themeColor="background1" w:sz="8" w:space="0"/>
+          <w:right w:val="single" w:color="FFFFFF" w:themeColor="background1" w:sz="8" w:space="0"/>
+          <w:insideH w:val="nil"/>
+          <w:insideV w:val="single" w:color="FFFFFF" w:themeColor="background1" w:sz="8" w:space="0"/>
         </w:tcBorders>
         <w:shd w:val="clear" w:color="auto" w:fill="000000" w:themeFill="text1"/>
       </w:tcPr>
@@ -11375,8 +12255,8 @@
       <w:tblPr/>
       <w:tcPr>
         <w:tcBorders>
-          <w:left w:val="single" w:sz="8" w:space="0" w:color="FFFFFF" w:themeColor="background1"/>
-          <w:right w:val="single" w:sz="24" w:space="0" w:color="FFFFFF" w:themeColor="background1"/>
+          <w:left w:val="single" w:color="FFFFFF" w:themeColor="background1" w:sz="8" w:space="0"/>
+          <w:right w:val="single" w:color="FFFFFF" w:themeColor="background1" w:sz="24" w:space="0"/>
           <w:insideH w:val="nil"/>
           <w:insideV w:val="nil"/>
         </w:tcBorders>
@@ -11395,7 +12275,7 @@
       <w:tcPr>
         <w:tcBorders>
           <w:top w:val="nil"/>
-          <w:left w:val="single" w:sz="24" w:space="0" w:color="FFFFFF" w:themeColor="background1"/>
+          <w:left w:val="single" w:color="FFFFFF" w:themeColor="background1" w:sz="24" w:space="0"/>
           <w:bottom w:val="nil"/>
           <w:right w:val="nil"/>
           <w:insideH w:val="nil"/>
@@ -11408,10 +12288,10 @@
       <w:tblPr/>
       <w:tcPr>
         <w:tcBorders>
-          <w:top w:val="single" w:sz="8" w:space="0" w:color="FFFFFF" w:themeColor="background1"/>
-          <w:left w:val="single" w:sz="8" w:space="0" w:color="FFFFFF" w:themeColor="background1"/>
-          <w:bottom w:val="single" w:sz="8" w:space="0" w:color="FFFFFF" w:themeColor="background1"/>
-          <w:right w:val="single" w:sz="8" w:space="0" w:color="FFFFFF" w:themeColor="background1"/>
+          <w:top w:val="single" w:color="FFFFFF" w:themeColor="background1" w:sz="8" w:space="0"/>
+          <w:left w:val="single" w:color="FFFFFF" w:themeColor="background1" w:sz="8" w:space="0"/>
+          <w:bottom w:val="single" w:color="FFFFFF" w:themeColor="background1" w:sz="8" w:space="0"/>
+          <w:right w:val="single" w:color="FFFFFF" w:themeColor="background1" w:sz="8" w:space="0"/>
           <w:insideH w:val="nil"/>
           <w:insideV w:val="nil"/>
         </w:tcBorders>
@@ -11422,12 +12302,12 @@
       <w:tblPr/>
       <w:tcPr>
         <w:tcBorders>
-          <w:top w:val="single" w:sz="8" w:space="0" w:color="FFFFFF" w:themeColor="background1"/>
-          <w:left w:val="single" w:sz="8" w:space="0" w:color="FFFFFF" w:themeColor="background1"/>
-          <w:bottom w:val="single" w:sz="8" w:space="0" w:color="FFFFFF" w:themeColor="background1"/>
-          <w:right w:val="single" w:sz="8" w:space="0" w:color="FFFFFF" w:themeColor="background1"/>
-          <w:insideH w:val="single" w:sz="8" w:space="0" w:color="FFFFFF" w:themeColor="background1"/>
-          <w:insideV w:val="single" w:sz="8" w:space="0" w:color="FFFFFF" w:themeColor="background1"/>
+          <w:top w:val="single" w:color="FFFFFF" w:themeColor="background1" w:sz="8" w:space="0"/>
+          <w:left w:val="single" w:color="FFFFFF" w:themeColor="background1" w:sz="8" w:space="0"/>
+          <w:bottom w:val="single" w:color="FFFFFF" w:themeColor="background1" w:sz="8" w:space="0"/>
+          <w:right w:val="single" w:color="FFFFFF" w:themeColor="background1" w:sz="8" w:space="0"/>
+          <w:insideH w:val="single" w:color="FFFFFF" w:themeColor="background1" w:sz="8" w:space="0"/>
+          <w:insideV w:val="single" w:color="FFFFFF" w:themeColor="background1" w:sz="8" w:space="0"/>
         </w:tcBorders>
         <w:shd w:val="clear" w:color="auto" w:fill="808080" w:themeFill="text1" w:themeFillTint="7F"/>
       </w:tcPr>
@@ -11445,12 +12325,12 @@
       <w:tblStyleRowBandSize w:val="1"/>
       <w:tblStyleColBandSize w:val="1"/>
       <w:tblBorders>
-        <w:top w:val="single" w:sz="8" w:space="0" w:color="FFFFFF" w:themeColor="background1"/>
-        <w:left w:val="single" w:sz="8" w:space="0" w:color="FFFFFF" w:themeColor="background1"/>
-        <w:bottom w:val="single" w:sz="8" w:space="0" w:color="FFFFFF" w:themeColor="background1"/>
-        <w:right w:val="single" w:sz="8" w:space="0" w:color="FFFFFF" w:themeColor="background1"/>
-        <w:insideH w:val="single" w:sz="6" w:space="0" w:color="FFFFFF" w:themeColor="background1"/>
-        <w:insideV w:val="single" w:sz="6" w:space="0" w:color="FFFFFF" w:themeColor="background1"/>
+        <w:top w:val="single" w:color="FFFFFF" w:themeColor="background1" w:sz="8" w:space="0"/>
+        <w:left w:val="single" w:color="FFFFFF" w:themeColor="background1" w:sz="8" w:space="0"/>
+        <w:bottom w:val="single" w:color="FFFFFF" w:themeColor="background1" w:sz="8" w:space="0"/>
+        <w:right w:val="single" w:color="FFFFFF" w:themeColor="background1" w:sz="8" w:space="0"/>
+        <w:insideH w:val="single" w:color="FFFFFF" w:themeColor="background1" w:sz="6" w:space="0"/>
+        <w:insideV w:val="single" w:color="FFFFFF" w:themeColor="background1" w:sz="6" w:space="0"/>
       </w:tblBorders>
     </w:tblPr>
     <w:tcPr>
@@ -11467,12 +12347,12 @@
       <w:tblPr/>
       <w:tcPr>
         <w:tcBorders>
-          <w:top w:val="single" w:sz="8" w:space="0" w:color="FFFFFF" w:themeColor="background1"/>
-          <w:left w:val="single" w:sz="8" w:space="0" w:color="FFFFFF" w:themeColor="background1"/>
-          <w:bottom w:val="single" w:sz="24" w:space="0" w:color="FFFFFF" w:themeColor="background1"/>
-          <w:right w:val="single" w:sz="8" w:space="0" w:color="FFFFFF" w:themeColor="background1"/>
-          <w:insideH w:val="nil"/>
-          <w:insideV w:val="single" w:sz="8" w:space="0" w:color="FFFFFF" w:themeColor="background1"/>
+          <w:top w:val="single" w:color="FFFFFF" w:themeColor="background1" w:sz="8" w:space="0"/>
+          <w:left w:val="single" w:color="FFFFFF" w:themeColor="background1" w:sz="8" w:space="0"/>
+          <w:bottom w:val="single" w:color="FFFFFF" w:themeColor="background1" w:sz="24" w:space="0"/>
+          <w:right w:val="single" w:color="FFFFFF" w:themeColor="background1" w:sz="8" w:space="0"/>
+          <w:insideH w:val="nil"/>
+          <w:insideV w:val="single" w:color="FFFFFF" w:themeColor="background1" w:sz="8" w:space="0"/>
         </w:tcBorders>
         <w:shd w:val="clear" w:color="auto" w:fill="4F81BD" w:themeFill="accent1"/>
       </w:tcPr>
@@ -11488,12 +12368,12 @@
       <w:tblPr/>
       <w:tcPr>
         <w:tcBorders>
-          <w:top w:val="single" w:sz="24" w:space="0" w:color="FFFFFF" w:themeColor="background1"/>
-          <w:left w:val="single" w:sz="8" w:space="0" w:color="FFFFFF" w:themeColor="background1"/>
-          <w:bottom w:val="single" w:sz="8" w:space="0" w:color="FFFFFF" w:themeColor="background1"/>
-          <w:right w:val="single" w:sz="8" w:space="0" w:color="FFFFFF" w:themeColor="background1"/>
-          <w:insideH w:val="nil"/>
-          <w:insideV w:val="single" w:sz="8" w:space="0" w:color="FFFFFF" w:themeColor="background1"/>
+          <w:top w:val="single" w:color="FFFFFF" w:themeColor="background1" w:sz="24" w:space="0"/>
+          <w:left w:val="single" w:color="FFFFFF" w:themeColor="background1" w:sz="8" w:space="0"/>
+          <w:bottom w:val="single" w:color="FFFFFF" w:themeColor="background1" w:sz="8" w:space="0"/>
+          <w:right w:val="single" w:color="FFFFFF" w:themeColor="background1" w:sz="8" w:space="0"/>
+          <w:insideH w:val="nil"/>
+          <w:insideV w:val="single" w:color="FFFFFF" w:themeColor="background1" w:sz="8" w:space="0"/>
         </w:tcBorders>
         <w:shd w:val="clear" w:color="auto" w:fill="4F81BD" w:themeFill="accent1"/>
       </w:tcPr>
@@ -11509,8 +12389,8 @@
       <w:tblPr/>
       <w:tcPr>
         <w:tcBorders>
-          <w:left w:val="single" w:sz="8" w:space="0" w:color="FFFFFF" w:themeColor="background1"/>
-          <w:right w:val="single" w:sz="24" w:space="0" w:color="FFFFFF" w:themeColor="background1"/>
+          <w:left w:val="single" w:color="FFFFFF" w:themeColor="background1" w:sz="8" w:space="0"/>
+          <w:right w:val="single" w:color="FFFFFF" w:themeColor="background1" w:sz="24" w:space="0"/>
           <w:insideH w:val="nil"/>
           <w:insideV w:val="nil"/>
         </w:tcBorders>
@@ -11529,7 +12409,7 @@
       <w:tcPr>
         <w:tcBorders>
           <w:top w:val="nil"/>
-          <w:left w:val="single" w:sz="24" w:space="0" w:color="FFFFFF" w:themeColor="background1"/>
+          <w:left w:val="single" w:color="FFFFFF" w:themeColor="background1" w:sz="24" w:space="0"/>
           <w:bottom w:val="nil"/>
           <w:right w:val="nil"/>
           <w:insideH w:val="nil"/>
@@ -11542,10 +12422,10 @@
       <w:tblPr/>
       <w:tcPr>
         <w:tcBorders>
-          <w:top w:val="single" w:sz="8" w:space="0" w:color="FFFFFF" w:themeColor="background1"/>
-          <w:left w:val="single" w:sz="8" w:space="0" w:color="FFFFFF" w:themeColor="background1"/>
-          <w:bottom w:val="single" w:sz="8" w:space="0" w:color="FFFFFF" w:themeColor="background1"/>
-          <w:right w:val="single" w:sz="8" w:space="0" w:color="FFFFFF" w:themeColor="background1"/>
+          <w:top w:val="single" w:color="FFFFFF" w:themeColor="background1" w:sz="8" w:space="0"/>
+          <w:left w:val="single" w:color="FFFFFF" w:themeColor="background1" w:sz="8" w:space="0"/>
+          <w:bottom w:val="single" w:color="FFFFFF" w:themeColor="background1" w:sz="8" w:space="0"/>
+          <w:right w:val="single" w:color="FFFFFF" w:themeColor="background1" w:sz="8" w:space="0"/>
           <w:insideH w:val="nil"/>
           <w:insideV w:val="nil"/>
         </w:tcBorders>
@@ -11556,12 +12436,12 @@
       <w:tblPr/>
       <w:tcPr>
         <w:tcBorders>
-          <w:top w:val="single" w:sz="8" w:space="0" w:color="FFFFFF" w:themeColor="background1"/>
-          <w:left w:val="single" w:sz="8" w:space="0" w:color="FFFFFF" w:themeColor="background1"/>
-          <w:bottom w:val="single" w:sz="8" w:space="0" w:color="FFFFFF" w:themeColor="background1"/>
-          <w:right w:val="single" w:sz="8" w:space="0" w:color="FFFFFF" w:themeColor="background1"/>
-          <w:insideH w:val="single" w:sz="8" w:space="0" w:color="FFFFFF" w:themeColor="background1"/>
-          <w:insideV w:val="single" w:sz="8" w:space="0" w:color="FFFFFF" w:themeColor="background1"/>
+          <w:top w:val="single" w:color="FFFFFF" w:themeColor="background1" w:sz="8" w:space="0"/>
+          <w:left w:val="single" w:color="FFFFFF" w:themeColor="background1" w:sz="8" w:space="0"/>
+          <w:bottom w:val="single" w:color="FFFFFF" w:themeColor="background1" w:sz="8" w:space="0"/>
+          <w:right w:val="single" w:color="FFFFFF" w:themeColor="background1" w:sz="8" w:space="0"/>
+          <w:insideH w:val="single" w:color="FFFFFF" w:themeColor="background1" w:sz="8" w:space="0"/>
+          <w:insideV w:val="single" w:color="FFFFFF" w:themeColor="background1" w:sz="8" w:space="0"/>
         </w:tcBorders>
         <w:shd w:val="clear" w:color="auto" w:fill="A7BFDE" w:themeFill="accent1" w:themeFillTint="7F"/>
       </w:tcPr>
@@ -11579,12 +12459,12 @@
       <w:tblStyleRowBandSize w:val="1"/>
       <w:tblStyleColBandSize w:val="1"/>
       <w:tblBorders>
-        <w:top w:val="single" w:sz="8" w:space="0" w:color="FFFFFF" w:themeColor="background1"/>
-        <w:left w:val="single" w:sz="8" w:space="0" w:color="FFFFFF" w:themeColor="background1"/>
-        <w:bottom w:val="single" w:sz="8" w:space="0" w:color="FFFFFF" w:themeColor="background1"/>
-        <w:right w:val="single" w:sz="8" w:space="0" w:color="FFFFFF" w:themeColor="background1"/>
-        <w:insideH w:val="single" w:sz="6" w:space="0" w:color="FFFFFF" w:themeColor="background1"/>
-        <w:insideV w:val="single" w:sz="6" w:space="0" w:color="FFFFFF" w:themeColor="background1"/>
+        <w:top w:val="single" w:color="FFFFFF" w:themeColor="background1" w:sz="8" w:space="0"/>
+        <w:left w:val="single" w:color="FFFFFF" w:themeColor="background1" w:sz="8" w:space="0"/>
+        <w:bottom w:val="single" w:color="FFFFFF" w:themeColor="background1" w:sz="8" w:space="0"/>
+        <w:right w:val="single" w:color="FFFFFF" w:themeColor="background1" w:sz="8" w:space="0"/>
+        <w:insideH w:val="single" w:color="FFFFFF" w:themeColor="background1" w:sz="6" w:space="0"/>
+        <w:insideV w:val="single" w:color="FFFFFF" w:themeColor="background1" w:sz="6" w:space="0"/>
       </w:tblBorders>
     </w:tblPr>
     <w:tcPr>
@@ -11601,12 +12481,12 @@
       <w:tblPr/>
       <w:tcPr>
         <w:tcBorders>
-          <w:top w:val="single" w:sz="8" w:space="0" w:color="FFFFFF" w:themeColor="background1"/>
-          <w:left w:val="single" w:sz="8" w:space="0" w:color="FFFFFF" w:themeColor="background1"/>
-          <w:bottom w:val="single" w:sz="24" w:space="0" w:color="FFFFFF" w:themeColor="background1"/>
-          <w:right w:val="single" w:sz="8" w:space="0" w:color="FFFFFF" w:themeColor="background1"/>
-          <w:insideH w:val="nil"/>
-          <w:insideV w:val="single" w:sz="8" w:space="0" w:color="FFFFFF" w:themeColor="background1"/>
+          <w:top w:val="single" w:color="FFFFFF" w:themeColor="background1" w:sz="8" w:space="0"/>
+          <w:left w:val="single" w:color="FFFFFF" w:themeColor="background1" w:sz="8" w:space="0"/>
+          <w:bottom w:val="single" w:color="FFFFFF" w:themeColor="background1" w:sz="24" w:space="0"/>
+          <w:right w:val="single" w:color="FFFFFF" w:themeColor="background1" w:sz="8" w:space="0"/>
+          <w:insideH w:val="nil"/>
+          <w:insideV w:val="single" w:color="FFFFFF" w:themeColor="background1" w:sz="8" w:space="0"/>
         </w:tcBorders>
         <w:shd w:val="clear" w:color="auto" w:fill="C0504D" w:themeFill="accent2"/>
       </w:tcPr>
@@ -11622,12 +12502,12 @@
       <w:tblPr/>
       <w:tcPr>
         <w:tcBorders>
-          <w:top w:val="single" w:sz="24" w:space="0" w:color="FFFFFF" w:themeColor="background1"/>
-          <w:left w:val="single" w:sz="8" w:space="0" w:color="FFFFFF" w:themeColor="background1"/>
-          <w:bottom w:val="single" w:sz="8" w:space="0" w:color="FFFFFF" w:themeColor="background1"/>
-          <w:right w:val="single" w:sz="8" w:space="0" w:color="FFFFFF" w:themeColor="background1"/>
-          <w:insideH w:val="nil"/>
-          <w:insideV w:val="single" w:sz="8" w:space="0" w:color="FFFFFF" w:themeColor="background1"/>
+          <w:top w:val="single" w:color="FFFFFF" w:themeColor="background1" w:sz="24" w:space="0"/>
+          <w:left w:val="single" w:color="FFFFFF" w:themeColor="background1" w:sz="8" w:space="0"/>
+          <w:bottom w:val="single" w:color="FFFFFF" w:themeColor="background1" w:sz="8" w:space="0"/>
+          <w:right w:val="single" w:color="FFFFFF" w:themeColor="background1" w:sz="8" w:space="0"/>
+          <w:insideH w:val="nil"/>
+          <w:insideV w:val="single" w:color="FFFFFF" w:themeColor="background1" w:sz="8" w:space="0"/>
         </w:tcBorders>
         <w:shd w:val="clear" w:color="auto" w:fill="C0504D" w:themeFill="accent2"/>
       </w:tcPr>
@@ -11643,8 +12523,8 @@
       <w:tblPr/>
       <w:tcPr>
         <w:tcBorders>
-          <w:left w:val="single" w:sz="8" w:space="0" w:color="FFFFFF" w:themeColor="background1"/>
-          <w:right w:val="single" w:sz="24" w:space="0" w:color="FFFFFF" w:themeColor="background1"/>
+          <w:left w:val="single" w:color="FFFFFF" w:themeColor="background1" w:sz="8" w:space="0"/>
+          <w:right w:val="single" w:color="FFFFFF" w:themeColor="background1" w:sz="24" w:space="0"/>
           <w:insideH w:val="nil"/>
           <w:insideV w:val="nil"/>
         </w:tcBorders>
@@ -11663,7 +12543,7 @@
       <w:tcPr>
         <w:tcBorders>
           <w:top w:val="nil"/>
-          <w:left w:val="single" w:sz="24" w:space="0" w:color="FFFFFF" w:themeColor="background1"/>
+          <w:left w:val="single" w:color="FFFFFF" w:themeColor="background1" w:sz="24" w:space="0"/>
           <w:bottom w:val="nil"/>
           <w:right w:val="nil"/>
           <w:insideH w:val="nil"/>
@@ -11676,10 +12556,10 @@
       <w:tblPr/>
       <w:tcPr>
         <w:tcBorders>
-          <w:top w:val="single" w:sz="8" w:space="0" w:color="FFFFFF" w:themeColor="background1"/>
-          <w:left w:val="single" w:sz="8" w:space="0" w:color="FFFFFF" w:themeColor="background1"/>
-          <w:bottom w:val="single" w:sz="8" w:space="0" w:color="FFFFFF" w:themeColor="background1"/>
-          <w:right w:val="single" w:sz="8" w:space="0" w:color="FFFFFF" w:themeColor="background1"/>
+          <w:top w:val="single" w:color="FFFFFF" w:themeColor="background1" w:sz="8" w:space="0"/>
+          <w:left w:val="single" w:color="FFFFFF" w:themeColor="background1" w:sz="8" w:space="0"/>
+          <w:bottom w:val="single" w:color="FFFFFF" w:themeColor="background1" w:sz="8" w:space="0"/>
+          <w:right w:val="single" w:color="FFFFFF" w:themeColor="background1" w:sz="8" w:space="0"/>
           <w:insideH w:val="nil"/>
           <w:insideV w:val="nil"/>
         </w:tcBorders>
@@ -11690,12 +12570,12 @@
       <w:tblPr/>
       <w:tcPr>
         <w:tcBorders>
-          <w:top w:val="single" w:sz="8" w:space="0" w:color="FFFFFF" w:themeColor="background1"/>
-          <w:left w:val="single" w:sz="8" w:space="0" w:color="FFFFFF" w:themeColor="background1"/>
-          <w:bottom w:val="single" w:sz="8" w:space="0" w:color="FFFFFF" w:themeColor="background1"/>
-          <w:right w:val="single" w:sz="8" w:space="0" w:color="FFFFFF" w:themeColor="background1"/>
-          <w:insideH w:val="single" w:sz="8" w:space="0" w:color="FFFFFF" w:themeColor="background1"/>
-          <w:insideV w:val="single" w:sz="8" w:space="0" w:color="FFFFFF" w:themeColor="background1"/>
+          <w:top w:val="single" w:color="FFFFFF" w:themeColor="background1" w:sz="8" w:space="0"/>
+          <w:left w:val="single" w:color="FFFFFF" w:themeColor="background1" w:sz="8" w:space="0"/>
+          <w:bottom w:val="single" w:color="FFFFFF" w:themeColor="background1" w:sz="8" w:space="0"/>
+          <w:right w:val="single" w:color="FFFFFF" w:themeColor="background1" w:sz="8" w:space="0"/>
+          <w:insideH w:val="single" w:color="FFFFFF" w:themeColor="background1" w:sz="8" w:space="0"/>
+          <w:insideV w:val="single" w:color="FFFFFF" w:themeColor="background1" w:sz="8" w:space="0"/>
         </w:tcBorders>
         <w:shd w:val="clear" w:color="auto" w:fill="DFA7A6" w:themeFill="accent2" w:themeFillTint="7F"/>
       </w:tcPr>
@@ -11713,12 +12593,12 @@
       <w:tblStyleRowBandSize w:val="1"/>
       <w:tblStyleColBandSize w:val="1"/>
       <w:tblBorders>
-        <w:top w:val="single" w:sz="8" w:space="0" w:color="FFFFFF" w:themeColor="background1"/>
-        <w:left w:val="single" w:sz="8" w:space="0" w:color="FFFFFF" w:themeColor="background1"/>
-        <w:bottom w:val="single" w:sz="8" w:space="0" w:color="FFFFFF" w:themeColor="background1"/>
-        <w:right w:val="single" w:sz="8" w:space="0" w:color="FFFFFF" w:themeColor="background1"/>
-        <w:insideH w:val="single" w:sz="6" w:space="0" w:color="FFFFFF" w:themeColor="background1"/>
-        <w:insideV w:val="single" w:sz="6" w:space="0" w:color="FFFFFF" w:themeColor="background1"/>
+        <w:top w:val="single" w:color="FFFFFF" w:themeColor="background1" w:sz="8" w:space="0"/>
+        <w:left w:val="single" w:color="FFFFFF" w:themeColor="background1" w:sz="8" w:space="0"/>
+        <w:bottom w:val="single" w:color="FFFFFF" w:themeColor="background1" w:sz="8" w:space="0"/>
+        <w:right w:val="single" w:color="FFFFFF" w:themeColor="background1" w:sz="8" w:space="0"/>
+        <w:insideH w:val="single" w:color="FFFFFF" w:themeColor="background1" w:sz="6" w:space="0"/>
+        <w:insideV w:val="single" w:color="FFFFFF" w:themeColor="background1" w:sz="6" w:space="0"/>
       </w:tblBorders>
     </w:tblPr>
     <w:tcPr>
@@ -11735,12 +12615,12 @@
       <w:tblPr/>
       <w:tcPr>
         <w:tcBorders>
-          <w:top w:val="single" w:sz="8" w:space="0" w:color="FFFFFF" w:themeColor="background1"/>
-          <w:left w:val="single" w:sz="8" w:space="0" w:color="FFFFFF" w:themeColor="background1"/>
-          <w:bottom w:val="single" w:sz="24" w:space="0" w:color="FFFFFF" w:themeColor="background1"/>
-          <w:right w:val="single" w:sz="8" w:space="0" w:color="FFFFFF" w:themeColor="background1"/>
-          <w:insideH w:val="nil"/>
-          <w:insideV w:val="single" w:sz="8" w:space="0" w:color="FFFFFF" w:themeColor="background1"/>
+          <w:top w:val="single" w:color="FFFFFF" w:themeColor="background1" w:sz="8" w:space="0"/>
+          <w:left w:val="single" w:color="FFFFFF" w:themeColor="background1" w:sz="8" w:space="0"/>
+          <w:bottom w:val="single" w:color="FFFFFF" w:themeColor="background1" w:sz="24" w:space="0"/>
+          <w:right w:val="single" w:color="FFFFFF" w:themeColor="background1" w:sz="8" w:space="0"/>
+          <w:insideH w:val="nil"/>
+          <w:insideV w:val="single" w:color="FFFFFF" w:themeColor="background1" w:sz="8" w:space="0"/>
         </w:tcBorders>
         <w:shd w:val="clear" w:color="auto" w:fill="9BBB59" w:themeFill="accent3"/>
       </w:tcPr>
@@ -11756,12 +12636,12 @@
       <w:tblPr/>
       <w:tcPr>
         <w:tcBorders>
-          <w:top w:val="single" w:sz="24" w:space="0" w:color="FFFFFF" w:themeColor="background1"/>
-          <w:left w:val="single" w:sz="8" w:space="0" w:color="FFFFFF" w:themeColor="background1"/>
-          <w:bottom w:val="single" w:sz="8" w:space="0" w:color="FFFFFF" w:themeColor="background1"/>
-          <w:right w:val="single" w:sz="8" w:space="0" w:color="FFFFFF" w:themeColor="background1"/>
-          <w:insideH w:val="nil"/>
-          <w:insideV w:val="single" w:sz="8" w:space="0" w:color="FFFFFF" w:themeColor="background1"/>
+          <w:top w:val="single" w:color="FFFFFF" w:themeColor="background1" w:sz="24" w:space="0"/>
+          <w:left w:val="single" w:color="FFFFFF" w:themeColor="background1" w:sz="8" w:space="0"/>
+          <w:bottom w:val="single" w:color="FFFFFF" w:themeColor="background1" w:sz="8" w:space="0"/>
+          <w:right w:val="single" w:color="FFFFFF" w:themeColor="background1" w:sz="8" w:space="0"/>
+          <w:insideH w:val="nil"/>
+          <w:insideV w:val="single" w:color="FFFFFF" w:themeColor="background1" w:sz="8" w:space="0"/>
         </w:tcBorders>
         <w:shd w:val="clear" w:color="auto" w:fill="9BBB59" w:themeFill="accent3"/>
       </w:tcPr>
@@ -11777,8 +12657,8 @@
       <w:tblPr/>
       <w:tcPr>
         <w:tcBorders>
-          <w:left w:val="single" w:sz="8" w:space="0" w:color="FFFFFF" w:themeColor="background1"/>
-          <w:right w:val="single" w:sz="24" w:space="0" w:color="FFFFFF" w:themeColor="background1"/>
+          <w:left w:val="single" w:color="FFFFFF" w:themeColor="background1" w:sz="8" w:space="0"/>
+          <w:right w:val="single" w:color="FFFFFF" w:themeColor="background1" w:sz="24" w:space="0"/>
           <w:insideH w:val="nil"/>
           <w:insideV w:val="nil"/>
         </w:tcBorders>
@@ -11797,7 +12677,7 @@
       <w:tcPr>
         <w:tcBorders>
           <w:top w:val="nil"/>
-          <w:left w:val="single" w:sz="24" w:space="0" w:color="FFFFFF" w:themeColor="background1"/>
+          <w:left w:val="single" w:color="FFFFFF" w:themeColor="background1" w:sz="24" w:space="0"/>
           <w:bottom w:val="nil"/>
           <w:right w:val="nil"/>
           <w:insideH w:val="nil"/>
@@ -11810,10 +12690,10 @@
       <w:tblPr/>
       <w:tcPr>
         <w:tcBorders>
-          <w:top w:val="single" w:sz="8" w:space="0" w:color="FFFFFF" w:themeColor="background1"/>
-          <w:left w:val="single" w:sz="8" w:space="0" w:color="FFFFFF" w:themeColor="background1"/>
-          <w:bottom w:val="single" w:sz="8" w:space="0" w:color="FFFFFF" w:themeColor="background1"/>
-          <w:right w:val="single" w:sz="8" w:space="0" w:color="FFFFFF" w:themeColor="background1"/>
+          <w:top w:val="single" w:color="FFFFFF" w:themeColor="background1" w:sz="8" w:space="0"/>
+          <w:left w:val="single" w:color="FFFFFF" w:themeColor="background1" w:sz="8" w:space="0"/>
+          <w:bottom w:val="single" w:color="FFFFFF" w:themeColor="background1" w:sz="8" w:space="0"/>
+          <w:right w:val="single" w:color="FFFFFF" w:themeColor="background1" w:sz="8" w:space="0"/>
           <w:insideH w:val="nil"/>
           <w:insideV w:val="nil"/>
         </w:tcBorders>
@@ -11824,12 +12704,12 @@
       <w:tblPr/>
       <w:tcPr>
         <w:tcBorders>
-          <w:top w:val="single" w:sz="8" w:space="0" w:color="FFFFFF" w:themeColor="background1"/>
-          <w:left w:val="single" w:sz="8" w:space="0" w:color="FFFFFF" w:themeColor="background1"/>
-          <w:bottom w:val="single" w:sz="8" w:space="0" w:color="FFFFFF" w:themeColor="background1"/>
-          <w:right w:val="single" w:sz="8" w:space="0" w:color="FFFFFF" w:themeColor="background1"/>
-          <w:insideH w:val="single" w:sz="8" w:space="0" w:color="FFFFFF" w:themeColor="background1"/>
-          <w:insideV w:val="single" w:sz="8" w:space="0" w:color="FFFFFF" w:themeColor="background1"/>
+          <w:top w:val="single" w:color="FFFFFF" w:themeColor="background1" w:sz="8" w:space="0"/>
+          <w:left w:val="single" w:color="FFFFFF" w:themeColor="background1" w:sz="8" w:space="0"/>
+          <w:bottom w:val="single" w:color="FFFFFF" w:themeColor="background1" w:sz="8" w:space="0"/>
+          <w:right w:val="single" w:color="FFFFFF" w:themeColor="background1" w:sz="8" w:space="0"/>
+          <w:insideH w:val="single" w:color="FFFFFF" w:themeColor="background1" w:sz="8" w:space="0"/>
+          <w:insideV w:val="single" w:color="FFFFFF" w:themeColor="background1" w:sz="8" w:space="0"/>
         </w:tcBorders>
         <w:shd w:val="clear" w:color="auto" w:fill="CDDDAC" w:themeFill="accent3" w:themeFillTint="7F"/>
       </w:tcPr>
@@ -11847,12 +12727,12 @@
       <w:tblStyleRowBandSize w:val="1"/>
       <w:tblStyleColBandSize w:val="1"/>
       <w:tblBorders>
-        <w:top w:val="single" w:sz="8" w:space="0" w:color="FFFFFF" w:themeColor="background1"/>
-        <w:left w:val="single" w:sz="8" w:space="0" w:color="FFFFFF" w:themeColor="background1"/>
-        <w:bottom w:val="single" w:sz="8" w:space="0" w:color="FFFFFF" w:themeColor="background1"/>
-        <w:right w:val="single" w:sz="8" w:space="0" w:color="FFFFFF" w:themeColor="background1"/>
-        <w:insideH w:val="single" w:sz="6" w:space="0" w:color="FFFFFF" w:themeColor="background1"/>
-        <w:insideV w:val="single" w:sz="6" w:space="0" w:color="FFFFFF" w:themeColor="background1"/>
+        <w:top w:val="single" w:color="FFFFFF" w:themeColor="background1" w:sz="8" w:space="0"/>
+        <w:left w:val="single" w:color="FFFFFF" w:themeColor="background1" w:sz="8" w:space="0"/>
+        <w:bottom w:val="single" w:color="FFFFFF" w:themeColor="background1" w:sz="8" w:space="0"/>
+        <w:right w:val="single" w:color="FFFFFF" w:themeColor="background1" w:sz="8" w:space="0"/>
+        <w:insideH w:val="single" w:color="FFFFFF" w:themeColor="background1" w:sz="6" w:space="0"/>
+        <w:insideV w:val="single" w:color="FFFFFF" w:themeColor="background1" w:sz="6" w:space="0"/>
       </w:tblBorders>
     </w:tblPr>
     <w:tcPr>
@@ -11869,12 +12749,12 @@
       <w:tblPr/>
       <w:tcPr>
         <w:tcBorders>
-          <w:top w:val="single" w:sz="8" w:space="0" w:color="FFFFFF" w:themeColor="background1"/>
-          <w:left w:val="single" w:sz="8" w:space="0" w:color="FFFFFF" w:themeColor="background1"/>
-          <w:bottom w:val="single" w:sz="24" w:space="0" w:color="FFFFFF" w:themeColor="background1"/>
-          <w:right w:val="single" w:sz="8" w:space="0" w:color="FFFFFF" w:themeColor="background1"/>
-          <w:insideH w:val="nil"/>
-          <w:insideV w:val="single" w:sz="8" w:space="0" w:color="FFFFFF" w:themeColor="background1"/>
+          <w:top w:val="single" w:color="FFFFFF" w:themeColor="background1" w:sz="8" w:space="0"/>
+          <w:left w:val="single" w:color="FFFFFF" w:themeColor="background1" w:sz="8" w:space="0"/>
+          <w:bottom w:val="single" w:color="FFFFFF" w:themeColor="background1" w:sz="24" w:space="0"/>
+          <w:right w:val="single" w:color="FFFFFF" w:themeColor="background1" w:sz="8" w:space="0"/>
+          <w:insideH w:val="nil"/>
+          <w:insideV w:val="single" w:color="FFFFFF" w:themeColor="background1" w:sz="8" w:space="0"/>
         </w:tcBorders>
         <w:shd w:val="clear" w:color="auto" w:fill="8064A2" w:themeFill="accent4"/>
       </w:tcPr>
@@ -11890,12 +12770,12 @@
       <w:tblPr/>
       <w:tcPr>
         <w:tcBorders>
-          <w:top w:val="single" w:sz="24" w:space="0" w:color="FFFFFF" w:themeColor="background1"/>
-          <w:left w:val="single" w:sz="8" w:space="0" w:color="FFFFFF" w:themeColor="background1"/>
-          <w:bottom w:val="single" w:sz="8" w:space="0" w:color="FFFFFF" w:themeColor="background1"/>
-          <w:right w:val="single" w:sz="8" w:space="0" w:color="FFFFFF" w:themeColor="background1"/>
-          <w:insideH w:val="nil"/>
-          <w:insideV w:val="single" w:sz="8" w:space="0" w:color="FFFFFF" w:themeColor="background1"/>
+          <w:top w:val="single" w:color="FFFFFF" w:themeColor="background1" w:sz="24" w:space="0"/>
+          <w:left w:val="single" w:color="FFFFFF" w:themeColor="background1" w:sz="8" w:space="0"/>
+          <w:bottom w:val="single" w:color="FFFFFF" w:themeColor="background1" w:sz="8" w:space="0"/>
+          <w:right w:val="single" w:color="FFFFFF" w:themeColor="background1" w:sz="8" w:space="0"/>
+          <w:insideH w:val="nil"/>
+          <w:insideV w:val="single" w:color="FFFFFF" w:themeColor="background1" w:sz="8" w:space="0"/>
         </w:tcBorders>
         <w:shd w:val="clear" w:color="auto" w:fill="8064A2" w:themeFill="accent4"/>
       </w:tcPr>
@@ -11911,8 +12791,8 @@
       <w:tblPr/>
       <w:tcPr>
         <w:tcBorders>
-          <w:left w:val="single" w:sz="8" w:space="0" w:color="FFFFFF" w:themeColor="background1"/>
-          <w:right w:val="single" w:sz="24" w:space="0" w:color="FFFFFF" w:themeColor="background1"/>
+          <w:left w:val="single" w:color="FFFFFF" w:themeColor="background1" w:sz="8" w:space="0"/>
+          <w:right w:val="single" w:color="FFFFFF" w:themeColor="background1" w:sz="24" w:space="0"/>
           <w:insideH w:val="nil"/>
           <w:insideV w:val="nil"/>
         </w:tcBorders>
@@ -11931,7 +12811,7 @@
       <w:tcPr>
         <w:tcBorders>
           <w:top w:val="nil"/>
-          <w:left w:val="single" w:sz="24" w:space="0" w:color="FFFFFF" w:themeColor="background1"/>
+          <w:left w:val="single" w:color="FFFFFF" w:themeColor="background1" w:sz="24" w:space="0"/>
           <w:bottom w:val="nil"/>
           <w:right w:val="nil"/>
           <w:insideH w:val="nil"/>
@@ -11944,10 +12824,10 @@
       <w:tblPr/>
       <w:tcPr>
         <w:tcBorders>
-          <w:top w:val="single" w:sz="8" w:space="0" w:color="FFFFFF" w:themeColor="background1"/>
-          <w:left w:val="single" w:sz="8" w:space="0" w:color="FFFFFF" w:themeColor="background1"/>
-          <w:bottom w:val="single" w:sz="8" w:space="0" w:color="FFFFFF" w:themeColor="background1"/>
-          <w:right w:val="single" w:sz="8" w:space="0" w:color="FFFFFF" w:themeColor="background1"/>
+          <w:top w:val="single" w:color="FFFFFF" w:themeColor="background1" w:sz="8" w:space="0"/>
+          <w:left w:val="single" w:color="FFFFFF" w:themeColor="background1" w:sz="8" w:space="0"/>
+          <w:bottom w:val="single" w:color="FFFFFF" w:themeColor="background1" w:sz="8" w:space="0"/>
+          <w:right w:val="single" w:color="FFFFFF" w:themeColor="background1" w:sz="8" w:space="0"/>
           <w:insideH w:val="nil"/>
           <w:insideV w:val="nil"/>
         </w:tcBorders>
@@ -11958,12 +12838,12 @@
       <w:tblPr/>
       <w:tcPr>
         <w:tcBorders>
-          <w:top w:val="single" w:sz="8" w:space="0" w:color="FFFFFF" w:themeColor="background1"/>
-          <w:left w:val="single" w:sz="8" w:space="0" w:color="FFFFFF" w:themeColor="background1"/>
-          <w:bottom w:val="single" w:sz="8" w:space="0" w:color="FFFFFF" w:themeColor="background1"/>
-          <w:right w:val="single" w:sz="8" w:space="0" w:color="FFFFFF" w:themeColor="background1"/>
-          <w:insideH w:val="single" w:sz="8" w:space="0" w:color="FFFFFF" w:themeColor="background1"/>
-          <w:insideV w:val="single" w:sz="8" w:space="0" w:color="FFFFFF" w:themeColor="background1"/>
+          <w:top w:val="single" w:color="FFFFFF" w:themeColor="background1" w:sz="8" w:space="0"/>
+          <w:left w:val="single" w:color="FFFFFF" w:themeColor="background1" w:sz="8" w:space="0"/>
+          <w:bottom w:val="single" w:color="FFFFFF" w:themeColor="background1" w:sz="8" w:space="0"/>
+          <w:right w:val="single" w:color="FFFFFF" w:themeColor="background1" w:sz="8" w:space="0"/>
+          <w:insideH w:val="single" w:color="FFFFFF" w:themeColor="background1" w:sz="8" w:space="0"/>
+          <w:insideV w:val="single" w:color="FFFFFF" w:themeColor="background1" w:sz="8" w:space="0"/>
         </w:tcBorders>
         <w:shd w:val="clear" w:color="auto" w:fill="BFB1D0" w:themeFill="accent4" w:themeFillTint="7F"/>
       </w:tcPr>
@@ -11981,12 +12861,12 @@
       <w:tblStyleRowBandSize w:val="1"/>
       <w:tblStyleColBandSize w:val="1"/>
       <w:tblBorders>
-        <w:top w:val="single" w:sz="8" w:space="0" w:color="FFFFFF" w:themeColor="background1"/>
-        <w:left w:val="single" w:sz="8" w:space="0" w:color="FFFFFF" w:themeColor="background1"/>
-        <w:bottom w:val="single" w:sz="8" w:space="0" w:color="FFFFFF" w:themeColor="background1"/>
-        <w:right w:val="single" w:sz="8" w:space="0" w:color="FFFFFF" w:themeColor="background1"/>
-        <w:insideH w:val="single" w:sz="6" w:space="0" w:color="FFFFFF" w:themeColor="background1"/>
-        <w:insideV w:val="single" w:sz="6" w:space="0" w:color="FFFFFF" w:themeColor="background1"/>
+        <w:top w:val="single" w:color="FFFFFF" w:themeColor="background1" w:sz="8" w:space="0"/>
+        <w:left w:val="single" w:color="FFFFFF" w:themeColor="background1" w:sz="8" w:space="0"/>
+        <w:bottom w:val="single" w:color="FFFFFF" w:themeColor="background1" w:sz="8" w:space="0"/>
+        <w:right w:val="single" w:color="FFFFFF" w:themeColor="background1" w:sz="8" w:space="0"/>
+        <w:insideH w:val="single" w:color="FFFFFF" w:themeColor="background1" w:sz="6" w:space="0"/>
+        <w:insideV w:val="single" w:color="FFFFFF" w:themeColor="background1" w:sz="6" w:space="0"/>
       </w:tblBorders>
     </w:tblPr>
     <w:tcPr>
@@ -12003,12 +12883,12 @@
       <w:tblPr/>
       <w:tcPr>
         <w:tcBorders>
-          <w:top w:val="single" w:sz="8" w:space="0" w:color="FFFFFF" w:themeColor="background1"/>
-          <w:left w:val="single" w:sz="8" w:space="0" w:color="FFFFFF" w:themeColor="background1"/>
-          <w:bottom w:val="single" w:sz="24" w:space="0" w:color="FFFFFF" w:themeColor="background1"/>
-          <w:right w:val="single" w:sz="8" w:space="0" w:color="FFFFFF" w:themeColor="background1"/>
-          <w:insideH w:val="nil"/>
-          <w:insideV w:val="single" w:sz="8" w:space="0" w:color="FFFFFF" w:themeColor="background1"/>
+          <w:top w:val="single" w:color="FFFFFF" w:themeColor="background1" w:sz="8" w:space="0"/>
+          <w:left w:val="single" w:color="FFFFFF" w:themeColor="background1" w:sz="8" w:space="0"/>
+          <w:bottom w:val="single" w:color="FFFFFF" w:themeColor="background1" w:sz="24" w:space="0"/>
+          <w:right w:val="single" w:color="FFFFFF" w:themeColor="background1" w:sz="8" w:space="0"/>
+          <w:insideH w:val="nil"/>
+          <w:insideV w:val="single" w:color="FFFFFF" w:themeColor="background1" w:sz="8" w:space="0"/>
         </w:tcBorders>
         <w:shd w:val="clear" w:color="auto" w:fill="4BACC6" w:themeFill="accent5"/>
       </w:tcPr>
@@ -12024,12 +12904,12 @@
       <w:tblPr/>
       <w:tcPr>
         <w:tcBorders>
-          <w:top w:val="single" w:sz="24" w:space="0" w:color="FFFFFF" w:themeColor="background1"/>
-          <w:left w:val="single" w:sz="8" w:space="0" w:color="FFFFFF" w:themeColor="background1"/>
-          <w:bottom w:val="single" w:sz="8" w:space="0" w:color="FFFFFF" w:themeColor="background1"/>
-          <w:right w:val="single" w:sz="8" w:space="0" w:color="FFFFFF" w:themeColor="background1"/>
-          <w:insideH w:val="nil"/>
-          <w:insideV w:val="single" w:sz="8" w:space="0" w:color="FFFFFF" w:themeColor="background1"/>
+          <w:top w:val="single" w:color="FFFFFF" w:themeColor="background1" w:sz="24" w:space="0"/>
+          <w:left w:val="single" w:color="FFFFFF" w:themeColor="background1" w:sz="8" w:space="0"/>
+          <w:bottom w:val="single" w:color="FFFFFF" w:themeColor="background1" w:sz="8" w:space="0"/>
+          <w:right w:val="single" w:color="FFFFFF" w:themeColor="background1" w:sz="8" w:space="0"/>
+          <w:insideH w:val="nil"/>
+          <w:insideV w:val="single" w:color="FFFFFF" w:themeColor="background1" w:sz="8" w:space="0"/>
         </w:tcBorders>
         <w:shd w:val="clear" w:color="auto" w:fill="4BACC6" w:themeFill="accent5"/>
       </w:tcPr>
@@ -12045,8 +12925,8 @@
       <w:tblPr/>
       <w:tcPr>
         <w:tcBorders>
-          <w:left w:val="single" w:sz="8" w:space="0" w:color="FFFFFF" w:themeColor="background1"/>
-          <w:right w:val="single" w:sz="24" w:space="0" w:color="FFFFFF" w:themeColor="background1"/>
+          <w:left w:val="single" w:color="FFFFFF" w:themeColor="background1" w:sz="8" w:space="0"/>
+          <w:right w:val="single" w:color="FFFFFF" w:themeColor="background1" w:sz="24" w:space="0"/>
           <w:insideH w:val="nil"/>
           <w:insideV w:val="nil"/>
         </w:tcBorders>
@@ -12065,7 +12945,7 @@
       <w:tcPr>
         <w:tcBorders>
           <w:top w:val="nil"/>
-          <w:left w:val="single" w:sz="24" w:space="0" w:color="FFFFFF" w:themeColor="background1"/>
+          <w:left w:val="single" w:color="FFFFFF" w:themeColor="background1" w:sz="24" w:space="0"/>
           <w:bottom w:val="nil"/>
           <w:right w:val="nil"/>
           <w:insideH w:val="nil"/>
@@ -12078,10 +12958,10 @@
       <w:tblPr/>
       <w:tcPr>
         <w:tcBorders>
-          <w:top w:val="single" w:sz="8" w:space="0" w:color="FFFFFF" w:themeColor="background1"/>
-          <w:left w:val="single" w:sz="8" w:space="0" w:color="FFFFFF" w:themeColor="background1"/>
-          <w:bottom w:val="single" w:sz="8" w:space="0" w:color="FFFFFF" w:themeColor="background1"/>
-          <w:right w:val="single" w:sz="8" w:space="0" w:color="FFFFFF" w:themeColor="background1"/>
+          <w:top w:val="single" w:color="FFFFFF" w:themeColor="background1" w:sz="8" w:space="0"/>
+          <w:left w:val="single" w:color="FFFFFF" w:themeColor="background1" w:sz="8" w:space="0"/>
+          <w:bottom w:val="single" w:color="FFFFFF" w:themeColor="background1" w:sz="8" w:space="0"/>
+          <w:right w:val="single" w:color="FFFFFF" w:themeColor="background1" w:sz="8" w:space="0"/>
           <w:insideH w:val="nil"/>
           <w:insideV w:val="nil"/>
         </w:tcBorders>
@@ -12092,12 +12972,12 @@
       <w:tblPr/>
       <w:tcPr>
         <w:tcBorders>
-          <w:top w:val="single" w:sz="8" w:space="0" w:color="FFFFFF" w:themeColor="background1"/>
-          <w:left w:val="single" w:sz="8" w:space="0" w:color="FFFFFF" w:themeColor="background1"/>
-          <w:bottom w:val="single" w:sz="8" w:space="0" w:color="FFFFFF" w:themeColor="background1"/>
-          <w:right w:val="single" w:sz="8" w:space="0" w:color="FFFFFF" w:themeColor="background1"/>
-          <w:insideH w:val="single" w:sz="8" w:space="0" w:color="FFFFFF" w:themeColor="background1"/>
-          <w:insideV w:val="single" w:sz="8" w:space="0" w:color="FFFFFF" w:themeColor="background1"/>
+          <w:top w:val="single" w:color="FFFFFF" w:themeColor="background1" w:sz="8" w:space="0"/>
+          <w:left w:val="single" w:color="FFFFFF" w:themeColor="background1" w:sz="8" w:space="0"/>
+          <w:bottom w:val="single" w:color="FFFFFF" w:themeColor="background1" w:sz="8" w:space="0"/>
+          <w:right w:val="single" w:color="FFFFFF" w:themeColor="background1" w:sz="8" w:space="0"/>
+          <w:insideH w:val="single" w:color="FFFFFF" w:themeColor="background1" w:sz="8" w:space="0"/>
+          <w:insideV w:val="single" w:color="FFFFFF" w:themeColor="background1" w:sz="8" w:space="0"/>
         </w:tcBorders>
         <w:shd w:val="clear" w:color="auto" w:fill="A5D5E2" w:themeFill="accent5" w:themeFillTint="7F"/>
       </w:tcPr>
@@ -12115,12 +12995,12 @@
       <w:tblStyleRowBandSize w:val="1"/>
       <w:tblStyleColBandSize w:val="1"/>
       <w:tblBorders>
-        <w:top w:val="single" w:sz="8" w:space="0" w:color="FFFFFF" w:themeColor="background1"/>
-        <w:left w:val="single" w:sz="8" w:space="0" w:color="FFFFFF" w:themeColor="background1"/>
-        <w:bottom w:val="single" w:sz="8" w:space="0" w:color="FFFFFF" w:themeColor="background1"/>
-        <w:right w:val="single" w:sz="8" w:space="0" w:color="FFFFFF" w:themeColor="background1"/>
-        <w:insideH w:val="single" w:sz="6" w:space="0" w:color="FFFFFF" w:themeColor="background1"/>
-        <w:insideV w:val="single" w:sz="6" w:space="0" w:color="FFFFFF" w:themeColor="background1"/>
+        <w:top w:val="single" w:color="FFFFFF" w:themeColor="background1" w:sz="8" w:space="0"/>
+        <w:left w:val="single" w:color="FFFFFF" w:themeColor="background1" w:sz="8" w:space="0"/>
+        <w:bottom w:val="single" w:color="FFFFFF" w:themeColor="background1" w:sz="8" w:space="0"/>
+        <w:right w:val="single" w:color="FFFFFF" w:themeColor="background1" w:sz="8" w:space="0"/>
+        <w:insideH w:val="single" w:color="FFFFFF" w:themeColor="background1" w:sz="6" w:space="0"/>
+        <w:insideV w:val="single" w:color="FFFFFF" w:themeColor="background1" w:sz="6" w:space="0"/>
       </w:tblBorders>
     </w:tblPr>
     <w:tcPr>
@@ -12137,12 +13017,12 @@
       <w:tblPr/>
       <w:tcPr>
         <w:tcBorders>
-          <w:top w:val="single" w:sz="8" w:space="0" w:color="FFFFFF" w:themeColor="background1"/>
-          <w:left w:val="single" w:sz="8" w:space="0" w:color="FFFFFF" w:themeColor="background1"/>
-          <w:bottom w:val="single" w:sz="24" w:space="0" w:color="FFFFFF" w:themeColor="background1"/>
-          <w:right w:val="single" w:sz="8" w:space="0" w:color="FFFFFF" w:themeColor="background1"/>
-          <w:insideH w:val="nil"/>
-          <w:insideV w:val="single" w:sz="8" w:space="0" w:color="FFFFFF" w:themeColor="background1"/>
+          <w:top w:val="single" w:color="FFFFFF" w:themeColor="background1" w:sz="8" w:space="0"/>
+          <w:left w:val="single" w:color="FFFFFF" w:themeColor="background1" w:sz="8" w:space="0"/>
+          <w:bottom w:val="single" w:color="FFFFFF" w:themeColor="background1" w:sz="24" w:space="0"/>
+          <w:right w:val="single" w:color="FFFFFF" w:themeColor="background1" w:sz="8" w:space="0"/>
+          <w:insideH w:val="nil"/>
+          <w:insideV w:val="single" w:color="FFFFFF" w:themeColor="background1" w:sz="8" w:space="0"/>
         </w:tcBorders>
         <w:shd w:val="clear" w:color="auto" w:fill="F79646" w:themeFill="accent6"/>
       </w:tcPr>
@@ -12158,12 +13038,12 @@
       <w:tblPr/>
       <w:tcPr>
         <w:tcBorders>
-          <w:top w:val="single" w:sz="24" w:space="0" w:color="FFFFFF" w:themeColor="background1"/>
-          <w:left w:val="single" w:sz="8" w:space="0" w:color="FFFFFF" w:themeColor="background1"/>
-          <w:bottom w:val="single" w:sz="8" w:space="0" w:color="FFFFFF" w:themeColor="background1"/>
-          <w:right w:val="single" w:sz="8" w:space="0" w:color="FFFFFF" w:themeColor="background1"/>
-          <w:insideH w:val="nil"/>
-          <w:insideV w:val="single" w:sz="8" w:space="0" w:color="FFFFFF" w:themeColor="background1"/>
+          <w:top w:val="single" w:color="FFFFFF" w:themeColor="background1" w:sz="24" w:space="0"/>
+          <w:left w:val="single" w:color="FFFFFF" w:themeColor="background1" w:sz="8" w:space="0"/>
+          <w:bottom w:val="single" w:color="FFFFFF" w:themeColor="background1" w:sz="8" w:space="0"/>
+          <w:right w:val="single" w:color="FFFFFF" w:themeColor="background1" w:sz="8" w:space="0"/>
+          <w:insideH w:val="nil"/>
+          <w:insideV w:val="single" w:color="FFFFFF" w:themeColor="background1" w:sz="8" w:space="0"/>
         </w:tcBorders>
         <w:shd w:val="clear" w:color="auto" w:fill="F79646" w:themeFill="accent6"/>
       </w:tcPr>
@@ -12179,8 +13059,8 @@
       <w:tblPr/>
       <w:tcPr>
         <w:tcBorders>
-          <w:left w:val="single" w:sz="8" w:space="0" w:color="FFFFFF" w:themeColor="background1"/>
-          <w:right w:val="single" w:sz="24" w:space="0" w:color="FFFFFF" w:themeColor="background1"/>
+          <w:left w:val="single" w:color="FFFFFF" w:themeColor="background1" w:sz="8" w:space="0"/>
+          <w:right w:val="single" w:color="FFFFFF" w:themeColor="background1" w:sz="24" w:space="0"/>
           <w:insideH w:val="nil"/>
           <w:insideV w:val="nil"/>
         </w:tcBorders>
@@ -12199,7 +13079,7 @@
       <w:tcPr>
         <w:tcBorders>
           <w:top w:val="nil"/>
-          <w:left w:val="single" w:sz="24" w:space="0" w:color="FFFFFF" w:themeColor="background1"/>
+          <w:left w:val="single" w:color="FFFFFF" w:themeColor="background1" w:sz="24" w:space="0"/>
           <w:bottom w:val="nil"/>
           <w:right w:val="nil"/>
           <w:insideH w:val="nil"/>
@@ -12212,10 +13092,10 @@
       <w:tblPr/>
       <w:tcPr>
         <w:tcBorders>
-          <w:top w:val="single" w:sz="8" w:space="0" w:color="FFFFFF" w:themeColor="background1"/>
-          <w:left w:val="single" w:sz="8" w:space="0" w:color="FFFFFF" w:themeColor="background1"/>
-          <w:bottom w:val="single" w:sz="8" w:space="0" w:color="FFFFFF" w:themeColor="background1"/>
-          <w:right w:val="single" w:sz="8" w:space="0" w:color="FFFFFF" w:themeColor="background1"/>
+          <w:top w:val="single" w:color="FFFFFF" w:themeColor="background1" w:sz="8" w:space="0"/>
+          <w:left w:val="single" w:color="FFFFFF" w:themeColor="background1" w:sz="8" w:space="0"/>
+          <w:bottom w:val="single" w:color="FFFFFF" w:themeColor="background1" w:sz="8" w:space="0"/>
+          <w:right w:val="single" w:color="FFFFFF" w:themeColor="background1" w:sz="8" w:space="0"/>
           <w:insideH w:val="nil"/>
           <w:insideV w:val="nil"/>
         </w:tcBorders>
@@ -12226,12 +13106,12 @@
       <w:tblPr/>
       <w:tcPr>
         <w:tcBorders>
-          <w:top w:val="single" w:sz="8" w:space="0" w:color="FFFFFF" w:themeColor="background1"/>
-          <w:left w:val="single" w:sz="8" w:space="0" w:color="FFFFFF" w:themeColor="background1"/>
-          <w:bottom w:val="single" w:sz="8" w:space="0" w:color="FFFFFF" w:themeColor="background1"/>
-          <w:right w:val="single" w:sz="8" w:space="0" w:color="FFFFFF" w:themeColor="background1"/>
-          <w:insideH w:val="single" w:sz="8" w:space="0" w:color="FFFFFF" w:themeColor="background1"/>
-          <w:insideV w:val="single" w:sz="8" w:space="0" w:color="FFFFFF" w:themeColor="background1"/>
+          <w:top w:val="single" w:color="FFFFFF" w:themeColor="background1" w:sz="8" w:space="0"/>
+          <w:left w:val="single" w:color="FFFFFF" w:themeColor="background1" w:sz="8" w:space="0"/>
+          <w:bottom w:val="single" w:color="FFFFFF" w:themeColor="background1" w:sz="8" w:space="0"/>
+          <w:right w:val="single" w:color="FFFFFF" w:themeColor="background1" w:sz="8" w:space="0"/>
+          <w:insideH w:val="single" w:color="FFFFFF" w:themeColor="background1" w:sz="8" w:space="0"/>
+          <w:insideV w:val="single" w:color="FFFFFF" w:themeColor="background1" w:sz="8" w:space="0"/>
         </w:tcBorders>
         <w:shd w:val="clear" w:color="auto" w:fill="FBCAA2" w:themeFill="accent6" w:themeFillTint="7F"/>
       </w:tcPr>
@@ -12265,7 +13145,7 @@
         <w:tcBorders>
           <w:top w:val="nil"/>
           <w:left w:val="nil"/>
-          <w:bottom w:val="single" w:sz="18" w:space="0" w:color="FFFFFF" w:themeColor="background1"/>
+          <w:bottom w:val="single" w:color="FFFFFF" w:themeColor="background1" w:sz="18" w:space="0"/>
           <w:right w:val="nil"/>
           <w:insideH w:val="nil"/>
           <w:insideV w:val="nil"/>
@@ -12277,7 +13157,7 @@
       <w:tblPr/>
       <w:tcPr>
         <w:tcBorders>
-          <w:top w:val="single" w:sz="18" w:space="0" w:color="FFFFFF" w:themeColor="background1"/>
+          <w:top w:val="single" w:color="FFFFFF" w:themeColor="background1" w:sz="18" w:space="0"/>
           <w:left w:val="nil"/>
           <w:bottom w:val="nil"/>
           <w:right w:val="nil"/>
@@ -12294,7 +13174,7 @@
           <w:top w:val="nil"/>
           <w:left w:val="nil"/>
           <w:bottom w:val="nil"/>
-          <w:right w:val="single" w:sz="18" w:space="0" w:color="FFFFFF" w:themeColor="background1"/>
+          <w:right w:val="single" w:color="FFFFFF" w:themeColor="background1" w:sz="18" w:space="0"/>
           <w:insideH w:val="nil"/>
           <w:insideV w:val="nil"/>
         </w:tcBorders>
@@ -12306,7 +13186,7 @@
       <w:tcPr>
         <w:tcBorders>
           <w:top w:val="nil"/>
-          <w:left w:val="single" w:sz="18" w:space="0" w:color="FFFFFF" w:themeColor="background1"/>
+          <w:left w:val="single" w:color="FFFFFF" w:themeColor="background1" w:sz="18" w:space="0"/>
           <w:bottom w:val="nil"/>
           <w:right w:val="nil"/>
           <w:insideH w:val="nil"/>
@@ -12372,7 +13252,7 @@
         <w:tcBorders>
           <w:top w:val="nil"/>
           <w:left w:val="nil"/>
-          <w:bottom w:val="single" w:sz="18" w:space="0" w:color="FFFFFF" w:themeColor="background1"/>
+          <w:bottom w:val="single" w:color="FFFFFF" w:themeColor="background1" w:sz="18" w:space="0"/>
           <w:right w:val="nil"/>
           <w:insideH w:val="nil"/>
           <w:insideV w:val="nil"/>
@@ -12384,7 +13264,7 @@
       <w:tblPr/>
       <w:tcPr>
         <w:tcBorders>
-          <w:top w:val="single" w:sz="18" w:space="0" w:color="FFFFFF" w:themeColor="background1"/>
+          <w:top w:val="single" w:color="FFFFFF" w:themeColor="background1" w:sz="18" w:space="0"/>
           <w:left w:val="nil"/>
           <w:bottom w:val="nil"/>
           <w:right w:val="nil"/>
@@ -12401,7 +13281,7 @@
           <w:top w:val="nil"/>
           <w:left w:val="nil"/>
           <w:bottom w:val="nil"/>
-          <w:right w:val="single" w:sz="18" w:space="0" w:color="FFFFFF" w:themeColor="background1"/>
+          <w:right w:val="single" w:color="FFFFFF" w:themeColor="background1" w:sz="18" w:space="0"/>
           <w:insideH w:val="nil"/>
           <w:insideV w:val="nil"/>
         </w:tcBorders>
@@ -12413,7 +13293,7 @@
       <w:tcPr>
         <w:tcBorders>
           <w:top w:val="nil"/>
-          <w:left w:val="single" w:sz="18" w:space="0" w:color="FFFFFF" w:themeColor="background1"/>
+          <w:left w:val="single" w:color="FFFFFF" w:themeColor="background1" w:sz="18" w:space="0"/>
           <w:bottom w:val="nil"/>
           <w:right w:val="nil"/>
           <w:insideH w:val="nil"/>
@@ -12479,7 +13359,7 @@
         <w:tcBorders>
           <w:top w:val="nil"/>
           <w:left w:val="nil"/>
-          <w:bottom w:val="single" w:sz="18" w:space="0" w:color="FFFFFF" w:themeColor="background1"/>
+          <w:bottom w:val="single" w:color="FFFFFF" w:themeColor="background1" w:sz="18" w:space="0"/>
           <w:right w:val="nil"/>
           <w:insideH w:val="nil"/>
           <w:insideV w:val="nil"/>
@@ -12491,7 +13371,7 @@
       <w:tblPr/>
       <w:tcPr>
         <w:tcBorders>
-          <w:top w:val="single" w:sz="18" w:space="0" w:color="FFFFFF" w:themeColor="background1"/>
+          <w:top w:val="single" w:color="FFFFFF" w:themeColor="background1" w:sz="18" w:space="0"/>
           <w:left w:val="nil"/>
           <w:bottom w:val="nil"/>
           <w:right w:val="nil"/>
@@ -12508,7 +13388,7 @@
           <w:top w:val="nil"/>
           <w:left w:val="nil"/>
           <w:bottom w:val="nil"/>
-          <w:right w:val="single" w:sz="18" w:space="0" w:color="FFFFFF" w:themeColor="background1"/>
+          <w:right w:val="single" w:color="FFFFFF" w:themeColor="background1" w:sz="18" w:space="0"/>
           <w:insideH w:val="nil"/>
           <w:insideV w:val="nil"/>
         </w:tcBorders>
@@ -12520,7 +13400,7 @@
       <w:tcPr>
         <w:tcBorders>
           <w:top w:val="nil"/>
-          <w:left w:val="single" w:sz="18" w:space="0" w:color="FFFFFF" w:themeColor="background1"/>
+          <w:left w:val="single" w:color="FFFFFF" w:themeColor="background1" w:sz="18" w:space="0"/>
           <w:bottom w:val="nil"/>
           <w:right w:val="nil"/>
           <w:insideH w:val="nil"/>
@@ -12586,7 +13466,7 @@
         <w:tcBorders>
           <w:top w:val="nil"/>
           <w:left w:val="nil"/>
-          <w:bottom w:val="single" w:sz="18" w:space="0" w:color="FFFFFF" w:themeColor="background1"/>
+          <w:bottom w:val="single" w:color="FFFFFF" w:themeColor="background1" w:sz="18" w:space="0"/>
           <w:right w:val="nil"/>
           <w:insideH w:val="nil"/>
           <w:insideV w:val="nil"/>
@@ -12598,7 +13478,7 @@
       <w:tblPr/>
       <w:tcPr>
         <w:tcBorders>
-          <w:top w:val="single" w:sz="18" w:space="0" w:color="FFFFFF" w:themeColor="background1"/>
+          <w:top w:val="single" w:color="FFFFFF" w:themeColor="background1" w:sz="18" w:space="0"/>
           <w:left w:val="nil"/>
           <w:bottom w:val="nil"/>
           <w:right w:val="nil"/>
@@ -12615,7 +13495,7 @@
           <w:top w:val="nil"/>
           <w:left w:val="nil"/>
           <w:bottom w:val="nil"/>
-          <w:right w:val="single" w:sz="18" w:space="0" w:color="FFFFFF" w:themeColor="background1"/>
+          <w:right w:val="single" w:color="FFFFFF" w:themeColor="background1" w:sz="18" w:space="0"/>
           <w:insideH w:val="nil"/>
           <w:insideV w:val="nil"/>
         </w:tcBorders>
@@ -12627,7 +13507,7 @@
       <w:tcPr>
         <w:tcBorders>
           <w:top w:val="nil"/>
-          <w:left w:val="single" w:sz="18" w:space="0" w:color="FFFFFF" w:themeColor="background1"/>
+          <w:left w:val="single" w:color="FFFFFF" w:themeColor="background1" w:sz="18" w:space="0"/>
           <w:bottom w:val="nil"/>
           <w:right w:val="nil"/>
           <w:insideH w:val="nil"/>
@@ -12693,7 +13573,7 @@
         <w:tcBorders>
           <w:top w:val="nil"/>
           <w:left w:val="nil"/>
-          <w:bottom w:val="single" w:sz="18" w:space="0" w:color="FFFFFF" w:themeColor="background1"/>
+          <w:bottom w:val="single" w:color="FFFFFF" w:themeColor="background1" w:sz="18" w:space="0"/>
           <w:right w:val="nil"/>
           <w:insideH w:val="nil"/>
           <w:insideV w:val="nil"/>
@@ -12705,7 +13585,7 @@
       <w:tblPr/>
       <w:tcPr>
         <w:tcBorders>
-          <w:top w:val="single" w:sz="18" w:space="0" w:color="FFFFFF" w:themeColor="background1"/>
+          <w:top w:val="single" w:color="FFFFFF" w:themeColor="background1" w:sz="18" w:space="0"/>
           <w:left w:val="nil"/>
           <w:bottom w:val="nil"/>
           <w:right w:val="nil"/>
@@ -12722,7 +13602,7 @@
           <w:top w:val="nil"/>
           <w:left w:val="nil"/>
           <w:bottom w:val="nil"/>
-          <w:right w:val="single" w:sz="18" w:space="0" w:color="FFFFFF" w:themeColor="background1"/>
+          <w:right w:val="single" w:color="FFFFFF" w:themeColor="background1" w:sz="18" w:space="0"/>
           <w:insideH w:val="nil"/>
           <w:insideV w:val="nil"/>
         </w:tcBorders>
@@ -12734,7 +13614,7 @@
       <w:tcPr>
         <w:tcBorders>
           <w:top w:val="nil"/>
-          <w:left w:val="single" w:sz="18" w:space="0" w:color="FFFFFF" w:themeColor="background1"/>
+          <w:left w:val="single" w:color="FFFFFF" w:themeColor="background1" w:sz="18" w:space="0"/>
           <w:bottom w:val="nil"/>
           <w:right w:val="nil"/>
           <w:insideH w:val="nil"/>
@@ -12800,7 +13680,7 @@
         <w:tcBorders>
           <w:top w:val="nil"/>
           <w:left w:val="nil"/>
-          <w:bottom w:val="single" w:sz="18" w:space="0" w:color="FFFFFF" w:themeColor="background1"/>
+          <w:bottom w:val="single" w:color="FFFFFF" w:themeColor="background1" w:sz="18" w:space="0"/>
           <w:right w:val="nil"/>
           <w:insideH w:val="nil"/>
           <w:insideV w:val="nil"/>
@@ -12812,7 +13692,7 @@
       <w:tblPr/>
       <w:tcPr>
         <w:tcBorders>
-          <w:top w:val="single" w:sz="18" w:space="0" w:color="FFFFFF" w:themeColor="background1"/>
+          <w:top w:val="single" w:color="FFFFFF" w:themeColor="background1" w:sz="18" w:space="0"/>
           <w:left w:val="nil"/>
           <w:bottom w:val="nil"/>
           <w:right w:val="nil"/>
@@ -12829,7 +13709,7 @@
           <w:top w:val="nil"/>
           <w:left w:val="nil"/>
           <w:bottom w:val="nil"/>
-          <w:right w:val="single" w:sz="18" w:space="0" w:color="FFFFFF" w:themeColor="background1"/>
+          <w:right w:val="single" w:color="FFFFFF" w:themeColor="background1" w:sz="18" w:space="0"/>
           <w:insideH w:val="nil"/>
           <w:insideV w:val="nil"/>
         </w:tcBorders>
@@ -12841,7 +13721,7 @@
       <w:tcPr>
         <w:tcBorders>
           <w:top w:val="nil"/>
-          <w:left w:val="single" w:sz="18" w:space="0" w:color="FFFFFF" w:themeColor="background1"/>
+          <w:left w:val="single" w:color="FFFFFF" w:themeColor="background1" w:sz="18" w:space="0"/>
           <w:bottom w:val="nil"/>
           <w:right w:val="nil"/>
           <w:insideH w:val="nil"/>
@@ -12907,7 +13787,7 @@
         <w:tcBorders>
           <w:top w:val="nil"/>
           <w:left w:val="nil"/>
-          <w:bottom w:val="single" w:sz="18" w:space="0" w:color="FFFFFF" w:themeColor="background1"/>
+          <w:bottom w:val="single" w:color="FFFFFF" w:themeColor="background1" w:sz="18" w:space="0"/>
           <w:right w:val="nil"/>
           <w:insideH w:val="nil"/>
           <w:insideV w:val="nil"/>
@@ -12919,7 +13799,7 @@
       <w:tblPr/>
       <w:tcPr>
         <w:tcBorders>
-          <w:top w:val="single" w:sz="18" w:space="0" w:color="FFFFFF" w:themeColor="background1"/>
+          <w:top w:val="single" w:color="FFFFFF" w:themeColor="background1" w:sz="18" w:space="0"/>
           <w:left w:val="nil"/>
           <w:bottom w:val="nil"/>
           <w:right w:val="nil"/>
@@ -12936,7 +13816,7 @@
           <w:top w:val="nil"/>
           <w:left w:val="nil"/>
           <w:bottom w:val="nil"/>
-          <w:right w:val="single" w:sz="18" w:space="0" w:color="FFFFFF" w:themeColor="background1"/>
+          <w:right w:val="single" w:color="FFFFFF" w:themeColor="background1" w:sz="18" w:space="0"/>
           <w:insideH w:val="nil"/>
           <w:insideV w:val="nil"/>
         </w:tcBorders>
@@ -12948,7 +13828,7 @@
       <w:tcPr>
         <w:tcBorders>
           <w:top w:val="nil"/>
-          <w:left w:val="single" w:sz="18" w:space="0" w:color="FFFFFF" w:themeColor="background1"/>
+          <w:left w:val="single" w:color="FFFFFF" w:themeColor="background1" w:sz="18" w:space="0"/>
           <w:bottom w:val="nil"/>
           <w:right w:val="nil"/>
           <w:insideH w:val="nil"/>
@@ -13001,12 +13881,12 @@
       <w:tblStyleRowBandSize w:val="1"/>
       <w:tblStyleColBandSize w:val="1"/>
       <w:tblBorders>
-        <w:top w:val="single" w:sz="24" w:space="0" w:color="C0504D" w:themeColor="accent2"/>
-        <w:left w:val="single" w:sz="4" w:space="0" w:color="000000" w:themeColor="text1"/>
-        <w:bottom w:val="single" w:sz="4" w:space="0" w:color="000000" w:themeColor="text1"/>
-        <w:right w:val="single" w:sz="4" w:space="0" w:color="000000" w:themeColor="text1"/>
-        <w:insideH w:val="single" w:sz="4" w:space="0" w:color="FFFFFF" w:themeColor="background1"/>
-        <w:insideV w:val="single" w:sz="4" w:space="0" w:color="FFFFFF" w:themeColor="background1"/>
+        <w:top w:val="single" w:color="C0504D" w:themeColor="accent2" w:sz="24" w:space="0"/>
+        <w:left w:val="single" w:color="000000" w:themeColor="text1" w:sz="4" w:space="0"/>
+        <w:bottom w:val="single" w:color="000000" w:themeColor="text1" w:sz="4" w:space="0"/>
+        <w:right w:val="single" w:color="000000" w:themeColor="text1" w:sz="4" w:space="0"/>
+        <w:insideH w:val="single" w:color="FFFFFF" w:themeColor="background1" w:sz="4" w:space="0"/>
+        <w:insideV w:val="single" w:color="FFFFFF" w:themeColor="background1" w:sz="4" w:space="0"/>
       </w:tblBorders>
     </w:tblPr>
     <w:tcPr>
@@ -13022,7 +13902,7 @@
         <w:tcBorders>
           <w:top w:val="nil"/>
           <w:left w:val="nil"/>
-          <w:bottom w:val="single" w:sz="24" w:space="0" w:color="C0504D" w:themeColor="accent2"/>
+          <w:bottom w:val="single" w:color="C0504D" w:themeColor="accent2" w:sz="24" w:space="0"/>
           <w:right w:val="nil"/>
           <w:insideH w:val="nil"/>
           <w:insideV w:val="nil"/>
@@ -13039,7 +13919,7 @@
       <w:tblPr/>
       <w:tcPr>
         <w:tcBorders>
-          <w:top w:val="single" w:sz="6" w:space="0" w:color="FFFFFF" w:themeColor="background1"/>
+          <w:top w:val="single" w:color="FFFFFF" w:themeColor="background1" w:sz="6" w:space="0"/>
         </w:tcBorders>
         <w:shd w:val="clear" w:color="auto" w:fill="000000" w:themeFill="text1" w:themeFillShade="99"/>
       </w:tcPr>
@@ -13055,7 +13935,7 @@
           <w:left w:val="nil"/>
           <w:bottom w:val="nil"/>
           <w:right w:val="nil"/>
-          <w:insideH w:val="single" w:sz="4" w:space="0" w:color="000000" w:themeColor="text1" w:themeShade="99"/>
+          <w:insideH w:val="single" w:color="000000" w:themeColor="text1" w:themeShade="99" w:sz="4" w:space="0"/>
           <w:insideV w:val="nil"/>
         </w:tcBorders>
         <w:shd w:val="clear" w:color="auto" w:fill="000000" w:themeFill="text1" w:themeFillShade="99"/>
@@ -13116,12 +13996,12 @@
       <w:tblStyleRowBandSize w:val="1"/>
       <w:tblStyleColBandSize w:val="1"/>
       <w:tblBorders>
-        <w:top w:val="single" w:sz="24" w:space="0" w:color="C0504D" w:themeColor="accent2"/>
-        <w:left w:val="single" w:sz="4" w:space="0" w:color="4F81BD" w:themeColor="accent1"/>
-        <w:bottom w:val="single" w:sz="4" w:space="0" w:color="4F81BD" w:themeColor="accent1"/>
-        <w:right w:val="single" w:sz="4" w:space="0" w:color="4F81BD" w:themeColor="accent1"/>
-        <w:insideH w:val="single" w:sz="4" w:space="0" w:color="FFFFFF" w:themeColor="background1"/>
-        <w:insideV w:val="single" w:sz="4" w:space="0" w:color="FFFFFF" w:themeColor="background1"/>
+        <w:top w:val="single" w:color="C0504D" w:themeColor="accent2" w:sz="24" w:space="0"/>
+        <w:left w:val="single" w:color="4F81BD" w:themeColor="accent1" w:sz="4" w:space="0"/>
+        <w:bottom w:val="single" w:color="4F81BD" w:themeColor="accent1" w:sz="4" w:space="0"/>
+        <w:right w:val="single" w:color="4F81BD" w:themeColor="accent1" w:sz="4" w:space="0"/>
+        <w:insideH w:val="single" w:color="FFFFFF" w:themeColor="background1" w:sz="4" w:space="0"/>
+        <w:insideV w:val="single" w:color="FFFFFF" w:themeColor="background1" w:sz="4" w:space="0"/>
       </w:tblBorders>
     </w:tblPr>
     <w:tcPr>
@@ -13137,7 +14017,7 @@
         <w:tcBorders>
           <w:top w:val="nil"/>
           <w:left w:val="nil"/>
-          <w:bottom w:val="single" w:sz="24" w:space="0" w:color="C0504D" w:themeColor="accent2"/>
+          <w:bottom w:val="single" w:color="C0504D" w:themeColor="accent2" w:sz="24" w:space="0"/>
           <w:right w:val="nil"/>
           <w:insideH w:val="nil"/>
           <w:insideV w:val="nil"/>
@@ -13154,7 +14034,7 @@
       <w:tblPr/>
       <w:tcPr>
         <w:tcBorders>
-          <w:top w:val="single" w:sz="6" w:space="0" w:color="FFFFFF" w:themeColor="background1"/>
+          <w:top w:val="single" w:color="FFFFFF" w:themeColor="background1" w:sz="6" w:space="0"/>
         </w:tcBorders>
         <w:shd w:val="clear" w:color="auto" w:fill="2C4C74" w:themeFill="accent1" w:themeFillShade="99"/>
       </w:tcPr>
@@ -13170,7 +14050,7 @@
           <w:left w:val="nil"/>
           <w:bottom w:val="nil"/>
           <w:right w:val="nil"/>
-          <w:insideH w:val="single" w:sz="4" w:space="0" w:color="2C4C74" w:themeColor="accent1" w:themeShade="99"/>
+          <w:insideH w:val="single" w:color="2C4C74" w:themeColor="accent1" w:themeShade="99" w:sz="4" w:space="0"/>
           <w:insideV w:val="nil"/>
         </w:tcBorders>
         <w:shd w:val="clear" w:color="auto" w:fill="2C4C74" w:themeFill="accent1" w:themeFillShade="99"/>
@@ -13231,12 +14111,12 @@
       <w:tblStyleRowBandSize w:val="1"/>
       <w:tblStyleColBandSize w:val="1"/>
       <w:tblBorders>
-        <w:top w:val="single" w:sz="24" w:space="0" w:color="C0504D" w:themeColor="accent2"/>
-        <w:left w:val="single" w:sz="4" w:space="0" w:color="C0504D" w:themeColor="accent2"/>
-        <w:bottom w:val="single" w:sz="4" w:space="0" w:color="C0504D" w:themeColor="accent2"/>
-        <w:right w:val="single" w:sz="4" w:space="0" w:color="C0504D" w:themeColor="accent2"/>
-        <w:insideH w:val="single" w:sz="4" w:space="0" w:color="FFFFFF" w:themeColor="background1"/>
-        <w:insideV w:val="single" w:sz="4" w:space="0" w:color="FFFFFF" w:themeColor="background1"/>
+        <w:top w:val="single" w:color="C0504D" w:themeColor="accent2" w:sz="24" w:space="0"/>
+        <w:left w:val="single" w:color="C0504D" w:themeColor="accent2" w:sz="4" w:space="0"/>
+        <w:bottom w:val="single" w:color="C0504D" w:themeColor="accent2" w:sz="4" w:space="0"/>
+        <w:right w:val="single" w:color="C0504D" w:themeColor="accent2" w:sz="4" w:space="0"/>
+        <w:insideH w:val="single" w:color="FFFFFF" w:themeColor="background1" w:sz="4" w:space="0"/>
+        <w:insideV w:val="single" w:color="FFFFFF" w:themeColor="background1" w:sz="4" w:space="0"/>
       </w:tblBorders>
     </w:tblPr>
     <w:tcPr>
@@ -13252,7 +14132,7 @@
         <w:tcBorders>
           <w:top w:val="nil"/>
           <w:left w:val="nil"/>
-          <w:bottom w:val="single" w:sz="24" w:space="0" w:color="C0504D" w:themeColor="accent2"/>
+          <w:bottom w:val="single" w:color="C0504D" w:themeColor="accent2" w:sz="24" w:space="0"/>
           <w:right w:val="nil"/>
           <w:insideH w:val="nil"/>
           <w:insideV w:val="nil"/>
@@ -13269,7 +14149,7 @@
       <w:tblPr/>
       <w:tcPr>
         <w:tcBorders>
-          <w:top w:val="single" w:sz="6" w:space="0" w:color="FFFFFF" w:themeColor="background1"/>
+          <w:top w:val="single" w:color="FFFFFF" w:themeColor="background1" w:sz="6" w:space="0"/>
         </w:tcBorders>
         <w:shd w:val="clear" w:color="auto" w:fill="772C2A" w:themeFill="accent2" w:themeFillShade="99"/>
       </w:tcPr>
@@ -13285,7 +14165,7 @@
           <w:left w:val="nil"/>
           <w:bottom w:val="nil"/>
           <w:right w:val="nil"/>
-          <w:insideH w:val="single" w:sz="4" w:space="0" w:color="772C2A" w:themeColor="accent2" w:themeShade="99"/>
+          <w:insideH w:val="single" w:color="772C2A" w:themeColor="accent2" w:themeShade="99" w:sz="4" w:space="0"/>
           <w:insideV w:val="nil"/>
         </w:tcBorders>
         <w:shd w:val="clear" w:color="auto" w:fill="772C2A" w:themeFill="accent2" w:themeFillShade="99"/>
@@ -13346,12 +14226,12 @@
       <w:tblStyleRowBandSize w:val="1"/>
       <w:tblStyleColBandSize w:val="1"/>
       <w:tblBorders>
-        <w:top w:val="single" w:sz="24" w:space="0" w:color="8064A2" w:themeColor="accent4"/>
-        <w:left w:val="single" w:sz="4" w:space="0" w:color="9BBB59" w:themeColor="accent3"/>
-        <w:bottom w:val="single" w:sz="4" w:space="0" w:color="9BBB59" w:themeColor="accent3"/>
-        <w:right w:val="single" w:sz="4" w:space="0" w:color="9BBB59" w:themeColor="accent3"/>
-        <w:insideH w:val="single" w:sz="4" w:space="0" w:color="FFFFFF" w:themeColor="background1"/>
-        <w:insideV w:val="single" w:sz="4" w:space="0" w:color="FFFFFF" w:themeColor="background1"/>
+        <w:top w:val="single" w:color="8064A2" w:themeColor="accent4" w:sz="24" w:space="0"/>
+        <w:left w:val="single" w:color="9BBB59" w:themeColor="accent3" w:sz="4" w:space="0"/>
+        <w:bottom w:val="single" w:color="9BBB59" w:themeColor="accent3" w:sz="4" w:space="0"/>
+        <w:right w:val="single" w:color="9BBB59" w:themeColor="accent3" w:sz="4" w:space="0"/>
+        <w:insideH w:val="single" w:color="FFFFFF" w:themeColor="background1" w:sz="4" w:space="0"/>
+        <w:insideV w:val="single" w:color="FFFFFF" w:themeColor="background1" w:sz="4" w:space="0"/>
       </w:tblBorders>
     </w:tblPr>
     <w:tcPr>
@@ -13367,7 +14247,7 @@
         <w:tcBorders>
           <w:top w:val="nil"/>
           <w:left w:val="nil"/>
-          <w:bottom w:val="single" w:sz="24" w:space="0" w:color="8064A2" w:themeColor="accent4"/>
+          <w:bottom w:val="single" w:color="8064A2" w:themeColor="accent4" w:sz="24" w:space="0"/>
           <w:right w:val="nil"/>
           <w:insideH w:val="nil"/>
           <w:insideV w:val="nil"/>
@@ -13384,7 +14264,7 @@
       <w:tblPr/>
       <w:tcPr>
         <w:tcBorders>
-          <w:top w:val="single" w:sz="6" w:space="0" w:color="FFFFFF" w:themeColor="background1"/>
+          <w:top w:val="single" w:color="FFFFFF" w:themeColor="background1" w:sz="6" w:space="0"/>
         </w:tcBorders>
         <w:shd w:val="clear" w:color="auto" w:fill="5E7530" w:themeFill="accent3" w:themeFillShade="99"/>
       </w:tcPr>
@@ -13400,7 +14280,7 @@
           <w:left w:val="nil"/>
           <w:bottom w:val="nil"/>
           <w:right w:val="nil"/>
-          <w:insideH w:val="single" w:sz="4" w:space="0" w:color="5E7530" w:themeColor="accent3" w:themeShade="99"/>
+          <w:insideH w:val="single" w:color="5E7530" w:themeColor="accent3" w:themeShade="99" w:sz="4" w:space="0"/>
           <w:insideV w:val="nil"/>
         </w:tcBorders>
         <w:shd w:val="clear" w:color="auto" w:fill="5E7530" w:themeFill="accent3" w:themeFillShade="99"/>
@@ -13451,12 +14331,12 @@
       <w:tblStyleRowBandSize w:val="1"/>
       <w:tblStyleColBandSize w:val="1"/>
       <w:tblBorders>
-        <w:top w:val="single" w:sz="24" w:space="0" w:color="9BBB59" w:themeColor="accent3"/>
-        <w:left w:val="single" w:sz="4" w:space="0" w:color="8064A2" w:themeColor="accent4"/>
-        <w:bottom w:val="single" w:sz="4" w:space="0" w:color="8064A2" w:themeColor="accent4"/>
-        <w:right w:val="single" w:sz="4" w:space="0" w:color="8064A2" w:themeColor="accent4"/>
-        <w:insideH w:val="single" w:sz="4" w:space="0" w:color="FFFFFF" w:themeColor="background1"/>
-        <w:insideV w:val="single" w:sz="4" w:space="0" w:color="FFFFFF" w:themeColor="background1"/>
+        <w:top w:val="single" w:color="9BBB59" w:themeColor="accent3" w:sz="24" w:space="0"/>
+        <w:left w:val="single" w:color="8064A2" w:themeColor="accent4" w:sz="4" w:space="0"/>
+        <w:bottom w:val="single" w:color="8064A2" w:themeColor="accent4" w:sz="4" w:space="0"/>
+        <w:right w:val="single" w:color="8064A2" w:themeColor="accent4" w:sz="4" w:space="0"/>
+        <w:insideH w:val="single" w:color="FFFFFF" w:themeColor="background1" w:sz="4" w:space="0"/>
+        <w:insideV w:val="single" w:color="FFFFFF" w:themeColor="background1" w:sz="4" w:space="0"/>
       </w:tblBorders>
     </w:tblPr>
     <w:tcPr>
@@ -13472,7 +14352,7 @@
         <w:tcBorders>
           <w:top w:val="nil"/>
           <w:left w:val="nil"/>
-          <w:bottom w:val="single" w:sz="24" w:space="0" w:color="9BBB59" w:themeColor="accent3"/>
+          <w:bottom w:val="single" w:color="9BBB59" w:themeColor="accent3" w:sz="24" w:space="0"/>
           <w:right w:val="nil"/>
           <w:insideH w:val="nil"/>
           <w:insideV w:val="nil"/>
@@ -13489,7 +14369,7 @@
       <w:tblPr/>
       <w:tcPr>
         <w:tcBorders>
-          <w:top w:val="single" w:sz="6" w:space="0" w:color="FFFFFF" w:themeColor="background1"/>
+          <w:top w:val="single" w:color="FFFFFF" w:themeColor="background1" w:sz="6" w:space="0"/>
         </w:tcBorders>
         <w:shd w:val="clear" w:color="auto" w:fill="4C3B62" w:themeFill="accent4" w:themeFillShade="99"/>
       </w:tcPr>
@@ -13505,7 +14385,7 @@
           <w:left w:val="nil"/>
           <w:bottom w:val="nil"/>
           <w:right w:val="nil"/>
-          <w:insideH w:val="single" w:sz="4" w:space="0" w:color="4C3B62" w:themeColor="accent4" w:themeShade="99"/>
+          <w:insideH w:val="single" w:color="4C3B62" w:themeColor="accent4" w:themeShade="99" w:sz="4" w:space="0"/>
           <w:insideV w:val="nil"/>
         </w:tcBorders>
         <w:shd w:val="clear" w:color="auto" w:fill="4C3B62" w:themeFill="accent4" w:themeFillShade="99"/>
@@ -13566,12 +14446,12 @@
       <w:tblStyleRowBandSize w:val="1"/>
       <w:tblStyleColBandSize w:val="1"/>
       <w:tblBorders>
-        <w:top w:val="single" w:sz="24" w:space="0" w:color="F79646" w:themeColor="accent6"/>
-        <w:left w:val="single" w:sz="4" w:space="0" w:color="4BACC6" w:themeColor="accent5"/>
-        <w:bottom w:val="single" w:sz="4" w:space="0" w:color="4BACC6" w:themeColor="accent5"/>
-        <w:right w:val="single" w:sz="4" w:space="0" w:color="4BACC6" w:themeColor="accent5"/>
-        <w:insideH w:val="single" w:sz="4" w:space="0" w:color="FFFFFF" w:themeColor="background1"/>
-        <w:insideV w:val="single" w:sz="4" w:space="0" w:color="FFFFFF" w:themeColor="background1"/>
+        <w:top w:val="single" w:color="F79646" w:themeColor="accent6" w:sz="24" w:space="0"/>
+        <w:left w:val="single" w:color="4BACC6" w:themeColor="accent5" w:sz="4" w:space="0"/>
+        <w:bottom w:val="single" w:color="4BACC6" w:themeColor="accent5" w:sz="4" w:space="0"/>
+        <w:right w:val="single" w:color="4BACC6" w:themeColor="accent5" w:sz="4" w:space="0"/>
+        <w:insideH w:val="single" w:color="FFFFFF" w:themeColor="background1" w:sz="4" w:space="0"/>
+        <w:insideV w:val="single" w:color="FFFFFF" w:themeColor="background1" w:sz="4" w:space="0"/>
       </w:tblBorders>
     </w:tblPr>
     <w:tcPr>
@@ -13587,7 +14467,7 @@
         <w:tcBorders>
           <w:top w:val="nil"/>
           <w:left w:val="nil"/>
-          <w:bottom w:val="single" w:sz="24" w:space="0" w:color="F79646" w:themeColor="accent6"/>
+          <w:bottom w:val="single" w:color="F79646" w:themeColor="accent6" w:sz="24" w:space="0"/>
           <w:right w:val="nil"/>
           <w:insideH w:val="nil"/>
           <w:insideV w:val="nil"/>
@@ -13604,7 +14484,7 @@
       <w:tblPr/>
       <w:tcPr>
         <w:tcBorders>
-          <w:top w:val="single" w:sz="6" w:space="0" w:color="FFFFFF" w:themeColor="background1"/>
+          <w:top w:val="single" w:color="FFFFFF" w:themeColor="background1" w:sz="6" w:space="0"/>
         </w:tcBorders>
         <w:shd w:val="clear" w:color="auto" w:fill="276A7C" w:themeFill="accent5" w:themeFillShade="99"/>
       </w:tcPr>
@@ -13620,7 +14500,7 @@
           <w:left w:val="nil"/>
           <w:bottom w:val="nil"/>
           <w:right w:val="nil"/>
-          <w:insideH w:val="single" w:sz="4" w:space="0" w:color="276A7C" w:themeColor="accent5" w:themeShade="99"/>
+          <w:insideH w:val="single" w:color="276A7C" w:themeColor="accent5" w:themeShade="99" w:sz="4" w:space="0"/>
           <w:insideV w:val="nil"/>
         </w:tcBorders>
         <w:shd w:val="clear" w:color="auto" w:fill="276A7C" w:themeFill="accent5" w:themeFillShade="99"/>
@@ -13681,12 +14561,12 @@
       <w:tblStyleRowBandSize w:val="1"/>
       <w:tblStyleColBandSize w:val="1"/>
       <w:tblBorders>
-        <w:top w:val="single" w:sz="24" w:space="0" w:color="4BACC6" w:themeColor="accent5"/>
-        <w:left w:val="single" w:sz="4" w:space="0" w:color="F79646" w:themeColor="accent6"/>
-        <w:bottom w:val="single" w:sz="4" w:space="0" w:color="F79646" w:themeColor="accent6"/>
-        <w:right w:val="single" w:sz="4" w:space="0" w:color="F79646" w:themeColor="accent6"/>
-        <w:insideH w:val="single" w:sz="4" w:space="0" w:color="FFFFFF" w:themeColor="background1"/>
-        <w:insideV w:val="single" w:sz="4" w:space="0" w:color="FFFFFF" w:themeColor="background1"/>
+        <w:top w:val="single" w:color="4BACC6" w:themeColor="accent5" w:sz="24" w:space="0"/>
+        <w:left w:val="single" w:color="F79646" w:themeColor="accent6" w:sz="4" w:space="0"/>
+        <w:bottom w:val="single" w:color="F79646" w:themeColor="accent6" w:sz="4" w:space="0"/>
+        <w:right w:val="single" w:color="F79646" w:themeColor="accent6" w:sz="4" w:space="0"/>
+        <w:insideH w:val="single" w:color="FFFFFF" w:themeColor="background1" w:sz="4" w:space="0"/>
+        <w:insideV w:val="single" w:color="FFFFFF" w:themeColor="background1" w:sz="4" w:space="0"/>
       </w:tblBorders>
     </w:tblPr>
     <w:tcPr>
@@ -13702,7 +14582,7 @@
         <w:tcBorders>
           <w:top w:val="nil"/>
           <w:left w:val="nil"/>
-          <w:bottom w:val="single" w:sz="24" w:space="0" w:color="4BACC6" w:themeColor="accent5"/>
+          <w:bottom w:val="single" w:color="4BACC6" w:themeColor="accent5" w:sz="24" w:space="0"/>
           <w:right w:val="nil"/>
           <w:insideH w:val="nil"/>
           <w:insideV w:val="nil"/>
@@ -13719,7 +14599,7 @@
       <w:tblPr/>
       <w:tcPr>
         <w:tcBorders>
-          <w:top w:val="single" w:sz="6" w:space="0" w:color="FFFFFF" w:themeColor="background1"/>
+          <w:top w:val="single" w:color="FFFFFF" w:themeColor="background1" w:sz="6" w:space="0"/>
         </w:tcBorders>
         <w:shd w:val="clear" w:color="auto" w:fill="B65608" w:themeFill="accent6" w:themeFillShade="99"/>
       </w:tcPr>
@@ -13735,7 +14615,7 @@
           <w:left w:val="nil"/>
           <w:bottom w:val="nil"/>
           <w:right w:val="nil"/>
-          <w:insideH w:val="single" w:sz="4" w:space="0" w:color="B65608" w:themeColor="accent6" w:themeShade="99"/>
+          <w:insideH w:val="single" w:color="B65608" w:themeColor="accent6" w:themeShade="99" w:sz="4" w:space="0"/>
           <w:insideV w:val="nil"/>
         </w:tcBorders>
         <w:shd w:val="clear" w:color="auto" w:fill="B65608" w:themeFill="accent6" w:themeFillShade="99"/>
@@ -13808,7 +14688,7 @@
       <w:tblPr/>
       <w:tcPr>
         <w:tcBorders>
-          <w:bottom w:val="single" w:sz="12" w:space="0" w:color="FFFFFF" w:themeColor="background1"/>
+          <w:bottom w:val="single" w:color="FFFFFF" w:themeColor="background1" w:sz="12" w:space="0"/>
         </w:tcBorders>
         <w:shd w:val="clear" w:color="auto" w:fill="9E3A38" w:themeFill="accent2" w:themeFillShade="CC"/>
       </w:tcPr>
@@ -13822,7 +14702,7 @@
       <w:tblPr/>
       <w:tcPr>
         <w:tcBorders>
-          <w:top w:val="single" w:sz="12" w:space="0" w:color="000000" w:themeColor="text1"/>
+          <w:top w:val="single" w:color="000000" w:themeColor="text1" w:sz="12" w:space="0"/>
         </w:tcBorders>
         <w:shd w:val="clear" w:color="auto" w:fill="FFFFFF" w:themeFill="background1"/>
       </w:tcPr>
@@ -13887,7 +14767,7 @@
       <w:tblPr/>
       <w:tcPr>
         <w:tcBorders>
-          <w:bottom w:val="single" w:sz="12" w:space="0" w:color="FFFFFF" w:themeColor="background1"/>
+          <w:bottom w:val="single" w:color="FFFFFF" w:themeColor="background1" w:sz="12" w:space="0"/>
         </w:tcBorders>
         <w:shd w:val="clear" w:color="auto" w:fill="9E3A38" w:themeFill="accent2" w:themeFillShade="CC"/>
       </w:tcPr>
@@ -13901,7 +14781,7 @@
       <w:tblPr/>
       <w:tcPr>
         <w:tcBorders>
-          <w:top w:val="single" w:sz="12" w:space="0" w:color="000000" w:themeColor="text1"/>
+          <w:top w:val="single" w:color="000000" w:themeColor="text1" w:sz="12" w:space="0"/>
         </w:tcBorders>
         <w:shd w:val="clear" w:color="auto" w:fill="FFFFFF" w:themeFill="background1"/>
       </w:tcPr>
@@ -13966,7 +14846,7 @@
       <w:tblPr/>
       <w:tcPr>
         <w:tcBorders>
-          <w:bottom w:val="single" w:sz="12" w:space="0" w:color="FFFFFF" w:themeColor="background1"/>
+          <w:bottom w:val="single" w:color="FFFFFF" w:themeColor="background1" w:sz="12" w:space="0"/>
         </w:tcBorders>
         <w:shd w:val="clear" w:color="auto" w:fill="9E3A38" w:themeFill="accent2" w:themeFillShade="CC"/>
       </w:tcPr>
@@ -13980,7 +14860,7 @@
       <w:tblPr/>
       <w:tcPr>
         <w:tcBorders>
-          <w:top w:val="single" w:sz="12" w:space="0" w:color="000000" w:themeColor="text1"/>
+          <w:top w:val="single" w:color="000000" w:themeColor="text1" w:sz="12" w:space="0"/>
         </w:tcBorders>
         <w:shd w:val="clear" w:color="auto" w:fill="FFFFFF" w:themeFill="background1"/>
       </w:tcPr>
@@ -14045,7 +14925,7 @@
       <w:tblPr/>
       <w:tcPr>
         <w:tcBorders>
-          <w:bottom w:val="single" w:sz="12" w:space="0" w:color="FFFFFF" w:themeColor="background1"/>
+          <w:bottom w:val="single" w:color="FFFFFF" w:themeColor="background1" w:sz="12" w:space="0"/>
         </w:tcBorders>
         <w:shd w:val="clear" w:color="auto" w:fill="664E82" w:themeFill="accent4" w:themeFillShade="CC"/>
       </w:tcPr>
@@ -14059,7 +14939,7 @@
       <w:tblPr/>
       <w:tcPr>
         <w:tcBorders>
-          <w:top w:val="single" w:sz="12" w:space="0" w:color="000000" w:themeColor="text1"/>
+          <w:top w:val="single" w:color="000000" w:themeColor="text1" w:sz="12" w:space="0"/>
         </w:tcBorders>
         <w:shd w:val="clear" w:color="auto" w:fill="FFFFFF" w:themeFill="background1"/>
       </w:tcPr>
@@ -14124,7 +15004,7 @@
       <w:tblPr/>
       <w:tcPr>
         <w:tcBorders>
-          <w:bottom w:val="single" w:sz="12" w:space="0" w:color="FFFFFF" w:themeColor="background1"/>
+          <w:bottom w:val="single" w:color="FFFFFF" w:themeColor="background1" w:sz="12" w:space="0"/>
         </w:tcBorders>
         <w:shd w:val="clear" w:color="auto" w:fill="7E9C40" w:themeFill="accent3" w:themeFillShade="CC"/>
       </w:tcPr>
@@ -14138,7 +15018,7 @@
       <w:tblPr/>
       <w:tcPr>
         <w:tcBorders>
-          <w:top w:val="single" w:sz="12" w:space="0" w:color="000000" w:themeColor="text1"/>
+          <w:top w:val="single" w:color="000000" w:themeColor="text1" w:sz="12" w:space="0"/>
         </w:tcBorders>
         <w:shd w:val="clear" w:color="auto" w:fill="FFFFFF" w:themeFill="background1"/>
       </w:tcPr>
@@ -14203,7 +15083,7 @@
       <w:tblPr/>
       <w:tcPr>
         <w:tcBorders>
-          <w:bottom w:val="single" w:sz="12" w:space="0" w:color="FFFFFF" w:themeColor="background1"/>
+          <w:bottom w:val="single" w:color="FFFFFF" w:themeColor="background1" w:sz="12" w:space="0"/>
         </w:tcBorders>
         <w:shd w:val="clear" w:color="auto" w:fill="F2730A" w:themeFill="accent6" w:themeFillShade="CC"/>
       </w:tcPr>
@@ -14217,7 +15097,7 @@
       <w:tblPr/>
       <w:tcPr>
         <w:tcBorders>
-          <w:top w:val="single" w:sz="12" w:space="0" w:color="000000" w:themeColor="text1"/>
+          <w:top w:val="single" w:color="000000" w:themeColor="text1" w:sz="12" w:space="0"/>
         </w:tcBorders>
         <w:shd w:val="clear" w:color="auto" w:fill="FFFFFF" w:themeFill="background1"/>
       </w:tcPr>
@@ -14282,7 +15162,7 @@
       <w:tblPr/>
       <w:tcPr>
         <w:tcBorders>
-          <w:bottom w:val="single" w:sz="12" w:space="0" w:color="FFFFFF" w:themeColor="background1"/>
+          <w:bottom w:val="single" w:color="FFFFFF" w:themeColor="background1" w:sz="12" w:space="0"/>
         </w:tcBorders>
         <w:shd w:val="clear" w:color="auto" w:fill="348DA5" w:themeFill="accent5" w:themeFillShade="CC"/>
       </w:tcPr>
@@ -14296,7 +15176,7 @@
       <w:tblPr/>
       <w:tcPr>
         <w:tcBorders>
-          <w:top w:val="single" w:sz="12" w:space="0" w:color="000000" w:themeColor="text1"/>
+          <w:top w:val="single" w:color="000000" w:themeColor="text1" w:sz="12" w:space="0"/>
         </w:tcBorders>
         <w:shd w:val="clear" w:color="auto" w:fill="FFFFFF" w:themeFill="background1"/>
       </w:tcPr>
@@ -14349,7 +15229,7 @@
       <w:tblStyleRowBandSize w:val="1"/>
       <w:tblStyleColBandSize w:val="1"/>
       <w:tblBorders>
-        <w:insideH w:val="single" w:sz="4" w:space="0" w:color="FFFFFF" w:themeColor="background1"/>
+        <w:insideH w:val="single" w:color="FFFFFF" w:themeColor="background1" w:sz="4" w:space="0"/>
       </w:tblBorders>
     </w:tblPr>
     <w:tcPr>
@@ -14422,7 +15302,7 @@
       <w:tblStyleRowBandSize w:val="1"/>
       <w:tblStyleColBandSize w:val="1"/>
       <w:tblBorders>
-        <w:insideH w:val="single" w:sz="4" w:space="0" w:color="FFFFFF" w:themeColor="background1"/>
+        <w:insideH w:val="single" w:color="FFFFFF" w:themeColor="background1" w:sz="4" w:space="0"/>
       </w:tblBorders>
     </w:tblPr>
     <w:tcPr>
@@ -14495,7 +15375,7 @@
       <w:tblStyleRowBandSize w:val="1"/>
       <w:tblStyleColBandSize w:val="1"/>
       <w:tblBorders>
-        <w:insideH w:val="single" w:sz="4" w:space="0" w:color="FFFFFF" w:themeColor="background1"/>
+        <w:insideH w:val="single" w:color="FFFFFF" w:themeColor="background1" w:sz="4" w:space="0"/>
       </w:tblBorders>
     </w:tblPr>
     <w:tcPr>
@@ -14568,7 +15448,7 @@
       <w:tblStyleRowBandSize w:val="1"/>
       <w:tblStyleColBandSize w:val="1"/>
       <w:tblBorders>
-        <w:insideH w:val="single" w:sz="4" w:space="0" w:color="FFFFFF" w:themeColor="background1"/>
+        <w:insideH w:val="single" w:color="FFFFFF" w:themeColor="background1" w:sz="4" w:space="0"/>
       </w:tblBorders>
     </w:tblPr>
     <w:tcPr>
@@ -14641,7 +15521,7 @@
       <w:tblStyleRowBandSize w:val="1"/>
       <w:tblStyleColBandSize w:val="1"/>
       <w:tblBorders>
-        <w:insideH w:val="single" w:sz="4" w:space="0" w:color="FFFFFF" w:themeColor="background1"/>
+        <w:insideH w:val="single" w:color="FFFFFF" w:themeColor="background1" w:sz="4" w:space="0"/>
       </w:tblBorders>
     </w:tblPr>
     <w:tcPr>
@@ -14714,7 +15594,7 @@
       <w:tblStyleRowBandSize w:val="1"/>
       <w:tblStyleColBandSize w:val="1"/>
       <w:tblBorders>
-        <w:insideH w:val="single" w:sz="4" w:space="0" w:color="FFFFFF" w:themeColor="background1"/>
+        <w:insideH w:val="single" w:color="FFFFFF" w:themeColor="background1" w:sz="4" w:space="0"/>
       </w:tblBorders>
     </w:tblPr>
     <w:tcPr>
@@ -14787,7 +15667,7 @@
       <w:tblStyleRowBandSize w:val="1"/>
       <w:tblStyleColBandSize w:val="1"/>
       <w:tblBorders>
-        <w:insideH w:val="single" w:sz="4" w:space="0" w:color="FFFFFF" w:themeColor="background1"/>
+        <w:insideH w:val="single" w:color="FFFFFF" w:themeColor="background1" w:sz="4" w:space="0"/>
       </w:tblBorders>
     </w:tblPr>
     <w:tcPr>
